--- a/Documents/personal part/ClassN01_Group_7_Lab_report_main_PhamTheThuyHoang.docx
+++ b/Documents/personal part/ClassN01_Group_7_Lab_report_main_PhamTheThuyHoang.docx
@@ -3180,9 +3180,104 @@
           <w:sz w:val="30"/>
           <w:szCs w:val="30"/>
         </w:rPr>
-        <w:t>2</w:t>
-      </w:r>
-      <w:r>
+        <w:t>2. Testing &amp; Verification</w:t>
+      </w:r>
+      <w:bookmarkEnd w:id="1"/>
+    </w:p>
+    <w:p>
+      <w:pPr>
+        <w:rPr>
+          <w:sz w:val="26"/>
+          <w:szCs w:val="26"/>
+        </w:rPr>
+      </w:pPr>
+      <w:r>
+        <w:rPr>
+          <w:sz w:val="26"/>
+          <w:szCs w:val="26"/>
+        </w:rPr>
+        <w:t>The main goal of testing is to ensure that:</w:t>
+      </w:r>
+    </w:p>
+    <w:p>
+      <w:pPr>
+        <w:numPr>
+          <w:ilvl w:val="0"/>
+          <w:numId w:val="7"/>
+        </w:numPr>
+        <w:rPr>
+          <w:sz w:val="26"/>
+          <w:szCs w:val="26"/>
+        </w:rPr>
+      </w:pPr>
+      <w:r>
+        <w:rPr>
+          <w:sz w:val="26"/>
+          <w:szCs w:val="26"/>
+        </w:rPr>
+        <w:t>Booking and room availability logic works correctly (no overbooking).</w:t>
+      </w:r>
+    </w:p>
+    <w:p>
+      <w:pPr>
+        <w:numPr>
+          <w:ilvl w:val="0"/>
+          <w:numId w:val="7"/>
+        </w:numPr>
+        <w:rPr>
+          <w:sz w:val="26"/>
+          <w:szCs w:val="26"/>
+        </w:rPr>
+      </w:pPr>
+      <w:r>
+        <w:rPr>
+          <w:sz w:val="26"/>
+          <w:szCs w:val="26"/>
+        </w:rPr>
+        <w:t>Payments and wallet operations are consistent with booking states.</w:t>
+      </w:r>
+    </w:p>
+    <w:p>
+      <w:pPr>
+        <w:numPr>
+          <w:ilvl w:val="0"/>
+          <w:numId w:val="7"/>
+        </w:numPr>
+        <w:rPr>
+          <w:sz w:val="26"/>
+          <w:szCs w:val="26"/>
+        </w:rPr>
+      </w:pPr>
+      <w:r>
+        <w:rPr>
+          <w:sz w:val="26"/>
+          <w:szCs w:val="26"/>
+        </w:rPr>
+        <w:t>Authentication and authorization are enforced for protected endpoints.</w:t>
+      </w:r>
+    </w:p>
+    <w:p>
+      <w:pPr>
+        <w:numPr>
+          <w:ilvl w:val="0"/>
+          <w:numId w:val="7"/>
+        </w:numPr>
+        <w:rPr>
+          <w:sz w:val="26"/>
+          <w:szCs w:val="26"/>
+        </w:rPr>
+      </w:pPr>
+      <w:r>
+        <w:rPr>
+          <w:sz w:val="26"/>
+          <w:szCs w:val="26"/>
+        </w:rPr>
+        <w:t>The frontend can interact smoothly with the backend APIs and present correct data.</w:t>
+      </w:r>
+    </w:p>
+    <w:p>
+      <w:pPr>
+        <w:pStyle w:val="Heading2"/>
         <w:rPr>
           <w:rFonts w:ascii="Times New Roman" w:eastAsia="Times New Roman" w:hAnsi="Times New Roman" w:cs="Times New Roman"/>
           <w:b/>
@@ -3191,104 +3286,9 @@
           <w:sz w:val="30"/>
           <w:szCs w:val="30"/>
         </w:rPr>
-        <w:t>. Testing &amp; Verification</w:t>
-      </w:r>
-      <w:bookmarkEnd w:id="1"/>
-    </w:p>
-    <w:p>
-      <w:pPr>
-        <w:rPr>
-          <w:sz w:val="26"/>
-          <w:szCs w:val="26"/>
-        </w:rPr>
-      </w:pPr>
-      <w:r>
-        <w:rPr>
-          <w:sz w:val="26"/>
-          <w:szCs w:val="26"/>
-        </w:rPr>
-        <w:t>The main goal of testing is to ensure that:</w:t>
-      </w:r>
-    </w:p>
-    <w:p>
-      <w:pPr>
-        <w:numPr>
-          <w:ilvl w:val="0"/>
-          <w:numId w:val="7"/>
-        </w:numPr>
-        <w:rPr>
-          <w:sz w:val="26"/>
-          <w:szCs w:val="26"/>
-        </w:rPr>
-      </w:pPr>
-      <w:r>
-        <w:rPr>
-          <w:sz w:val="26"/>
-          <w:szCs w:val="26"/>
-        </w:rPr>
-        <w:t>Booking and room availability logic works correctly (no overbooking).</w:t>
-      </w:r>
-    </w:p>
-    <w:p>
-      <w:pPr>
-        <w:numPr>
-          <w:ilvl w:val="0"/>
-          <w:numId w:val="7"/>
-        </w:numPr>
-        <w:rPr>
-          <w:sz w:val="26"/>
-          <w:szCs w:val="26"/>
-        </w:rPr>
-      </w:pPr>
-      <w:r>
-        <w:rPr>
-          <w:sz w:val="26"/>
-          <w:szCs w:val="26"/>
-        </w:rPr>
-        <w:t>Payments and wallet operations are consistent with booking states.</w:t>
-      </w:r>
-    </w:p>
-    <w:p>
-      <w:pPr>
-        <w:numPr>
-          <w:ilvl w:val="0"/>
-          <w:numId w:val="7"/>
-        </w:numPr>
-        <w:rPr>
-          <w:sz w:val="26"/>
-          <w:szCs w:val="26"/>
-        </w:rPr>
-      </w:pPr>
-      <w:r>
-        <w:rPr>
-          <w:sz w:val="26"/>
-          <w:szCs w:val="26"/>
-        </w:rPr>
-        <w:t>Authentication and authorization are enforced for protected endpoints.</w:t>
-      </w:r>
-    </w:p>
-    <w:p>
-      <w:pPr>
-        <w:numPr>
-          <w:ilvl w:val="0"/>
-          <w:numId w:val="7"/>
-        </w:numPr>
-        <w:rPr>
-          <w:sz w:val="26"/>
-          <w:szCs w:val="26"/>
-        </w:rPr>
-      </w:pPr>
-      <w:r>
-        <w:rPr>
-          <w:sz w:val="26"/>
-          <w:szCs w:val="26"/>
-        </w:rPr>
-        <w:t>The frontend can interact smoothly with the backend APIs and present correct data.</w:t>
-      </w:r>
-    </w:p>
-    <w:p>
-      <w:pPr>
-        <w:pStyle w:val="Heading2"/>
+      </w:pPr>
+      <w:bookmarkStart w:id="2" w:name="_Toc223379577"/>
+      <w:r>
         <w:rPr>
           <w:rFonts w:ascii="Times New Roman" w:eastAsia="Times New Roman" w:hAnsi="Times New Roman" w:cs="Times New Roman"/>
           <w:b/>
@@ -3297,9 +3297,728 @@
           <w:sz w:val="30"/>
           <w:szCs w:val="30"/>
         </w:rPr>
-      </w:pPr>
-      <w:bookmarkStart w:id="2" w:name="_Toc223379577"/>
-      <w:r>
+        <w:t>2.1 Unit Testing</w:t>
+      </w:r>
+      <w:bookmarkEnd w:id="2"/>
+    </w:p>
+    <w:p>
+      <w:pPr>
+        <w:rPr>
+          <w:sz w:val="26"/>
+          <w:szCs w:val="26"/>
+        </w:rPr>
+      </w:pPr>
+      <w:r>
+        <w:rPr>
+          <w:sz w:val="26"/>
+          <w:szCs w:val="26"/>
+        </w:rPr>
+        <w:t>Unit tests verify individual components (functions, methods, or classes) in isolation, usually with dependencies mocked or stubbed. In this project, unit testing focuses on the business and data-access layers so that validation rules, state transitions, and data mapping behave as specified without requiring a live database or HTTP server.</w:t>
+      </w:r>
+    </w:p>
+    <w:p>
+      <w:pPr>
+        <w:rPr>
+          <w:sz w:val="26"/>
+          <w:szCs w:val="26"/>
+        </w:rPr>
+      </w:pPr>
+    </w:p>
+    <w:p>
+      <w:pPr>
+        <w:numPr>
+          <w:ilvl w:val="0"/>
+          <w:numId w:val="8"/>
+        </w:numPr>
+        <w:rPr>
+          <w:sz w:val="26"/>
+          <w:szCs w:val="26"/>
+        </w:rPr>
+      </w:pPr>
+      <w:r>
+        <w:rPr>
+          <w:sz w:val="26"/>
+          <w:szCs w:val="26"/>
+        </w:rPr>
+        <w:lastRenderedPageBreak/>
+        <w:t>Service layer: booking_service.py, coupon_service.py, payment_service.py, wallet_service.py, and other services are tested for core logic—e.g. date overlap validation, coupon validity and discount calculation, wallet balance checks before payment, and refund amount computation on cancellation. Dependencies such as repositories are mocked so that tests are fast and deterministic.</w:t>
+      </w:r>
+    </w:p>
+    <w:p>
+      <w:pPr>
+        <w:numPr>
+          <w:ilvl w:val="0"/>
+          <w:numId w:val="8"/>
+        </w:numPr>
+        <w:rPr>
+          <w:sz w:val="26"/>
+          <w:szCs w:val="26"/>
+        </w:rPr>
+      </w:pPr>
+      <w:r>
+        <w:rPr>
+          <w:sz w:val="26"/>
+          <w:szCs w:val="26"/>
+        </w:rPr>
+        <w:t>Repository layer: Repository methods (e.g. booking_repository.py/BookingRepository.find_available_rooms_by_date_range, WalletRepository.update_balance) can be unit-tested with an in-memory SQLite database or with mocks of the database connection to assert correct SQL behaviour and mapping from rows to domain models.</w:t>
+      </w:r>
+    </w:p>
+    <w:p>
+      <w:pPr>
+        <w:numPr>
+          <w:ilvl w:val="0"/>
+          <w:numId w:val="8"/>
+        </w:numPr>
+        <w:rPr>
+          <w:sz w:val="26"/>
+          <w:szCs w:val="26"/>
+        </w:rPr>
+      </w:pPr>
+      <w:r>
+        <w:rPr>
+          <w:sz w:val="26"/>
+          <w:szCs w:val="26"/>
+        </w:rPr>
+        <w:t>Validation and helpers: Input validation (date ranges, positive amounts, required fields) and utility functions (e.g. in utils or middleware) are covered by unit tests to prevent invalid data from propagating to the database or API responses.</w:t>
+      </w:r>
+    </w:p>
+    <w:p>
+      <w:pPr>
+        <w:rPr>
+          <w:sz w:val="26"/>
+          <w:szCs w:val="26"/>
+        </w:rPr>
+      </w:pPr>
+    </w:p>
+    <w:p>
+      <w:pPr>
+        <w:rPr>
+          <w:sz w:val="26"/>
+          <w:szCs w:val="26"/>
+        </w:rPr>
+      </w:pPr>
+      <w:r>
+        <w:rPr>
+          <w:sz w:val="26"/>
+          <w:szCs w:val="26"/>
+        </w:rPr>
+        <w:t>Tools such as pytest or unittest can be used, with pytest fixtures for shared setup and mocks (e.g. unittest.mock or pytest-mock) for repository and external dependencies.</w:t>
+      </w:r>
+    </w:p>
+    <w:p>
+      <w:pPr>
+        <w:rPr>
+          <w:sz w:val="28"/>
+          <w:szCs w:val="28"/>
+        </w:rPr>
+      </w:pPr>
+    </w:p>
+    <w:p>
+      <w:pPr>
+        <w:rPr>
+          <w:sz w:val="26"/>
+          <w:szCs w:val="26"/>
+        </w:rPr>
+      </w:pPr>
+      <w:r>
+        <w:rPr>
+          <w:sz w:val="26"/>
+          <w:szCs w:val="26"/>
+        </w:rPr>
+        <w:t>Example unit tests:</w:t>
+      </w:r>
+    </w:p>
+    <w:p>
+      <w:pPr>
+        <w:rPr>
+          <w:sz w:val="26"/>
+          <w:szCs w:val="26"/>
+        </w:rPr>
+      </w:pPr>
+    </w:p>
+    <w:p>
+      <w:pPr>
+        <w:rPr>
+          <w:sz w:val="26"/>
+          <w:szCs w:val="26"/>
+        </w:rPr>
+      </w:pPr>
+      <w:r>
+        <w:rPr>
+          <w:sz w:val="26"/>
+          <w:szCs w:val="26"/>
+        </w:rPr>
+        <w:t>1. BookingService – reject past check-in dates</w:t>
+      </w:r>
+    </w:p>
+    <w:p>
+      <w:pPr>
+        <w:rPr>
+          <w:sz w:val="26"/>
+          <w:szCs w:val="26"/>
+        </w:rPr>
+      </w:pPr>
+      <w:r>
+        <w:rPr>
+          <w:sz w:val="26"/>
+          <w:szCs w:val="26"/>
+        </w:rPr>
+        <w:t xml:space="preserve">   def test_create_booking_rejects_past_check_in_date():</w:t>
+      </w:r>
+    </w:p>
+    <w:p>
+      <w:pPr>
+        <w:rPr>
+          <w:sz w:val="26"/>
+          <w:szCs w:val="26"/>
+        </w:rPr>
+      </w:pPr>
+      <w:r>
+        <w:rPr>
+          <w:sz w:val="26"/>
+          <w:szCs w:val="26"/>
+        </w:rPr>
+        <w:t xml:space="preserve">       service = BookingService()</w:t>
+      </w:r>
+    </w:p>
+    <w:p>
+      <w:pPr>
+        <w:rPr>
+          <w:sz w:val="26"/>
+          <w:szCs w:val="26"/>
+        </w:rPr>
+      </w:pPr>
+      <w:r>
+        <w:rPr>
+          <w:sz w:val="26"/>
+          <w:szCs w:val="26"/>
+        </w:rPr>
+        <w:t xml:space="preserve">       past_date = "2020-01-01"</w:t>
+      </w:r>
+    </w:p>
+    <w:p>
+      <w:pPr>
+        <w:rPr>
+          <w:sz w:val="26"/>
+          <w:szCs w:val="26"/>
+        </w:rPr>
+      </w:pPr>
+      <w:r>
+        <w:rPr>
+          <w:sz w:val="26"/>
+          <w:szCs w:val="26"/>
+        </w:rPr>
+        <w:t xml:space="preserve">       with pytest.raises(ValueError):</w:t>
+      </w:r>
+    </w:p>
+    <w:p>
+      <w:pPr>
+        <w:rPr>
+          <w:sz w:val="26"/>
+          <w:szCs w:val="26"/>
+        </w:rPr>
+      </w:pPr>
+      <w:r>
+        <w:rPr>
+          <w:sz w:val="26"/>
+          <w:szCs w:val="26"/>
+        </w:rPr>
+        <w:t xml:space="preserve">           service.create_booking(</w:t>
+      </w:r>
+    </w:p>
+    <w:p>
+      <w:pPr>
+        <w:rPr>
+          <w:sz w:val="26"/>
+          <w:szCs w:val="26"/>
+        </w:rPr>
+      </w:pPr>
+      <w:r>
+        <w:rPr>
+          <w:sz w:val="26"/>
+          <w:szCs w:val="26"/>
+        </w:rPr>
+        <w:t xml:space="preserve">               guest_name="Alice",</w:t>
+      </w:r>
+    </w:p>
+    <w:p>
+      <w:pPr>
+        <w:rPr>
+          <w:sz w:val="26"/>
+          <w:szCs w:val="26"/>
+        </w:rPr>
+      </w:pPr>
+      <w:r>
+        <w:rPr>
+          <w:sz w:val="26"/>
+          <w:szCs w:val="26"/>
+        </w:rPr>
+        <w:t xml:space="preserve">               room_type="standard",</w:t>
+      </w:r>
+    </w:p>
+    <w:p>
+      <w:pPr>
+        <w:rPr>
+          <w:sz w:val="26"/>
+          <w:szCs w:val="26"/>
+        </w:rPr>
+      </w:pPr>
+      <w:r>
+        <w:rPr>
+          <w:sz w:val="26"/>
+          <w:szCs w:val="26"/>
+        </w:rPr>
+        <w:t xml:space="preserve">               check_in_date=past_date,</w:t>
+      </w:r>
+    </w:p>
+    <w:p>
+      <w:pPr>
+        <w:rPr>
+          <w:sz w:val="26"/>
+          <w:szCs w:val="26"/>
+        </w:rPr>
+      </w:pPr>
+      <w:r>
+        <w:rPr>
+          <w:sz w:val="26"/>
+          <w:szCs w:val="26"/>
+        </w:rPr>
+        <w:t xml:space="preserve">               total_price=100.0,</w:t>
+      </w:r>
+    </w:p>
+    <w:p>
+      <w:pPr>
+        <w:rPr>
+          <w:sz w:val="26"/>
+          <w:szCs w:val="26"/>
+        </w:rPr>
+      </w:pPr>
+      <w:r>
+        <w:rPr>
+          <w:sz w:val="26"/>
+          <w:szCs w:val="26"/>
+        </w:rPr>
+        <w:t xml:space="preserve">           )</w:t>
+      </w:r>
+    </w:p>
+    <w:p>
+      <w:pPr>
+        <w:rPr>
+          <w:sz w:val="26"/>
+          <w:szCs w:val="26"/>
+        </w:rPr>
+      </w:pPr>
+    </w:p>
+    <w:p>
+      <w:pPr>
+        <w:rPr>
+          <w:sz w:val="26"/>
+          <w:szCs w:val="26"/>
+        </w:rPr>
+      </w:pPr>
+      <w:r>
+        <w:rPr>
+          <w:sz w:val="26"/>
+          <w:szCs w:val="26"/>
+        </w:rPr>
+        <w:t>2. BookingRepository – mapping database row to Booking model</w:t>
+      </w:r>
+    </w:p>
+    <w:p>
+      <w:pPr>
+        <w:rPr>
+          <w:sz w:val="26"/>
+          <w:szCs w:val="26"/>
+        </w:rPr>
+      </w:pPr>
+      <w:r>
+        <w:rPr>
+          <w:sz w:val="26"/>
+          <w:szCs w:val="26"/>
+        </w:rPr>
+        <w:t xml:space="preserve">   def test_row_to_booking_maps_row_correctly():</w:t>
+      </w:r>
+    </w:p>
+    <w:p>
+      <w:pPr>
+        <w:rPr>
+          <w:sz w:val="26"/>
+          <w:szCs w:val="26"/>
+        </w:rPr>
+      </w:pPr>
+      <w:r>
+        <w:rPr>
+          <w:sz w:val="26"/>
+          <w:szCs w:val="26"/>
+        </w:rPr>
+        <w:t xml:space="preserve">       repo = BookingRepository()</w:t>
+      </w:r>
+    </w:p>
+    <w:p>
+      <w:pPr>
+        <w:rPr>
+          <w:sz w:val="26"/>
+          <w:szCs w:val="26"/>
+        </w:rPr>
+      </w:pPr>
+      <w:r>
+        <w:rPr>
+          <w:sz w:val="26"/>
+          <w:szCs w:val="26"/>
+        </w:rPr>
+        <w:t xml:space="preserve">       row = {</w:t>
+      </w:r>
+    </w:p>
+    <w:p>
+      <w:pPr>
+        <w:rPr>
+          <w:sz w:val="26"/>
+          <w:szCs w:val="26"/>
+        </w:rPr>
+      </w:pPr>
+      <w:r>
+        <w:rPr>
+          <w:sz w:val="26"/>
+          <w:szCs w:val="26"/>
+        </w:rPr>
+        <w:t xml:space="preserve">           "id": 42,</w:t>
+      </w:r>
+    </w:p>
+    <w:p>
+      <w:pPr>
+        <w:rPr>
+          <w:sz w:val="26"/>
+          <w:szCs w:val="26"/>
+        </w:rPr>
+      </w:pPr>
+      <w:r>
+        <w:rPr>
+          <w:sz w:val="26"/>
+          <w:szCs w:val="26"/>
+        </w:rPr>
+        <w:t xml:space="preserve">           "guest_name": "Bob",</w:t>
+      </w:r>
+    </w:p>
+    <w:p>
+      <w:pPr>
+        <w:rPr>
+          <w:sz w:val="26"/>
+          <w:szCs w:val="26"/>
+        </w:rPr>
+      </w:pPr>
+      <w:r>
+        <w:rPr>
+          <w:sz w:val="26"/>
+          <w:szCs w:val="26"/>
+        </w:rPr>
+        <w:t xml:space="preserve">           "room_type": "deluxe",</w:t>
+      </w:r>
+    </w:p>
+    <w:p>
+      <w:pPr>
+        <w:rPr>
+          <w:sz w:val="26"/>
+          <w:szCs w:val="26"/>
+        </w:rPr>
+      </w:pPr>
+      <w:r>
+        <w:rPr>
+          <w:sz w:val="26"/>
+          <w:szCs w:val="26"/>
+        </w:rPr>
+        <w:t xml:space="preserve">           "check_in_date": date(2026, 2, 10),</w:t>
+      </w:r>
+    </w:p>
+    <w:p>
+      <w:pPr>
+        <w:rPr>
+          <w:sz w:val="26"/>
+          <w:szCs w:val="26"/>
+        </w:rPr>
+      </w:pPr>
+      <w:r>
+        <w:rPr>
+          <w:sz w:val="26"/>
+          <w:szCs w:val="26"/>
+        </w:rPr>
+        <w:t xml:space="preserve">           "check_out_date": date(2026, 2, 12),</w:t>
+      </w:r>
+    </w:p>
+    <w:p>
+      <w:pPr>
+        <w:rPr>
+          <w:sz w:val="26"/>
+          <w:szCs w:val="26"/>
+        </w:rPr>
+      </w:pPr>
+      <w:r>
+        <w:rPr>
+          <w:sz w:val="26"/>
+          <w:szCs w:val="26"/>
+        </w:rPr>
+        <w:t xml:space="preserve">           "total_price": 300.0,</w:t>
+      </w:r>
+    </w:p>
+    <w:p>
+      <w:pPr>
+        <w:rPr>
+          <w:sz w:val="26"/>
+          <w:szCs w:val="26"/>
+        </w:rPr>
+      </w:pPr>
+      <w:r>
+        <w:rPr>
+          <w:sz w:val="26"/>
+          <w:szCs w:val="26"/>
+        </w:rPr>
+        <w:t xml:space="preserve">           "status": "pending",</w:t>
+      </w:r>
+    </w:p>
+    <w:p>
+      <w:pPr>
+        <w:rPr>
+          <w:sz w:val="26"/>
+          <w:szCs w:val="26"/>
+        </w:rPr>
+      </w:pPr>
+      <w:r>
+        <w:rPr>
+          <w:sz w:val="26"/>
+          <w:szCs w:val="26"/>
+        </w:rPr>
+        <w:t xml:space="preserve">           "room_id": 7,</w:t>
+      </w:r>
+    </w:p>
+    <w:p>
+      <w:pPr>
+        <w:rPr>
+          <w:sz w:val="26"/>
+          <w:szCs w:val="26"/>
+        </w:rPr>
+      </w:pPr>
+      <w:r>
+        <w:rPr>
+          <w:sz w:val="26"/>
+          <w:szCs w:val="26"/>
+        </w:rPr>
+        <w:lastRenderedPageBreak/>
+        <w:t xml:space="preserve">           "user_id": 5,</w:t>
+      </w:r>
+    </w:p>
+    <w:p>
+      <w:pPr>
+        <w:rPr>
+          <w:sz w:val="26"/>
+          <w:szCs w:val="26"/>
+        </w:rPr>
+      </w:pPr>
+      <w:r>
+        <w:rPr>
+          <w:sz w:val="26"/>
+          <w:szCs w:val="26"/>
+        </w:rPr>
+        <w:t xml:space="preserve">       }</w:t>
+      </w:r>
+    </w:p>
+    <w:p>
+      <w:pPr>
+        <w:rPr>
+          <w:sz w:val="26"/>
+          <w:szCs w:val="26"/>
+        </w:rPr>
+      </w:pPr>
+      <w:r>
+        <w:rPr>
+          <w:sz w:val="26"/>
+          <w:szCs w:val="26"/>
+        </w:rPr>
+        <w:t xml:space="preserve">       booking = repo._row_to_booking(row)</w:t>
+      </w:r>
+    </w:p>
+    <w:p>
+      <w:pPr>
+        <w:rPr>
+          <w:sz w:val="26"/>
+          <w:szCs w:val="26"/>
+        </w:rPr>
+      </w:pPr>
+      <w:r>
+        <w:rPr>
+          <w:sz w:val="26"/>
+          <w:szCs w:val="26"/>
+        </w:rPr>
+        <w:t xml:space="preserve">       assert booking.id == "42"</w:t>
+      </w:r>
+    </w:p>
+    <w:p>
+      <w:pPr>
+        <w:rPr>
+          <w:sz w:val="26"/>
+          <w:szCs w:val="26"/>
+        </w:rPr>
+      </w:pPr>
+      <w:r>
+        <w:rPr>
+          <w:sz w:val="26"/>
+          <w:szCs w:val="26"/>
+        </w:rPr>
+        <w:t xml:space="preserve">       assert booking.room_id == 7</w:t>
+      </w:r>
+    </w:p>
+    <w:p>
+      <w:pPr>
+        <w:rPr>
+          <w:sz w:val="26"/>
+          <w:szCs w:val="26"/>
+        </w:rPr>
+      </w:pPr>
+      <w:r>
+        <w:rPr>
+          <w:sz w:val="26"/>
+          <w:szCs w:val="26"/>
+        </w:rPr>
+        <w:t xml:space="preserve">       assert booking.user_id == 5</w:t>
+      </w:r>
+    </w:p>
+    <w:p>
+      <w:pPr>
+        <w:rPr>
+          <w:sz w:val="26"/>
+          <w:szCs w:val="26"/>
+        </w:rPr>
+      </w:pPr>
+    </w:p>
+    <w:p>
+      <w:pPr>
+        <w:rPr>
+          <w:sz w:val="26"/>
+          <w:szCs w:val="26"/>
+        </w:rPr>
+      </w:pPr>
+      <w:r>
+        <w:rPr>
+          <w:sz w:val="26"/>
+          <w:szCs w:val="26"/>
+        </w:rPr>
+        <w:t>3. PaymentService – prevent double payment</w:t>
+      </w:r>
+    </w:p>
+    <w:p>
+      <w:pPr>
+        <w:rPr>
+          <w:sz w:val="26"/>
+          <w:szCs w:val="26"/>
+        </w:rPr>
+      </w:pPr>
+      <w:r>
+        <w:rPr>
+          <w:sz w:val="26"/>
+          <w:szCs w:val="26"/>
+        </w:rPr>
+        <w:t xml:space="preserve">   def test_process_payment_rejects_when_fully_paid(monkeypatch):</w:t>
+      </w:r>
+    </w:p>
+    <w:p>
+      <w:pPr>
+        <w:rPr>
+          <w:sz w:val="26"/>
+          <w:szCs w:val="26"/>
+        </w:rPr>
+      </w:pPr>
+      <w:r>
+        <w:rPr>
+          <w:sz w:val="26"/>
+          <w:szCs w:val="26"/>
+        </w:rPr>
+        <w:t xml:space="preserve">       service = PaymentService()</w:t>
+      </w:r>
+    </w:p>
+    <w:p>
+      <w:pPr>
+        <w:rPr>
+          <w:sz w:val="26"/>
+          <w:szCs w:val="26"/>
+        </w:rPr>
+      </w:pPr>
+      <w:r>
+        <w:rPr>
+          <w:sz w:val="26"/>
+          <w:szCs w:val="26"/>
+        </w:rPr>
+        <w:t xml:space="preserve">       # Fake repositories to avoid real DB</w:t>
+      </w:r>
+    </w:p>
+    <w:p>
+      <w:pPr>
+        <w:rPr>
+          <w:sz w:val="26"/>
+          <w:szCs w:val="26"/>
+        </w:rPr>
+      </w:pPr>
+      <w:r>
+        <w:rPr>
+          <w:sz w:val="26"/>
+          <w:szCs w:val="26"/>
+        </w:rPr>
+        <w:t xml:space="preserve">       monkeypatch.setattr(service, "booking_repo", FakeBookingRepo(total_price=100.0))</w:t>
+      </w:r>
+    </w:p>
+    <w:p>
+      <w:pPr>
+        <w:rPr>
+          <w:sz w:val="26"/>
+          <w:szCs w:val="26"/>
+        </w:rPr>
+      </w:pPr>
+      <w:r>
+        <w:rPr>
+          <w:sz w:val="26"/>
+          <w:szCs w:val="26"/>
+        </w:rPr>
+        <w:t xml:space="preserve">       monkeypatch.setattr(service, "repo", FakePaymentRepo(existing_amount=100.0))</w:t>
+      </w:r>
+    </w:p>
+    <w:p>
+      <w:pPr>
+        <w:rPr>
+          <w:sz w:val="26"/>
+          <w:szCs w:val="26"/>
+        </w:rPr>
+      </w:pPr>
+      <w:r>
+        <w:rPr>
+          <w:sz w:val="26"/>
+          <w:szCs w:val="26"/>
+        </w:rPr>
+        <w:t xml:space="preserve">       with pytest.raises(ValueError):</w:t>
+      </w:r>
+    </w:p>
+    <w:p>
+      <w:pPr>
+        <w:rPr>
+          <w:sz w:val="26"/>
+          <w:szCs w:val="26"/>
+        </w:rPr>
+      </w:pPr>
+      <w:r>
+        <w:rPr>
+          <w:sz w:val="26"/>
+          <w:szCs w:val="26"/>
+        </w:rPr>
+        <w:t xml:space="preserve">       service.process_payment(booking_id=1, amount=50.0, payment_method="cash")</w:t>
+      </w:r>
+    </w:p>
+    <w:p>
+      <w:pPr>
+        <w:rPr>
+          <w:sz w:val="28"/>
+          <w:szCs w:val="28"/>
+        </w:rPr>
+      </w:pPr>
+    </w:p>
+    <w:p>
+      <w:pPr>
+        <w:pStyle w:val="Heading2"/>
         <w:rPr>
           <w:rFonts w:ascii="Times New Roman" w:eastAsia="Times New Roman" w:hAnsi="Times New Roman" w:cs="Times New Roman"/>
           <w:b/>
@@ -3308,8 +4027,8 @@
           <w:sz w:val="30"/>
           <w:szCs w:val="30"/>
         </w:rPr>
-        <w:t>2</w:t>
-      </w:r>
+      </w:pPr>
+      <w:bookmarkStart w:id="3" w:name="_Toc223379578"/>
       <w:r>
         <w:rPr>
           <w:rFonts w:ascii="Times New Roman" w:eastAsia="Times New Roman" w:hAnsi="Times New Roman" w:cs="Times New Roman"/>
@@ -3319,23 +4038,24 @@
           <w:sz w:val="30"/>
           <w:szCs w:val="30"/>
         </w:rPr>
-        <w:t>.1 Unit Testing</w:t>
-      </w:r>
-      <w:bookmarkEnd w:id="2"/>
-    </w:p>
-    <w:p>
-      <w:pPr>
-        <w:rPr>
-          <w:sz w:val="26"/>
-          <w:szCs w:val="26"/>
-        </w:rPr>
-      </w:pPr>
-      <w:r>
-        <w:rPr>
-          <w:sz w:val="26"/>
-          <w:szCs w:val="26"/>
-        </w:rPr>
-        <w:t>Unit tests verify individual components (functions, methods, or classes) in isolation, usually with dependencies mocked or stubbed. In this project, unit testing focuses on the business and data-access layers so that validation rules, state transitions, and data mapping behave as specified without requiring a live database or HTTP server.</w:t>
+        <w:t>2.2 Integration Testing</w:t>
+      </w:r>
+      <w:bookmarkEnd w:id="3"/>
+    </w:p>
+    <w:p>
+      <w:pPr>
+        <w:rPr>
+          <w:sz w:val="26"/>
+          <w:szCs w:val="26"/>
+        </w:rPr>
+      </w:pPr>
+      <w:r>
+        <w:rPr>
+          <w:rFonts w:ascii="Cardo" w:eastAsia="Cardo" w:hAnsi="Cardo" w:cs="Cardo"/>
+          <w:sz w:val="26"/>
+          <w:szCs w:val="26"/>
+        </w:rPr>
+        <w:t>Integration tests verify that multiple components work together correctly—for example, API endpoints with the real (or test) database, or controller → service → repository flows. They ensure that the contracts between layers are respected and that end-to-end behaviour within the backend is consistent.</w:t>
       </w:r>
     </w:p>
     <w:p>
@@ -3350,7 +4070,7 @@
       <w:pPr>
         <w:numPr>
           <w:ilvl w:val="0"/>
-          <w:numId w:val="8"/>
+          <w:numId w:val="47"/>
         </w:numPr>
         <w:rPr>
           <w:sz w:val="26"/>
@@ -3362,15 +4082,14 @@
           <w:sz w:val="26"/>
           <w:szCs w:val="26"/>
         </w:rPr>
-        <w:lastRenderedPageBreak/>
-        <w:t>Service layer: booking_service.py, coupon_service.py, payment_service.py, wallet_service.py, and other services are tested for core logic—e.g. date overlap validation, coupon validity and discount calculation, wallet balance checks before payment, and refund amount computation on cancellation. Dependencies such as repositories are mocked so that tests are fast and deterministic.</w:t>
+        <w:t>API + database: Key flows are tested by sending HTTP requests to the Flask app (e.g. using Flask test client) against a dedicated MySQL database or an in-memory SQLite instance. Examples include: POST /api/bookings creates a booking and updates room availability; POST /api/payments correctly deducts wallet balance and updates booking status; GET /api/rooms returns only available rooms for the given date range.</w:t>
       </w:r>
     </w:p>
     <w:p>
       <w:pPr>
         <w:numPr>
           <w:ilvl w:val="0"/>
-          <w:numId w:val="8"/>
+          <w:numId w:val="47"/>
         </w:numPr>
         <w:rPr>
           <w:sz w:val="26"/>
@@ -3382,14 +4101,14 @@
           <w:sz w:val="26"/>
           <w:szCs w:val="26"/>
         </w:rPr>
-        <w:t>Repository layer: Repository methods (e.g. booking_repository.py/BookingRepository.find_available_rooms_by_date_range, WalletRepository.update_balance) can be unit-tested with an in-memory SQLite database or with mocks of the database connection to assert correct SQL behaviour and mapping from rows to domain models.</w:t>
+        <w:t>Authentication and authorization: Endpoints protected by require_auth, require_admin, or require_receptionist_or_admin are tested with valid and invalid X-User-Id headers (and optionally role) to confirm that forbidden access returns 401/403 and that allowed roles succeed.</w:t>
       </w:r>
     </w:p>
     <w:p>
       <w:pPr>
         <w:numPr>
           <w:ilvl w:val="0"/>
-          <w:numId w:val="8"/>
+          <w:numId w:val="47"/>
         </w:numPr>
         <w:rPr>
           <w:sz w:val="26"/>
@@ -3398,33 +4117,34 @@
       </w:pPr>
       <w:r>
         <w:rPr>
-          <w:sz w:val="26"/>
-          <w:szCs w:val="26"/>
-        </w:rPr>
-        <w:t>Validation and helpers: Input validation (date ranges, positive amounts, required fields) and utility functions (e.g. in utils or middleware) are covered by unit tests to prevent invalid data from propagating to the database or API responses.</w:t>
-      </w:r>
-    </w:p>
-    <w:p>
-      <w:pPr>
-        <w:rPr>
-          <w:sz w:val="26"/>
-          <w:szCs w:val="26"/>
-        </w:rPr>
-      </w:pPr>
-    </w:p>
-    <w:p>
-      <w:pPr>
-        <w:rPr>
-          <w:sz w:val="26"/>
-          <w:szCs w:val="26"/>
-        </w:rPr>
-      </w:pPr>
-      <w:r>
-        <w:rPr>
-          <w:sz w:val="26"/>
-          <w:szCs w:val="26"/>
-        </w:rPr>
-        <w:t>Tools such as pytest or unittest can be used, with pytest fixtures for shared setup and mocks (e.g. unittest.mock or pytest-mock) for repository and external dependencies.</w:t>
+          <w:rFonts w:ascii="Cardo" w:eastAsia="Cardo" w:hAnsi="Cardo" w:cs="Cardo"/>
+          <w:sz w:val="26"/>
+          <w:szCs w:val="26"/>
+        </w:rPr>
+        <w:t>Cross-layer flows: Integration tests cover scenarios such as create booking → process payment → check-in → check-out, and cancel booking → refund to wallet, ensuring that service and repository interactions and transaction boundaries behave correctly under a single application context.</w:t>
+      </w:r>
+    </w:p>
+    <w:p>
+      <w:pPr>
+        <w:rPr>
+          <w:sz w:val="26"/>
+          <w:szCs w:val="26"/>
+        </w:rPr>
+      </w:pPr>
+    </w:p>
+    <w:p>
+      <w:pPr>
+        <w:rPr>
+          <w:sz w:val="26"/>
+          <w:szCs w:val="26"/>
+        </w:rPr>
+      </w:pPr>
+      <w:r>
+        <w:rPr>
+          <w:sz w:val="26"/>
+          <w:szCs w:val="26"/>
+        </w:rPr>
+        <w:t>These tests may use the same Flask application factory and a test configuration that points to a test database, with cleanup (e.g. transaction rollback or truncated tables) between tests to avoid side effects.</w:t>
       </w:r>
     </w:p>
     <w:p>
@@ -3447,384 +4167,150 @@
           <w:sz w:val="26"/>
           <w:szCs w:val="26"/>
         </w:rPr>
-        <w:t>Example unit tests:</w:t>
-      </w:r>
-    </w:p>
-    <w:p>
-      <w:pPr>
-        <w:rPr>
-          <w:sz w:val="26"/>
-          <w:szCs w:val="26"/>
-        </w:rPr>
-      </w:pPr>
-    </w:p>
-    <w:p>
-      <w:pPr>
-        <w:rPr>
-          <w:sz w:val="26"/>
-          <w:szCs w:val="26"/>
-        </w:rPr>
-      </w:pPr>
-      <w:r>
-        <w:rPr>
-          <w:sz w:val="26"/>
-          <w:szCs w:val="26"/>
-        </w:rPr>
-        <w:t>1. BookingService – reject past check-in dates</w:t>
-      </w:r>
-    </w:p>
-    <w:p>
-      <w:pPr>
-        <w:rPr>
-          <w:sz w:val="26"/>
-          <w:szCs w:val="26"/>
-        </w:rPr>
-      </w:pPr>
-      <w:r>
-        <w:rPr>
-          <w:sz w:val="26"/>
-          <w:szCs w:val="26"/>
-        </w:rPr>
-        <w:t xml:space="preserve">   def test_create_booking_rejects_past_check_in_date():</w:t>
-      </w:r>
-    </w:p>
-    <w:p>
-      <w:pPr>
-        <w:rPr>
-          <w:sz w:val="26"/>
-          <w:szCs w:val="26"/>
-        </w:rPr>
-      </w:pPr>
-      <w:r>
-        <w:rPr>
-          <w:sz w:val="26"/>
-          <w:szCs w:val="26"/>
-        </w:rPr>
-        <w:t xml:space="preserve">       service = BookingService()</w:t>
-      </w:r>
-    </w:p>
-    <w:p>
-      <w:pPr>
-        <w:rPr>
-          <w:sz w:val="26"/>
-          <w:szCs w:val="26"/>
-        </w:rPr>
-      </w:pPr>
-      <w:r>
-        <w:rPr>
-          <w:sz w:val="26"/>
-          <w:szCs w:val="26"/>
-        </w:rPr>
-        <w:t xml:space="preserve">       past_date = "2020-01-01"</w:t>
-      </w:r>
-    </w:p>
-    <w:p>
-      <w:pPr>
-        <w:rPr>
-          <w:sz w:val="26"/>
-          <w:szCs w:val="26"/>
-        </w:rPr>
-      </w:pPr>
-      <w:r>
-        <w:rPr>
-          <w:sz w:val="26"/>
-          <w:szCs w:val="26"/>
-        </w:rPr>
-        <w:t xml:space="preserve">       with pytest.raises(ValueError):</w:t>
-      </w:r>
-    </w:p>
-    <w:p>
-      <w:pPr>
-        <w:rPr>
-          <w:sz w:val="26"/>
-          <w:szCs w:val="26"/>
-        </w:rPr>
-      </w:pPr>
-      <w:r>
-        <w:rPr>
-          <w:sz w:val="26"/>
-          <w:szCs w:val="26"/>
-        </w:rPr>
-        <w:t xml:space="preserve">           service.create_booking(</w:t>
-      </w:r>
-    </w:p>
-    <w:p>
-      <w:pPr>
-        <w:rPr>
-          <w:sz w:val="26"/>
-          <w:szCs w:val="26"/>
-        </w:rPr>
-      </w:pPr>
-      <w:r>
-        <w:rPr>
-          <w:sz w:val="26"/>
-          <w:szCs w:val="26"/>
-        </w:rPr>
-        <w:t xml:space="preserve">               guest_name="Alice",</w:t>
-      </w:r>
-    </w:p>
-    <w:p>
-      <w:pPr>
-        <w:rPr>
-          <w:sz w:val="26"/>
-          <w:szCs w:val="26"/>
-        </w:rPr>
-      </w:pPr>
-      <w:r>
-        <w:rPr>
-          <w:sz w:val="26"/>
-          <w:szCs w:val="26"/>
-        </w:rPr>
-        <w:t xml:space="preserve">               room_type="standard",</w:t>
-      </w:r>
-    </w:p>
-    <w:p>
-      <w:pPr>
-        <w:rPr>
-          <w:sz w:val="26"/>
-          <w:szCs w:val="26"/>
-        </w:rPr>
-      </w:pPr>
-      <w:r>
-        <w:rPr>
-          <w:sz w:val="26"/>
-          <w:szCs w:val="26"/>
-        </w:rPr>
-        <w:t xml:space="preserve">               check_in_date=past_date,</w:t>
-      </w:r>
-    </w:p>
-    <w:p>
-      <w:pPr>
-        <w:rPr>
-          <w:sz w:val="26"/>
-          <w:szCs w:val="26"/>
-        </w:rPr>
-      </w:pPr>
-      <w:r>
-        <w:rPr>
-          <w:sz w:val="26"/>
-          <w:szCs w:val="26"/>
-        </w:rPr>
-        <w:t xml:space="preserve">               total_price=100.0,</w:t>
-      </w:r>
-    </w:p>
-    <w:p>
-      <w:pPr>
-        <w:rPr>
-          <w:sz w:val="26"/>
-          <w:szCs w:val="26"/>
-        </w:rPr>
-      </w:pPr>
-      <w:r>
-        <w:rPr>
-          <w:sz w:val="26"/>
-          <w:szCs w:val="26"/>
-        </w:rPr>
-        <w:t xml:space="preserve">           )</w:t>
-      </w:r>
-    </w:p>
-    <w:p>
-      <w:pPr>
-        <w:rPr>
-          <w:sz w:val="26"/>
-          <w:szCs w:val="26"/>
-        </w:rPr>
-      </w:pPr>
-    </w:p>
-    <w:p>
-      <w:pPr>
-        <w:rPr>
-          <w:sz w:val="26"/>
-          <w:szCs w:val="26"/>
-        </w:rPr>
-      </w:pPr>
-      <w:r>
-        <w:rPr>
-          <w:sz w:val="26"/>
-          <w:szCs w:val="26"/>
-        </w:rPr>
-        <w:t>2. BookingRepository – mapping database row to Booking model</w:t>
-      </w:r>
-    </w:p>
-    <w:p>
-      <w:pPr>
-        <w:rPr>
-          <w:sz w:val="26"/>
-          <w:szCs w:val="26"/>
-        </w:rPr>
-      </w:pPr>
-      <w:r>
-        <w:rPr>
-          <w:sz w:val="26"/>
-          <w:szCs w:val="26"/>
-        </w:rPr>
-        <w:t xml:space="preserve">   def test_row_to_booking_maps_row_correctly():</w:t>
-      </w:r>
-    </w:p>
-    <w:p>
-      <w:pPr>
-        <w:rPr>
-          <w:sz w:val="26"/>
-          <w:szCs w:val="26"/>
-        </w:rPr>
-      </w:pPr>
-      <w:r>
-        <w:rPr>
-          <w:sz w:val="26"/>
-          <w:szCs w:val="26"/>
-        </w:rPr>
-        <w:t xml:space="preserve">       repo = BookingRepository()</w:t>
-      </w:r>
-    </w:p>
-    <w:p>
-      <w:pPr>
-        <w:rPr>
-          <w:sz w:val="26"/>
-          <w:szCs w:val="26"/>
-        </w:rPr>
-      </w:pPr>
-      <w:r>
-        <w:rPr>
-          <w:sz w:val="26"/>
-          <w:szCs w:val="26"/>
-        </w:rPr>
-        <w:t xml:space="preserve">       row = {</w:t>
-      </w:r>
-    </w:p>
-    <w:p>
-      <w:pPr>
-        <w:rPr>
-          <w:sz w:val="26"/>
-          <w:szCs w:val="26"/>
-        </w:rPr>
-      </w:pPr>
-      <w:r>
-        <w:rPr>
-          <w:sz w:val="26"/>
-          <w:szCs w:val="26"/>
-        </w:rPr>
-        <w:t xml:space="preserve">           "id": 42,</w:t>
-      </w:r>
-    </w:p>
-    <w:p>
-      <w:pPr>
-        <w:rPr>
-          <w:sz w:val="26"/>
-          <w:szCs w:val="26"/>
-        </w:rPr>
-      </w:pPr>
-      <w:r>
-        <w:rPr>
-          <w:sz w:val="26"/>
-          <w:szCs w:val="26"/>
-        </w:rPr>
-        <w:t xml:space="preserve">           "guest_name": "Bob",</w:t>
-      </w:r>
-    </w:p>
-    <w:p>
-      <w:pPr>
-        <w:rPr>
-          <w:sz w:val="26"/>
-          <w:szCs w:val="26"/>
-        </w:rPr>
-      </w:pPr>
-      <w:r>
-        <w:rPr>
-          <w:sz w:val="26"/>
-          <w:szCs w:val="26"/>
-        </w:rPr>
-        <w:t xml:space="preserve">           "room_type": "deluxe",</w:t>
-      </w:r>
-    </w:p>
-    <w:p>
-      <w:pPr>
-        <w:rPr>
-          <w:sz w:val="26"/>
-          <w:szCs w:val="26"/>
-        </w:rPr>
-      </w:pPr>
-      <w:r>
-        <w:rPr>
-          <w:sz w:val="26"/>
-          <w:szCs w:val="26"/>
-        </w:rPr>
-        <w:t xml:space="preserve">           "check_in_date": date(2026, 2, 10),</w:t>
-      </w:r>
-    </w:p>
-    <w:p>
-      <w:pPr>
-        <w:rPr>
-          <w:sz w:val="26"/>
-          <w:szCs w:val="26"/>
-        </w:rPr>
-      </w:pPr>
-      <w:r>
-        <w:rPr>
-          <w:sz w:val="26"/>
-          <w:szCs w:val="26"/>
-        </w:rPr>
-        <w:t xml:space="preserve">           "check_out_date": date(2026, 2, 12),</w:t>
-      </w:r>
-    </w:p>
-    <w:p>
-      <w:pPr>
-        <w:rPr>
-          <w:sz w:val="26"/>
-          <w:szCs w:val="26"/>
-        </w:rPr>
-      </w:pPr>
-      <w:r>
-        <w:rPr>
-          <w:sz w:val="26"/>
-          <w:szCs w:val="26"/>
-        </w:rPr>
-        <w:t xml:space="preserve">           "total_price": 300.0,</w:t>
-      </w:r>
-    </w:p>
-    <w:p>
-      <w:pPr>
-        <w:rPr>
-          <w:sz w:val="26"/>
-          <w:szCs w:val="26"/>
-        </w:rPr>
-      </w:pPr>
-      <w:r>
-        <w:rPr>
-          <w:sz w:val="26"/>
-          <w:szCs w:val="26"/>
-        </w:rPr>
-        <w:t xml:space="preserve">           "status": "pending",</w:t>
-      </w:r>
-    </w:p>
-    <w:p>
-      <w:pPr>
-        <w:rPr>
-          <w:sz w:val="26"/>
-          <w:szCs w:val="26"/>
-        </w:rPr>
-      </w:pPr>
-      <w:r>
-        <w:rPr>
-          <w:sz w:val="26"/>
-          <w:szCs w:val="26"/>
-        </w:rPr>
-        <w:t xml:space="preserve">           "room_id": 7,</w:t>
-      </w:r>
-    </w:p>
-    <w:p>
-      <w:pPr>
-        <w:rPr>
-          <w:sz w:val="26"/>
-          <w:szCs w:val="26"/>
-        </w:rPr>
-      </w:pPr>
-      <w:r>
-        <w:rPr>
-          <w:sz w:val="26"/>
-          <w:szCs w:val="26"/>
-        </w:rPr>
-        <w:lastRenderedPageBreak/>
-        <w:t xml:space="preserve">           "user_id": 5,</w:t>
+        <w:t>Example integration tests:</w:t>
+      </w:r>
+    </w:p>
+    <w:p>
+      <w:pPr>
+        <w:rPr>
+          <w:sz w:val="26"/>
+          <w:szCs w:val="26"/>
+        </w:rPr>
+      </w:pPr>
+    </w:p>
+    <w:p>
+      <w:pPr>
+        <w:rPr>
+          <w:sz w:val="26"/>
+          <w:szCs w:val="26"/>
+        </w:rPr>
+      </w:pPr>
+      <w:r>
+        <w:rPr>
+          <w:sz w:val="26"/>
+          <w:szCs w:val="26"/>
+        </w:rPr>
+        <w:t>1. Booking API + room availability</w:t>
+      </w:r>
+    </w:p>
+    <w:p>
+      <w:pPr>
+        <w:rPr>
+          <w:sz w:val="26"/>
+          <w:szCs w:val="26"/>
+        </w:rPr>
+      </w:pPr>
+      <w:r>
+        <w:rPr>
+          <w:sz w:val="26"/>
+          <w:szCs w:val="26"/>
+        </w:rPr>
+        <w:t xml:space="preserve">   def test_create_booking_reserves_room(client, db):</w:t>
+      </w:r>
+    </w:p>
+    <w:p>
+      <w:pPr>
+        <w:rPr>
+          <w:sz w:val="26"/>
+          <w:szCs w:val="26"/>
+        </w:rPr>
+      </w:pPr>
+      <w:r>
+        <w:rPr>
+          <w:sz w:val="26"/>
+          <w:szCs w:val="26"/>
+        </w:rPr>
+        <w:t xml:space="preserve">       # Arrange: seed one available room of type "standard" in the test DB</w:t>
+      </w:r>
+    </w:p>
+    <w:p>
+      <w:pPr>
+        <w:rPr>
+          <w:sz w:val="26"/>
+          <w:szCs w:val="26"/>
+        </w:rPr>
+      </w:pPr>
+      <w:r>
+        <w:rPr>
+          <w:sz w:val="26"/>
+          <w:szCs w:val="26"/>
+        </w:rPr>
+        <w:t xml:space="preserve">       room_id = seed_room(db, room_type="standard", status="available")</w:t>
+      </w:r>
+    </w:p>
+    <w:p>
+      <w:pPr>
+        <w:rPr>
+          <w:sz w:val="26"/>
+          <w:szCs w:val="26"/>
+        </w:rPr>
+      </w:pPr>
+      <w:r>
+        <w:rPr>
+          <w:sz w:val="26"/>
+          <w:szCs w:val="26"/>
+        </w:rPr>
+        <w:t xml:space="preserve">       payload = {</w:t>
+      </w:r>
+    </w:p>
+    <w:p>
+      <w:pPr>
+        <w:rPr>
+          <w:sz w:val="26"/>
+          <w:szCs w:val="26"/>
+        </w:rPr>
+      </w:pPr>
+      <w:r>
+        <w:rPr>
+          <w:sz w:val="26"/>
+          <w:szCs w:val="26"/>
+        </w:rPr>
+        <w:t xml:space="preserve">           "guest_name": "Alice",</w:t>
+      </w:r>
+    </w:p>
+    <w:p>
+      <w:pPr>
+        <w:rPr>
+          <w:sz w:val="26"/>
+          <w:szCs w:val="26"/>
+        </w:rPr>
+      </w:pPr>
+      <w:r>
+        <w:rPr>
+          <w:sz w:val="26"/>
+          <w:szCs w:val="26"/>
+        </w:rPr>
+        <w:t xml:space="preserve">           "room_type": "standard",</w:t>
+      </w:r>
+    </w:p>
+    <w:p>
+      <w:pPr>
+        <w:rPr>
+          <w:sz w:val="26"/>
+          <w:szCs w:val="26"/>
+        </w:rPr>
+      </w:pPr>
+      <w:r>
+        <w:rPr>
+          <w:sz w:val="26"/>
+          <w:szCs w:val="26"/>
+        </w:rPr>
+        <w:t xml:space="preserve">           "check_in_date": "2026-02-10",</w:t>
+      </w:r>
+    </w:p>
+    <w:p>
+      <w:pPr>
+        <w:rPr>
+          <w:sz w:val="26"/>
+          <w:szCs w:val="26"/>
+        </w:rPr>
+      </w:pPr>
+      <w:r>
+        <w:rPr>
+          <w:sz w:val="26"/>
+          <w:szCs w:val="26"/>
+        </w:rPr>
+        <w:t xml:space="preserve">           "check_out_date": "2026-02-12"</w:t>
       </w:r>
     </w:p>
     <w:p>
@@ -3854,187 +4340,405 @@
           <w:sz w:val="26"/>
           <w:szCs w:val="26"/>
         </w:rPr>
-        <w:t xml:space="preserve">       booking = repo._row_to_booking(row)</w:t>
-      </w:r>
-    </w:p>
-    <w:p>
-      <w:pPr>
-        <w:rPr>
-          <w:sz w:val="26"/>
-          <w:szCs w:val="26"/>
-        </w:rPr>
-      </w:pPr>
-      <w:r>
-        <w:rPr>
-          <w:sz w:val="26"/>
-          <w:szCs w:val="26"/>
-        </w:rPr>
-        <w:t xml:space="preserve">       assert booking.id == "42"</w:t>
-      </w:r>
-    </w:p>
-    <w:p>
-      <w:pPr>
-        <w:rPr>
-          <w:sz w:val="26"/>
-          <w:szCs w:val="26"/>
-        </w:rPr>
-      </w:pPr>
-      <w:r>
-        <w:rPr>
-          <w:sz w:val="26"/>
-          <w:szCs w:val="26"/>
-        </w:rPr>
-        <w:t xml:space="preserve">       assert booking.room_id == 7</w:t>
-      </w:r>
-    </w:p>
-    <w:p>
-      <w:pPr>
-        <w:rPr>
-          <w:sz w:val="26"/>
-          <w:szCs w:val="26"/>
-        </w:rPr>
-      </w:pPr>
-      <w:r>
-        <w:rPr>
-          <w:sz w:val="26"/>
-          <w:szCs w:val="26"/>
-        </w:rPr>
-        <w:t xml:space="preserve">       assert booking.user_id == 5</w:t>
-      </w:r>
-    </w:p>
-    <w:p>
-      <w:pPr>
-        <w:rPr>
-          <w:sz w:val="26"/>
-          <w:szCs w:val="26"/>
-        </w:rPr>
-      </w:pPr>
-    </w:p>
-    <w:p>
-      <w:pPr>
-        <w:rPr>
-          <w:sz w:val="26"/>
-          <w:szCs w:val="26"/>
-        </w:rPr>
-      </w:pPr>
-      <w:r>
-        <w:rPr>
-          <w:sz w:val="26"/>
-          <w:szCs w:val="26"/>
-        </w:rPr>
-        <w:t>3. PaymentService – prevent double payment</w:t>
-      </w:r>
-    </w:p>
-    <w:p>
-      <w:pPr>
-        <w:rPr>
-          <w:sz w:val="26"/>
-          <w:szCs w:val="26"/>
-        </w:rPr>
-      </w:pPr>
-      <w:r>
-        <w:rPr>
-          <w:sz w:val="26"/>
-          <w:szCs w:val="26"/>
-        </w:rPr>
-        <w:t xml:space="preserve">   def test_process_payment_rejects_when_fully_paid(monkeypatch):</w:t>
-      </w:r>
-    </w:p>
-    <w:p>
-      <w:pPr>
-        <w:rPr>
-          <w:sz w:val="26"/>
-          <w:szCs w:val="26"/>
-        </w:rPr>
-      </w:pPr>
-      <w:r>
-        <w:rPr>
-          <w:sz w:val="26"/>
-          <w:szCs w:val="26"/>
-        </w:rPr>
-        <w:t xml:space="preserve">       service = PaymentService()</w:t>
-      </w:r>
-    </w:p>
-    <w:p>
-      <w:pPr>
-        <w:rPr>
-          <w:sz w:val="26"/>
-          <w:szCs w:val="26"/>
-        </w:rPr>
-      </w:pPr>
-      <w:r>
-        <w:rPr>
-          <w:sz w:val="26"/>
-          <w:szCs w:val="26"/>
-        </w:rPr>
-        <w:t xml:space="preserve">       # Fake repositories to avoid real DB</w:t>
-      </w:r>
-    </w:p>
-    <w:p>
-      <w:pPr>
-        <w:rPr>
-          <w:sz w:val="26"/>
-          <w:szCs w:val="26"/>
-        </w:rPr>
-      </w:pPr>
-      <w:r>
-        <w:rPr>
-          <w:sz w:val="26"/>
-          <w:szCs w:val="26"/>
-        </w:rPr>
-        <w:t xml:space="preserve">       monkeypatch.setattr(service, "booking_repo", FakeBookingRepo(total_price=100.0))</w:t>
-      </w:r>
-    </w:p>
-    <w:p>
-      <w:pPr>
-        <w:rPr>
-          <w:sz w:val="26"/>
-          <w:szCs w:val="26"/>
-        </w:rPr>
-      </w:pPr>
-      <w:r>
-        <w:rPr>
-          <w:sz w:val="26"/>
-          <w:szCs w:val="26"/>
-        </w:rPr>
-        <w:t xml:space="preserve">       monkeypatch.setattr(service, "repo", FakePaymentRepo(existing_amount=100.0))</w:t>
-      </w:r>
-    </w:p>
-    <w:p>
-      <w:pPr>
-        <w:rPr>
-          <w:sz w:val="26"/>
-          <w:szCs w:val="26"/>
-        </w:rPr>
-      </w:pPr>
-      <w:r>
-        <w:rPr>
-          <w:sz w:val="26"/>
-          <w:szCs w:val="26"/>
-        </w:rPr>
-        <w:t xml:space="preserve">       with pytest.raises(ValueError):</w:t>
-      </w:r>
-    </w:p>
-    <w:p>
-      <w:pPr>
-        <w:rPr>
-          <w:sz w:val="26"/>
-          <w:szCs w:val="26"/>
-        </w:rPr>
-      </w:pPr>
-      <w:r>
-        <w:rPr>
-          <w:sz w:val="26"/>
-          <w:szCs w:val="26"/>
-        </w:rPr>
-        <w:t xml:space="preserve">       service.process_payment(booking_id=1, amount=50.0, payment_method="cash")</w:t>
-      </w:r>
-    </w:p>
-    <w:p>
-      <w:pPr>
-        <w:rPr>
-          <w:sz w:val="28"/>
-          <w:szCs w:val="28"/>
+        <w:t xml:space="preserve">       # Act: call POST /api/bookings via Flask test client</w:t>
+      </w:r>
+    </w:p>
+    <w:p>
+      <w:pPr>
+        <w:rPr>
+          <w:sz w:val="26"/>
+          <w:szCs w:val="26"/>
+        </w:rPr>
+      </w:pPr>
+      <w:r>
+        <w:rPr>
+          <w:sz w:val="26"/>
+          <w:szCs w:val="26"/>
+        </w:rPr>
+        <w:t xml:space="preserve">       response = client.post("/api/bookings", json=payload, headers={"X-User-Id": "1"})</w:t>
+      </w:r>
+    </w:p>
+    <w:p>
+      <w:pPr>
+        <w:rPr>
+          <w:sz w:val="26"/>
+          <w:szCs w:val="26"/>
+        </w:rPr>
+      </w:pPr>
+      <w:r>
+        <w:rPr>
+          <w:sz w:val="26"/>
+          <w:szCs w:val="26"/>
+        </w:rPr>
+        <w:t xml:space="preserve">       # Assert: booking is created and room status becomes 'reserved'</w:t>
+      </w:r>
+    </w:p>
+    <w:p>
+      <w:pPr>
+        <w:rPr>
+          <w:sz w:val="26"/>
+          <w:szCs w:val="26"/>
+        </w:rPr>
+      </w:pPr>
+      <w:r>
+        <w:rPr>
+          <w:sz w:val="26"/>
+          <w:szCs w:val="26"/>
+        </w:rPr>
+        <w:t xml:space="preserve">       assert response.status_code == 200</w:t>
+      </w:r>
+    </w:p>
+    <w:p>
+      <w:pPr>
+        <w:rPr>
+          <w:sz w:val="26"/>
+          <w:szCs w:val="26"/>
+        </w:rPr>
+      </w:pPr>
+      <w:r>
+        <w:rPr>
+          <w:sz w:val="26"/>
+          <w:szCs w:val="26"/>
+        </w:rPr>
+        <w:t xml:space="preserve">       data = response.get_json()</w:t>
+      </w:r>
+    </w:p>
+    <w:p>
+      <w:pPr>
+        <w:rPr>
+          <w:sz w:val="26"/>
+          <w:szCs w:val="26"/>
+        </w:rPr>
+      </w:pPr>
+      <w:r>
+        <w:rPr>
+          <w:sz w:val="26"/>
+          <w:szCs w:val="26"/>
+        </w:rPr>
+        <w:t xml:space="preserve">       assert data["booking"]["room_id"] == room_id</w:t>
+      </w:r>
+    </w:p>
+    <w:p>
+      <w:pPr>
+        <w:rPr>
+          <w:sz w:val="26"/>
+          <w:szCs w:val="26"/>
+        </w:rPr>
+      </w:pPr>
+      <w:r>
+        <w:rPr>
+          <w:sz w:val="26"/>
+          <w:szCs w:val="26"/>
+        </w:rPr>
+        <w:t xml:space="preserve">       assert get_room(db, room_id).status == "reserved"</w:t>
+      </w:r>
+    </w:p>
+    <w:p>
+      <w:pPr>
+        <w:rPr>
+          <w:sz w:val="26"/>
+          <w:szCs w:val="26"/>
+        </w:rPr>
+      </w:pPr>
+    </w:p>
+    <w:p>
+      <w:pPr>
+        <w:rPr>
+          <w:sz w:val="26"/>
+          <w:szCs w:val="26"/>
+        </w:rPr>
+      </w:pPr>
+      <w:r>
+        <w:rPr>
+          <w:sz w:val="26"/>
+          <w:szCs w:val="26"/>
+        </w:rPr>
+        <w:t>2. Payment API + wallet deduction</w:t>
+      </w:r>
+    </w:p>
+    <w:p>
+      <w:pPr>
+        <w:rPr>
+          <w:sz w:val="26"/>
+          <w:szCs w:val="26"/>
+        </w:rPr>
+      </w:pPr>
+      <w:r>
+        <w:rPr>
+          <w:sz w:val="26"/>
+          <w:szCs w:val="26"/>
+        </w:rPr>
+        <w:t xml:space="preserve">   def test_wallet_payment_deducts_balance(client, db, wallet_factory):</w:t>
+      </w:r>
+    </w:p>
+    <w:p>
+      <w:pPr>
+        <w:rPr>
+          <w:sz w:val="26"/>
+          <w:szCs w:val="26"/>
+        </w:rPr>
+      </w:pPr>
+      <w:r>
+        <w:rPr>
+          <w:sz w:val="26"/>
+          <w:szCs w:val="26"/>
+        </w:rPr>
+        <w:t xml:space="preserve">       wallet = wallet_factory(user_id="1", balance=500.0)</w:t>
+      </w:r>
+    </w:p>
+    <w:p>
+      <w:pPr>
+        <w:rPr>
+          <w:sz w:val="26"/>
+          <w:szCs w:val="26"/>
+        </w:rPr>
+      </w:pPr>
+      <w:r>
+        <w:rPr>
+          <w:sz w:val="26"/>
+          <w:szCs w:val="26"/>
+        </w:rPr>
+        <w:t xml:space="preserve">       booking_id = seed_booking(db, user_id="1", total_price=200.0)</w:t>
+      </w:r>
+    </w:p>
+    <w:p>
+      <w:pPr>
+        <w:rPr>
+          <w:sz w:val="26"/>
+          <w:szCs w:val="26"/>
+        </w:rPr>
+      </w:pPr>
+      <w:r>
+        <w:rPr>
+          <w:sz w:val="26"/>
+          <w:szCs w:val="26"/>
+        </w:rPr>
+        <w:t xml:space="preserve">       payload = {</w:t>
+      </w:r>
+    </w:p>
+    <w:p>
+      <w:pPr>
+        <w:rPr>
+          <w:sz w:val="26"/>
+          <w:szCs w:val="26"/>
+        </w:rPr>
+      </w:pPr>
+      <w:r>
+        <w:rPr>
+          <w:sz w:val="26"/>
+          <w:szCs w:val="26"/>
+        </w:rPr>
+        <w:t xml:space="preserve">           "booking_id": booking_id,</w:t>
+      </w:r>
+    </w:p>
+    <w:p>
+      <w:pPr>
+        <w:rPr>
+          <w:sz w:val="26"/>
+          <w:szCs w:val="26"/>
+        </w:rPr>
+      </w:pPr>
+      <w:r>
+        <w:rPr>
+          <w:sz w:val="26"/>
+          <w:szCs w:val="26"/>
+        </w:rPr>
+        <w:t xml:space="preserve">           "amount": 200.0,</w:t>
+      </w:r>
+    </w:p>
+    <w:p>
+      <w:pPr>
+        <w:rPr>
+          <w:sz w:val="26"/>
+          <w:szCs w:val="26"/>
+        </w:rPr>
+      </w:pPr>
+      <w:r>
+        <w:rPr>
+          <w:sz w:val="26"/>
+          <w:szCs w:val="26"/>
+        </w:rPr>
+        <w:t xml:space="preserve">           "payment_method": "cash"</w:t>
+      </w:r>
+    </w:p>
+    <w:p>
+      <w:pPr>
+        <w:rPr>
+          <w:sz w:val="26"/>
+          <w:szCs w:val="26"/>
+        </w:rPr>
+      </w:pPr>
+      <w:r>
+        <w:rPr>
+          <w:sz w:val="26"/>
+          <w:szCs w:val="26"/>
+        </w:rPr>
+        <w:t xml:space="preserve">       }</w:t>
+      </w:r>
+    </w:p>
+    <w:p>
+      <w:pPr>
+        <w:rPr>
+          <w:sz w:val="26"/>
+          <w:szCs w:val="26"/>
+        </w:rPr>
+      </w:pPr>
+      <w:r>
+        <w:rPr>
+          <w:sz w:val="26"/>
+          <w:szCs w:val="26"/>
+        </w:rPr>
+        <w:t xml:space="preserve">       response = client.post("/api/payments", json=payload, headers={"X-User-Id": "1"})</w:t>
+      </w:r>
+    </w:p>
+    <w:p>
+      <w:pPr>
+        <w:rPr>
+          <w:sz w:val="26"/>
+          <w:szCs w:val="26"/>
+        </w:rPr>
+      </w:pPr>
+      <w:r>
+        <w:rPr>
+          <w:sz w:val="26"/>
+          <w:szCs w:val="26"/>
+        </w:rPr>
+        <w:t xml:space="preserve">       assert response.status_code == 200</w:t>
+      </w:r>
+    </w:p>
+    <w:p>
+      <w:pPr>
+        <w:rPr>
+          <w:sz w:val="26"/>
+          <w:szCs w:val="26"/>
+        </w:rPr>
+      </w:pPr>
+      <w:r>
+        <w:rPr>
+          <w:sz w:val="26"/>
+          <w:szCs w:val="26"/>
+        </w:rPr>
+        <w:t xml:space="preserve">       updated_wallet = get_wallet(db, "1")</w:t>
+      </w:r>
+    </w:p>
+    <w:p>
+      <w:pPr>
+        <w:rPr>
+          <w:sz w:val="26"/>
+          <w:szCs w:val="26"/>
+        </w:rPr>
+      </w:pPr>
+      <w:r>
+        <w:rPr>
+          <w:sz w:val="26"/>
+          <w:szCs w:val="26"/>
+        </w:rPr>
+        <w:t xml:space="preserve">       assert updated_wallet.balance == wallet.balance - 200.0</w:t>
+      </w:r>
+    </w:p>
+    <w:p>
+      <w:pPr>
+        <w:rPr>
+          <w:sz w:val="26"/>
+          <w:szCs w:val="26"/>
+        </w:rPr>
+      </w:pPr>
+    </w:p>
+    <w:p>
+      <w:pPr>
+        <w:rPr>
+          <w:sz w:val="26"/>
+          <w:szCs w:val="26"/>
+        </w:rPr>
+      </w:pPr>
+      <w:r>
+        <w:rPr>
+          <w:sz w:val="26"/>
+          <w:szCs w:val="26"/>
+        </w:rPr>
+        <w:t>3. Authorization on admin endpoint</w:t>
+      </w:r>
+    </w:p>
+    <w:p>
+      <w:pPr>
+        <w:rPr>
+          <w:sz w:val="26"/>
+          <w:szCs w:val="26"/>
+        </w:rPr>
+      </w:pPr>
+      <w:r>
+        <w:rPr>
+          <w:sz w:val="26"/>
+          <w:szCs w:val="26"/>
+        </w:rPr>
+        <w:t xml:space="preserve">   def test_normal_user_cannot_access_admin_rooms(client, db):</w:t>
+      </w:r>
+    </w:p>
+    <w:p>
+      <w:pPr>
+        <w:rPr>
+          <w:sz w:val="26"/>
+          <w:szCs w:val="26"/>
+        </w:rPr>
+      </w:pPr>
+      <w:r>
+        <w:rPr>
+          <w:sz w:val="26"/>
+          <w:szCs w:val="26"/>
+        </w:rPr>
+        <w:t xml:space="preserve">       # User without admin role tries to access admin-only rooms endpoint</w:t>
+      </w:r>
+    </w:p>
+    <w:p>
+      <w:pPr>
+        <w:rPr>
+          <w:sz w:val="26"/>
+          <w:szCs w:val="26"/>
+        </w:rPr>
+      </w:pPr>
+      <w:r>
+        <w:rPr>
+          <w:sz w:val="26"/>
+          <w:szCs w:val="26"/>
+        </w:rPr>
+        <w:t xml:space="preserve">       response = client.post("/api/rooms", json={}, headers={"X-User-Id": "normal-user"})</w:t>
+      </w:r>
+    </w:p>
+    <w:p>
+      <w:pPr>
+        <w:rPr>
+          <w:sz w:val="26"/>
+          <w:szCs w:val="26"/>
+        </w:rPr>
+      </w:pPr>
+      <w:r>
+        <w:rPr>
+          <w:sz w:val="26"/>
+          <w:szCs w:val="26"/>
+        </w:rPr>
+        <w:t xml:space="preserve">       # Expect 403 Forbidden returned by require_admin middleware</w:t>
+      </w:r>
+    </w:p>
+    <w:p>
+      <w:pPr>
+        <w:rPr>
+          <w:sz w:val="26"/>
+          <w:szCs w:val="26"/>
+        </w:rPr>
+      </w:pPr>
+      <w:r>
+        <w:rPr>
+          <w:sz w:val="26"/>
+          <w:szCs w:val="26"/>
+        </w:rPr>
+        <w:t xml:space="preserve">       assert response.status_code == 403</w:t>
+      </w:r>
+    </w:p>
+    <w:p>
+      <w:pPr>
+        <w:rPr>
+          <w:sz w:val="26"/>
+          <w:szCs w:val="26"/>
         </w:rPr>
       </w:pPr>
     </w:p>
@@ -4050,7 +4754,7 @@
           <w:szCs w:val="30"/>
         </w:rPr>
       </w:pPr>
-      <w:bookmarkStart w:id="3" w:name="_Toc223379578"/>
+      <w:bookmarkStart w:id="4" w:name="_Toc223379579"/>
       <w:r>
         <w:rPr>
           <w:rFonts w:ascii="Times New Roman" w:eastAsia="Times New Roman" w:hAnsi="Times New Roman" w:cs="Times New Roman"/>
@@ -4060,756 +4764,8 @@
           <w:sz w:val="30"/>
           <w:szCs w:val="30"/>
         </w:rPr>
-        <w:t>2</w:t>
-      </w:r>
-      <w:r>
-        <w:rPr>
-          <w:rFonts w:ascii="Times New Roman" w:eastAsia="Times New Roman" w:hAnsi="Times New Roman" w:cs="Times New Roman"/>
-          <w:b/>
-          <w:bCs/>
-          <w:color w:val="000000"/>
-          <w:sz w:val="30"/>
-          <w:szCs w:val="30"/>
-        </w:rPr>
-        <w:t>.2 Integration Testing</w:t>
-      </w:r>
-      <w:bookmarkEnd w:id="3"/>
-    </w:p>
-    <w:p>
-      <w:pPr>
-        <w:rPr>
-          <w:sz w:val="26"/>
-          <w:szCs w:val="26"/>
-        </w:rPr>
-      </w:pPr>
-      <w:r>
-        <w:rPr>
-          <w:rFonts w:ascii="Cardo" w:eastAsia="Cardo" w:hAnsi="Cardo" w:cs="Cardo"/>
-          <w:sz w:val="26"/>
-          <w:szCs w:val="26"/>
-        </w:rPr>
-        <w:t>Integration tests verify that multiple components work together correctly—for example, API endpoints with the real (or test) database, or controller → service → repository flows. They ensure that the contracts between layers are respected and that end-to-end behaviour within the backend is consistent.</w:t>
-      </w:r>
-    </w:p>
-    <w:p>
-      <w:pPr>
-        <w:rPr>
-          <w:sz w:val="26"/>
-          <w:szCs w:val="26"/>
-        </w:rPr>
-      </w:pPr>
-    </w:p>
-    <w:p>
-      <w:pPr>
-        <w:numPr>
-          <w:ilvl w:val="0"/>
-          <w:numId w:val="47"/>
-        </w:numPr>
-        <w:rPr>
-          <w:sz w:val="26"/>
-          <w:szCs w:val="26"/>
-        </w:rPr>
-      </w:pPr>
-      <w:r>
-        <w:rPr>
-          <w:sz w:val="26"/>
-          <w:szCs w:val="26"/>
-        </w:rPr>
-        <w:t>API + database: Key flows are tested by sending HTTP requests to the Flask app (e.g. using Flask test client) against a dedicated MySQL database or an in-memory SQLite instance. Examples include: POST /api/bookings creates a booking and updates room availability; POST /api/payments correctly deducts wallet balance and updates booking status; GET /api/rooms returns only available rooms for the given date range.</w:t>
-      </w:r>
-    </w:p>
-    <w:p>
-      <w:pPr>
-        <w:numPr>
-          <w:ilvl w:val="0"/>
-          <w:numId w:val="47"/>
-        </w:numPr>
-        <w:rPr>
-          <w:sz w:val="26"/>
-          <w:szCs w:val="26"/>
-        </w:rPr>
-      </w:pPr>
-      <w:r>
-        <w:rPr>
-          <w:sz w:val="26"/>
-          <w:szCs w:val="26"/>
-        </w:rPr>
-        <w:t>Authentication and authorization: Endpoints protected by require_auth, require_admin, or require_receptionist_or_admin are tested with valid and invalid X-User-Id headers (and optionally role) to confirm that forbidden access returns 401/403 and that allowed roles succeed.</w:t>
-      </w:r>
-    </w:p>
-    <w:p>
-      <w:pPr>
-        <w:numPr>
-          <w:ilvl w:val="0"/>
-          <w:numId w:val="47"/>
-        </w:numPr>
-        <w:rPr>
-          <w:sz w:val="26"/>
-          <w:szCs w:val="26"/>
-        </w:rPr>
-      </w:pPr>
-      <w:r>
-        <w:rPr>
-          <w:rFonts w:ascii="Cardo" w:eastAsia="Cardo" w:hAnsi="Cardo" w:cs="Cardo"/>
-          <w:sz w:val="26"/>
-          <w:szCs w:val="26"/>
-        </w:rPr>
-        <w:t>Cross-layer flows: Integration tests cover scenarios such as create booking → process payment → check-in → check-out, and cancel booking → refund to wallet, ensuring that service and repository interactions and transaction boundaries behave correctly under a single application context.</w:t>
-      </w:r>
-    </w:p>
-    <w:p>
-      <w:pPr>
-        <w:rPr>
-          <w:sz w:val="26"/>
-          <w:szCs w:val="26"/>
-        </w:rPr>
-      </w:pPr>
-    </w:p>
-    <w:p>
-      <w:pPr>
-        <w:rPr>
-          <w:sz w:val="26"/>
-          <w:szCs w:val="26"/>
-        </w:rPr>
-      </w:pPr>
-      <w:r>
-        <w:rPr>
-          <w:sz w:val="26"/>
-          <w:szCs w:val="26"/>
-        </w:rPr>
-        <w:t>These tests may use the same Flask application factory and a test configuration that points to a test database, with cleanup (e.g. transaction rollback or truncated tables) between tests to avoid side effects.</w:t>
-      </w:r>
-    </w:p>
-    <w:p>
-      <w:pPr>
-        <w:rPr>
-          <w:sz w:val="28"/>
-          <w:szCs w:val="28"/>
-        </w:rPr>
-      </w:pPr>
-    </w:p>
-    <w:p>
-      <w:pPr>
-        <w:rPr>
-          <w:sz w:val="26"/>
-          <w:szCs w:val="26"/>
-        </w:rPr>
-      </w:pPr>
-      <w:r>
-        <w:rPr>
-          <w:sz w:val="26"/>
-          <w:szCs w:val="26"/>
-        </w:rPr>
-        <w:t>Example integration tests:</w:t>
-      </w:r>
-    </w:p>
-    <w:p>
-      <w:pPr>
-        <w:rPr>
-          <w:sz w:val="26"/>
-          <w:szCs w:val="26"/>
-        </w:rPr>
-      </w:pPr>
-    </w:p>
-    <w:p>
-      <w:pPr>
-        <w:rPr>
-          <w:sz w:val="26"/>
-          <w:szCs w:val="26"/>
-        </w:rPr>
-      </w:pPr>
-      <w:r>
-        <w:rPr>
-          <w:sz w:val="26"/>
-          <w:szCs w:val="26"/>
-        </w:rPr>
-        <w:t>1. Booking API + room availability</w:t>
-      </w:r>
-    </w:p>
-    <w:p>
-      <w:pPr>
-        <w:rPr>
-          <w:sz w:val="26"/>
-          <w:szCs w:val="26"/>
-        </w:rPr>
-      </w:pPr>
-      <w:r>
-        <w:rPr>
-          <w:sz w:val="26"/>
-          <w:szCs w:val="26"/>
-        </w:rPr>
-        <w:t xml:space="preserve">   def test_create_booking_reserves_room(client, db):</w:t>
-      </w:r>
-    </w:p>
-    <w:p>
-      <w:pPr>
-        <w:rPr>
-          <w:sz w:val="26"/>
-          <w:szCs w:val="26"/>
-        </w:rPr>
-      </w:pPr>
-      <w:r>
-        <w:rPr>
-          <w:sz w:val="26"/>
-          <w:szCs w:val="26"/>
-        </w:rPr>
-        <w:t xml:space="preserve">       # Arrange: seed one available room of type "standard" in the test DB</w:t>
-      </w:r>
-    </w:p>
-    <w:p>
-      <w:pPr>
-        <w:rPr>
-          <w:sz w:val="26"/>
-          <w:szCs w:val="26"/>
-        </w:rPr>
-      </w:pPr>
-      <w:r>
-        <w:rPr>
-          <w:sz w:val="26"/>
-          <w:szCs w:val="26"/>
-        </w:rPr>
-        <w:t xml:space="preserve">       room_id = seed_room(db, room_type="standard", status="available")</w:t>
-      </w:r>
-    </w:p>
-    <w:p>
-      <w:pPr>
-        <w:rPr>
-          <w:sz w:val="26"/>
-          <w:szCs w:val="26"/>
-        </w:rPr>
-      </w:pPr>
-      <w:r>
-        <w:rPr>
-          <w:sz w:val="26"/>
-          <w:szCs w:val="26"/>
-        </w:rPr>
-        <w:t xml:space="preserve">       payload = {</w:t>
-      </w:r>
-    </w:p>
-    <w:p>
-      <w:pPr>
-        <w:rPr>
-          <w:sz w:val="26"/>
-          <w:szCs w:val="26"/>
-        </w:rPr>
-      </w:pPr>
-      <w:r>
-        <w:rPr>
-          <w:sz w:val="26"/>
-          <w:szCs w:val="26"/>
-        </w:rPr>
-        <w:t xml:space="preserve">           "guest_name": "Alice",</w:t>
-      </w:r>
-    </w:p>
-    <w:p>
-      <w:pPr>
-        <w:rPr>
-          <w:sz w:val="26"/>
-          <w:szCs w:val="26"/>
-        </w:rPr>
-      </w:pPr>
-      <w:r>
-        <w:rPr>
-          <w:sz w:val="26"/>
-          <w:szCs w:val="26"/>
-        </w:rPr>
-        <w:t xml:space="preserve">           "room_type": "standard",</w:t>
-      </w:r>
-    </w:p>
-    <w:p>
-      <w:pPr>
-        <w:rPr>
-          <w:sz w:val="26"/>
-          <w:szCs w:val="26"/>
-        </w:rPr>
-      </w:pPr>
-      <w:r>
-        <w:rPr>
-          <w:sz w:val="26"/>
-          <w:szCs w:val="26"/>
-        </w:rPr>
-        <w:t xml:space="preserve">           "check_in_date": "2026-02-10",</w:t>
-      </w:r>
-    </w:p>
-    <w:p>
-      <w:pPr>
-        <w:rPr>
-          <w:sz w:val="26"/>
-          <w:szCs w:val="26"/>
-        </w:rPr>
-      </w:pPr>
-      <w:r>
-        <w:rPr>
-          <w:sz w:val="26"/>
-          <w:szCs w:val="26"/>
-        </w:rPr>
-        <w:t xml:space="preserve">           "check_out_date": "2026-02-12"</w:t>
-      </w:r>
-    </w:p>
-    <w:p>
-      <w:pPr>
-        <w:rPr>
-          <w:sz w:val="26"/>
-          <w:szCs w:val="26"/>
-        </w:rPr>
-      </w:pPr>
-      <w:r>
-        <w:rPr>
-          <w:sz w:val="26"/>
-          <w:szCs w:val="26"/>
-        </w:rPr>
-        <w:t xml:space="preserve">       }</w:t>
-      </w:r>
-    </w:p>
-    <w:p>
-      <w:pPr>
-        <w:rPr>
-          <w:sz w:val="26"/>
-          <w:szCs w:val="26"/>
-        </w:rPr>
-      </w:pPr>
-      <w:r>
-        <w:rPr>
-          <w:sz w:val="26"/>
-          <w:szCs w:val="26"/>
-        </w:rPr>
-        <w:t xml:space="preserve">       # Act: call POST /api/bookings via Flask test client</w:t>
-      </w:r>
-    </w:p>
-    <w:p>
-      <w:pPr>
-        <w:rPr>
-          <w:sz w:val="26"/>
-          <w:szCs w:val="26"/>
-        </w:rPr>
-      </w:pPr>
-      <w:r>
-        <w:rPr>
-          <w:sz w:val="26"/>
-          <w:szCs w:val="26"/>
-        </w:rPr>
-        <w:t xml:space="preserve">       response = client.post("/api/bookings", json=payload, headers={"X-User-Id": "1"})</w:t>
-      </w:r>
-    </w:p>
-    <w:p>
-      <w:pPr>
-        <w:rPr>
-          <w:sz w:val="26"/>
-          <w:szCs w:val="26"/>
-        </w:rPr>
-      </w:pPr>
-      <w:r>
-        <w:rPr>
-          <w:sz w:val="26"/>
-          <w:szCs w:val="26"/>
-        </w:rPr>
-        <w:t xml:space="preserve">       # Assert: booking is created and room status becomes 'reserved'</w:t>
-      </w:r>
-    </w:p>
-    <w:p>
-      <w:pPr>
-        <w:rPr>
-          <w:sz w:val="26"/>
-          <w:szCs w:val="26"/>
-        </w:rPr>
-      </w:pPr>
-      <w:r>
-        <w:rPr>
-          <w:sz w:val="26"/>
-          <w:szCs w:val="26"/>
-        </w:rPr>
-        <w:t xml:space="preserve">       assert response.status_code == 200</w:t>
-      </w:r>
-    </w:p>
-    <w:p>
-      <w:pPr>
-        <w:rPr>
-          <w:sz w:val="26"/>
-          <w:szCs w:val="26"/>
-        </w:rPr>
-      </w:pPr>
-      <w:r>
-        <w:rPr>
-          <w:sz w:val="26"/>
-          <w:szCs w:val="26"/>
-        </w:rPr>
-        <w:t xml:space="preserve">       data = response.get_json()</w:t>
-      </w:r>
-    </w:p>
-    <w:p>
-      <w:pPr>
-        <w:rPr>
-          <w:sz w:val="26"/>
-          <w:szCs w:val="26"/>
-        </w:rPr>
-      </w:pPr>
-      <w:r>
-        <w:rPr>
-          <w:sz w:val="26"/>
-          <w:szCs w:val="26"/>
-        </w:rPr>
-        <w:t xml:space="preserve">       assert data["booking"]["room_id"] == room_id</w:t>
-      </w:r>
-    </w:p>
-    <w:p>
-      <w:pPr>
-        <w:rPr>
-          <w:sz w:val="26"/>
-          <w:szCs w:val="26"/>
-        </w:rPr>
-      </w:pPr>
-      <w:r>
-        <w:rPr>
-          <w:sz w:val="26"/>
-          <w:szCs w:val="26"/>
-        </w:rPr>
-        <w:t xml:space="preserve">       assert get_room(db, room_id).status == "reserved"</w:t>
-      </w:r>
-    </w:p>
-    <w:p>
-      <w:pPr>
-        <w:rPr>
-          <w:sz w:val="26"/>
-          <w:szCs w:val="26"/>
-        </w:rPr>
-      </w:pPr>
-    </w:p>
-    <w:p>
-      <w:pPr>
-        <w:rPr>
-          <w:sz w:val="26"/>
-          <w:szCs w:val="26"/>
-        </w:rPr>
-      </w:pPr>
-      <w:r>
-        <w:rPr>
-          <w:sz w:val="26"/>
-          <w:szCs w:val="26"/>
-        </w:rPr>
-        <w:t>2. Payment API + wallet deduction</w:t>
-      </w:r>
-    </w:p>
-    <w:p>
-      <w:pPr>
-        <w:rPr>
-          <w:sz w:val="26"/>
-          <w:szCs w:val="26"/>
-        </w:rPr>
-      </w:pPr>
-      <w:r>
-        <w:rPr>
-          <w:sz w:val="26"/>
-          <w:szCs w:val="26"/>
-        </w:rPr>
-        <w:t xml:space="preserve">   def test_wallet_payment_deducts_balance(client, db, wallet_factory):</w:t>
-      </w:r>
-    </w:p>
-    <w:p>
-      <w:pPr>
-        <w:rPr>
-          <w:sz w:val="26"/>
-          <w:szCs w:val="26"/>
-        </w:rPr>
-      </w:pPr>
-      <w:r>
-        <w:rPr>
-          <w:sz w:val="26"/>
-          <w:szCs w:val="26"/>
-        </w:rPr>
-        <w:t xml:space="preserve">       wallet = wallet_factory(user_id="1", balance=500.0)</w:t>
-      </w:r>
-    </w:p>
-    <w:p>
-      <w:pPr>
-        <w:rPr>
-          <w:sz w:val="26"/>
-          <w:szCs w:val="26"/>
-        </w:rPr>
-      </w:pPr>
-      <w:r>
-        <w:rPr>
-          <w:sz w:val="26"/>
-          <w:szCs w:val="26"/>
-        </w:rPr>
-        <w:t xml:space="preserve">       booking_id = seed_booking(db, user_id="1", total_price=200.0)</w:t>
-      </w:r>
-    </w:p>
-    <w:p>
-      <w:pPr>
-        <w:rPr>
-          <w:sz w:val="26"/>
-          <w:szCs w:val="26"/>
-        </w:rPr>
-      </w:pPr>
-      <w:r>
-        <w:rPr>
-          <w:sz w:val="26"/>
-          <w:szCs w:val="26"/>
-        </w:rPr>
-        <w:t xml:space="preserve">       payload = {</w:t>
-      </w:r>
-    </w:p>
-    <w:p>
-      <w:pPr>
-        <w:rPr>
-          <w:sz w:val="26"/>
-          <w:szCs w:val="26"/>
-        </w:rPr>
-      </w:pPr>
-      <w:r>
-        <w:rPr>
-          <w:sz w:val="26"/>
-          <w:szCs w:val="26"/>
-        </w:rPr>
-        <w:t xml:space="preserve">           "booking_id": booking_id,</w:t>
-      </w:r>
-    </w:p>
-    <w:p>
-      <w:pPr>
-        <w:rPr>
-          <w:sz w:val="26"/>
-          <w:szCs w:val="26"/>
-        </w:rPr>
-      </w:pPr>
-      <w:r>
-        <w:rPr>
-          <w:sz w:val="26"/>
-          <w:szCs w:val="26"/>
-        </w:rPr>
-        <w:t xml:space="preserve">           "amount": 200.0,</w:t>
-      </w:r>
-    </w:p>
-    <w:p>
-      <w:pPr>
-        <w:rPr>
-          <w:sz w:val="26"/>
-          <w:szCs w:val="26"/>
-        </w:rPr>
-      </w:pPr>
-      <w:r>
-        <w:rPr>
-          <w:sz w:val="26"/>
-          <w:szCs w:val="26"/>
-        </w:rPr>
-        <w:t xml:space="preserve">           "payment_method": "cash"</w:t>
-      </w:r>
-    </w:p>
-    <w:p>
-      <w:pPr>
-        <w:rPr>
-          <w:sz w:val="26"/>
-          <w:szCs w:val="26"/>
-        </w:rPr>
-      </w:pPr>
-      <w:r>
-        <w:rPr>
-          <w:sz w:val="26"/>
-          <w:szCs w:val="26"/>
-        </w:rPr>
-        <w:t xml:space="preserve">       }</w:t>
-      </w:r>
-    </w:p>
-    <w:p>
-      <w:pPr>
-        <w:rPr>
-          <w:sz w:val="26"/>
-          <w:szCs w:val="26"/>
-        </w:rPr>
-      </w:pPr>
-      <w:r>
-        <w:rPr>
-          <w:sz w:val="26"/>
-          <w:szCs w:val="26"/>
-        </w:rPr>
-        <w:t xml:space="preserve">       response = client.post("/api/payments", json=payload, headers={"X-User-Id": "1"})</w:t>
-      </w:r>
-    </w:p>
-    <w:p>
-      <w:pPr>
-        <w:rPr>
-          <w:sz w:val="26"/>
-          <w:szCs w:val="26"/>
-        </w:rPr>
-      </w:pPr>
-      <w:r>
-        <w:rPr>
-          <w:sz w:val="26"/>
-          <w:szCs w:val="26"/>
-        </w:rPr>
-        <w:t xml:space="preserve">       assert response.status_code == 200</w:t>
-      </w:r>
-    </w:p>
-    <w:p>
-      <w:pPr>
-        <w:rPr>
-          <w:sz w:val="26"/>
-          <w:szCs w:val="26"/>
-        </w:rPr>
-      </w:pPr>
-      <w:r>
-        <w:rPr>
-          <w:sz w:val="26"/>
-          <w:szCs w:val="26"/>
-        </w:rPr>
-        <w:t xml:space="preserve">       updated_wallet = get_wallet(db, "1")</w:t>
-      </w:r>
-    </w:p>
-    <w:p>
-      <w:pPr>
-        <w:rPr>
-          <w:sz w:val="26"/>
-          <w:szCs w:val="26"/>
-        </w:rPr>
-      </w:pPr>
-      <w:r>
-        <w:rPr>
-          <w:sz w:val="26"/>
-          <w:szCs w:val="26"/>
-        </w:rPr>
-        <w:t xml:space="preserve">       assert updated_wallet.balance == wallet.balance - 200.0</w:t>
-      </w:r>
-    </w:p>
-    <w:p>
-      <w:pPr>
-        <w:rPr>
-          <w:sz w:val="26"/>
-          <w:szCs w:val="26"/>
-        </w:rPr>
-      </w:pPr>
-    </w:p>
-    <w:p>
-      <w:pPr>
-        <w:rPr>
-          <w:sz w:val="26"/>
-          <w:szCs w:val="26"/>
-        </w:rPr>
-      </w:pPr>
-      <w:r>
-        <w:rPr>
-          <w:sz w:val="26"/>
-          <w:szCs w:val="26"/>
-        </w:rPr>
-        <w:t>3. Authorization on admin endpoint</w:t>
-      </w:r>
-    </w:p>
-    <w:p>
-      <w:pPr>
-        <w:rPr>
-          <w:sz w:val="26"/>
-          <w:szCs w:val="26"/>
-        </w:rPr>
-      </w:pPr>
-      <w:r>
-        <w:rPr>
-          <w:sz w:val="26"/>
-          <w:szCs w:val="26"/>
-        </w:rPr>
-        <w:t xml:space="preserve">   def test_normal_user_cannot_access_admin_rooms(client, db):</w:t>
-      </w:r>
-    </w:p>
-    <w:p>
-      <w:pPr>
-        <w:rPr>
-          <w:sz w:val="26"/>
-          <w:szCs w:val="26"/>
-        </w:rPr>
-      </w:pPr>
-      <w:r>
-        <w:rPr>
-          <w:sz w:val="26"/>
-          <w:szCs w:val="26"/>
-        </w:rPr>
-        <w:t xml:space="preserve">       # User without admin role tries to access admin-only rooms endpoint</w:t>
-      </w:r>
-    </w:p>
-    <w:p>
-      <w:pPr>
-        <w:rPr>
-          <w:sz w:val="26"/>
-          <w:szCs w:val="26"/>
-        </w:rPr>
-      </w:pPr>
-      <w:r>
-        <w:rPr>
-          <w:sz w:val="26"/>
-          <w:szCs w:val="26"/>
-        </w:rPr>
-        <w:t xml:space="preserve">       response = client.post("/api/rooms", json={}, headers={"X-User-Id": "normal-user"})</w:t>
-      </w:r>
-    </w:p>
-    <w:p>
-      <w:pPr>
-        <w:rPr>
-          <w:sz w:val="26"/>
-          <w:szCs w:val="26"/>
-        </w:rPr>
-      </w:pPr>
-      <w:r>
-        <w:rPr>
-          <w:sz w:val="26"/>
-          <w:szCs w:val="26"/>
-        </w:rPr>
-        <w:t xml:space="preserve">       # Expect 403 Forbidden returned by require_admin middleware</w:t>
-      </w:r>
-    </w:p>
-    <w:p>
-      <w:pPr>
-        <w:rPr>
-          <w:sz w:val="26"/>
-          <w:szCs w:val="26"/>
-        </w:rPr>
-      </w:pPr>
-      <w:r>
-        <w:rPr>
-          <w:sz w:val="26"/>
-          <w:szCs w:val="26"/>
-        </w:rPr>
-        <w:t xml:space="preserve">       assert response.status_code == 403</w:t>
-      </w:r>
-    </w:p>
-    <w:p>
-      <w:pPr>
-        <w:rPr>
-          <w:sz w:val="26"/>
-          <w:szCs w:val="26"/>
-        </w:rPr>
-      </w:pPr>
-    </w:p>
-    <w:p>
-      <w:pPr>
-        <w:pStyle w:val="Heading2"/>
-        <w:rPr>
-          <w:rFonts w:ascii="Times New Roman" w:eastAsia="Times New Roman" w:hAnsi="Times New Roman" w:cs="Times New Roman"/>
-          <w:b/>
-          <w:bCs/>
-          <w:color w:val="000000"/>
-          <w:sz w:val="30"/>
-          <w:szCs w:val="30"/>
-        </w:rPr>
-      </w:pPr>
-      <w:bookmarkStart w:id="4" w:name="_Toc223379579"/>
-      <w:r>
-        <w:rPr>
-          <w:rFonts w:ascii="Times New Roman" w:eastAsia="Times New Roman" w:hAnsi="Times New Roman" w:cs="Times New Roman"/>
-          <w:b/>
-          <w:bCs/>
-          <w:color w:val="000000"/>
-          <w:sz w:val="30"/>
-          <w:szCs w:val="30"/>
-        </w:rPr>
         <w:lastRenderedPageBreak/>
-        <w:t>2</w:t>
-      </w:r>
-      <w:r>
-        <w:rPr>
-          <w:rFonts w:ascii="Times New Roman" w:eastAsia="Times New Roman" w:hAnsi="Times New Roman" w:cs="Times New Roman"/>
-          <w:b/>
-          <w:bCs/>
-          <w:color w:val="000000"/>
-          <w:sz w:val="30"/>
-          <w:szCs w:val="30"/>
-        </w:rPr>
-        <w:t>.3 Verification Proof: Booking – Payment – Check-in Flow</w:t>
+        <w:t>2.3 Verification Proof: Booking – Payment – Check-in Flow</w:t>
       </w:r>
       <w:bookmarkEnd w:id="4"/>
     </w:p>
@@ -6135,7 +6091,21 @@
           <w:i/>
           <w:iCs/>
         </w:rPr>
-        <w:t>Figure 13: Register completed</w:t>
+        <w:t>Figure 1</w:t>
+      </w:r>
+      <w:r>
+        <w:rPr>
+          <w:i/>
+          <w:iCs/>
+        </w:rPr>
+        <w:t>6</w:t>
+      </w:r>
+      <w:r>
+        <w:rPr>
+          <w:i/>
+          <w:iCs/>
+        </w:rPr>
+        <w:t>: Register completed</w:t>
       </w:r>
     </w:p>
     <w:p>
@@ -6202,7 +6172,21 @@
           <w:i/>
           <w:iCs/>
         </w:rPr>
-        <w:t>Figure 14: Search rooms</w:t>
+        <w:t>Figure 1</w:t>
+      </w:r>
+      <w:r>
+        <w:rPr>
+          <w:i/>
+          <w:iCs/>
+        </w:rPr>
+        <w:t>7</w:t>
+      </w:r>
+      <w:r>
+        <w:rPr>
+          <w:i/>
+          <w:iCs/>
+        </w:rPr>
+        <w:t>: Search rooms</w:t>
       </w:r>
     </w:p>
     <w:p>
@@ -6270,7 +6254,21 @@
           <w:i/>
           <w:iCs/>
         </w:rPr>
-        <w:t>Figure 15: Booking</w:t>
+        <w:t>Figure 1</w:t>
+      </w:r>
+      <w:r>
+        <w:rPr>
+          <w:i/>
+          <w:iCs/>
+        </w:rPr>
+        <w:t>8</w:t>
+      </w:r>
+      <w:r>
+        <w:rPr>
+          <w:i/>
+          <w:iCs/>
+        </w:rPr>
+        <w:t>: Booking</w:t>
       </w:r>
     </w:p>
     <w:p>
@@ -6336,7 +6334,21 @@
           <w:i/>
           <w:iCs/>
         </w:rPr>
-        <w:t>Figure 16: Payment completed</w:t>
+        <w:t>Figure 1</w:t>
+      </w:r>
+      <w:r>
+        <w:rPr>
+          <w:i/>
+          <w:iCs/>
+        </w:rPr>
+        <w:t>9</w:t>
+      </w:r>
+      <w:r>
+        <w:rPr>
+          <w:i/>
+          <w:iCs/>
+        </w:rPr>
+        <w:t>: Payment completed</w:t>
       </w:r>
     </w:p>
     <w:p>
@@ -6436,7 +6448,21 @@
           <w:i/>
           <w:iCs/>
         </w:rPr>
-        <w:t>Figure 17: Manage bookings</w:t>
+        <w:t xml:space="preserve">Figure </w:t>
+      </w:r>
+      <w:r>
+        <w:rPr>
+          <w:i/>
+          <w:iCs/>
+        </w:rPr>
+        <w:t>20</w:t>
+      </w:r>
+      <w:r>
+        <w:rPr>
+          <w:i/>
+          <w:iCs/>
+        </w:rPr>
+        <w:t>: Manage bookings</w:t>
       </w:r>
     </w:p>
     <w:p>
@@ -6502,7 +6528,21 @@
           <w:i/>
           <w:iCs/>
         </w:rPr>
-        <w:t>Figure 18: Checkout</w:t>
+        <w:t xml:space="preserve">Figure </w:t>
+      </w:r>
+      <w:r>
+        <w:rPr>
+          <w:i/>
+          <w:iCs/>
+        </w:rPr>
+        <w:t>21</w:t>
+      </w:r>
+      <w:r>
+        <w:rPr>
+          <w:i/>
+          <w:iCs/>
+        </w:rPr>
+        <w:t>: Checkout</w:t>
       </w:r>
     </w:p>
     <w:p>
@@ -6615,9 +6655,29 @@
           <w:szCs w:val="30"/>
         </w:rPr>
         <w:lastRenderedPageBreak/>
-        <w:t>3</w:t>
-      </w:r>
-      <w:r>
+        <w:t>3. Conclusion &amp; Reflection</w:t>
+      </w:r>
+      <w:bookmarkEnd w:id="5"/>
+    </w:p>
+    <w:p>
+      <w:pPr>
+        <w:ind w:firstLine="425"/>
+        <w:rPr>
+          <w:sz w:val="28"/>
+          <w:szCs w:val="28"/>
+        </w:rPr>
+      </w:pPr>
+      <w:r>
+        <w:rPr>
+          <w:sz w:val="26"/>
+          <w:szCs w:val="26"/>
+        </w:rPr>
+        <w:t>This project successfully implements a multi-role Hotel Booking Management System using a layered Flask backend and a static HTML/CSS/JavaScript frontend. The layered structure with controllers, services, repositories, and models has proven effective in separating concerns, making it easier to reason about booking, payment, and reporting flows. The system satisfies the main functional requirements (room browsing, booking, payment, check-in/check-out, wallet, coupons, services, reporting) and achieves key architectural goals such as modifiability, maintainability, and basic security.</w:t>
+      </w:r>
+    </w:p>
+    <w:p>
+      <w:pPr>
+        <w:pStyle w:val="Heading2"/>
         <w:rPr>
           <w:rFonts w:ascii="Times New Roman" w:eastAsia="Times New Roman" w:hAnsi="Times New Roman" w:cs="Times New Roman"/>
           <w:b/>
@@ -6626,29 +6686,9 @@
           <w:sz w:val="30"/>
           <w:szCs w:val="30"/>
         </w:rPr>
-        <w:t>. Conclusion &amp; Reflection</w:t>
-      </w:r>
-      <w:bookmarkEnd w:id="5"/>
-    </w:p>
-    <w:p>
-      <w:pPr>
-        <w:ind w:firstLine="425"/>
-        <w:rPr>
-          <w:sz w:val="28"/>
-          <w:szCs w:val="28"/>
-        </w:rPr>
-      </w:pPr>
-      <w:r>
-        <w:rPr>
-          <w:sz w:val="26"/>
-          <w:szCs w:val="26"/>
-        </w:rPr>
-        <w:t>This project successfully implements a multi-role Hotel Booking Management System using a layered Flask backend and a static HTML/CSS/JavaScript frontend. The layered structure with controllers, services, repositories, and models has proven effective in separating concerns, making it easier to reason about booking, payment, and reporting flows. The system satisfies the main functional requirements (room browsing, booking, payment, check-in/check-out, wallet, coupons, services, reporting) and achieves key architectural goals such as modifiability, maintainability, and basic security.</w:t>
-      </w:r>
-    </w:p>
-    <w:p>
-      <w:pPr>
-        <w:pStyle w:val="Heading2"/>
+      </w:pPr>
+      <w:bookmarkStart w:id="6" w:name="_Toc223379581"/>
+      <w:r>
         <w:rPr>
           <w:rFonts w:ascii="Times New Roman" w:eastAsia="Times New Roman" w:hAnsi="Times New Roman" w:cs="Times New Roman"/>
           <w:b/>
@@ -6657,9 +6697,122 @@
           <w:sz w:val="30"/>
           <w:szCs w:val="30"/>
         </w:rPr>
-      </w:pPr>
-      <w:bookmarkStart w:id="6" w:name="_Toc223379581"/>
-      <w:r>
+        <w:t>3.1 Lessons Learned</w:t>
+      </w:r>
+      <w:bookmarkEnd w:id="6"/>
+    </w:p>
+    <w:p>
+      <w:pPr>
+        <w:ind w:firstLine="425"/>
+        <w:rPr>
+          <w:sz w:val="26"/>
+          <w:szCs w:val="26"/>
+        </w:rPr>
+      </w:pPr>
+      <w:r>
+        <w:rPr>
+          <w:sz w:val="26"/>
+          <w:szCs w:val="26"/>
+        </w:rPr>
+        <w:t>Value of Clear Layering: Explicit separation between controllers, services, and repositories significantly reduced coupling. When business rules changed (e.g.,</w:t>
+      </w:r>
+    </w:p>
+    <w:p>
+      <w:pPr>
+        <w:rPr>
+          <w:sz w:val="26"/>
+          <w:szCs w:val="26"/>
+        </w:rPr>
+      </w:pPr>
+      <w:r>
+        <w:rPr>
+          <w:sz w:val="26"/>
+          <w:szCs w:val="26"/>
+        </w:rPr>
+        <w:t>new validation for booking dates or coupon constraints), modifications could be</w:t>
+      </w:r>
+    </w:p>
+    <w:p>
+      <w:pPr>
+        <w:rPr>
+          <w:sz w:val="26"/>
+          <w:szCs w:val="26"/>
+        </w:rPr>
+      </w:pPr>
+      <w:r>
+        <w:rPr>
+          <w:sz w:val="26"/>
+          <w:szCs w:val="26"/>
+        </w:rPr>
+        <w:t>localized mainly in the service layer.</w:t>
+      </w:r>
+    </w:p>
+    <w:p>
+      <w:pPr>
+        <w:ind w:firstLine="425"/>
+        <w:rPr>
+          <w:sz w:val="26"/>
+          <w:szCs w:val="26"/>
+        </w:rPr>
+      </w:pPr>
+      <w:r>
+        <w:rPr>
+          <w:sz w:val="26"/>
+          <w:szCs w:val="26"/>
+        </w:rPr>
+        <w:t>Handling Data Consistency: Implementing correct booking and payment flows required careful handling of transactions and state transitions (pending, paid, cancelled, checked_in, checked_out). The repository methods and service logic had to be designed to avoid partial updates (e.g., reserving a room but failing to create a booking).</w:t>
+      </w:r>
+    </w:p>
+    <w:p>
+      <w:pPr>
+        <w:ind w:firstLine="425"/>
+        <w:rPr>
+          <w:sz w:val="26"/>
+          <w:szCs w:val="26"/>
+        </w:rPr>
+      </w:pPr>
+      <w:r>
+        <w:rPr>
+          <w:sz w:val="26"/>
+          <w:szCs w:val="26"/>
+        </w:rPr>
+        <w:t>Security &amp; Roles: Introducing middleware-based decorators for authentication and role-based access control made it easier to secure endpoints consistently across</w:t>
+      </w:r>
+    </w:p>
+    <w:p>
+      <w:pPr>
+        <w:rPr>
+          <w:sz w:val="26"/>
+          <w:szCs w:val="26"/>
+        </w:rPr>
+      </w:pPr>
+      <w:r>
+        <w:rPr>
+          <w:sz w:val="26"/>
+          <w:szCs w:val="26"/>
+        </w:rPr>
+        <w:t>the application. This pattern helped enforce that only appropriate roles can perform sensitive operations like managing rooms, staff, or viewing reports.</w:t>
+      </w:r>
+    </w:p>
+    <w:p>
+      <w:pPr>
+        <w:ind w:firstLine="425"/>
+        <w:rPr>
+          <w:sz w:val="26"/>
+          <w:szCs w:val="26"/>
+        </w:rPr>
+      </w:pPr>
+      <w:r>
+        <w:rPr>
+          <w:sz w:val="26"/>
+          <w:szCs w:val="26"/>
+        </w:rPr>
+        <w:t>Integration with a Real Database: Working with MySQL and explicit SQL queries (instead of an ORM) provided deeper understanding of SQL, transactions, and how to map between relational tables and Python objects.</w:t>
+      </w:r>
+    </w:p>
+    <w:p>
+      <w:pPr>
+        <w:pStyle w:val="Heading2"/>
         <w:rPr>
           <w:rFonts w:ascii="Times New Roman" w:eastAsia="Times New Roman" w:hAnsi="Times New Roman" w:cs="Times New Roman"/>
           <w:b/>
@@ -6668,8 +6821,8 @@
           <w:sz w:val="30"/>
           <w:szCs w:val="30"/>
         </w:rPr>
-        <w:t>3</w:t>
-      </w:r>
+      </w:pPr>
+      <w:bookmarkStart w:id="7" w:name="_Toc223379582"/>
       <w:r>
         <w:rPr>
           <w:rFonts w:ascii="Times New Roman" w:eastAsia="Times New Roman" w:hAnsi="Times New Roman" w:cs="Times New Roman"/>
@@ -6679,153 +6832,7 @@
           <w:sz w:val="30"/>
           <w:szCs w:val="30"/>
         </w:rPr>
-        <w:t>.1 Lessons Learned</w:t>
-      </w:r>
-      <w:bookmarkEnd w:id="6"/>
-    </w:p>
-    <w:p>
-      <w:pPr>
-        <w:ind w:firstLine="425"/>
-        <w:rPr>
-          <w:sz w:val="26"/>
-          <w:szCs w:val="26"/>
-        </w:rPr>
-      </w:pPr>
-      <w:r>
-        <w:rPr>
-          <w:sz w:val="26"/>
-          <w:szCs w:val="26"/>
-        </w:rPr>
-        <w:t>Value of Clear Layering: Explicit separation between controllers, services, and repositories significantly reduced coupling. When business rules changed (e.g.,</w:t>
-      </w:r>
-    </w:p>
-    <w:p>
-      <w:pPr>
-        <w:rPr>
-          <w:sz w:val="26"/>
-          <w:szCs w:val="26"/>
-        </w:rPr>
-      </w:pPr>
-      <w:r>
-        <w:rPr>
-          <w:sz w:val="26"/>
-          <w:szCs w:val="26"/>
-        </w:rPr>
-        <w:t>new validation for booking dates or coupon constraints), modifications could be</w:t>
-      </w:r>
-    </w:p>
-    <w:p>
-      <w:pPr>
-        <w:rPr>
-          <w:sz w:val="26"/>
-          <w:szCs w:val="26"/>
-        </w:rPr>
-      </w:pPr>
-      <w:r>
-        <w:rPr>
-          <w:sz w:val="26"/>
-          <w:szCs w:val="26"/>
-        </w:rPr>
-        <w:t>localized mainly in the service layer.</w:t>
-      </w:r>
-    </w:p>
-    <w:p>
-      <w:pPr>
-        <w:ind w:firstLine="425"/>
-        <w:rPr>
-          <w:sz w:val="26"/>
-          <w:szCs w:val="26"/>
-        </w:rPr>
-      </w:pPr>
-      <w:r>
-        <w:rPr>
-          <w:sz w:val="26"/>
-          <w:szCs w:val="26"/>
-        </w:rPr>
-        <w:t>Handling Data Consistency: Implementing correct booking and payment flows required careful handling of transactions and state transitions (pending, paid, cancelled, checked_in, checked_out). The repository methods and service logic had to be designed to avoid partial updates (e.g., reserving a room but failing to create a booking).</w:t>
-      </w:r>
-    </w:p>
-    <w:p>
-      <w:pPr>
-        <w:ind w:firstLine="425"/>
-        <w:rPr>
-          <w:sz w:val="26"/>
-          <w:szCs w:val="26"/>
-        </w:rPr>
-      </w:pPr>
-      <w:r>
-        <w:rPr>
-          <w:sz w:val="26"/>
-          <w:szCs w:val="26"/>
-        </w:rPr>
-        <w:t>Security &amp; Roles: Introducing middleware-based decorators for authentication and role-based access control made it easier to secure endpoints consistently across</w:t>
-      </w:r>
-    </w:p>
-    <w:p>
-      <w:pPr>
-        <w:rPr>
-          <w:sz w:val="26"/>
-          <w:szCs w:val="26"/>
-        </w:rPr>
-      </w:pPr>
-      <w:r>
-        <w:rPr>
-          <w:sz w:val="26"/>
-          <w:szCs w:val="26"/>
-        </w:rPr>
-        <w:t>the application. This pattern helped enforce that only appropriate roles can perform sensitive operations like managing rooms, staff, or viewing reports.</w:t>
-      </w:r>
-    </w:p>
-    <w:p>
-      <w:pPr>
-        <w:ind w:firstLine="425"/>
-        <w:rPr>
-          <w:sz w:val="26"/>
-          <w:szCs w:val="26"/>
-        </w:rPr>
-      </w:pPr>
-      <w:r>
-        <w:rPr>
-          <w:sz w:val="26"/>
-          <w:szCs w:val="26"/>
-        </w:rPr>
-        <w:t>Integration with a Real Database: Working with MySQL and explicit SQL queries (instead of an ORM) provided deeper understanding of SQL, transactions, and how to map between relational tables and Python objects.</w:t>
-      </w:r>
-    </w:p>
-    <w:p>
-      <w:pPr>
-        <w:pStyle w:val="Heading2"/>
-        <w:rPr>
-          <w:rFonts w:ascii="Times New Roman" w:eastAsia="Times New Roman" w:hAnsi="Times New Roman" w:cs="Times New Roman"/>
-          <w:b/>
-          <w:bCs/>
-          <w:color w:val="000000"/>
-          <w:sz w:val="30"/>
-          <w:szCs w:val="30"/>
-        </w:rPr>
-      </w:pPr>
-      <w:bookmarkStart w:id="7" w:name="_Toc223379582"/>
-      <w:r>
-        <w:rPr>
-          <w:rFonts w:ascii="Times New Roman" w:eastAsia="Times New Roman" w:hAnsi="Times New Roman" w:cs="Times New Roman"/>
-          <w:b/>
-          <w:bCs/>
-          <w:color w:val="000000"/>
-          <w:sz w:val="30"/>
-          <w:szCs w:val="30"/>
-        </w:rPr>
-        <w:t>3</w:t>
-      </w:r>
-      <w:r>
-        <w:rPr>
-          <w:rFonts w:ascii="Times New Roman" w:eastAsia="Times New Roman" w:hAnsi="Times New Roman" w:cs="Times New Roman"/>
-          <w:b/>
-          <w:bCs/>
-          <w:color w:val="000000"/>
-          <w:sz w:val="30"/>
-          <w:szCs w:val="30"/>
-        </w:rPr>
-        <w:t>.2 Future Improvements</w:t>
+        <w:t>3.2 Future Improvements</w:t>
       </w:r>
       <w:bookmarkEnd w:id="7"/>
     </w:p>

--- a/Documents/personal part/ClassN01_Group_7_Lab_report_main_PhamTheThuyHoang.docx
+++ b/Documents/personal part/ClassN01_Group_7_Lab_report_main_PhamTheThuyHoang.docx
@@ -1,11 +1,11 @@
 
 <file path=word/document.xml><?xml version="1.0" encoding="utf-8"?>
-<w:document xmlns:mc="http://schemas.openxmlformats.org/markup-compatibility/2006" xmlns:o="urn:schemas-microsoft-com:office:office" xmlns:r="http://schemas.openxmlformats.org/officeDocument/2006/relationships" xmlns:m="http://schemas.openxmlformats.org/officeDocument/2006/math" xmlns:v="urn:schemas-microsoft-com:vml" xmlns:wp="http://schemas.openxmlformats.org/drawingml/2006/wordprocessingDrawing" xmlns:w10="urn:schemas-microsoft-com:office:word" xmlns:w="http://schemas.openxmlformats.org/wordprocessingml/2006/main" xmlns:wne="http://schemas.microsoft.com/office/word/2006/wordml" xmlns:sl="http://schemas.openxmlformats.org/schemaLibrary/2006/main" xmlns:a="http://schemas.openxmlformats.org/drawingml/2006/main" xmlns:pic="http://schemas.openxmlformats.org/drawingml/2006/picture" xmlns:c="http://schemas.openxmlformats.org/drawingml/2006/chart" xmlns:lc="http://schemas.openxmlformats.org/drawingml/2006/lockedCanvas" xmlns:dgm="http://schemas.openxmlformats.org/drawingml/2006/diagram" xmlns:wps="http://schemas.microsoft.com/office/word/2010/wordprocessingShape" xmlns:wpg="http://schemas.microsoft.com/office/word/2010/wordprocessingGroup" xmlns:w14="http://schemas.microsoft.com/office/word/2010/wordml" xmlns:w15="http://schemas.microsoft.com/office/word/2012/wordml" xmlns:w16="http://schemas.microsoft.com/office/word/2018/wordml" xmlns:w16cex="http://schemas.microsoft.com/office/word/2018/wordml/cex" xmlns:w16cid="http://schemas.microsoft.com/office/word/2016/wordml/cid" xmlns="http://schemas.microsoft.com/office/tasks/2019/documenttasks" xmlns:cr="http://schemas.microsoft.com/office/comments/2020/reactions">
+<w:document xmlns:wpc="http://schemas.microsoft.com/office/word/2010/wordprocessingCanvas" xmlns:cx="http://schemas.microsoft.com/office/drawing/2014/chartex" xmlns:cx1="http://schemas.microsoft.com/office/drawing/2015/9/8/chartex" xmlns:cx2="http://schemas.microsoft.com/office/drawing/2015/10/21/chartex" xmlns:cx3="http://schemas.microsoft.com/office/drawing/2016/5/9/chartex" xmlns:cx4="http://schemas.microsoft.com/office/drawing/2016/5/10/chartex" xmlns:cx5="http://schemas.microsoft.com/office/drawing/2016/5/11/chartex" xmlns:cx6="http://schemas.microsoft.com/office/drawing/2016/5/12/chartex" xmlns:cx7="http://schemas.microsoft.com/office/drawing/2016/5/13/chartex" xmlns:cx8="http://schemas.microsoft.com/office/drawing/2016/5/14/chartex" xmlns:mc="http://schemas.openxmlformats.org/markup-compatibility/2006" xmlns:aink="http://schemas.microsoft.com/office/drawing/2016/ink" xmlns:am3d="http://schemas.microsoft.com/office/drawing/2017/model3d" xmlns:o="urn:schemas-microsoft-com:office:office" xmlns:oel="http://schemas.microsoft.com/office/2019/extlst" xmlns:r="http://schemas.openxmlformats.org/officeDocument/2006/relationships" xmlns:m="http://schemas.openxmlformats.org/officeDocument/2006/math" xmlns:v="urn:schemas-microsoft-com:vml" xmlns:wp14="http://schemas.microsoft.com/office/word/2010/wordprocessingDrawing" xmlns:wp="http://schemas.openxmlformats.org/drawingml/2006/wordprocessingDrawing" xmlns:w10="urn:schemas-microsoft-com:office:word" xmlns:w="http://schemas.openxmlformats.org/wordprocessingml/2006/main" xmlns:w14="http://schemas.microsoft.com/office/word/2010/wordml" xmlns:w15="http://schemas.microsoft.com/office/word/2012/wordml" xmlns:w16cex="http://schemas.microsoft.com/office/word/2018/wordml/cex" xmlns:w16cid="http://schemas.microsoft.com/office/word/2016/wordml/cid" xmlns:w16="http://schemas.microsoft.com/office/word/2018/wordml" xmlns:w16du="http://schemas.microsoft.com/office/word/2023/wordml/word16du" xmlns:w16sdtdh="http://schemas.microsoft.com/office/word/2020/wordml/sdtdatahash" xmlns:w16sdtfl="http://schemas.microsoft.com/office/word/2024/wordml/sdtformatlock" xmlns:w16se="http://schemas.microsoft.com/office/word/2015/wordml/symex" xmlns:wpg="http://schemas.microsoft.com/office/word/2010/wordprocessingGroup" xmlns:wpi="http://schemas.microsoft.com/office/word/2010/wordprocessingInk" xmlns:wne="http://schemas.microsoft.com/office/word/2006/wordml" xmlns:wps="http://schemas.microsoft.com/office/word/2010/wordprocessingShape" mc:Ignorable="w14 w15 w16se w16cid w16 w16cex w16sdtdh w16sdtfl w16du wp14">
   <w:body>
     <w:p>
       <w:pPr>
-        <w:spacing w:before="70" w:lineRule="auto"/>
-        <w:ind w:left="282" w:right="20" w:firstLine="0"/>
+        <w:spacing w:before="70"/>
+        <w:ind w:left="282" w:right="20"/>
         <w:jc w:val="center"/>
         <w:rPr>
           <w:sz w:val="32"/>
@@ -14,13 +14,14 @@
       </w:pPr>
       <w:r>
         <w:rPr>
+          <w:noProof/>
           <w:sz w:val="32"/>
           <w:szCs w:val="32"/>
         </w:rPr>
         <mc:AlternateContent>
           <mc:Choice Requires="wpg">
             <w:drawing>
-              <wp:anchor allowOverlap="1" behindDoc="1" distB="0" distT="0" distL="0" distR="0" hidden="0" layoutInCell="1" locked="0" relativeHeight="0" simplePos="0">
+              <wp:anchor distT="0" distB="0" distL="0" distR="0" simplePos="0" relativeHeight="251658240" behindDoc="1" locked="0" layoutInCell="1" hidden="0" allowOverlap="1" wp14:anchorId="0F2E6DEB" wp14:editId="033B905D">
                 <wp:simplePos x="0" y="0"/>
                 <wp:positionH relativeFrom="page">
                   <wp:posOffset>838200</wp:posOffset>
@@ -29,22 +30,24 @@
                   <wp:posOffset>952500</wp:posOffset>
                 </wp:positionV>
                 <wp:extent cx="6248400" cy="8102600"/>
-                <wp:effectExtent b="0" l="0" r="0" t="0"/>
+                <wp:effectExtent l="0" t="0" r="0" b="0"/>
                 <wp:wrapNone/>
-                <wp:docPr id="1" name=""/>
-                <a:graphic>
+                <wp:docPr id="1" name="Group 1"/>
+                <wp:cNvGraphicFramePr/>
+                <a:graphic xmlns:a="http://schemas.openxmlformats.org/drawingml/2006/main">
                   <a:graphicData uri="http://schemas.microsoft.com/office/word/2010/wordprocessingGroup">
                     <wpg:wgp>
                       <wpg:cNvGrpSpPr/>
                       <wpg:grpSpPr>
                         <a:xfrm>
-                          <a:off x="2221800" y="0"/>
+                          <a:off x="0" y="0"/>
                           <a:ext cx="6248400" cy="8102600"/>
                           <a:chOff x="2221800" y="0"/>
                           <a:chExt cx="6248400" cy="7560000"/>
                         </a:xfrm>
                       </wpg:grpSpPr>
                       <wpg:grpSp>
+                        <wpg:cNvPr id="1056999128" name="Group 1056999128"/>
                         <wpg:cNvGrpSpPr/>
                         <wpg:grpSpPr>
                           <a:xfrm>
@@ -55,8 +58,8 @@
                           </a:xfrm>
                         </wpg:grpSpPr>
                         <wps:wsp>
+                          <wps:cNvPr id="279357765" name="Rectangle 279357765"/>
                           <wps:cNvSpPr/>
-                          <wps:cNvPr id="3" name="Shape 3"/>
                           <wps:spPr>
                             <a:xfrm>
                               <a:off x="2221800" y="0"/>
@@ -74,19 +77,17 @@
                             <w:txbxContent>
                               <w:p>
                                 <w:pPr>
-                                  <w:spacing w:after="0" w:before="0" w:line="240"/>
-                                  <w:ind w:left="0" w:right="0" w:firstLine="0"/>
-                                  <w:jc w:val="left"/>
                                   <w:textDirection w:val="btLr"/>
                                 </w:pPr>
                               </w:p>
                             </w:txbxContent>
                           </wps:txbx>
-                          <wps:bodyPr anchorCtr="0" anchor="ctr" bIns="91425" lIns="91425" spcFirstLastPara="1" rIns="91425" wrap="square" tIns="91425">
+                          <wps:bodyPr spcFirstLastPara="1" wrap="square" lIns="91425" tIns="91425" rIns="91425" bIns="91425" anchor="ctr" anchorCtr="0">
                             <a:noAutofit/>
                           </wps:bodyPr>
                         </wps:wsp>
                         <wpg:grpSp>
+                          <wpg:cNvPr id="471089166" name="Group 471089166"/>
                           <wpg:cNvGrpSpPr/>
                           <wpg:grpSpPr>
                             <a:xfrm>
@@ -97,8 +98,8 @@
                             </a:xfrm>
                           </wpg:grpSpPr>
                           <wps:wsp>
+                            <wps:cNvPr id="1294693114" name="Rectangle 1294693114"/>
                             <wps:cNvSpPr/>
-                            <wps:cNvPr id="5" name="Shape 5"/>
                             <wps:spPr>
                               <a:xfrm>
                                 <a:off x="2221800" y="0"/>
@@ -116,19 +117,17 @@
                               <w:txbxContent>
                                 <w:p>
                                   <w:pPr>
-                                    <w:spacing w:after="0" w:before="0" w:line="240"/>
-                                    <w:ind w:left="0" w:right="0" w:firstLine="0"/>
-                                    <w:jc w:val="left"/>
                                     <w:textDirection w:val="btLr"/>
                                   </w:pPr>
                                 </w:p>
                               </w:txbxContent>
                             </wps:txbx>
-                            <wps:bodyPr anchorCtr="0" anchor="ctr" bIns="91425" lIns="91425" spcFirstLastPara="1" rIns="91425" wrap="square" tIns="91425">
+                            <wps:bodyPr spcFirstLastPara="1" wrap="square" lIns="91425" tIns="91425" rIns="91425" bIns="91425" anchor="ctr" anchorCtr="0">
                               <a:noAutofit/>
                             </wps:bodyPr>
                           </wps:wsp>
                           <wpg:grpSp>
+                            <wpg:cNvPr id="2093155028" name="Group 2093155028"/>
                             <wpg:cNvGrpSpPr/>
                             <wpg:grpSpPr>
                               <a:xfrm>
@@ -139,8 +138,8 @@
                               </a:xfrm>
                             </wpg:grpSpPr>
                             <wps:wsp>
+                              <wps:cNvPr id="111933061" name="Rectangle 111933061"/>
                               <wps:cNvSpPr/>
-                              <wps:cNvPr id="7" name="Shape 7"/>
                               <wps:spPr>
                                 <a:xfrm>
                                   <a:off x="2221800" y="0"/>
@@ -158,19 +157,17 @@
                                 <w:txbxContent>
                                   <w:p>
                                     <w:pPr>
-                                      <w:spacing w:after="0" w:before="0" w:line="240"/>
-                                      <w:ind w:left="0" w:right="0" w:firstLine="0"/>
-                                      <w:jc w:val="left"/>
                                       <w:textDirection w:val="btLr"/>
                                     </w:pPr>
                                   </w:p>
                                 </w:txbxContent>
                               </wps:txbx>
-                              <wps:bodyPr anchorCtr="0" anchor="ctr" bIns="91425" lIns="91425" spcFirstLastPara="1" rIns="91425" wrap="square" tIns="91425">
+                              <wps:bodyPr spcFirstLastPara="1" wrap="square" lIns="91425" tIns="91425" rIns="91425" bIns="91425" anchor="ctr" anchorCtr="0">
                                 <a:noAutofit/>
                               </wps:bodyPr>
                             </wps:wsp>
                             <wpg:grpSp>
+                              <wpg:cNvPr id="1381772353" name="Group 1381772353"/>
                               <wpg:cNvGrpSpPr/>
                               <wpg:grpSpPr>
                                 <a:xfrm>
@@ -181,8 +178,8 @@
                                 </a:xfrm>
                               </wpg:grpSpPr>
                               <wps:wsp>
+                                <wps:cNvPr id="1464089182" name="Rectangle 1464089182"/>
                                 <wps:cNvSpPr/>
-                                <wps:cNvPr id="9" name="Shape 9"/>
                                 <wps:spPr>
                                   <a:xfrm>
                                     <a:off x="2221800" y="0"/>
@@ -200,19 +197,17 @@
                                   <w:txbxContent>
                                     <w:p>
                                       <w:pPr>
-                                        <w:spacing w:after="0" w:before="0" w:line="240"/>
-                                        <w:ind w:left="0" w:right="0" w:firstLine="0"/>
-                                        <w:jc w:val="left"/>
                                         <w:textDirection w:val="btLr"/>
                                       </w:pPr>
                                     </w:p>
                                   </w:txbxContent>
                                 </wps:txbx>
-                                <wps:bodyPr anchorCtr="0" anchor="ctr" bIns="91425" lIns="91425" spcFirstLastPara="1" rIns="91425" wrap="square" tIns="91425">
+                                <wps:bodyPr spcFirstLastPara="1" wrap="square" lIns="91425" tIns="91425" rIns="91425" bIns="91425" anchor="ctr" anchorCtr="0">
                                   <a:noAutofit/>
                                 </wps:bodyPr>
                               </wps:wsp>
                               <wpg:grpSp>
+                                <wpg:cNvPr id="1370082935" name="Group 1370082935"/>
                                 <wpg:cNvGrpSpPr/>
                                 <wpg:grpSpPr>
                                   <a:xfrm>
@@ -223,8 +218,8 @@
                                   </a:xfrm>
                                 </wpg:grpSpPr>
                                 <wps:wsp>
+                                  <wps:cNvPr id="291289636" name="Rectangle 291289636"/>
                                   <wps:cNvSpPr/>
-                                  <wps:cNvPr id="11" name="Shape 11"/>
                                   <wps:spPr>
                                     <a:xfrm>
                                       <a:off x="2221775" y="0"/>
@@ -242,19 +237,17 @@
                                     <w:txbxContent>
                                       <w:p>
                                         <w:pPr>
-                                          <w:spacing w:after="0" w:before="0" w:line="240"/>
-                                          <w:ind w:left="0" w:right="0" w:firstLine="0"/>
-                                          <w:jc w:val="left"/>
                                           <w:textDirection w:val="btLr"/>
                                         </w:pPr>
                                       </w:p>
                                     </w:txbxContent>
                                   </wps:txbx>
-                                  <wps:bodyPr anchorCtr="0" anchor="ctr" bIns="91425" lIns="91425" spcFirstLastPara="1" rIns="91425" wrap="square" tIns="91425">
+                                  <wps:bodyPr spcFirstLastPara="1" wrap="square" lIns="91425" tIns="91425" rIns="91425" bIns="91425" anchor="ctr" anchorCtr="0">
                                     <a:noAutofit/>
                                   </wps:bodyPr>
                                 </wps:wsp>
                                 <wpg:grpSp>
+                                  <wpg:cNvPr id="354794100" name="Group 354794100"/>
                                   <wpg:cNvGrpSpPr/>
                                   <wpg:grpSpPr>
                                     <a:xfrm>
@@ -265,8 +258,8 @@
                                     </a:xfrm>
                                   </wpg:grpSpPr>
                                   <wps:wsp>
+                                    <wps:cNvPr id="52819485" name="Rectangle 52819485"/>
                                     <wps:cNvSpPr/>
-                                    <wps:cNvPr id="13" name="Shape 13"/>
                                     <wps:spPr>
                                       <a:xfrm>
                                         <a:off x="0" y="0"/>
@@ -284,30 +277,31 @@
                                       <w:txbxContent>
                                         <w:p>
                                           <w:pPr>
-                                            <w:spacing w:after="0" w:before="0" w:line="240"/>
-                                            <w:ind w:left="0" w:right="0" w:firstLine="0"/>
-                                            <w:jc w:val="left"/>
                                             <w:textDirection w:val="btLr"/>
                                           </w:pPr>
                                         </w:p>
                                       </w:txbxContent>
                                     </wps:txbx>
-                                    <wps:bodyPr anchorCtr="0" anchor="ctr" bIns="91425" lIns="91425" spcFirstLastPara="1" rIns="91425" wrap="square" tIns="91425">
+                                    <wps:bodyPr spcFirstLastPara="1" wrap="square" lIns="91425" tIns="91425" rIns="91425" bIns="91425" anchor="ctr" anchorCtr="0">
                                       <a:noAutofit/>
                                     </wps:bodyPr>
                                   </wps:wsp>
                                   <wps:wsp>
+                                    <wps:cNvPr id="4398832" name="Freeform: Shape 4398832"/>
                                     <wps:cNvSpPr/>
-                                    <wps:cNvPr id="14" name="Shape 14"/>
                                     <wps:spPr>
                                       <a:xfrm>
                                         <a:off x="0" y="0"/>
                                         <a:ext cx="6248400" cy="279400"/>
                                       </a:xfrm>
                                       <a:custGeom>
-                                        <a:rect b="b" l="l" r="r" t="t"/>
+                                        <a:avLst/>
+                                        <a:gdLst/>
+                                        <a:ahLst/>
+                                        <a:cxnLst/>
+                                        <a:rect l="l" t="t" r="r" b="b"/>
                                         <a:pathLst>
-                                          <a:path extrusionOk="0" h="279400" w="6248400">
+                                          <a:path w="6248400" h="279400" extrusionOk="0">
                                             <a:moveTo>
                                               <a:pt x="0" y="6349"/>
                                             </a:moveTo>
@@ -315,7 +309,7 @@
                                               <a:pt x="6248400" y="6349"/>
                                             </a:lnTo>
                                           </a:path>
-                                          <a:path extrusionOk="0" h="279400" w="6248400">
+                                          <a:path w="6248400" h="279400" extrusionOk="0">
                                             <a:moveTo>
                                               <a:pt x="6242050" y="0"/>
                                             </a:moveTo>
@@ -323,7 +317,7 @@
                                               <a:pt x="6242050" y="279399"/>
                                             </a:lnTo>
                                           </a:path>
-                                          <a:path extrusionOk="0" h="279400" w="6248400">
+                                          <a:path w="6248400" h="279400" extrusionOk="0">
                                             <a:moveTo>
                                               <a:pt x="6349" y="0"/>
                                             </a:moveTo>
@@ -334,32 +328,36 @@
                                         </a:pathLst>
                                       </a:custGeom>
                                       <a:noFill/>
-                                      <a:ln cap="flat" cmpd="sng" w="12700">
+                                      <a:ln w="12700" cap="flat" cmpd="sng">
                                         <a:solidFill>
                                           <a:srgbClr val="000000"/>
                                         </a:solidFill>
                                         <a:prstDash val="solid"/>
                                         <a:round/>
-                                        <a:headEnd len="sm" w="sm" type="none"/>
-                                        <a:tailEnd len="sm" w="sm" type="none"/>
+                                        <a:headEnd type="none" w="sm" len="sm"/>
+                                        <a:tailEnd type="none" w="sm" len="sm"/>
                                       </a:ln>
                                     </wps:spPr>
-                                    <wps:bodyPr anchorCtr="0" anchor="ctr" bIns="91425" lIns="91425" spcFirstLastPara="1" rIns="91425" wrap="square" tIns="91425">
+                                    <wps:bodyPr spcFirstLastPara="1" wrap="square" lIns="91425" tIns="91425" rIns="91425" bIns="91425" anchor="ctr" anchorCtr="0">
                                       <a:noAutofit/>
                                     </wps:bodyPr>
                                   </wps:wsp>
                                   <wps:wsp>
+                                    <wps:cNvPr id="178318258" name="Freeform: Shape 178318258"/>
                                     <wps:cNvSpPr/>
-                                    <wps:cNvPr id="15" name="Shape 15"/>
                                     <wps:spPr>
                                       <a:xfrm>
                                         <a:off x="6350" y="279400"/>
                                         <a:ext cx="6235700" cy="304800"/>
                                       </a:xfrm>
                                       <a:custGeom>
-                                        <a:rect b="b" l="l" r="r" t="t"/>
+                                        <a:avLst/>
+                                        <a:gdLst/>
+                                        <a:ahLst/>
+                                        <a:cxnLst/>
+                                        <a:rect l="l" t="t" r="r" b="b"/>
                                         <a:pathLst>
-                                          <a:path extrusionOk="0" h="304800" w="6235700">
+                                          <a:path w="6235700" h="304800" extrusionOk="0">
                                             <a:moveTo>
                                               <a:pt x="6235700" y="0"/>
                                             </a:moveTo>
@@ -367,7 +365,7 @@
                                               <a:pt x="6235700" y="304799"/>
                                             </a:lnTo>
                                           </a:path>
-                                          <a:path extrusionOk="0" h="304800" w="6235700">
+                                          <a:path w="6235700" h="304800" extrusionOk="0">
                                             <a:moveTo>
                                               <a:pt x="0" y="0"/>
                                             </a:moveTo>
@@ -378,32 +376,36 @@
                                         </a:pathLst>
                                       </a:custGeom>
                                       <a:noFill/>
-                                      <a:ln cap="flat" cmpd="sng" w="12700">
+                                      <a:ln w="12700" cap="flat" cmpd="sng">
                                         <a:solidFill>
                                           <a:srgbClr val="000000"/>
                                         </a:solidFill>
                                         <a:prstDash val="solid"/>
                                         <a:round/>
-                                        <a:headEnd len="sm" w="sm" type="none"/>
-                                        <a:tailEnd len="sm" w="sm" type="none"/>
+                                        <a:headEnd type="none" w="sm" len="sm"/>
+                                        <a:tailEnd type="none" w="sm" len="sm"/>
                                       </a:ln>
                                     </wps:spPr>
-                                    <wps:bodyPr anchorCtr="0" anchor="ctr" bIns="91425" lIns="91425" spcFirstLastPara="1" rIns="91425" wrap="square" tIns="91425">
+                                    <wps:bodyPr spcFirstLastPara="1" wrap="square" lIns="91425" tIns="91425" rIns="91425" bIns="91425" anchor="ctr" anchorCtr="0">
                                       <a:noAutofit/>
                                     </wps:bodyPr>
                                   </wps:wsp>
                                   <wps:wsp>
+                                    <wps:cNvPr id="2076542126" name="Freeform: Shape 2076542126"/>
                                     <wps:cNvSpPr/>
-                                    <wps:cNvPr id="16" name="Shape 16"/>
                                     <wps:spPr>
                                       <a:xfrm>
                                         <a:off x="6350" y="571500"/>
                                         <a:ext cx="6235700" cy="254000"/>
                                       </a:xfrm>
                                       <a:custGeom>
-                                        <a:rect b="b" l="l" r="r" t="t"/>
+                                        <a:avLst/>
+                                        <a:gdLst/>
+                                        <a:ahLst/>
+                                        <a:cxnLst/>
+                                        <a:rect l="l" t="t" r="r" b="b"/>
                                         <a:pathLst>
-                                          <a:path extrusionOk="0" h="254000" w="6235700">
+                                          <a:path w="6235700" h="254000" extrusionOk="0">
                                             <a:moveTo>
                                               <a:pt x="6235700" y="0"/>
                                             </a:moveTo>
@@ -411,7 +413,7 @@
                                               <a:pt x="6235700" y="253999"/>
                                             </a:lnTo>
                                           </a:path>
-                                          <a:path extrusionOk="0" h="254000" w="6235700">
+                                          <a:path w="6235700" h="254000" extrusionOk="0">
                                             <a:moveTo>
                                               <a:pt x="0" y="0"/>
                                             </a:moveTo>
@@ -422,32 +424,36 @@
                                         </a:pathLst>
                                       </a:custGeom>
                                       <a:noFill/>
-                                      <a:ln cap="flat" cmpd="sng" w="12700">
+                                      <a:ln w="12700" cap="flat" cmpd="sng">
                                         <a:solidFill>
                                           <a:srgbClr val="000000"/>
                                         </a:solidFill>
                                         <a:prstDash val="solid"/>
                                         <a:round/>
-                                        <a:headEnd len="sm" w="sm" type="none"/>
-                                        <a:tailEnd len="sm" w="sm" type="none"/>
+                                        <a:headEnd type="none" w="sm" len="sm"/>
+                                        <a:tailEnd type="none" w="sm" len="sm"/>
                                       </a:ln>
                                     </wps:spPr>
-                                    <wps:bodyPr anchorCtr="0" anchor="ctr" bIns="91425" lIns="91425" spcFirstLastPara="1" rIns="91425" wrap="square" tIns="91425">
+                                    <wps:bodyPr spcFirstLastPara="1" wrap="square" lIns="91425" tIns="91425" rIns="91425" bIns="91425" anchor="ctr" anchorCtr="0">
                                       <a:noAutofit/>
                                     </wps:bodyPr>
                                   </wps:wsp>
                                   <wps:wsp>
+                                    <wps:cNvPr id="853841108" name="Freeform: Shape 853841108"/>
                                     <wps:cNvSpPr/>
-                                    <wps:cNvPr id="17" name="Shape 17"/>
                                     <wps:spPr>
                                       <a:xfrm>
                                         <a:off x="6350" y="812800"/>
                                         <a:ext cx="6235700" cy="266700"/>
                                       </a:xfrm>
                                       <a:custGeom>
-                                        <a:rect b="b" l="l" r="r" t="t"/>
+                                        <a:avLst/>
+                                        <a:gdLst/>
+                                        <a:ahLst/>
+                                        <a:cxnLst/>
+                                        <a:rect l="l" t="t" r="r" b="b"/>
                                         <a:pathLst>
-                                          <a:path extrusionOk="0" h="266700" w="6235700">
+                                          <a:path w="6235700" h="266700" extrusionOk="0">
                                             <a:moveTo>
                                               <a:pt x="6235700" y="0"/>
                                             </a:moveTo>
@@ -455,7 +461,7 @@
                                               <a:pt x="6235700" y="266700"/>
                                             </a:lnTo>
                                           </a:path>
-                                          <a:path extrusionOk="0" h="266700" w="6235700">
+                                          <a:path w="6235700" h="266700" extrusionOk="0">
                                             <a:moveTo>
                                               <a:pt x="0" y="0"/>
                                             </a:moveTo>
@@ -466,32 +472,36 @@
                                         </a:pathLst>
                                       </a:custGeom>
                                       <a:noFill/>
-                                      <a:ln cap="flat" cmpd="sng" w="12700">
+                                      <a:ln w="12700" cap="flat" cmpd="sng">
                                         <a:solidFill>
                                           <a:srgbClr val="000000"/>
                                         </a:solidFill>
                                         <a:prstDash val="solid"/>
                                         <a:round/>
-                                        <a:headEnd len="sm" w="sm" type="none"/>
-                                        <a:tailEnd len="sm" w="sm" type="none"/>
+                                        <a:headEnd type="none" w="sm" len="sm"/>
+                                        <a:tailEnd type="none" w="sm" len="sm"/>
                                       </a:ln>
                                     </wps:spPr>
-                                    <wps:bodyPr anchorCtr="0" anchor="ctr" bIns="91425" lIns="91425" spcFirstLastPara="1" rIns="91425" wrap="square" tIns="91425">
+                                    <wps:bodyPr spcFirstLastPara="1" wrap="square" lIns="91425" tIns="91425" rIns="91425" bIns="91425" anchor="ctr" anchorCtr="0">
                                       <a:noAutofit/>
                                     </wps:bodyPr>
                                   </wps:wsp>
                                   <wps:wsp>
+                                    <wps:cNvPr id="499665040" name="Freeform: Shape 499665040"/>
                                     <wps:cNvSpPr/>
-                                    <wps:cNvPr id="18" name="Shape 18"/>
                                     <wps:spPr>
                                       <a:xfrm>
                                         <a:off x="6350" y="1066800"/>
                                         <a:ext cx="6235700" cy="254000"/>
                                       </a:xfrm>
                                       <a:custGeom>
-                                        <a:rect b="b" l="l" r="r" t="t"/>
+                                        <a:avLst/>
+                                        <a:gdLst/>
+                                        <a:ahLst/>
+                                        <a:cxnLst/>
+                                        <a:rect l="l" t="t" r="r" b="b"/>
                                         <a:pathLst>
-                                          <a:path extrusionOk="0" h="254000" w="6235700">
+                                          <a:path w="6235700" h="254000" extrusionOk="0">
                                             <a:moveTo>
                                               <a:pt x="6235700" y="0"/>
                                             </a:moveTo>
@@ -499,7 +509,7 @@
                                               <a:pt x="6235700" y="253999"/>
                                             </a:lnTo>
                                           </a:path>
-                                          <a:path extrusionOk="0" h="254000" w="6235700">
+                                          <a:path w="6235700" h="254000" extrusionOk="0">
                                             <a:moveTo>
                                               <a:pt x="0" y="0"/>
                                             </a:moveTo>
@@ -510,32 +520,36 @@
                                         </a:pathLst>
                                       </a:custGeom>
                                       <a:noFill/>
-                                      <a:ln cap="flat" cmpd="sng" w="12700">
+                                      <a:ln w="12700" cap="flat" cmpd="sng">
                                         <a:solidFill>
                                           <a:srgbClr val="000000"/>
                                         </a:solidFill>
                                         <a:prstDash val="solid"/>
                                         <a:round/>
-                                        <a:headEnd len="sm" w="sm" type="none"/>
-                                        <a:tailEnd len="sm" w="sm" type="none"/>
+                                        <a:headEnd type="none" w="sm" len="sm"/>
+                                        <a:tailEnd type="none" w="sm" len="sm"/>
                                       </a:ln>
                                     </wps:spPr>
-                                    <wps:bodyPr anchorCtr="0" anchor="ctr" bIns="91425" lIns="91425" spcFirstLastPara="1" rIns="91425" wrap="square" tIns="91425">
+                                    <wps:bodyPr spcFirstLastPara="1" wrap="square" lIns="91425" tIns="91425" rIns="91425" bIns="91425" anchor="ctr" anchorCtr="0">
                                       <a:noAutofit/>
                                     </wps:bodyPr>
                                   </wps:wsp>
                                   <wps:wsp>
+                                    <wps:cNvPr id="416562951" name="Freeform: Shape 416562951"/>
                                     <wps:cNvSpPr/>
-                                    <wps:cNvPr id="19" name="Shape 19"/>
                                     <wps:spPr>
                                       <a:xfrm>
                                         <a:off x="6350" y="1308100"/>
                                         <a:ext cx="6235700" cy="266700"/>
                                       </a:xfrm>
                                       <a:custGeom>
-                                        <a:rect b="b" l="l" r="r" t="t"/>
+                                        <a:avLst/>
+                                        <a:gdLst/>
+                                        <a:ahLst/>
+                                        <a:cxnLst/>
+                                        <a:rect l="l" t="t" r="r" b="b"/>
                                         <a:pathLst>
-                                          <a:path extrusionOk="0" h="266700" w="6235700">
+                                          <a:path w="6235700" h="266700" extrusionOk="0">
                                             <a:moveTo>
                                               <a:pt x="6235700" y="0"/>
                                             </a:moveTo>
@@ -543,7 +557,7 @@
                                               <a:pt x="6235700" y="266700"/>
                                             </a:lnTo>
                                           </a:path>
-                                          <a:path extrusionOk="0" h="266700" w="6235700">
+                                          <a:path w="6235700" h="266700" extrusionOk="0">
                                             <a:moveTo>
                                               <a:pt x="0" y="0"/>
                                             </a:moveTo>
@@ -554,32 +568,36 @@
                                         </a:pathLst>
                                       </a:custGeom>
                                       <a:noFill/>
-                                      <a:ln cap="flat" cmpd="sng" w="12700">
+                                      <a:ln w="12700" cap="flat" cmpd="sng">
                                         <a:solidFill>
                                           <a:srgbClr val="000000"/>
                                         </a:solidFill>
                                         <a:prstDash val="solid"/>
                                         <a:round/>
-                                        <a:headEnd len="sm" w="sm" type="none"/>
-                                        <a:tailEnd len="sm" w="sm" type="none"/>
+                                        <a:headEnd type="none" w="sm" len="sm"/>
+                                        <a:tailEnd type="none" w="sm" len="sm"/>
                                       </a:ln>
                                     </wps:spPr>
-                                    <wps:bodyPr anchorCtr="0" anchor="ctr" bIns="91425" lIns="91425" spcFirstLastPara="1" rIns="91425" wrap="square" tIns="91425">
+                                    <wps:bodyPr spcFirstLastPara="1" wrap="square" lIns="91425" tIns="91425" rIns="91425" bIns="91425" anchor="ctr" anchorCtr="0">
                                       <a:noAutofit/>
                                     </wps:bodyPr>
                                   </wps:wsp>
                                   <wps:wsp>
+                                    <wps:cNvPr id="702900541" name="Freeform: Shape 702900541"/>
                                     <wps:cNvSpPr/>
-                                    <wps:cNvPr id="20" name="Shape 20"/>
                                     <wps:spPr>
                                       <a:xfrm>
                                         <a:off x="6350" y="1562100"/>
                                         <a:ext cx="6235700" cy="254000"/>
                                       </a:xfrm>
                                       <a:custGeom>
-                                        <a:rect b="b" l="l" r="r" t="t"/>
+                                        <a:avLst/>
+                                        <a:gdLst/>
+                                        <a:ahLst/>
+                                        <a:cxnLst/>
+                                        <a:rect l="l" t="t" r="r" b="b"/>
                                         <a:pathLst>
-                                          <a:path extrusionOk="0" h="254000" w="6235700">
+                                          <a:path w="6235700" h="254000" extrusionOk="0">
                                             <a:moveTo>
                                               <a:pt x="6235700" y="0"/>
                                             </a:moveTo>
@@ -587,7 +605,7 @@
                                               <a:pt x="6235700" y="253999"/>
                                             </a:lnTo>
                                           </a:path>
-                                          <a:path extrusionOk="0" h="254000" w="6235700">
+                                          <a:path w="6235700" h="254000" extrusionOk="0">
                                             <a:moveTo>
                                               <a:pt x="0" y="0"/>
                                             </a:moveTo>
@@ -598,32 +616,36 @@
                                         </a:pathLst>
                                       </a:custGeom>
                                       <a:noFill/>
-                                      <a:ln cap="flat" cmpd="sng" w="12700">
+                                      <a:ln w="12700" cap="flat" cmpd="sng">
                                         <a:solidFill>
                                           <a:srgbClr val="000000"/>
                                         </a:solidFill>
                                         <a:prstDash val="solid"/>
                                         <a:round/>
-                                        <a:headEnd len="sm" w="sm" type="none"/>
-                                        <a:tailEnd len="sm" w="sm" type="none"/>
+                                        <a:headEnd type="none" w="sm" len="sm"/>
+                                        <a:tailEnd type="none" w="sm" len="sm"/>
                                       </a:ln>
                                     </wps:spPr>
-                                    <wps:bodyPr anchorCtr="0" anchor="ctr" bIns="91425" lIns="91425" spcFirstLastPara="1" rIns="91425" wrap="square" tIns="91425">
+                                    <wps:bodyPr spcFirstLastPara="1" wrap="square" lIns="91425" tIns="91425" rIns="91425" bIns="91425" anchor="ctr" anchorCtr="0">
                                       <a:noAutofit/>
                                     </wps:bodyPr>
                                   </wps:wsp>
                                   <wps:wsp>
+                                    <wps:cNvPr id="1021601036" name="Freeform: Shape 1021601036"/>
                                     <wps:cNvSpPr/>
-                                    <wps:cNvPr id="21" name="Shape 21"/>
                                     <wps:spPr>
                                       <a:xfrm>
                                         <a:off x="6350" y="1803400"/>
                                         <a:ext cx="6235700" cy="254000"/>
                                       </a:xfrm>
                                       <a:custGeom>
-                                        <a:rect b="b" l="l" r="r" t="t"/>
+                                        <a:avLst/>
+                                        <a:gdLst/>
+                                        <a:ahLst/>
+                                        <a:cxnLst/>
+                                        <a:rect l="l" t="t" r="r" b="b"/>
                                         <a:pathLst>
-                                          <a:path extrusionOk="0" h="254000" w="6235700">
+                                          <a:path w="6235700" h="254000" extrusionOk="0">
                                             <a:moveTo>
                                               <a:pt x="6235700" y="0"/>
                                             </a:moveTo>
@@ -631,7 +653,7 @@
                                               <a:pt x="6235700" y="254000"/>
                                             </a:lnTo>
                                           </a:path>
-                                          <a:path extrusionOk="0" h="254000" w="6235700">
+                                          <a:path w="6235700" h="254000" extrusionOk="0">
                                             <a:moveTo>
                                               <a:pt x="0" y="0"/>
                                             </a:moveTo>
@@ -642,32 +664,36 @@
                                         </a:pathLst>
                                       </a:custGeom>
                                       <a:noFill/>
-                                      <a:ln cap="flat" cmpd="sng" w="12700">
+                                      <a:ln w="12700" cap="flat" cmpd="sng">
                                         <a:solidFill>
                                           <a:srgbClr val="000000"/>
                                         </a:solidFill>
                                         <a:prstDash val="solid"/>
                                         <a:round/>
-                                        <a:headEnd len="sm" w="sm" type="none"/>
-                                        <a:tailEnd len="sm" w="sm" type="none"/>
+                                        <a:headEnd type="none" w="sm" len="sm"/>
+                                        <a:tailEnd type="none" w="sm" len="sm"/>
                                       </a:ln>
                                     </wps:spPr>
-                                    <wps:bodyPr anchorCtr="0" anchor="ctr" bIns="91425" lIns="91425" spcFirstLastPara="1" rIns="91425" wrap="square" tIns="91425">
+                                    <wps:bodyPr spcFirstLastPara="1" wrap="square" lIns="91425" tIns="91425" rIns="91425" bIns="91425" anchor="ctr" anchorCtr="0">
                                       <a:noAutofit/>
                                     </wps:bodyPr>
                                   </wps:wsp>
                                   <wps:wsp>
+                                    <wps:cNvPr id="540024304" name="Freeform: Shape 540024304"/>
                                     <wps:cNvSpPr/>
-                                    <wps:cNvPr id="22" name="Shape 22"/>
                                     <wps:spPr>
                                       <a:xfrm>
                                         <a:off x="6350" y="2057400"/>
                                         <a:ext cx="6235700" cy="254000"/>
                                       </a:xfrm>
                                       <a:custGeom>
-                                        <a:rect b="b" l="l" r="r" t="t"/>
+                                        <a:avLst/>
+                                        <a:gdLst/>
+                                        <a:ahLst/>
+                                        <a:cxnLst/>
+                                        <a:rect l="l" t="t" r="r" b="b"/>
                                         <a:pathLst>
-                                          <a:path extrusionOk="0" h="254000" w="6235700">
+                                          <a:path w="6235700" h="254000" extrusionOk="0">
                                             <a:moveTo>
                                               <a:pt x="6235700" y="0"/>
                                             </a:moveTo>
@@ -675,7 +701,7 @@
                                               <a:pt x="6235700" y="253999"/>
                                             </a:lnTo>
                                           </a:path>
-                                          <a:path extrusionOk="0" h="254000" w="6235700">
+                                          <a:path w="6235700" h="254000" extrusionOk="0">
                                             <a:moveTo>
                                               <a:pt x="0" y="0"/>
                                             </a:moveTo>
@@ -686,32 +712,36 @@
                                         </a:pathLst>
                                       </a:custGeom>
                                       <a:noFill/>
-                                      <a:ln cap="flat" cmpd="sng" w="12700">
+                                      <a:ln w="12700" cap="flat" cmpd="sng">
                                         <a:solidFill>
                                           <a:srgbClr val="000000"/>
                                         </a:solidFill>
                                         <a:prstDash val="solid"/>
                                         <a:round/>
-                                        <a:headEnd len="sm" w="sm" type="none"/>
-                                        <a:tailEnd len="sm" w="sm" type="none"/>
+                                        <a:headEnd type="none" w="sm" len="sm"/>
+                                        <a:tailEnd type="none" w="sm" len="sm"/>
                                       </a:ln>
                                     </wps:spPr>
-                                    <wps:bodyPr anchorCtr="0" anchor="ctr" bIns="91425" lIns="91425" spcFirstLastPara="1" rIns="91425" wrap="square" tIns="91425">
+                                    <wps:bodyPr spcFirstLastPara="1" wrap="square" lIns="91425" tIns="91425" rIns="91425" bIns="91425" anchor="ctr" anchorCtr="0">
                                       <a:noAutofit/>
                                     </wps:bodyPr>
                                   </wps:wsp>
                                   <wps:wsp>
+                                    <wps:cNvPr id="1143099129" name="Freeform: Shape 1143099129"/>
                                     <wps:cNvSpPr/>
-                                    <wps:cNvPr id="23" name="Shape 23"/>
                                     <wps:spPr>
                                       <a:xfrm>
                                         <a:off x="6350" y="2298700"/>
                                         <a:ext cx="6235700" cy="254000"/>
                                       </a:xfrm>
                                       <a:custGeom>
-                                        <a:rect b="b" l="l" r="r" t="t"/>
+                                        <a:avLst/>
+                                        <a:gdLst/>
+                                        <a:ahLst/>
+                                        <a:cxnLst/>
+                                        <a:rect l="l" t="t" r="r" b="b"/>
                                         <a:pathLst>
-                                          <a:path extrusionOk="0" h="254000" w="6235700">
+                                          <a:path w="6235700" h="254000" extrusionOk="0">
                                             <a:moveTo>
                                               <a:pt x="6235700" y="0"/>
                                             </a:moveTo>
@@ -719,7 +749,7 @@
                                               <a:pt x="6235700" y="253999"/>
                                             </a:lnTo>
                                           </a:path>
-                                          <a:path extrusionOk="0" h="254000" w="6235700">
+                                          <a:path w="6235700" h="254000" extrusionOk="0">
                                             <a:moveTo>
                                               <a:pt x="0" y="0"/>
                                             </a:moveTo>
@@ -730,32 +760,36 @@
                                         </a:pathLst>
                                       </a:custGeom>
                                       <a:noFill/>
-                                      <a:ln cap="flat" cmpd="sng" w="12700">
+                                      <a:ln w="12700" cap="flat" cmpd="sng">
                                         <a:solidFill>
                                           <a:srgbClr val="000000"/>
                                         </a:solidFill>
                                         <a:prstDash val="solid"/>
                                         <a:round/>
-                                        <a:headEnd len="sm" w="sm" type="none"/>
-                                        <a:tailEnd len="sm" w="sm" type="none"/>
+                                        <a:headEnd type="none" w="sm" len="sm"/>
+                                        <a:tailEnd type="none" w="sm" len="sm"/>
                                       </a:ln>
                                     </wps:spPr>
-                                    <wps:bodyPr anchorCtr="0" anchor="ctr" bIns="91425" lIns="91425" spcFirstLastPara="1" rIns="91425" wrap="square" tIns="91425">
+                                    <wps:bodyPr spcFirstLastPara="1" wrap="square" lIns="91425" tIns="91425" rIns="91425" bIns="91425" anchor="ctr" anchorCtr="0">
                                       <a:noAutofit/>
                                     </wps:bodyPr>
                                   </wps:wsp>
                                   <wps:wsp>
+                                    <wps:cNvPr id="104604142" name="Freeform: Shape 104604142"/>
                                     <wps:cNvSpPr/>
-                                    <wps:cNvPr id="24" name="Shape 24"/>
                                     <wps:spPr>
                                       <a:xfrm>
                                         <a:off x="6350" y="2552700"/>
                                         <a:ext cx="6235700" cy="304800"/>
                                       </a:xfrm>
                                       <a:custGeom>
-                                        <a:rect b="b" l="l" r="r" t="t"/>
+                                        <a:avLst/>
+                                        <a:gdLst/>
+                                        <a:ahLst/>
+                                        <a:cxnLst/>
+                                        <a:rect l="l" t="t" r="r" b="b"/>
                                         <a:pathLst>
-                                          <a:path extrusionOk="0" h="304800" w="6235700">
+                                          <a:path w="6235700" h="304800" extrusionOk="0">
                                             <a:moveTo>
                                               <a:pt x="6235700" y="0"/>
                                             </a:moveTo>
@@ -763,7 +797,7 @@
                                               <a:pt x="6235700" y="304800"/>
                                             </a:lnTo>
                                           </a:path>
-                                          <a:path extrusionOk="0" h="304800" w="6235700">
+                                          <a:path w="6235700" h="304800" extrusionOk="0">
                                             <a:moveTo>
                                               <a:pt x="0" y="0"/>
                                             </a:moveTo>
@@ -774,32 +808,36 @@
                                         </a:pathLst>
                                       </a:custGeom>
                                       <a:noFill/>
-                                      <a:ln cap="flat" cmpd="sng" w="12700">
+                                      <a:ln w="12700" cap="flat" cmpd="sng">
                                         <a:solidFill>
                                           <a:srgbClr val="000000"/>
                                         </a:solidFill>
                                         <a:prstDash val="solid"/>
                                         <a:round/>
-                                        <a:headEnd len="sm" w="sm" type="none"/>
-                                        <a:tailEnd len="sm" w="sm" type="none"/>
+                                        <a:headEnd type="none" w="sm" len="sm"/>
+                                        <a:tailEnd type="none" w="sm" len="sm"/>
                                       </a:ln>
                                     </wps:spPr>
-                                    <wps:bodyPr anchorCtr="0" anchor="ctr" bIns="91425" lIns="91425" spcFirstLastPara="1" rIns="91425" wrap="square" tIns="91425">
+                                    <wps:bodyPr spcFirstLastPara="1" wrap="square" lIns="91425" tIns="91425" rIns="91425" bIns="91425" anchor="ctr" anchorCtr="0">
                                       <a:noAutofit/>
                                     </wps:bodyPr>
                                   </wps:wsp>
                                   <wps:wsp>
+                                    <wps:cNvPr id="938153322" name="Freeform: Shape 938153322"/>
                                     <wps:cNvSpPr/>
-                                    <wps:cNvPr id="25" name="Shape 25"/>
                                     <wps:spPr>
                                       <a:xfrm>
                                         <a:off x="6350" y="2844800"/>
                                         <a:ext cx="6235700" cy="304800"/>
                                       </a:xfrm>
                                       <a:custGeom>
-                                        <a:rect b="b" l="l" r="r" t="t"/>
+                                        <a:avLst/>
+                                        <a:gdLst/>
+                                        <a:ahLst/>
+                                        <a:cxnLst/>
+                                        <a:rect l="l" t="t" r="r" b="b"/>
                                         <a:pathLst>
-                                          <a:path extrusionOk="0" h="304800" w="6235700">
+                                          <a:path w="6235700" h="304800" extrusionOk="0">
                                             <a:moveTo>
                                               <a:pt x="6235700" y="0"/>
                                             </a:moveTo>
@@ -807,7 +845,7 @@
                                               <a:pt x="6235700" y="304800"/>
                                             </a:lnTo>
                                           </a:path>
-                                          <a:path extrusionOk="0" h="304800" w="6235700">
+                                          <a:path w="6235700" h="304800" extrusionOk="0">
                                             <a:moveTo>
                                               <a:pt x="0" y="0"/>
                                             </a:moveTo>
@@ -818,32 +856,36 @@
                                         </a:pathLst>
                                       </a:custGeom>
                                       <a:noFill/>
-                                      <a:ln cap="flat" cmpd="sng" w="12700">
+                                      <a:ln w="12700" cap="flat" cmpd="sng">
                                         <a:solidFill>
                                           <a:srgbClr val="000000"/>
                                         </a:solidFill>
                                         <a:prstDash val="solid"/>
                                         <a:round/>
-                                        <a:headEnd len="sm" w="sm" type="none"/>
-                                        <a:tailEnd len="sm" w="sm" type="none"/>
+                                        <a:headEnd type="none" w="sm" len="sm"/>
+                                        <a:tailEnd type="none" w="sm" len="sm"/>
                                       </a:ln>
                                     </wps:spPr>
-                                    <wps:bodyPr anchorCtr="0" anchor="ctr" bIns="91425" lIns="91425" spcFirstLastPara="1" rIns="91425" wrap="square" tIns="91425">
+                                    <wps:bodyPr spcFirstLastPara="1" wrap="square" lIns="91425" tIns="91425" rIns="91425" bIns="91425" anchor="ctr" anchorCtr="0">
                                       <a:noAutofit/>
                                     </wps:bodyPr>
                                   </wps:wsp>
                                   <wps:wsp>
+                                    <wps:cNvPr id="154940873" name="Freeform: Shape 154940873"/>
                                     <wps:cNvSpPr/>
-                                    <wps:cNvPr id="26" name="Shape 26"/>
                                     <wps:spPr>
                                       <a:xfrm>
                                         <a:off x="6350" y="3136900"/>
                                         <a:ext cx="6235700" cy="304800"/>
                                       </a:xfrm>
                                       <a:custGeom>
-                                        <a:rect b="b" l="l" r="r" t="t"/>
+                                        <a:avLst/>
+                                        <a:gdLst/>
+                                        <a:ahLst/>
+                                        <a:cxnLst/>
+                                        <a:rect l="l" t="t" r="r" b="b"/>
                                         <a:pathLst>
-                                          <a:path extrusionOk="0" h="304800" w="6235700">
+                                          <a:path w="6235700" h="304800" extrusionOk="0">
                                             <a:moveTo>
                                               <a:pt x="6235700" y="0"/>
                                             </a:moveTo>
@@ -851,7 +893,7 @@
                                               <a:pt x="6235700" y="304800"/>
                                             </a:lnTo>
                                           </a:path>
-                                          <a:path extrusionOk="0" h="304800" w="6235700">
+                                          <a:path w="6235700" h="304800" extrusionOk="0">
                                             <a:moveTo>
                                               <a:pt x="0" y="0"/>
                                             </a:moveTo>
@@ -862,32 +904,36 @@
                                         </a:pathLst>
                                       </a:custGeom>
                                       <a:noFill/>
-                                      <a:ln cap="flat" cmpd="sng" w="12700">
+                                      <a:ln w="12700" cap="flat" cmpd="sng">
                                         <a:solidFill>
                                           <a:srgbClr val="000000"/>
                                         </a:solidFill>
                                         <a:prstDash val="solid"/>
                                         <a:round/>
-                                        <a:headEnd len="sm" w="sm" type="none"/>
-                                        <a:tailEnd len="sm" w="sm" type="none"/>
+                                        <a:headEnd type="none" w="sm" len="sm"/>
+                                        <a:tailEnd type="none" w="sm" len="sm"/>
                                       </a:ln>
                                     </wps:spPr>
-                                    <wps:bodyPr anchorCtr="0" anchor="ctr" bIns="91425" lIns="91425" spcFirstLastPara="1" rIns="91425" wrap="square" tIns="91425">
+                                    <wps:bodyPr spcFirstLastPara="1" wrap="square" lIns="91425" tIns="91425" rIns="91425" bIns="91425" anchor="ctr" anchorCtr="0">
                                       <a:noAutofit/>
                                     </wps:bodyPr>
                                   </wps:wsp>
                                   <wps:wsp>
+                                    <wps:cNvPr id="57599224" name="Freeform: Shape 57599224"/>
                                     <wps:cNvSpPr/>
-                                    <wps:cNvPr id="27" name="Shape 27"/>
                                     <wps:spPr>
                                       <a:xfrm>
                                         <a:off x="6350" y="3429000"/>
                                         <a:ext cx="6235700" cy="304800"/>
                                       </a:xfrm>
                                       <a:custGeom>
-                                        <a:rect b="b" l="l" r="r" t="t"/>
+                                        <a:avLst/>
+                                        <a:gdLst/>
+                                        <a:ahLst/>
+                                        <a:cxnLst/>
+                                        <a:rect l="l" t="t" r="r" b="b"/>
                                         <a:pathLst>
-                                          <a:path extrusionOk="0" h="304800" w="6235700">
+                                          <a:path w="6235700" h="304800" extrusionOk="0">
                                             <a:moveTo>
                                               <a:pt x="6235700" y="0"/>
                                             </a:moveTo>
@@ -895,7 +941,7 @@
                                               <a:pt x="6235700" y="304800"/>
                                             </a:lnTo>
                                           </a:path>
-                                          <a:path extrusionOk="0" h="304800" w="6235700">
+                                          <a:path w="6235700" h="304800" extrusionOk="0">
                                             <a:moveTo>
                                               <a:pt x="0" y="0"/>
                                             </a:moveTo>
@@ -906,32 +952,36 @@
                                         </a:pathLst>
                                       </a:custGeom>
                                       <a:noFill/>
-                                      <a:ln cap="flat" cmpd="sng" w="12700">
+                                      <a:ln w="12700" cap="flat" cmpd="sng">
                                         <a:solidFill>
                                           <a:srgbClr val="000000"/>
                                         </a:solidFill>
                                         <a:prstDash val="solid"/>
                                         <a:round/>
-                                        <a:headEnd len="sm" w="sm" type="none"/>
-                                        <a:tailEnd len="sm" w="sm" type="none"/>
+                                        <a:headEnd type="none" w="sm" len="sm"/>
+                                        <a:tailEnd type="none" w="sm" len="sm"/>
                                       </a:ln>
                                     </wps:spPr>
-                                    <wps:bodyPr anchorCtr="0" anchor="ctr" bIns="91425" lIns="91425" spcFirstLastPara="1" rIns="91425" wrap="square" tIns="91425">
+                                    <wps:bodyPr spcFirstLastPara="1" wrap="square" lIns="91425" tIns="91425" rIns="91425" bIns="91425" anchor="ctr" anchorCtr="0">
                                       <a:noAutofit/>
                                     </wps:bodyPr>
                                   </wps:wsp>
                                   <wps:wsp>
+                                    <wps:cNvPr id="289802211" name="Freeform: Shape 289802211"/>
                                     <wps:cNvSpPr/>
-                                    <wps:cNvPr id="28" name="Shape 28"/>
                                     <wps:spPr>
                                       <a:xfrm>
                                         <a:off x="6350" y="3721100"/>
                                         <a:ext cx="6235700" cy="304800"/>
                                       </a:xfrm>
                                       <a:custGeom>
-                                        <a:rect b="b" l="l" r="r" t="t"/>
+                                        <a:avLst/>
+                                        <a:gdLst/>
+                                        <a:ahLst/>
+                                        <a:cxnLst/>
+                                        <a:rect l="l" t="t" r="r" b="b"/>
                                         <a:pathLst>
-                                          <a:path extrusionOk="0" h="304800" w="6235700">
+                                          <a:path w="6235700" h="304800" extrusionOk="0">
                                             <a:moveTo>
                                               <a:pt x="6235700" y="0"/>
                                             </a:moveTo>
@@ -939,7 +989,7 @@
                                               <a:pt x="6235700" y="304799"/>
                                             </a:lnTo>
                                           </a:path>
-                                          <a:path extrusionOk="0" h="304800" w="6235700">
+                                          <a:path w="6235700" h="304800" extrusionOk="0">
                                             <a:moveTo>
                                               <a:pt x="0" y="0"/>
                                             </a:moveTo>
@@ -950,32 +1000,36 @@
                                         </a:pathLst>
                                       </a:custGeom>
                                       <a:noFill/>
-                                      <a:ln cap="flat" cmpd="sng" w="12700">
+                                      <a:ln w="12700" cap="flat" cmpd="sng">
                                         <a:solidFill>
                                           <a:srgbClr val="000000"/>
                                         </a:solidFill>
                                         <a:prstDash val="solid"/>
                                         <a:round/>
-                                        <a:headEnd len="sm" w="sm" type="none"/>
-                                        <a:tailEnd len="sm" w="sm" type="none"/>
+                                        <a:headEnd type="none" w="sm" len="sm"/>
+                                        <a:tailEnd type="none" w="sm" len="sm"/>
                                       </a:ln>
                                     </wps:spPr>
-                                    <wps:bodyPr anchorCtr="0" anchor="ctr" bIns="91425" lIns="91425" spcFirstLastPara="1" rIns="91425" wrap="square" tIns="91425">
+                                    <wps:bodyPr spcFirstLastPara="1" wrap="square" lIns="91425" tIns="91425" rIns="91425" bIns="91425" anchor="ctr" anchorCtr="0">
                                       <a:noAutofit/>
                                     </wps:bodyPr>
                                   </wps:wsp>
                                   <wps:wsp>
+                                    <wps:cNvPr id="1632122618" name="Freeform: Shape 1632122618"/>
                                     <wps:cNvSpPr/>
-                                    <wps:cNvPr id="29" name="Shape 29"/>
                                     <wps:spPr>
                                       <a:xfrm>
                                         <a:off x="6350" y="4025900"/>
                                         <a:ext cx="6235700" cy="304800"/>
                                       </a:xfrm>
                                       <a:custGeom>
-                                        <a:rect b="b" l="l" r="r" t="t"/>
+                                        <a:avLst/>
+                                        <a:gdLst/>
+                                        <a:ahLst/>
+                                        <a:cxnLst/>
+                                        <a:rect l="l" t="t" r="r" b="b"/>
                                         <a:pathLst>
-                                          <a:path extrusionOk="0" h="304800" w="6235700">
+                                          <a:path w="6235700" h="304800" extrusionOk="0">
                                             <a:moveTo>
                                               <a:pt x="6235700" y="0"/>
                                             </a:moveTo>
@@ -983,7 +1037,7 @@
                                               <a:pt x="6235700" y="304800"/>
                                             </a:lnTo>
                                           </a:path>
-                                          <a:path extrusionOk="0" h="304800" w="6235700">
+                                          <a:path w="6235700" h="304800" extrusionOk="0">
                                             <a:moveTo>
                                               <a:pt x="0" y="0"/>
                                             </a:moveTo>
@@ -994,32 +1048,36 @@
                                         </a:pathLst>
                                       </a:custGeom>
                                       <a:noFill/>
-                                      <a:ln cap="flat" cmpd="sng" w="12700">
+                                      <a:ln w="12700" cap="flat" cmpd="sng">
                                         <a:solidFill>
                                           <a:srgbClr val="000000"/>
                                         </a:solidFill>
                                         <a:prstDash val="solid"/>
                                         <a:round/>
-                                        <a:headEnd len="sm" w="sm" type="none"/>
-                                        <a:tailEnd len="sm" w="sm" type="none"/>
+                                        <a:headEnd type="none" w="sm" len="sm"/>
+                                        <a:tailEnd type="none" w="sm" len="sm"/>
                                       </a:ln>
                                     </wps:spPr>
-                                    <wps:bodyPr anchorCtr="0" anchor="ctr" bIns="91425" lIns="91425" spcFirstLastPara="1" rIns="91425" wrap="square" tIns="91425">
+                                    <wps:bodyPr spcFirstLastPara="1" wrap="square" lIns="91425" tIns="91425" rIns="91425" bIns="91425" anchor="ctr" anchorCtr="0">
                                       <a:noAutofit/>
                                     </wps:bodyPr>
                                   </wps:wsp>
                                   <wps:wsp>
+                                    <wps:cNvPr id="1779569187" name="Freeform: Shape 1779569187"/>
                                     <wps:cNvSpPr/>
-                                    <wps:cNvPr id="30" name="Shape 30"/>
                                     <wps:spPr>
                                       <a:xfrm>
                                         <a:off x="6350" y="4318000"/>
                                         <a:ext cx="6235700" cy="254000"/>
                                       </a:xfrm>
                                       <a:custGeom>
-                                        <a:rect b="b" l="l" r="r" t="t"/>
+                                        <a:avLst/>
+                                        <a:gdLst/>
+                                        <a:ahLst/>
+                                        <a:cxnLst/>
+                                        <a:rect l="l" t="t" r="r" b="b"/>
                                         <a:pathLst>
-                                          <a:path extrusionOk="0" h="254000" w="6235700">
+                                          <a:path w="6235700" h="254000" extrusionOk="0">
                                             <a:moveTo>
                                               <a:pt x="6235700" y="0"/>
                                             </a:moveTo>
@@ -1027,7 +1085,7 @@
                                               <a:pt x="6235700" y="254000"/>
                                             </a:lnTo>
                                           </a:path>
-                                          <a:path extrusionOk="0" h="254000" w="6235700">
+                                          <a:path w="6235700" h="254000" extrusionOk="0">
                                             <a:moveTo>
                                               <a:pt x="0" y="0"/>
                                             </a:moveTo>
@@ -1038,32 +1096,36 @@
                                         </a:pathLst>
                                       </a:custGeom>
                                       <a:noFill/>
-                                      <a:ln cap="flat" cmpd="sng" w="12700">
+                                      <a:ln w="12700" cap="flat" cmpd="sng">
                                         <a:solidFill>
                                           <a:srgbClr val="000000"/>
                                         </a:solidFill>
                                         <a:prstDash val="solid"/>
                                         <a:round/>
-                                        <a:headEnd len="sm" w="sm" type="none"/>
-                                        <a:tailEnd len="sm" w="sm" type="none"/>
+                                        <a:headEnd type="none" w="sm" len="sm"/>
+                                        <a:tailEnd type="none" w="sm" len="sm"/>
                                       </a:ln>
                                     </wps:spPr>
-                                    <wps:bodyPr anchorCtr="0" anchor="ctr" bIns="91425" lIns="91425" spcFirstLastPara="1" rIns="91425" wrap="square" tIns="91425">
+                                    <wps:bodyPr spcFirstLastPara="1" wrap="square" lIns="91425" tIns="91425" rIns="91425" bIns="91425" anchor="ctr" anchorCtr="0">
                                       <a:noAutofit/>
                                     </wps:bodyPr>
                                   </wps:wsp>
                                   <wps:wsp>
+                                    <wps:cNvPr id="41390409" name="Freeform: Shape 41390409"/>
                                     <wps:cNvSpPr/>
-                                    <wps:cNvPr id="31" name="Shape 31"/>
                                     <wps:spPr>
                                       <a:xfrm>
                                         <a:off x="6350" y="4559300"/>
                                         <a:ext cx="6235700" cy="279400"/>
                                       </a:xfrm>
                                       <a:custGeom>
-                                        <a:rect b="b" l="l" r="r" t="t"/>
+                                        <a:avLst/>
+                                        <a:gdLst/>
+                                        <a:ahLst/>
+                                        <a:cxnLst/>
+                                        <a:rect l="l" t="t" r="r" b="b"/>
                                         <a:pathLst>
-                                          <a:path extrusionOk="0" h="279400" w="6235700">
+                                          <a:path w="6235700" h="279400" extrusionOk="0">
                                             <a:moveTo>
                                               <a:pt x="6235700" y="0"/>
                                             </a:moveTo>
@@ -1071,7 +1133,7 @@
                                               <a:pt x="6235700" y="279400"/>
                                             </a:lnTo>
                                           </a:path>
-                                          <a:path extrusionOk="0" h="279400" w="6235700">
+                                          <a:path w="6235700" h="279400" extrusionOk="0">
                                             <a:moveTo>
                                               <a:pt x="0" y="0"/>
                                             </a:moveTo>
@@ -1082,32 +1144,36 @@
                                         </a:pathLst>
                                       </a:custGeom>
                                       <a:noFill/>
-                                      <a:ln cap="flat" cmpd="sng" w="12700">
+                                      <a:ln w="12700" cap="flat" cmpd="sng">
                                         <a:solidFill>
                                           <a:srgbClr val="000000"/>
                                         </a:solidFill>
                                         <a:prstDash val="solid"/>
                                         <a:round/>
-                                        <a:headEnd len="sm" w="sm" type="none"/>
-                                        <a:tailEnd len="sm" w="sm" type="none"/>
+                                        <a:headEnd type="none" w="sm" len="sm"/>
+                                        <a:tailEnd type="none" w="sm" len="sm"/>
                                       </a:ln>
                                     </wps:spPr>
-                                    <wps:bodyPr anchorCtr="0" anchor="ctr" bIns="91425" lIns="91425" spcFirstLastPara="1" rIns="91425" wrap="square" tIns="91425">
+                                    <wps:bodyPr spcFirstLastPara="1" wrap="square" lIns="91425" tIns="91425" rIns="91425" bIns="91425" anchor="ctr" anchorCtr="0">
                                       <a:noAutofit/>
                                     </wps:bodyPr>
                                   </wps:wsp>
                                   <wps:wsp>
+                                    <wps:cNvPr id="1431502569" name="Freeform: Shape 1431502569"/>
                                     <wps:cNvSpPr/>
-                                    <wps:cNvPr id="32" name="Shape 32"/>
                                     <wps:spPr>
                                       <a:xfrm>
                                         <a:off x="6350" y="4826000"/>
                                         <a:ext cx="6235700" cy="279400"/>
                                       </a:xfrm>
                                       <a:custGeom>
-                                        <a:rect b="b" l="l" r="r" t="t"/>
+                                        <a:avLst/>
+                                        <a:gdLst/>
+                                        <a:ahLst/>
+                                        <a:cxnLst/>
+                                        <a:rect l="l" t="t" r="r" b="b"/>
                                         <a:pathLst>
-                                          <a:path extrusionOk="0" h="279400" w="6235700">
+                                          <a:path w="6235700" h="279400" extrusionOk="0">
                                             <a:moveTo>
                                               <a:pt x="6235700" y="0"/>
                                             </a:moveTo>
@@ -1115,7 +1181,7 @@
                                               <a:pt x="6235700" y="279400"/>
                                             </a:lnTo>
                                           </a:path>
-                                          <a:path extrusionOk="0" h="279400" w="6235700">
+                                          <a:path w="6235700" h="279400" extrusionOk="0">
                                             <a:moveTo>
                                               <a:pt x="0" y="0"/>
                                             </a:moveTo>
@@ -1126,32 +1192,36 @@
                                         </a:pathLst>
                                       </a:custGeom>
                                       <a:noFill/>
-                                      <a:ln cap="flat" cmpd="sng" w="12700">
+                                      <a:ln w="12700" cap="flat" cmpd="sng">
                                         <a:solidFill>
                                           <a:srgbClr val="000000"/>
                                         </a:solidFill>
                                         <a:prstDash val="solid"/>
                                         <a:round/>
-                                        <a:headEnd len="sm" w="sm" type="none"/>
-                                        <a:tailEnd len="sm" w="sm" type="none"/>
+                                        <a:headEnd type="none" w="sm" len="sm"/>
+                                        <a:tailEnd type="none" w="sm" len="sm"/>
                                       </a:ln>
                                     </wps:spPr>
-                                    <wps:bodyPr anchorCtr="0" anchor="ctr" bIns="91425" lIns="91425" spcFirstLastPara="1" rIns="91425" wrap="square" tIns="91425">
+                                    <wps:bodyPr spcFirstLastPara="1" wrap="square" lIns="91425" tIns="91425" rIns="91425" bIns="91425" anchor="ctr" anchorCtr="0">
                                       <a:noAutofit/>
                                     </wps:bodyPr>
                                   </wps:wsp>
                                   <wps:wsp>
+                                    <wps:cNvPr id="315084654" name="Freeform: Shape 315084654"/>
                                     <wps:cNvSpPr/>
-                                    <wps:cNvPr id="33" name="Shape 33"/>
                                     <wps:spPr>
                                       <a:xfrm>
                                         <a:off x="6350" y="5092700"/>
                                         <a:ext cx="6235700" cy="266700"/>
                                       </a:xfrm>
                                       <a:custGeom>
-                                        <a:rect b="b" l="l" r="r" t="t"/>
+                                        <a:avLst/>
+                                        <a:gdLst/>
+                                        <a:ahLst/>
+                                        <a:cxnLst/>
+                                        <a:rect l="l" t="t" r="r" b="b"/>
                                         <a:pathLst>
-                                          <a:path extrusionOk="0" h="266700" w="6235700">
+                                          <a:path w="6235700" h="266700" extrusionOk="0">
                                             <a:moveTo>
                                               <a:pt x="6235700" y="0"/>
                                             </a:moveTo>
@@ -1159,7 +1229,7 @@
                                               <a:pt x="6235700" y="266699"/>
                                             </a:lnTo>
                                           </a:path>
-                                          <a:path extrusionOk="0" h="266700" w="6235700">
+                                          <a:path w="6235700" h="266700" extrusionOk="0">
                                             <a:moveTo>
                                               <a:pt x="0" y="0"/>
                                             </a:moveTo>
@@ -1170,32 +1240,36 @@
                                         </a:pathLst>
                                       </a:custGeom>
                                       <a:noFill/>
-                                      <a:ln cap="flat" cmpd="sng" w="12700">
+                                      <a:ln w="12700" cap="flat" cmpd="sng">
                                         <a:solidFill>
                                           <a:srgbClr val="000000"/>
                                         </a:solidFill>
                                         <a:prstDash val="solid"/>
                                         <a:round/>
-                                        <a:headEnd len="sm" w="sm" type="none"/>
-                                        <a:tailEnd len="sm" w="sm" type="none"/>
+                                        <a:headEnd type="none" w="sm" len="sm"/>
+                                        <a:tailEnd type="none" w="sm" len="sm"/>
                                       </a:ln>
                                     </wps:spPr>
-                                    <wps:bodyPr anchorCtr="0" anchor="ctr" bIns="91425" lIns="91425" spcFirstLastPara="1" rIns="91425" wrap="square" tIns="91425">
+                                    <wps:bodyPr spcFirstLastPara="1" wrap="square" lIns="91425" tIns="91425" rIns="91425" bIns="91425" anchor="ctr" anchorCtr="0">
                                       <a:noAutofit/>
                                     </wps:bodyPr>
                                   </wps:wsp>
                                   <wps:wsp>
+                                    <wps:cNvPr id="1757426451" name="Freeform: Shape 1757426451"/>
                                     <wps:cNvSpPr/>
-                                    <wps:cNvPr id="34" name="Shape 34"/>
                                     <wps:spPr>
                                       <a:xfrm>
                                         <a:off x="6350" y="5359400"/>
                                         <a:ext cx="6235700" cy="266700"/>
                                       </a:xfrm>
                                       <a:custGeom>
-                                        <a:rect b="b" l="l" r="r" t="t"/>
+                                        <a:avLst/>
+                                        <a:gdLst/>
+                                        <a:ahLst/>
+                                        <a:cxnLst/>
+                                        <a:rect l="l" t="t" r="r" b="b"/>
                                         <a:pathLst>
-                                          <a:path extrusionOk="0" h="266700" w="6235700">
+                                          <a:path w="6235700" h="266700" extrusionOk="0">
                                             <a:moveTo>
                                               <a:pt x="6235700" y="0"/>
                                             </a:moveTo>
@@ -1203,7 +1277,7 @@
                                               <a:pt x="6235700" y="266699"/>
                                             </a:lnTo>
                                           </a:path>
-                                          <a:path extrusionOk="0" h="266700" w="6235700">
+                                          <a:path w="6235700" h="266700" extrusionOk="0">
                                             <a:moveTo>
                                               <a:pt x="0" y="0"/>
                                             </a:moveTo>
@@ -1214,32 +1288,36 @@
                                         </a:pathLst>
                                       </a:custGeom>
                                       <a:noFill/>
-                                      <a:ln cap="flat" cmpd="sng" w="12700">
+                                      <a:ln w="12700" cap="flat" cmpd="sng">
                                         <a:solidFill>
                                           <a:srgbClr val="000000"/>
                                         </a:solidFill>
                                         <a:prstDash val="solid"/>
                                         <a:round/>
-                                        <a:headEnd len="sm" w="sm" type="none"/>
-                                        <a:tailEnd len="sm" w="sm" type="none"/>
+                                        <a:headEnd type="none" w="sm" len="sm"/>
+                                        <a:tailEnd type="none" w="sm" len="sm"/>
                                       </a:ln>
                                     </wps:spPr>
-                                    <wps:bodyPr anchorCtr="0" anchor="ctr" bIns="91425" lIns="91425" spcFirstLastPara="1" rIns="91425" wrap="square" tIns="91425">
+                                    <wps:bodyPr spcFirstLastPara="1" wrap="square" lIns="91425" tIns="91425" rIns="91425" bIns="91425" anchor="ctr" anchorCtr="0">
                                       <a:noAutofit/>
                                     </wps:bodyPr>
                                   </wps:wsp>
                                   <wps:wsp>
+                                    <wps:cNvPr id="908920538" name="Freeform: Shape 908920538"/>
                                     <wps:cNvSpPr/>
-                                    <wps:cNvPr id="35" name="Shape 35"/>
                                     <wps:spPr>
                                       <a:xfrm>
                                         <a:off x="6350" y="5613400"/>
                                         <a:ext cx="6235700" cy="279400"/>
                                       </a:xfrm>
                                       <a:custGeom>
-                                        <a:rect b="b" l="l" r="r" t="t"/>
+                                        <a:avLst/>
+                                        <a:gdLst/>
+                                        <a:ahLst/>
+                                        <a:cxnLst/>
+                                        <a:rect l="l" t="t" r="r" b="b"/>
                                         <a:pathLst>
-                                          <a:path extrusionOk="0" h="279400" w="6235700">
+                                          <a:path w="6235700" h="279400" extrusionOk="0">
                                             <a:moveTo>
                                               <a:pt x="6235700" y="0"/>
                                             </a:moveTo>
@@ -1247,7 +1325,7 @@
                                               <a:pt x="6235700" y="279399"/>
                                             </a:lnTo>
                                           </a:path>
-                                          <a:path extrusionOk="0" h="279400" w="6235700">
+                                          <a:path w="6235700" h="279400" extrusionOk="0">
                                             <a:moveTo>
                                               <a:pt x="0" y="0"/>
                                             </a:moveTo>
@@ -1258,32 +1336,36 @@
                                         </a:pathLst>
                                       </a:custGeom>
                                       <a:noFill/>
-                                      <a:ln cap="flat" cmpd="sng" w="12700">
+                                      <a:ln w="12700" cap="flat" cmpd="sng">
                                         <a:solidFill>
                                           <a:srgbClr val="000000"/>
                                         </a:solidFill>
                                         <a:prstDash val="solid"/>
                                         <a:round/>
-                                        <a:headEnd len="sm" w="sm" type="none"/>
-                                        <a:tailEnd len="sm" w="sm" type="none"/>
+                                        <a:headEnd type="none" w="sm" len="sm"/>
+                                        <a:tailEnd type="none" w="sm" len="sm"/>
                                       </a:ln>
                                     </wps:spPr>
-                                    <wps:bodyPr anchorCtr="0" anchor="ctr" bIns="91425" lIns="91425" spcFirstLastPara="1" rIns="91425" wrap="square" tIns="91425">
+                                    <wps:bodyPr spcFirstLastPara="1" wrap="square" lIns="91425" tIns="91425" rIns="91425" bIns="91425" anchor="ctr" anchorCtr="0">
                                       <a:noAutofit/>
                                     </wps:bodyPr>
                                   </wps:wsp>
                                   <wps:wsp>
+                                    <wps:cNvPr id="1136472533" name="Freeform: Shape 1136472533"/>
                                     <wps:cNvSpPr/>
-                                    <wps:cNvPr id="36" name="Shape 36"/>
                                     <wps:spPr>
                                       <a:xfrm>
                                         <a:off x="6350" y="5880100"/>
                                         <a:ext cx="6235700" cy="266700"/>
                                       </a:xfrm>
                                       <a:custGeom>
-                                        <a:rect b="b" l="l" r="r" t="t"/>
+                                        <a:avLst/>
+                                        <a:gdLst/>
+                                        <a:ahLst/>
+                                        <a:cxnLst/>
+                                        <a:rect l="l" t="t" r="r" b="b"/>
                                         <a:pathLst>
-                                          <a:path extrusionOk="0" h="266700" w="6235700">
+                                          <a:path w="6235700" h="266700" extrusionOk="0">
                                             <a:moveTo>
                                               <a:pt x="6235700" y="0"/>
                                             </a:moveTo>
@@ -1291,7 +1373,7 @@
                                               <a:pt x="6235700" y="266700"/>
                                             </a:lnTo>
                                           </a:path>
-                                          <a:path extrusionOk="0" h="266700" w="6235700">
+                                          <a:path w="6235700" h="266700" extrusionOk="0">
                                             <a:moveTo>
                                               <a:pt x="0" y="0"/>
                                             </a:moveTo>
@@ -1302,32 +1384,36 @@
                                         </a:pathLst>
                                       </a:custGeom>
                                       <a:noFill/>
-                                      <a:ln cap="flat" cmpd="sng" w="12700">
+                                      <a:ln w="12700" cap="flat" cmpd="sng">
                                         <a:solidFill>
                                           <a:srgbClr val="000000"/>
                                         </a:solidFill>
                                         <a:prstDash val="solid"/>
                                         <a:round/>
-                                        <a:headEnd len="sm" w="sm" type="none"/>
-                                        <a:tailEnd len="sm" w="sm" type="none"/>
+                                        <a:headEnd type="none" w="sm" len="sm"/>
+                                        <a:tailEnd type="none" w="sm" len="sm"/>
                                       </a:ln>
                                     </wps:spPr>
-                                    <wps:bodyPr anchorCtr="0" anchor="ctr" bIns="91425" lIns="91425" spcFirstLastPara="1" rIns="91425" wrap="square" tIns="91425">
+                                    <wps:bodyPr spcFirstLastPara="1" wrap="square" lIns="91425" tIns="91425" rIns="91425" bIns="91425" anchor="ctr" anchorCtr="0">
                                       <a:noAutofit/>
                                     </wps:bodyPr>
                                   </wps:wsp>
                                   <wps:wsp>
+                                    <wps:cNvPr id="661371376" name="Freeform: Shape 661371376"/>
                                     <wps:cNvSpPr/>
-                                    <wps:cNvPr id="37" name="Shape 37"/>
                                     <wps:spPr>
                                       <a:xfrm>
                                         <a:off x="6350" y="6146800"/>
                                         <a:ext cx="6235700" cy="266700"/>
                                       </a:xfrm>
                                       <a:custGeom>
-                                        <a:rect b="b" l="l" r="r" t="t"/>
+                                        <a:avLst/>
+                                        <a:gdLst/>
+                                        <a:ahLst/>
+                                        <a:cxnLst/>
+                                        <a:rect l="l" t="t" r="r" b="b"/>
                                         <a:pathLst>
-                                          <a:path extrusionOk="0" h="266700" w="6235700">
+                                          <a:path w="6235700" h="266700" extrusionOk="0">
                                             <a:moveTo>
                                               <a:pt x="6235700" y="0"/>
                                             </a:moveTo>
@@ -1335,7 +1421,7 @@
                                               <a:pt x="6235700" y="266700"/>
                                             </a:lnTo>
                                           </a:path>
-                                          <a:path extrusionOk="0" h="266700" w="6235700">
+                                          <a:path w="6235700" h="266700" extrusionOk="0">
                                             <a:moveTo>
                                               <a:pt x="0" y="0"/>
                                             </a:moveTo>
@@ -1346,32 +1432,36 @@
                                         </a:pathLst>
                                       </a:custGeom>
                                       <a:noFill/>
-                                      <a:ln cap="flat" cmpd="sng" w="12700">
+                                      <a:ln w="12700" cap="flat" cmpd="sng">
                                         <a:solidFill>
                                           <a:srgbClr val="000000"/>
                                         </a:solidFill>
                                         <a:prstDash val="solid"/>
                                         <a:round/>
-                                        <a:headEnd len="sm" w="sm" type="none"/>
-                                        <a:tailEnd len="sm" w="sm" type="none"/>
+                                        <a:headEnd type="none" w="sm" len="sm"/>
+                                        <a:tailEnd type="none" w="sm" len="sm"/>
                                       </a:ln>
                                     </wps:spPr>
-                                    <wps:bodyPr anchorCtr="0" anchor="ctr" bIns="91425" lIns="91425" spcFirstLastPara="1" rIns="91425" wrap="square" tIns="91425">
+                                    <wps:bodyPr spcFirstLastPara="1" wrap="square" lIns="91425" tIns="91425" rIns="91425" bIns="91425" anchor="ctr" anchorCtr="0">
                                       <a:noAutofit/>
                                     </wps:bodyPr>
                                   </wps:wsp>
                                   <wps:wsp>
+                                    <wps:cNvPr id="166884252" name="Freeform: Shape 166884252"/>
                                     <wps:cNvSpPr/>
-                                    <wps:cNvPr id="38" name="Shape 38"/>
                                     <wps:spPr>
                                       <a:xfrm>
                                         <a:off x="6350" y="6400800"/>
                                         <a:ext cx="6235700" cy="279400"/>
                                       </a:xfrm>
                                       <a:custGeom>
-                                        <a:rect b="b" l="l" r="r" t="t"/>
+                                        <a:avLst/>
+                                        <a:gdLst/>
+                                        <a:ahLst/>
+                                        <a:cxnLst/>
+                                        <a:rect l="l" t="t" r="r" b="b"/>
                                         <a:pathLst>
-                                          <a:path extrusionOk="0" h="279400" w="6235700">
+                                          <a:path w="6235700" h="279400" extrusionOk="0">
                                             <a:moveTo>
                                               <a:pt x="6235700" y="0"/>
                                             </a:moveTo>
@@ -1379,7 +1469,7 @@
                                               <a:pt x="6235700" y="279400"/>
                                             </a:lnTo>
                                           </a:path>
-                                          <a:path extrusionOk="0" h="279400" w="6235700">
+                                          <a:path w="6235700" h="279400" extrusionOk="0">
                                             <a:moveTo>
                                               <a:pt x="0" y="0"/>
                                             </a:moveTo>
@@ -1390,32 +1480,36 @@
                                         </a:pathLst>
                                       </a:custGeom>
                                       <a:noFill/>
-                                      <a:ln cap="flat" cmpd="sng" w="12700">
+                                      <a:ln w="12700" cap="flat" cmpd="sng">
                                         <a:solidFill>
                                           <a:srgbClr val="000000"/>
                                         </a:solidFill>
                                         <a:prstDash val="solid"/>
                                         <a:round/>
-                                        <a:headEnd len="sm" w="sm" type="none"/>
-                                        <a:tailEnd len="sm" w="sm" type="none"/>
+                                        <a:headEnd type="none" w="sm" len="sm"/>
+                                        <a:tailEnd type="none" w="sm" len="sm"/>
                                       </a:ln>
                                     </wps:spPr>
-                                    <wps:bodyPr anchorCtr="0" anchor="ctr" bIns="91425" lIns="91425" spcFirstLastPara="1" rIns="91425" wrap="square" tIns="91425">
+                                    <wps:bodyPr spcFirstLastPara="1" wrap="square" lIns="91425" tIns="91425" rIns="91425" bIns="91425" anchor="ctr" anchorCtr="0">
                                       <a:noAutofit/>
                                     </wps:bodyPr>
                                   </wps:wsp>
                                   <wps:wsp>
+                                    <wps:cNvPr id="872951624" name="Freeform: Shape 872951624"/>
                                     <wps:cNvSpPr/>
-                                    <wps:cNvPr id="39" name="Shape 39"/>
                                     <wps:spPr>
                                       <a:xfrm>
                                         <a:off x="6350" y="6667500"/>
                                         <a:ext cx="6235700" cy="279400"/>
                                       </a:xfrm>
                                       <a:custGeom>
-                                        <a:rect b="b" l="l" r="r" t="t"/>
+                                        <a:avLst/>
+                                        <a:gdLst/>
+                                        <a:ahLst/>
+                                        <a:cxnLst/>
+                                        <a:rect l="l" t="t" r="r" b="b"/>
                                         <a:pathLst>
-                                          <a:path extrusionOk="0" h="279400" w="6235700">
+                                          <a:path w="6235700" h="279400" extrusionOk="0">
                                             <a:moveTo>
                                               <a:pt x="6235700" y="0"/>
                                             </a:moveTo>
@@ -1423,7 +1517,7 @@
                                               <a:pt x="6235700" y="279400"/>
                                             </a:lnTo>
                                           </a:path>
-                                          <a:path extrusionOk="0" h="279400" w="6235700">
+                                          <a:path w="6235700" h="279400" extrusionOk="0">
                                             <a:moveTo>
                                               <a:pt x="0" y="0"/>
                                             </a:moveTo>
@@ -1434,32 +1528,36 @@
                                         </a:pathLst>
                                       </a:custGeom>
                                       <a:noFill/>
-                                      <a:ln cap="flat" cmpd="sng" w="12700">
+                                      <a:ln w="12700" cap="flat" cmpd="sng">
                                         <a:solidFill>
                                           <a:srgbClr val="000000"/>
                                         </a:solidFill>
                                         <a:prstDash val="solid"/>
                                         <a:round/>
-                                        <a:headEnd len="sm" w="sm" type="none"/>
-                                        <a:tailEnd len="sm" w="sm" type="none"/>
+                                        <a:headEnd type="none" w="sm" len="sm"/>
+                                        <a:tailEnd type="none" w="sm" len="sm"/>
                                       </a:ln>
                                     </wps:spPr>
-                                    <wps:bodyPr anchorCtr="0" anchor="ctr" bIns="91425" lIns="91425" spcFirstLastPara="1" rIns="91425" wrap="square" tIns="91425">
+                                    <wps:bodyPr spcFirstLastPara="1" wrap="square" lIns="91425" tIns="91425" rIns="91425" bIns="91425" anchor="ctr" anchorCtr="0">
                                       <a:noAutofit/>
                                     </wps:bodyPr>
                                   </wps:wsp>
                                   <wps:wsp>
+                                    <wps:cNvPr id="1830107333" name="Freeform: Shape 1830107333"/>
                                     <wps:cNvSpPr/>
-                                    <wps:cNvPr id="40" name="Shape 40"/>
                                     <wps:spPr>
                                       <a:xfrm>
                                         <a:off x="6350" y="6934200"/>
                                         <a:ext cx="6235700" cy="266700"/>
                                       </a:xfrm>
                                       <a:custGeom>
-                                        <a:rect b="b" l="l" r="r" t="t"/>
+                                        <a:avLst/>
+                                        <a:gdLst/>
+                                        <a:ahLst/>
+                                        <a:cxnLst/>
+                                        <a:rect l="l" t="t" r="r" b="b"/>
                                         <a:pathLst>
-                                          <a:path extrusionOk="0" h="266700" w="6235700">
+                                          <a:path w="6235700" h="266700" extrusionOk="0">
                                             <a:moveTo>
                                               <a:pt x="6235700" y="0"/>
                                             </a:moveTo>
@@ -1467,7 +1565,7 @@
                                               <a:pt x="6235700" y="266700"/>
                                             </a:lnTo>
                                           </a:path>
-                                          <a:path extrusionOk="0" h="266700" w="6235700">
+                                          <a:path w="6235700" h="266700" extrusionOk="0">
                                             <a:moveTo>
                                               <a:pt x="0" y="0"/>
                                             </a:moveTo>
@@ -1478,32 +1576,36 @@
                                         </a:pathLst>
                                       </a:custGeom>
                                       <a:noFill/>
-                                      <a:ln cap="flat" cmpd="sng" w="12700">
+                                      <a:ln w="12700" cap="flat" cmpd="sng">
                                         <a:solidFill>
                                           <a:srgbClr val="000000"/>
                                         </a:solidFill>
                                         <a:prstDash val="solid"/>
                                         <a:round/>
-                                        <a:headEnd len="sm" w="sm" type="none"/>
-                                        <a:tailEnd len="sm" w="sm" type="none"/>
+                                        <a:headEnd type="none" w="sm" len="sm"/>
+                                        <a:tailEnd type="none" w="sm" len="sm"/>
                                       </a:ln>
                                     </wps:spPr>
-                                    <wps:bodyPr anchorCtr="0" anchor="ctr" bIns="91425" lIns="91425" spcFirstLastPara="1" rIns="91425" wrap="square" tIns="91425">
+                                    <wps:bodyPr spcFirstLastPara="1" wrap="square" lIns="91425" tIns="91425" rIns="91425" bIns="91425" anchor="ctr" anchorCtr="0">
                                       <a:noAutofit/>
                                     </wps:bodyPr>
                                   </wps:wsp>
                                   <wps:wsp>
+                                    <wps:cNvPr id="278667331" name="Freeform: Shape 278667331"/>
                                     <wps:cNvSpPr/>
-                                    <wps:cNvPr id="41" name="Shape 41"/>
                                     <wps:spPr>
                                       <a:xfrm>
                                         <a:off x="6350" y="7188200"/>
                                         <a:ext cx="6235700" cy="266700"/>
                                       </a:xfrm>
                                       <a:custGeom>
-                                        <a:rect b="b" l="l" r="r" t="t"/>
+                                        <a:avLst/>
+                                        <a:gdLst/>
+                                        <a:ahLst/>
+                                        <a:cxnLst/>
+                                        <a:rect l="l" t="t" r="r" b="b"/>
                                         <a:pathLst>
-                                          <a:path extrusionOk="0" h="266700" w="6235700">
+                                          <a:path w="6235700" h="266700" extrusionOk="0">
                                             <a:moveTo>
                                               <a:pt x="6235700" y="0"/>
                                             </a:moveTo>
@@ -1511,7 +1613,7 @@
                                               <a:pt x="6235700" y="266699"/>
                                             </a:lnTo>
                                           </a:path>
-                                          <a:path extrusionOk="0" h="266700" w="6235700">
+                                          <a:path w="6235700" h="266700" extrusionOk="0">
                                             <a:moveTo>
                                               <a:pt x="0" y="0"/>
                                             </a:moveTo>
@@ -1522,32 +1624,36 @@
                                         </a:pathLst>
                                       </a:custGeom>
                                       <a:noFill/>
-                                      <a:ln cap="flat" cmpd="sng" w="12700">
+                                      <a:ln w="12700" cap="flat" cmpd="sng">
                                         <a:solidFill>
                                           <a:srgbClr val="000000"/>
                                         </a:solidFill>
                                         <a:prstDash val="solid"/>
                                         <a:round/>
-                                        <a:headEnd len="sm" w="sm" type="none"/>
-                                        <a:tailEnd len="sm" w="sm" type="none"/>
+                                        <a:headEnd type="none" w="sm" len="sm"/>
+                                        <a:tailEnd type="none" w="sm" len="sm"/>
                                       </a:ln>
                                     </wps:spPr>
-                                    <wps:bodyPr anchorCtr="0" anchor="ctr" bIns="91425" lIns="91425" spcFirstLastPara="1" rIns="91425" wrap="square" tIns="91425">
+                                    <wps:bodyPr spcFirstLastPara="1" wrap="square" lIns="91425" tIns="91425" rIns="91425" bIns="91425" anchor="ctr" anchorCtr="0">
                                       <a:noAutofit/>
                                     </wps:bodyPr>
                                   </wps:wsp>
                                   <wps:wsp>
+                                    <wps:cNvPr id="1976260345" name="Freeform: Shape 1976260345"/>
                                     <wps:cNvSpPr/>
-                                    <wps:cNvPr id="42" name="Shape 42"/>
                                     <wps:spPr>
                                       <a:xfrm>
                                         <a:off x="0" y="7442200"/>
                                         <a:ext cx="6248400" cy="660400"/>
                                       </a:xfrm>
                                       <a:custGeom>
-                                        <a:rect b="b" l="l" r="r" t="t"/>
+                                        <a:avLst/>
+                                        <a:gdLst/>
+                                        <a:ahLst/>
+                                        <a:cxnLst/>
+                                        <a:rect l="l" t="t" r="r" b="b"/>
                                         <a:pathLst>
-                                          <a:path extrusionOk="0" h="660400" w="6248400">
+                                          <a:path w="6248400" h="660400" extrusionOk="0">
                                             <a:moveTo>
                                               <a:pt x="6242050" y="0"/>
                                             </a:moveTo>
@@ -1555,7 +1661,7 @@
                                               <a:pt x="6242050" y="660399"/>
                                             </a:lnTo>
                                           </a:path>
-                                          <a:path extrusionOk="0" h="660400" w="6248400">
+                                          <a:path w="6248400" h="660400" extrusionOk="0">
                                             <a:moveTo>
                                               <a:pt x="0" y="654050"/>
                                             </a:moveTo>
@@ -1563,7 +1669,7 @@
                                               <a:pt x="6248400" y="654050"/>
                                             </a:lnTo>
                                           </a:path>
-                                          <a:path extrusionOk="0" h="660400" w="6248400">
+                                          <a:path w="6248400" h="660400" extrusionOk="0">
                                             <a:moveTo>
                                               <a:pt x="6349" y="0"/>
                                             </a:moveTo>
@@ -1574,32 +1680,36 @@
                                         </a:pathLst>
                                       </a:custGeom>
                                       <a:noFill/>
-                                      <a:ln cap="flat" cmpd="sng" w="12700">
+                                      <a:ln w="12700" cap="flat" cmpd="sng">
                                         <a:solidFill>
                                           <a:srgbClr val="000000"/>
                                         </a:solidFill>
                                         <a:prstDash val="solid"/>
                                         <a:round/>
-                                        <a:headEnd len="sm" w="sm" type="none"/>
-                                        <a:tailEnd len="sm" w="sm" type="none"/>
+                                        <a:headEnd type="none" w="sm" len="sm"/>
+                                        <a:tailEnd type="none" w="sm" len="sm"/>
                                       </a:ln>
                                     </wps:spPr>
-                                    <wps:bodyPr anchorCtr="0" anchor="ctr" bIns="91425" lIns="91425" spcFirstLastPara="1" rIns="91425" wrap="square" tIns="91425">
+                                    <wps:bodyPr spcFirstLastPara="1" wrap="square" lIns="91425" tIns="91425" rIns="91425" bIns="91425" anchor="ctr" anchorCtr="0">
                                       <a:noAutofit/>
                                     </wps:bodyPr>
                                   </wps:wsp>
                                   <wps:wsp>
+                                    <wps:cNvPr id="1192686799" name="Freeform: Shape 1192686799"/>
                                     <wps:cNvSpPr/>
-                                    <wps:cNvPr id="43" name="Shape 43"/>
                                     <wps:spPr>
                                       <a:xfrm>
                                         <a:off x="1928700" y="590252"/>
                                         <a:ext cx="2238375" cy="1270"/>
                                       </a:xfrm>
                                       <a:custGeom>
-                                        <a:rect b="b" l="l" r="r" t="t"/>
+                                        <a:avLst/>
+                                        <a:gdLst/>
+                                        <a:ahLst/>
+                                        <a:cxnLst/>
+                                        <a:rect l="l" t="t" r="r" b="b"/>
                                         <a:pathLst>
-                                          <a:path extrusionOk="0" h="120000" w="2238375">
+                                          <a:path w="2238375" h="120000" extrusionOk="0">
                                             <a:moveTo>
                                               <a:pt x="0" y="0"/>
                                             </a:moveTo>
@@ -1610,17 +1720,17 @@
                                         </a:pathLst>
                                       </a:custGeom>
                                       <a:noFill/>
-                                      <a:ln cap="flat" cmpd="sng" w="19050">
+                                      <a:ln w="19050" cap="flat" cmpd="sng">
                                         <a:solidFill>
                                           <a:srgbClr val="000000"/>
                                         </a:solidFill>
                                         <a:prstDash val="solid"/>
                                         <a:round/>
-                                        <a:headEnd len="sm" w="sm" type="none"/>
-                                        <a:tailEnd len="sm" w="sm" type="none"/>
+                                        <a:headEnd type="none" w="sm" len="sm"/>
+                                        <a:tailEnd type="none" w="sm" len="sm"/>
                                       </a:ln>
                                     </wps:spPr>
-                                    <wps:bodyPr anchorCtr="0" anchor="ctr" bIns="91425" lIns="91425" spcFirstLastPara="1" rIns="91425" wrap="square" tIns="91425">
+                                    <wps:bodyPr spcFirstLastPara="1" wrap="square" lIns="91425" tIns="91425" rIns="91425" bIns="91425" anchor="ctr" anchorCtr="0">
                                       <a:noAutofit/>
                                     </wps:bodyPr>
                                   </wps:wsp>
@@ -1637,46 +1747,209 @@
             </w:drawing>
           </mc:Choice>
           <mc:Fallback>
-            <w:drawing>
-              <wp:anchor allowOverlap="1" behindDoc="1" distB="0" distT="0" distL="0" distR="0" hidden="0" layoutInCell="1" locked="0" relativeHeight="0" simplePos="0">
-                <wp:simplePos x="0" y="0"/>
-                <wp:positionH relativeFrom="page">
-                  <wp:posOffset>838200</wp:posOffset>
-                </wp:positionH>
-                <wp:positionV relativeFrom="page">
-                  <wp:posOffset>952500</wp:posOffset>
-                </wp:positionV>
-                <wp:extent cx="6248400" cy="8102600"/>
-                <wp:effectExtent b="0" l="0" r="0" t="0"/>
-                <wp:wrapNone/>
-                <wp:docPr id="1" name="image7.png"/>
-                <a:graphic>
-                  <a:graphicData uri="http://schemas.openxmlformats.org/drawingml/2006/picture">
-                    <pic:pic>
-                      <pic:nvPicPr>
-                        <pic:cNvPr id="0" name="image7.png"/>
-                        <pic:cNvPicPr preferRelativeResize="0"/>
-                      </pic:nvPicPr>
-                      <pic:blipFill>
-                        <a:blip r:embed="rId6"/>
-                        <a:srcRect/>
-                        <a:stretch>
-                          <a:fillRect/>
-                        </a:stretch>
-                      </pic:blipFill>
-                      <pic:spPr>
-                        <a:xfrm>
-                          <a:off x="0" y="0"/>
-                          <a:ext cx="6248400" cy="8102600"/>
-                        </a:xfrm>
-                        <a:prstGeom prst="rect"/>
-                        <a:ln/>
-                      </pic:spPr>
-                    </pic:pic>
-                  </a:graphicData>
-                </a:graphic>
-              </wp:anchor>
-            </w:drawing>
+            <w:pict>
+              <v:group w14:anchorId="0F2E6DEB" id="Group 1" o:spid="_x0000_s1026" style="position:absolute;left:0;text-align:left;margin-left:66pt;margin-top:75pt;width:492pt;height:638pt;z-index:-251658240;mso-wrap-distance-left:0;mso-wrap-distance-right:0;mso-position-horizontal-relative:page;mso-position-vertical-relative:page" coordorigin="22218" coordsize="62484,75600" o:gfxdata="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">
+                <v:group id="Group 1056999128" o:spid="_x0000_s1027" style="position:absolute;left:22218;width:62484;height:75600" coordorigin="22218" coordsize="62484,75600" o:gfxdata="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">
+                  <v:rect id="Rectangle 279357765" o:spid="_x0000_s1028" style="position:absolute;left:22218;width:62484;height:75600;visibility:visible;mso-wrap-style:square;v-text-anchor:middle" o:gfxdata="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" filled="f" stroked="f">
+                    <v:textbox inset="2.53958mm,2.53958mm,2.53958mm,2.53958mm">
+                      <w:txbxContent>
+                        <w:p>
+                          <w:pPr>
+                            <w:textDirection w:val="btLr"/>
+                          </w:pPr>
+                        </w:p>
+                      </w:txbxContent>
+                    </v:textbox>
+                  </v:rect>
+                  <v:group id="Group 471089166" o:spid="_x0000_s1029" style="position:absolute;left:22218;width:62484;height:75600" coordorigin="22218" coordsize="62484,75600" o:gfxdata="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">
+                    <v:rect id="Rectangle 1294693114" o:spid="_x0000_s1030" style="position:absolute;left:22218;width:62484;height:75600;visibility:visible;mso-wrap-style:square;v-text-anchor:middle" o:gfxdata="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" filled="f" stroked="f">
+                      <v:textbox inset="2.53958mm,2.53958mm,2.53958mm,2.53958mm">
+                        <w:txbxContent>
+                          <w:p>
+                            <w:pPr>
+                              <w:textDirection w:val="btLr"/>
+                            </w:pPr>
+                          </w:p>
+                        </w:txbxContent>
+                      </v:textbox>
+                    </v:rect>
+                    <v:group id="Group 2093155028" o:spid="_x0000_s1031" style="position:absolute;left:22218;width:62484;height:75600" coordorigin="22218" coordsize="62484,75600" o:gfxdata="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">
+                      <v:rect id="Rectangle 111933061" o:spid="_x0000_s1032" style="position:absolute;left:22218;width:62484;height:75600;visibility:visible;mso-wrap-style:square;v-text-anchor:middle" o:gfxdata="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" filled="f" stroked="f">
+                        <v:textbox inset="2.53958mm,2.53958mm,2.53958mm,2.53958mm">
+                          <w:txbxContent>
+                            <w:p>
+                              <w:pPr>
+                                <w:textDirection w:val="btLr"/>
+                              </w:pPr>
+                            </w:p>
+                          </w:txbxContent>
+                        </v:textbox>
+                      </v:rect>
+                      <v:group id="Group 1381772353" o:spid="_x0000_s1033" style="position:absolute;left:22218;width:62484;height:75600" coordorigin="22218" coordsize="62484,75600" o:gfxdata="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">
+                        <v:rect id="Rectangle 1464089182" o:spid="_x0000_s1034" style="position:absolute;left:22218;width:62484;height:75600;visibility:visible;mso-wrap-style:square;v-text-anchor:middle" o:gfxdata="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" filled="f" stroked="f">
+                          <v:textbox inset="2.53958mm,2.53958mm,2.53958mm,2.53958mm">
+                            <w:txbxContent>
+                              <w:p>
+                                <w:pPr>
+                                  <w:textDirection w:val="btLr"/>
+                                </w:pPr>
+                              </w:p>
+                            </w:txbxContent>
+                          </v:textbox>
+                        </v:rect>
+                        <v:group id="Group 1370082935" o:spid="_x0000_s1035" style="position:absolute;left:22218;width:62484;height:75600" coordorigin="22217" coordsize="62484,75600" o:gfxdata="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">
+                          <v:rect id="Rectangle 291289636" o:spid="_x0000_s1036" style="position:absolute;left:22217;width:62485;height:75600;visibility:visible;mso-wrap-style:square;v-text-anchor:middle" o:gfxdata="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" filled="f" stroked="f">
+                            <v:textbox inset="2.53958mm,2.53958mm,2.53958mm,2.53958mm">
+                              <w:txbxContent>
+                                <w:p>
+                                  <w:pPr>
+                                    <w:textDirection w:val="btLr"/>
+                                  </w:pPr>
+                                </w:p>
+                              </w:txbxContent>
+                            </v:textbox>
+                          </v:rect>
+                          <v:group id="Group 354794100" o:spid="_x0000_s1037" style="position:absolute;left:22218;width:62484;height:75600" coordsize="62484,81026" o:gfxdata="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">
+                            <v:rect id="Rectangle 52819485" o:spid="_x0000_s1038" style="position:absolute;width:62484;height:81026;visibility:visible;mso-wrap-style:square;v-text-anchor:middle" o:gfxdata="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" filled="f" stroked="f">
+                              <v:textbox inset="2.53958mm,2.53958mm,2.53958mm,2.53958mm">
+                                <w:txbxContent>
+                                  <w:p>
+                                    <w:pPr>
+                                      <w:textDirection w:val="btLr"/>
+                                    </w:pPr>
+                                  </w:p>
+                                </w:txbxContent>
+                              </v:textbox>
+                            </v:rect>
+                            <v:shape id="Freeform: Shape 4398832" o:spid="_x0000_s1039" style="position:absolute;width:62484;height:2794;visibility:visible;mso-wrap-style:square;v-text-anchor:middle" coordsize="6248400,279400" o:gfxdata="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" path="m,6349r6248400,em6242050,r,279399em6349,r,279399e" filled="f" strokeweight="1pt">
+                              <v:stroke startarrowwidth="narrow" startarrowlength="short" endarrowwidth="narrow" endarrowlength="short"/>
+                              <v:path arrowok="t" o:extrusionok="f"/>
+                            </v:shape>
+                            <v:shape id="Freeform: Shape 178318258" o:spid="_x0000_s1040" style="position:absolute;left:63;top:2794;width:62357;height:3048;visibility:visible;mso-wrap-style:square;v-text-anchor:middle" coordsize="6235700,304800" o:gfxdata="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" path="m6235700,r,304799em,l,304799e" filled="f" strokeweight="1pt">
+                              <v:stroke startarrowwidth="narrow" startarrowlength="short" endarrowwidth="narrow" endarrowlength="short"/>
+                              <v:path arrowok="t" o:extrusionok="f"/>
+                            </v:shape>
+                            <v:shape id="Freeform: Shape 2076542126" o:spid="_x0000_s1041" style="position:absolute;left:63;top:5715;width:62357;height:2540;visibility:visible;mso-wrap-style:square;v-text-anchor:middle" coordsize="6235700,254000" o:gfxdata="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" path="m6235700,r,253999em,l,253999e" filled="f" strokeweight="1pt">
+                              <v:stroke startarrowwidth="narrow" startarrowlength="short" endarrowwidth="narrow" endarrowlength="short"/>
+                              <v:path arrowok="t" o:extrusionok="f"/>
+                            </v:shape>
+                            <v:shape id="Freeform: Shape 853841108" o:spid="_x0000_s1042" style="position:absolute;left:63;top:8128;width:62357;height:2667;visibility:visible;mso-wrap-style:square;v-text-anchor:middle" coordsize="6235700,266700" o:gfxdata="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" path="m6235700,r,266700em,l,266700e" filled="f" strokeweight="1pt">
+                              <v:stroke startarrowwidth="narrow" startarrowlength="short" endarrowwidth="narrow" endarrowlength="short"/>
+                              <v:path arrowok="t" o:extrusionok="f"/>
+                            </v:shape>
+                            <v:shape id="Freeform: Shape 499665040" o:spid="_x0000_s1043" style="position:absolute;left:63;top:10668;width:62357;height:2540;visibility:visible;mso-wrap-style:square;v-text-anchor:middle" coordsize="6235700,254000" o:gfxdata="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" path="m6235700,r,253999em,l,253999e" filled="f" strokeweight="1pt">
+                              <v:stroke startarrowwidth="narrow" startarrowlength="short" endarrowwidth="narrow" endarrowlength="short"/>
+                              <v:path arrowok="t" o:extrusionok="f"/>
+                            </v:shape>
+                            <v:shape id="Freeform: Shape 416562951" o:spid="_x0000_s1044" style="position:absolute;left:63;top:13081;width:62357;height:2667;visibility:visible;mso-wrap-style:square;v-text-anchor:middle" coordsize="6235700,266700" o:gfxdata="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" path="m6235700,r,266700em,l,266700e" filled="f" strokeweight="1pt">
+                              <v:stroke startarrowwidth="narrow" startarrowlength="short" endarrowwidth="narrow" endarrowlength="short"/>
+                              <v:path arrowok="t" o:extrusionok="f"/>
+                            </v:shape>
+                            <v:shape id="Freeform: Shape 702900541" o:spid="_x0000_s1045" style="position:absolute;left:63;top:15621;width:62357;height:2540;visibility:visible;mso-wrap-style:square;v-text-anchor:middle" coordsize="6235700,254000" o:gfxdata="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" path="m6235700,r,253999em,l,253999e" filled="f" strokeweight="1pt">
+                              <v:stroke startarrowwidth="narrow" startarrowlength="short" endarrowwidth="narrow" endarrowlength="short"/>
+                              <v:path arrowok="t" o:extrusionok="f"/>
+                            </v:shape>
+                            <v:shape id="Freeform: Shape 1021601036" o:spid="_x0000_s1046" style="position:absolute;left:63;top:18034;width:62357;height:2540;visibility:visible;mso-wrap-style:square;v-text-anchor:middle" coordsize="6235700,254000" o:gfxdata="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" path="m6235700,r,254000em,l,254000e" filled="f" strokeweight="1pt">
+                              <v:stroke startarrowwidth="narrow" startarrowlength="short" endarrowwidth="narrow" endarrowlength="short"/>
+                              <v:path arrowok="t" o:extrusionok="f"/>
+                            </v:shape>
+                            <v:shape id="Freeform: Shape 540024304" o:spid="_x0000_s1047" style="position:absolute;left:63;top:20574;width:62357;height:2540;visibility:visible;mso-wrap-style:square;v-text-anchor:middle" coordsize="6235700,254000" o:gfxdata="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" path="m6235700,r,253999em,l,253999e" filled="f" strokeweight="1pt">
+                              <v:stroke startarrowwidth="narrow" startarrowlength="short" endarrowwidth="narrow" endarrowlength="short"/>
+                              <v:path arrowok="t" o:extrusionok="f"/>
+                            </v:shape>
+                            <v:shape id="Freeform: Shape 1143099129" o:spid="_x0000_s1048" style="position:absolute;left:63;top:22987;width:62357;height:2540;visibility:visible;mso-wrap-style:square;v-text-anchor:middle" coordsize="6235700,254000" o:gfxdata="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" path="m6235700,r,253999em,l,253999e" filled="f" strokeweight="1pt">
+                              <v:stroke startarrowwidth="narrow" startarrowlength="short" endarrowwidth="narrow" endarrowlength="short"/>
+                              <v:path arrowok="t" o:extrusionok="f"/>
+                            </v:shape>
+                            <v:shape id="Freeform: Shape 104604142" o:spid="_x0000_s1049" style="position:absolute;left:63;top:25527;width:62357;height:3048;visibility:visible;mso-wrap-style:square;v-text-anchor:middle" coordsize="6235700,304800" o:gfxdata="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" path="m6235700,r,304800em,l,304800e" filled="f" strokeweight="1pt">
+                              <v:stroke startarrowwidth="narrow" startarrowlength="short" endarrowwidth="narrow" endarrowlength="short"/>
+                              <v:path arrowok="t" o:extrusionok="f"/>
+                            </v:shape>
+                            <v:shape id="Freeform: Shape 938153322" o:spid="_x0000_s1050" style="position:absolute;left:63;top:28448;width:62357;height:3048;visibility:visible;mso-wrap-style:square;v-text-anchor:middle" coordsize="6235700,304800" o:gfxdata="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" path="m6235700,r,304800em,l,304800e" filled="f" strokeweight="1pt">
+                              <v:stroke startarrowwidth="narrow" startarrowlength="short" endarrowwidth="narrow" endarrowlength="short"/>
+                              <v:path arrowok="t" o:extrusionok="f"/>
+                            </v:shape>
+                            <v:shape id="Freeform: Shape 154940873" o:spid="_x0000_s1051" style="position:absolute;left:63;top:31369;width:62357;height:3048;visibility:visible;mso-wrap-style:square;v-text-anchor:middle" coordsize="6235700,304800" o:gfxdata="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" path="m6235700,r,304800em,l,304800e" filled="f" strokeweight="1pt">
+                              <v:stroke startarrowwidth="narrow" startarrowlength="short" endarrowwidth="narrow" endarrowlength="short"/>
+                              <v:path arrowok="t" o:extrusionok="f"/>
+                            </v:shape>
+                            <v:shape id="Freeform: Shape 57599224" o:spid="_x0000_s1052" style="position:absolute;left:63;top:34290;width:62357;height:3048;visibility:visible;mso-wrap-style:square;v-text-anchor:middle" coordsize="6235700,304800" o:gfxdata="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" path="m6235700,r,304800em,l,304800e" filled="f" strokeweight="1pt">
+                              <v:stroke startarrowwidth="narrow" startarrowlength="short" endarrowwidth="narrow" endarrowlength="short"/>
+                              <v:path arrowok="t" o:extrusionok="f"/>
+                            </v:shape>
+                            <v:shape id="Freeform: Shape 289802211" o:spid="_x0000_s1053" style="position:absolute;left:63;top:37211;width:62357;height:3048;visibility:visible;mso-wrap-style:square;v-text-anchor:middle" coordsize="6235700,304800" o:gfxdata="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" path="m6235700,r,304799em,l,304799e" filled="f" strokeweight="1pt">
+                              <v:stroke startarrowwidth="narrow" startarrowlength="short" endarrowwidth="narrow" endarrowlength="short"/>
+                              <v:path arrowok="t" o:extrusionok="f"/>
+                            </v:shape>
+                            <v:shape id="Freeform: Shape 1632122618" o:spid="_x0000_s1054" style="position:absolute;left:63;top:40259;width:62357;height:3048;visibility:visible;mso-wrap-style:square;v-text-anchor:middle" coordsize="6235700,304800" o:gfxdata="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" path="m6235700,r,304800em,l,304800e" filled="f" strokeweight="1pt">
+                              <v:stroke startarrowwidth="narrow" startarrowlength="short" endarrowwidth="narrow" endarrowlength="short"/>
+                              <v:path arrowok="t" o:extrusionok="f"/>
+                            </v:shape>
+                            <v:shape id="Freeform: Shape 1779569187" o:spid="_x0000_s1055" style="position:absolute;left:63;top:43180;width:62357;height:2540;visibility:visible;mso-wrap-style:square;v-text-anchor:middle" coordsize="6235700,254000" o:gfxdata="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" path="m6235700,r,254000em,l,254000e" filled="f" strokeweight="1pt">
+                              <v:stroke startarrowwidth="narrow" startarrowlength="short" endarrowwidth="narrow" endarrowlength="short"/>
+                              <v:path arrowok="t" o:extrusionok="f"/>
+                            </v:shape>
+                            <v:shape id="Freeform: Shape 41390409" o:spid="_x0000_s1056" style="position:absolute;left:63;top:45593;width:62357;height:2794;visibility:visible;mso-wrap-style:square;v-text-anchor:middle" coordsize="6235700,279400" o:gfxdata="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" path="m6235700,r,279400em,l,279400e" filled="f" strokeweight="1pt">
+                              <v:stroke startarrowwidth="narrow" startarrowlength="short" endarrowwidth="narrow" endarrowlength="short"/>
+                              <v:path arrowok="t" o:extrusionok="f"/>
+                            </v:shape>
+                            <v:shape id="Freeform: Shape 1431502569" o:spid="_x0000_s1057" style="position:absolute;left:63;top:48260;width:62357;height:2794;visibility:visible;mso-wrap-style:square;v-text-anchor:middle" coordsize="6235700,279400" o:gfxdata="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" path="m6235700,r,279400em,l,279400e" filled="f" strokeweight="1pt">
+                              <v:stroke startarrowwidth="narrow" startarrowlength="short" endarrowwidth="narrow" endarrowlength="short"/>
+                              <v:path arrowok="t" o:extrusionok="f"/>
+                            </v:shape>
+                            <v:shape id="Freeform: Shape 315084654" o:spid="_x0000_s1058" style="position:absolute;left:63;top:50927;width:62357;height:2667;visibility:visible;mso-wrap-style:square;v-text-anchor:middle" coordsize="6235700,266700" o:gfxdata="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" path="m6235700,r,266699em,l,266699e" filled="f" strokeweight="1pt">
+                              <v:stroke startarrowwidth="narrow" startarrowlength="short" endarrowwidth="narrow" endarrowlength="short"/>
+                              <v:path arrowok="t" o:extrusionok="f"/>
+                            </v:shape>
+                            <v:shape id="Freeform: Shape 1757426451" o:spid="_x0000_s1059" style="position:absolute;left:63;top:53594;width:62357;height:2667;visibility:visible;mso-wrap-style:square;v-text-anchor:middle" coordsize="6235700,266700" o:gfxdata="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" path="m6235700,r,266699em,l,266699e" filled="f" strokeweight="1pt">
+                              <v:stroke startarrowwidth="narrow" startarrowlength="short" endarrowwidth="narrow" endarrowlength="short"/>
+                              <v:path arrowok="t" o:extrusionok="f"/>
+                            </v:shape>
+                            <v:shape id="Freeform: Shape 908920538" o:spid="_x0000_s1060" style="position:absolute;left:63;top:56134;width:62357;height:2794;visibility:visible;mso-wrap-style:square;v-text-anchor:middle" coordsize="6235700,279400" o:gfxdata="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" path="m6235700,r,279399em,l,279399e" filled="f" strokeweight="1pt">
+                              <v:stroke startarrowwidth="narrow" startarrowlength="short" endarrowwidth="narrow" endarrowlength="short"/>
+                              <v:path arrowok="t" o:extrusionok="f"/>
+                            </v:shape>
+                            <v:shape id="Freeform: Shape 1136472533" o:spid="_x0000_s1061" style="position:absolute;left:63;top:58801;width:62357;height:2667;visibility:visible;mso-wrap-style:square;v-text-anchor:middle" coordsize="6235700,266700" o:gfxdata="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" path="m6235700,r,266700em,l,266700e" filled="f" strokeweight="1pt">
+                              <v:stroke startarrowwidth="narrow" startarrowlength="short" endarrowwidth="narrow" endarrowlength="short"/>
+                              <v:path arrowok="t" o:extrusionok="f"/>
+                            </v:shape>
+                            <v:shape id="Freeform: Shape 661371376" o:spid="_x0000_s1062" style="position:absolute;left:63;top:61468;width:62357;height:2667;visibility:visible;mso-wrap-style:square;v-text-anchor:middle" coordsize="6235700,266700" o:gfxdata="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" path="m6235700,r,266700em,l,266700e" filled="f" strokeweight="1pt">
+                              <v:stroke startarrowwidth="narrow" startarrowlength="short" endarrowwidth="narrow" endarrowlength="short"/>
+                              <v:path arrowok="t" o:extrusionok="f"/>
+                            </v:shape>
+                            <v:shape id="Freeform: Shape 166884252" o:spid="_x0000_s1063" style="position:absolute;left:63;top:64008;width:62357;height:2794;visibility:visible;mso-wrap-style:square;v-text-anchor:middle" coordsize="6235700,279400" o:gfxdata="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" path="m6235700,r,279400em,l,279400e" filled="f" strokeweight="1pt">
+                              <v:stroke startarrowwidth="narrow" startarrowlength="short" endarrowwidth="narrow" endarrowlength="short"/>
+                              <v:path arrowok="t" o:extrusionok="f"/>
+                            </v:shape>
+                            <v:shape id="Freeform: Shape 872951624" o:spid="_x0000_s1064" style="position:absolute;left:63;top:66675;width:62357;height:2794;visibility:visible;mso-wrap-style:square;v-text-anchor:middle" coordsize="6235700,279400" o:gfxdata="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" path="m6235700,r,279400em,l,279400e" filled="f" strokeweight="1pt">
+                              <v:stroke startarrowwidth="narrow" startarrowlength="short" endarrowwidth="narrow" endarrowlength="short"/>
+                              <v:path arrowok="t" o:extrusionok="f"/>
+                            </v:shape>
+                            <v:shape id="Freeform: Shape 1830107333" o:spid="_x0000_s1065" style="position:absolute;left:63;top:69342;width:62357;height:2667;visibility:visible;mso-wrap-style:square;v-text-anchor:middle" coordsize="6235700,266700" o:gfxdata="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" path="m6235700,r,266700em,l,266700e" filled="f" strokeweight="1pt">
+                              <v:stroke startarrowwidth="narrow" startarrowlength="short" endarrowwidth="narrow" endarrowlength="short"/>
+                              <v:path arrowok="t" o:extrusionok="f"/>
+                            </v:shape>
+                            <v:shape id="Freeform: Shape 278667331" o:spid="_x0000_s1066" style="position:absolute;left:63;top:71882;width:62357;height:2667;visibility:visible;mso-wrap-style:square;v-text-anchor:middle" coordsize="6235700,266700" o:gfxdata="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" path="m6235700,r,266699em,l,266699e" filled="f" strokeweight="1pt">
+                              <v:stroke startarrowwidth="narrow" startarrowlength="short" endarrowwidth="narrow" endarrowlength="short"/>
+                              <v:path arrowok="t" o:extrusionok="f"/>
+                            </v:shape>
+                            <v:shape id="Freeform: Shape 1976260345" o:spid="_x0000_s1067" style="position:absolute;top:74422;width:62484;height:6604;visibility:visible;mso-wrap-style:square;v-text-anchor:middle" coordsize="6248400,660400" o:gfxdata="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" path="m6242050,r,660399em,654050r6248400,em6349,r,660399e" filled="f" strokeweight="1pt">
+                              <v:stroke startarrowwidth="narrow" startarrowlength="short" endarrowwidth="narrow" endarrowlength="short"/>
+                              <v:path arrowok="t" o:extrusionok="f"/>
+                            </v:shape>
+                            <v:shape id="Freeform: Shape 1192686799" o:spid="_x0000_s1068" style="position:absolute;left:19287;top:5902;width:22383;height:13;visibility:visible;mso-wrap-style:square;v-text-anchor:middle" coordsize="2238375,120000" o:gfxdata="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" path="m,l2238375,e" filled="f" strokeweight="1.5pt">
+                              <v:stroke startarrowwidth="narrow" startarrowlength="short" endarrowwidth="narrow" endarrowlength="short"/>
+                              <v:path arrowok="t" o:extrusionok="f"/>
+                            </v:shape>
+                          </v:group>
+                        </v:group>
+                      </v:group>
+                    </v:group>
+                  </v:group>
+                </v:group>
+                <w10:wrap anchorx="page" anchory="page"/>
+              </v:group>
+            </w:pict>
           </mc:Fallback>
         </mc:AlternateContent>
       </w:r>
@@ -1684,70 +1957,63 @@
         <w:rPr>
           <w:sz w:val="32"/>
           <w:szCs w:val="32"/>
-          <w:rtl w:val="0"/>
-        </w:rPr>
-        <w:t xml:space="preserve">PHENIKAA UNIVERSITY</w:t>
-      </w:r>
-    </w:p>
-    <w:p>
-      <w:pPr>
-        <w:spacing w:before="96" w:lineRule="auto"/>
-        <w:ind w:left="282" w:right="20" w:firstLine="0"/>
+        </w:rPr>
+        <w:t>PHENIKAA UNIVERSITY</w:t>
+      </w:r>
+    </w:p>
+    <w:p>
+      <w:pPr>
+        <w:spacing w:before="96"/>
+        <w:ind w:left="282" w:right="20"/>
         <w:jc w:val="center"/>
         <w:rPr>
-          <w:b w:val="1"/>
-          <w:bCs w:val="1"/>
+          <w:b/>
+          <w:bCs/>
           <w:sz w:val="32"/>
           <w:szCs w:val="32"/>
         </w:rPr>
       </w:pPr>
       <w:r>
         <w:rPr>
-          <w:b w:val="1"/>
-          <w:bCs w:val="1"/>
+          <w:b/>
+          <w:bCs/>
           <w:sz w:val="32"/>
           <w:szCs w:val="32"/>
-          <w:rtl w:val="0"/>
-        </w:rPr>
-        <w:t xml:space="preserve">PHENIKAA SCHOOL OF COMPUTING</w:t>
+        </w:rPr>
+        <w:t>PHENIKAA SCHOOL OF COMPUTING</w:t>
       </w:r>
     </w:p>
     <w:p>
       <w:pPr>
         <w:pBdr>
-          <w:top w:space="0" w:sz="0" w:val="nil"/>
-          <w:left w:space="0" w:sz="0" w:val="nil"/>
-          <w:bottom w:space="0" w:sz="0" w:val="nil"/>
-          <w:right w:space="0" w:sz="0" w:val="nil"/>
-          <w:between w:space="0" w:sz="0" w:val="nil"/>
+          <w:top w:val="nil"/>
+          <w:left w:val="nil"/>
+          <w:bottom w:val="nil"/>
+          <w:right w:val="nil"/>
+          <w:between w:val="nil"/>
         </w:pBdr>
         <w:rPr>
-          <w:b w:val="1"/>
-          <w:bCs w:val="1"/>
+          <w:b/>
+          <w:bCs/>
           <w:color w:val="000000"/>
           <w:sz w:val="20"/>
           <w:szCs w:val="20"/>
         </w:rPr>
       </w:pPr>
-      <w:r>
-        <w:rPr>
-          <w:rtl w:val="0"/>
-        </w:rPr>
-      </w:r>
     </w:p>
     <w:p>
       <w:pPr>
         <w:pBdr>
-          <w:top w:space="0" w:sz="0" w:val="nil"/>
-          <w:left w:space="0" w:sz="0" w:val="nil"/>
-          <w:bottom w:space="0" w:sz="0" w:val="nil"/>
-          <w:right w:space="0" w:sz="0" w:val="nil"/>
-          <w:between w:space="0" w:sz="0" w:val="nil"/>
+          <w:top w:val="nil"/>
+          <w:left w:val="nil"/>
+          <w:bottom w:val="nil"/>
+          <w:right w:val="nil"/>
+          <w:between w:val="nil"/>
         </w:pBdr>
-        <w:spacing w:before="152" w:lineRule="auto"/>
-        <w:rPr>
-          <w:b w:val="1"/>
-          <w:bCs w:val="1"/>
+        <w:spacing w:before="152"/>
+        <w:rPr>
+          <w:b/>
+          <w:bCs/>
           <w:color w:val="000000"/>
           <w:sz w:val="20"/>
           <w:szCs w:val="20"/>
@@ -1755,12 +2021,10 @@
       </w:pPr>
       <w:r>
         <w:rPr>
-          <w:rtl w:val="0"/>
-        </w:rPr>
-      </w:r>
-      <w:r>
+          <w:noProof/>
+        </w:rPr>
         <w:drawing>
-          <wp:anchor allowOverlap="1" behindDoc="0" distB="0" distT="0" distL="0" distR="0" hidden="0" layoutInCell="1" locked="0" relativeHeight="0" simplePos="0">
+          <wp:anchor distT="0" distB="0" distL="0" distR="0" simplePos="0" relativeHeight="251659264" behindDoc="0" locked="0" layoutInCell="1" hidden="0" allowOverlap="1" wp14:anchorId="1F1DF7E9" wp14:editId="5BBC5AFF">
             <wp:simplePos x="0" y="0"/>
             <wp:positionH relativeFrom="column">
               <wp:posOffset>1938225</wp:posOffset>
@@ -1769,19 +2033,20 @@
               <wp:posOffset>258118</wp:posOffset>
             </wp:positionV>
             <wp:extent cx="2501410" cy="2539746"/>
-            <wp:effectExtent b="0" l="0" r="0" t="0"/>
-            <wp:wrapTopAndBottom distB="0" distT="0"/>
-            <wp:docPr descr="A logo for a university  AI-generated content may be incorrect." id="2" name="image3.jpg"/>
-            <a:graphic>
+            <wp:effectExtent l="0" t="0" r="0" b="0"/>
+            <wp:wrapTopAndBottom distT="0" distB="0"/>
+            <wp:docPr id="2" name="image3.jpg" descr="A logo for a university  AI-generated content may be incorrect."/>
+            <wp:cNvGraphicFramePr/>
+            <a:graphic xmlns:a="http://schemas.openxmlformats.org/drawingml/2006/main">
               <a:graphicData uri="http://schemas.openxmlformats.org/drawingml/2006/picture">
-                <pic:pic>
+                <pic:pic xmlns:pic="http://schemas.openxmlformats.org/drawingml/2006/picture">
                   <pic:nvPicPr>
-                    <pic:cNvPr descr="A logo for a university  AI-generated content may be incorrect." id="0" name="image3.jpg"/>
+                    <pic:cNvPr id="0" name="image3.jpg" descr="A logo for a university  AI-generated content may be incorrect."/>
                     <pic:cNvPicPr preferRelativeResize="0"/>
                   </pic:nvPicPr>
                   <pic:blipFill>
                     <a:blip r:embed="rId7"/>
-                    <a:srcRect b="0" l="0" r="0" t="0"/>
+                    <a:srcRect/>
                     <a:stretch>
                       <a:fillRect/>
                     </a:stretch>
@@ -1791,7 +2056,9 @@
                       <a:off x="0" y="0"/>
                       <a:ext cx="2501410" cy="2539746"/>
                     </a:xfrm>
-                    <a:prstGeom prst="rect"/>
+                    <a:prstGeom prst="rect">
+                      <a:avLst/>
+                    </a:prstGeom>
                     <a:ln/>
                   </pic:spPr>
                 </pic:pic>
@@ -1804,15 +2071,15 @@
     <w:p>
       <w:pPr>
         <w:pBdr>
-          <w:top w:space="0" w:sz="0" w:val="nil"/>
-          <w:left w:space="0" w:sz="0" w:val="nil"/>
-          <w:bottom w:space="0" w:sz="0" w:val="nil"/>
-          <w:right w:space="0" w:sz="0" w:val="nil"/>
-          <w:between w:space="0" w:sz="0" w:val="nil"/>
+          <w:top w:val="nil"/>
+          <w:left w:val="nil"/>
+          <w:bottom w:val="nil"/>
+          <w:right w:val="nil"/>
+          <w:between w:val="nil"/>
         </w:pBdr>
         <w:rPr>
-          <w:b w:val="1"/>
-          <w:bCs w:val="1"/>
+          <w:b/>
+          <w:bCs/>
           <w:color w:val="000000"/>
           <w:sz w:val="32"/>
           <w:szCs w:val="32"/>
@@ -1820,79 +2087,67 @@
       </w:pPr>
       <w:r>
         <w:rPr>
-          <w:b w:val="1"/>
-          <w:bCs w:val="1"/>
+          <w:b/>
+          <w:bCs/>
           <w:sz w:val="32"/>
           <w:szCs w:val="32"/>
-          <w:rtl w:val="0"/>
         </w:rPr>
         <w:tab/>
       </w:r>
-      <w:r>
-        <w:rPr>
-          <w:rtl w:val="0"/>
-        </w:rPr>
-      </w:r>
     </w:p>
     <w:p>
       <w:pPr>
         <w:pBdr>
-          <w:top w:space="0" w:sz="0" w:val="nil"/>
-          <w:left w:space="0" w:sz="0" w:val="nil"/>
-          <w:bottom w:space="0" w:sz="0" w:val="nil"/>
-          <w:right w:space="0" w:sz="0" w:val="nil"/>
-          <w:between w:space="0" w:sz="0" w:val="nil"/>
+          <w:top w:val="nil"/>
+          <w:left w:val="nil"/>
+          <w:bottom w:val="nil"/>
+          <w:right w:val="nil"/>
+          <w:between w:val="nil"/>
         </w:pBdr>
-        <w:spacing w:before="160" w:lineRule="auto"/>
-        <w:rPr>
-          <w:b w:val="1"/>
-          <w:bCs w:val="1"/>
+        <w:spacing w:before="160"/>
+        <w:rPr>
+          <w:b/>
+          <w:bCs/>
           <w:color w:val="000000"/>
           <w:sz w:val="32"/>
           <w:szCs w:val="32"/>
         </w:rPr>
       </w:pPr>
-      <w:r>
-        <w:rPr>
-          <w:rtl w:val="0"/>
-        </w:rPr>
-      </w:r>
     </w:p>
     <w:p>
       <w:pPr>
         <w:ind w:left="282" w:right="20" w:firstLine="307"/>
         <w:jc w:val="center"/>
         <w:rPr>
-          <w:b w:val="1"/>
-          <w:bCs w:val="1"/>
+          <w:b/>
+          <w:bCs/>
           <w:sz w:val="32"/>
           <w:szCs w:val="32"/>
         </w:rPr>
       </w:pPr>
       <w:r>
         <w:rPr>
-          <w:b w:val="1"/>
-          <w:bCs w:val="1"/>
+          <w:b/>
+          <w:bCs/>
           <w:sz w:val="32"/>
           <w:szCs w:val="32"/>
-          <w:rtl w:val="0"/>
-        </w:rPr>
-        <w:t xml:space="preserve">COURSE: SOFTWARE ARCHITECTURE</w:t>
+        </w:rPr>
+        <w:t>COURSE: SOFTWARE ARCHITECTURE</w:t>
       </w:r>
     </w:p>
     <w:p>
       <w:pPr>
         <w:pBdr>
-          <w:top w:space="0" w:sz="0" w:val="nil"/>
-          <w:left w:space="0" w:sz="0" w:val="nil"/>
-          <w:bottom w:space="0" w:sz="0" w:val="nil"/>
-          <w:right w:space="0" w:sz="0" w:val="nil"/>
-          <w:between w:space="0" w:sz="0" w:val="nil"/>
+          <w:top w:val="nil"/>
+          <w:left w:val="nil"/>
+          <w:bottom w:val="nil"/>
+          <w:right w:val="nil"/>
+          <w:between w:val="nil"/>
         </w:pBdr>
         <w:jc w:val="center"/>
         <w:rPr>
-          <w:b w:val="1"/>
-          <w:bCs w:val="1"/>
+          <w:b/>
+          <w:bCs/>
           <w:color w:val="000000"/>
           <w:sz w:val="28"/>
           <w:szCs w:val="28"/>
@@ -1900,56 +2155,49 @@
       </w:pPr>
       <w:r>
         <w:rPr>
-          <w:b w:val="1"/>
-          <w:bCs w:val="1"/>
+          <w:b/>
+          <w:bCs/>
           <w:sz w:val="28"/>
           <w:szCs w:val="28"/>
-          <w:rtl w:val="0"/>
         </w:rPr>
         <w:t xml:space="preserve">     </w:t>
       </w:r>
       <w:r>
         <w:rPr>
-          <w:b w:val="1"/>
-          <w:bCs w:val="1"/>
+          <w:b/>
+          <w:bCs/>
           <w:color w:val="000000"/>
           <w:sz w:val="28"/>
           <w:szCs w:val="28"/>
-          <w:rtl w:val="0"/>
-        </w:rPr>
-        <w:t xml:space="preserve">HOTEL MANAGEMENT SYSTEM</w:t>
+        </w:rPr>
+        <w:t>HOTEL MANAGEMENT SYSTEM</w:t>
       </w:r>
     </w:p>
     <w:p>
       <w:pPr>
         <w:pBdr>
-          <w:top w:space="0" w:sz="0" w:val="nil"/>
-          <w:left w:space="0" w:sz="0" w:val="nil"/>
-          <w:bottom w:space="0" w:sz="0" w:val="nil"/>
-          <w:right w:space="0" w:sz="0" w:val="nil"/>
-          <w:between w:space="0" w:sz="0" w:val="nil"/>
+          <w:top w:val="nil"/>
+          <w:left w:val="nil"/>
+          <w:bottom w:val="nil"/>
+          <w:right w:val="nil"/>
+          <w:between w:val="nil"/>
         </w:pBdr>
-        <w:spacing w:before="276" w:lineRule="auto"/>
-        <w:rPr>
-          <w:b w:val="1"/>
-          <w:bCs w:val="1"/>
+        <w:spacing w:before="276"/>
+        <w:rPr>
+          <w:b/>
+          <w:bCs/>
           <w:color w:val="000000"/>
           <w:sz w:val="28"/>
           <w:szCs w:val="28"/>
         </w:rPr>
       </w:pPr>
-      <w:r>
-        <w:rPr>
-          <w:rtl w:val="0"/>
-        </w:rPr>
-      </w:r>
     </w:p>
     <w:p>
       <w:pPr>
         <w:tabs>
-          <w:tab w:val="left" w:leader="none" w:pos="3457"/>
+          <w:tab w:val="left" w:pos="3457"/>
         </w:tabs>
-        <w:ind w:left="622" w:firstLine="0"/>
+        <w:ind w:left="622"/>
         <w:rPr>
           <w:sz w:val="28"/>
           <w:szCs w:val="28"/>
@@ -1959,17 +2207,22 @@
         <w:rPr>
           <w:sz w:val="28"/>
           <w:szCs w:val="28"/>
-          <w:rtl w:val="0"/>
-        </w:rPr>
-        <w:t xml:space="preserve">INSTRUCTOR:</w:t>
+        </w:rPr>
+        <w:t>INSTRUCTOR:</w:t>
+      </w:r>
+      <w:r>
+        <w:rPr>
+          <w:sz w:val="28"/>
+          <w:szCs w:val="28"/>
+        </w:rPr>
         <w:tab/>
-        <w:t xml:space="preserve">Vũ Quang Dũng</w:t>
+        <w:t>Vũ Quang Dũng</w:t>
       </w:r>
     </w:p>
     <w:p>
       <w:pPr>
         <w:tabs>
-          <w:tab w:val="left" w:leader="none" w:pos="3457"/>
+          <w:tab w:val="left" w:pos="3457"/>
         </w:tabs>
         <w:spacing w:before="93" w:line="309" w:lineRule="auto"/>
         <w:ind w:left="3457" w:right="1731" w:hanging="2835"/>
@@ -1982,20 +2235,25 @@
         <w:rPr>
           <w:sz w:val="28"/>
           <w:szCs w:val="28"/>
-          <w:rtl w:val="0"/>
-        </w:rPr>
-        <w:t xml:space="preserve">GROUP 7:</w:t>
+        </w:rPr>
+        <w:t>GROUP 7:</w:t>
+      </w:r>
+      <w:r>
+        <w:rPr>
+          <w:sz w:val="28"/>
+          <w:szCs w:val="28"/>
+        </w:rPr>
         <w:tab/>
-        <w:t xml:space="preserve">Phạm Thế Thủy Hoàng (23010960 – K17-KTPM)</w:t>
+        <w:t>Phạm Thế Thủy Hoàng (23010960 – K17-KTPM)</w:t>
       </w:r>
     </w:p>
     <w:p>
       <w:pPr>
         <w:tabs>
-          <w:tab w:val="left" w:leader="none" w:pos="3457"/>
+          <w:tab w:val="left" w:pos="3457"/>
         </w:tabs>
         <w:spacing w:line="320" w:lineRule="auto"/>
-        <w:ind w:left="622" w:firstLine="0"/>
+        <w:ind w:left="622"/>
         <w:rPr>
           <w:sz w:val="28"/>
           <w:szCs w:val="28"/>
@@ -2005,184 +2263,121 @@
         <w:rPr>
           <w:sz w:val="28"/>
           <w:szCs w:val="28"/>
-          <w:rtl w:val="0"/>
-        </w:rPr>
-        <w:t xml:space="preserve">CREDIT CLASS:</w:t>
+        </w:rPr>
+        <w:t>CREDIT CLASS:</w:t>
+      </w:r>
+      <w:r>
+        <w:rPr>
+          <w:sz w:val="28"/>
+          <w:szCs w:val="28"/>
+        </w:rPr>
         <w:tab/>
-        <w:t xml:space="preserve">CSE703110-1-2-25(N01)</w:t>
+        <w:t>CSE703110-1-2-25(N01)</w:t>
       </w:r>
     </w:p>
     <w:p>
       <w:pPr>
         <w:pBdr>
-          <w:top w:space="0" w:sz="0" w:val="nil"/>
-          <w:left w:space="0" w:sz="0" w:val="nil"/>
-          <w:bottom w:space="0" w:sz="0" w:val="nil"/>
-          <w:right w:space="0" w:sz="0" w:val="nil"/>
-          <w:between w:space="0" w:sz="0" w:val="nil"/>
+          <w:top w:val="nil"/>
+          <w:left w:val="nil"/>
+          <w:bottom w:val="nil"/>
+          <w:right w:val="nil"/>
+          <w:between w:val="nil"/>
         </w:pBdr>
-        <w:spacing w:before="155" w:lineRule="auto"/>
+        <w:spacing w:before="155"/>
         <w:rPr>
           <w:color w:val="000000"/>
           <w:sz w:val="28"/>
           <w:szCs w:val="28"/>
         </w:rPr>
       </w:pPr>
-      <w:r>
-        <w:rPr>
-          <w:rtl w:val="0"/>
-        </w:rPr>
-      </w:r>
     </w:p>
     <w:p>
       <w:pPr>
         <w:jc w:val="center"/>
-        <w:rPr/>
-      </w:pPr>
-      <w:r>
-        <w:rPr>
-          <w:rtl w:val="0"/>
-        </w:rPr>
-      </w:r>
+      </w:pPr>
     </w:p>
     <w:p>
       <w:pPr>
         <w:jc w:val="center"/>
-        <w:rPr/>
-      </w:pPr>
-      <w:r>
-        <w:rPr>
-          <w:rtl w:val="0"/>
-        </w:rPr>
-      </w:r>
+      </w:pPr>
     </w:p>
     <w:p>
       <w:pPr>
         <w:jc w:val="center"/>
-        <w:rPr/>
-      </w:pPr>
-      <w:r>
-        <w:rPr>
-          <w:rtl w:val="0"/>
-        </w:rPr>
-      </w:r>
+      </w:pPr>
     </w:p>
     <w:p>
       <w:pPr>
         <w:jc w:val="center"/>
-        <w:rPr/>
-      </w:pPr>
-      <w:r>
-        <w:rPr>
-          <w:rtl w:val="0"/>
-        </w:rPr>
-      </w:r>
+      </w:pPr>
     </w:p>
     <w:p>
       <w:pPr>
         <w:jc w:val="center"/>
-        <w:rPr/>
-      </w:pPr>
-      <w:r>
-        <w:rPr>
-          <w:rtl w:val="0"/>
-        </w:rPr>
-      </w:r>
+      </w:pPr>
     </w:p>
     <w:p>
       <w:pPr>
         <w:jc w:val="center"/>
-        <w:rPr/>
-      </w:pPr>
-      <w:r>
-        <w:rPr>
-          <w:rtl w:val="0"/>
-        </w:rPr>
-      </w:r>
+      </w:pPr>
     </w:p>
     <w:p>
       <w:pPr>
         <w:jc w:val="center"/>
-        <w:rPr/>
-      </w:pPr>
-      <w:r>
-        <w:rPr>
-          <w:rtl w:val="0"/>
-        </w:rPr>
-      </w:r>
+      </w:pPr>
     </w:p>
     <w:p>
       <w:pPr>
         <w:jc w:val="center"/>
-        <w:rPr/>
-      </w:pPr>
-      <w:r>
-        <w:rPr>
-          <w:rtl w:val="0"/>
-        </w:rPr>
-      </w:r>
+      </w:pPr>
     </w:p>
     <w:p>
       <w:pPr>
         <w:jc w:val="center"/>
-        <w:rPr/>
-      </w:pPr>
-      <w:r>
-        <w:rPr>
-          <w:rtl w:val="0"/>
-        </w:rPr>
-      </w:r>
+      </w:pPr>
     </w:p>
     <w:p>
       <w:pPr>
         <w:jc w:val="center"/>
-        <w:rPr/>
-      </w:pPr>
-      <w:r>
-        <w:rPr>
-          <w:rtl w:val="0"/>
-        </w:rPr>
-      </w:r>
+      </w:pPr>
     </w:p>
     <w:p>
       <w:pPr>
         <w:jc w:val="center"/>
-        <w:rPr/>
         <w:sectPr>
-          <w:headerReference r:id="rId8" w:type="default"/>
-          <w:headerReference r:id="rId9" w:type="first"/>
-          <w:footerReference r:id="rId10" w:type="default"/>
-          <w:footerReference r:id="rId11" w:type="first"/>
-          <w:pgSz w:h="15840" w:w="12240" w:orient="portrait"/>
-          <w:pgMar w:bottom="280" w:top="1460" w:left="1080" w:right="1080" w:header="720" w:footer="720"/>
+          <w:headerReference w:type="default" r:id="rId8"/>
+          <w:footerReference w:type="default" r:id="rId9"/>
+          <w:headerReference w:type="first" r:id="rId10"/>
+          <w:footerReference w:type="first" r:id="rId11"/>
+          <w:pgSz w:w="12240" w:h="15840"/>
+          <w:pgMar w:top="1460" w:right="1080" w:bottom="280" w:left="1080" w:header="720" w:footer="720" w:gutter="0"/>
           <w:pgNumType w:start="1"/>
-          <w:titlePg w:val="1"/>
+          <w:cols w:space="720"/>
+          <w:titlePg/>
         </w:sectPr>
       </w:pPr>
       <w:r>
-        <w:rPr>
-          <w:rtl w:val="0"/>
-        </w:rPr>
-        <w:t xml:space="preserve">Ha Noi, March 6, 2026</w:t>
-      </w:r>
-    </w:p>
-    <w:p>
-      <w:pPr>
-        <w:keepNext w:val="1"/>
-        <w:keepLines w:val="1"/>
-        <w:widowControl w:val="1"/>
+        <w:t>Ha Noi, March 6, 2026</w:t>
+      </w:r>
+    </w:p>
+    <w:p>
+      <w:pPr>
+        <w:keepNext/>
+        <w:keepLines/>
+        <w:widowControl/>
         <w:pBdr>
-          <w:top w:space="0" w:sz="0" w:val="nil"/>
-          <w:left w:space="0" w:sz="0" w:val="nil"/>
-          <w:bottom w:space="0" w:sz="0" w:val="nil"/>
-          <w:right w:space="0" w:sz="0" w:val="nil"/>
-          <w:between w:space="0" w:sz="0" w:val="nil"/>
+          <w:top w:val="nil"/>
+          <w:left w:val="nil"/>
+          <w:bottom w:val="nil"/>
+          <w:right w:val="nil"/>
+          <w:between w:val="nil"/>
         </w:pBdr>
         <w:spacing w:before="240" w:line="259" w:lineRule="auto"/>
         <w:jc w:val="center"/>
         <w:rPr>
-          <w:b w:val="1"/>
-          <w:bCs w:val="1"/>
+          <w:b/>
+          <w:bCs/>
           <w:color w:val="000000"/>
           <w:sz w:val="38"/>
           <w:szCs w:val="38"/>
@@ -2190,14 +2385,14 @@
       </w:pPr>
       <w:r>
         <w:rPr>
-          <w:b w:val="1"/>
-          <w:bCs w:val="1"/>
+          <w:b/>
+          <w:bCs/>
           <w:color w:val="000000"/>
           <w:sz w:val="38"/>
           <w:szCs w:val="38"/>
-          <w:rtl w:val="0"/>
-        </w:rPr>
-        <w:t xml:space="preserve">Contents</w:t>
+        </w:rPr>
+        <w:lastRenderedPageBreak/>
+        <w:t>Contents</w:t>
       </w:r>
     </w:p>
     <w:sdt>
@@ -2205,7 +2400,7 @@
         <w:id w:val="1109324342"/>
         <w:docPartObj>
           <w:docPartGallery w:val="Table of Contents"/>
-          <w:docPartUnique w:val="1"/>
+          <w:docPartUnique/>
         </w:docPartObj>
       </w:sdtPr>
       <w:sdtContent>
@@ -2214,574 +2409,416 @@
             <w:tabs>
               <w:tab w:val="right" w:leader="dot" w:pos="12000"/>
             </w:tabs>
-            <w:spacing w:before="60" w:lineRule="auto"/>
+            <w:spacing w:before="60"/>
             <w:rPr>
-              <w:rFonts w:ascii="Arial" w:cs="Arial" w:eastAsia="Arial" w:hAnsi="Arial"/>
-              <w:b w:val="1"/>
-              <w:bCs w:val="1"/>
-              <w:i w:val="0"/>
-              <w:iCs w:val="0"/>
-              <w:smallCaps w:val="0"/>
-              <w:strike w:val="0"/>
+              <w:rFonts w:eastAsia="Arial"/>
+              <w:b/>
+              <w:bCs/>
               <w:color w:val="000000"/>
-              <w:sz w:val="22"/>
-              <w:szCs w:val="22"/>
-              <w:u w:val="none"/>
-              <w:shd w:fill="auto" w:val="clear"/>
-              <w:vertAlign w:val="baseline"/>
             </w:rPr>
           </w:pPr>
           <w:r>
             <w:fldChar w:fldCharType="begin"/>
+          </w:r>
+          <w:r>
             <w:instrText xml:space="preserve"> TOC \h \u \z \t "Heading 1,1,Heading 2,2,Heading 3,3,Heading 5,5,Heading 6,6,"</w:instrText>
+          </w:r>
+          <w:r>
             <w:fldChar w:fldCharType="separate"/>
           </w:r>
           <w:hyperlink w:anchor="_t71o3sw4s0gh">
             <w:r>
               <w:rPr>
-                <w:rFonts w:ascii="Times New Roman" w:cs="Times New Roman" w:eastAsia="Times New Roman" w:hAnsi="Times New Roman"/>
-                <w:b w:val="0"/>
-                <w:bCs w:val="0"/>
-                <w:i w:val="0"/>
-                <w:iCs w:val="0"/>
-                <w:smallCaps w:val="0"/>
-                <w:strike w:val="0"/>
                 <w:color w:val="000000"/>
                 <w:sz w:val="28"/>
                 <w:szCs w:val="28"/>
-                <w:u w:val="none"/>
-                <w:shd w:fill="auto" w:val="clear"/>
-                <w:vertAlign w:val="baseline"/>
-                <w:rtl w:val="0"/>
               </w:rPr>
-              <w:t xml:space="preserve">1. Executive Summary</w:t>
+              <w:t>1. Executive Summary</w:t>
+            </w:r>
+            <w:r>
+              <w:rPr>
+                <w:color w:val="000000"/>
+                <w:sz w:val="28"/>
+                <w:szCs w:val="28"/>
+              </w:rPr>
               <w:tab/>
-              <w:t xml:space="preserve">2</w:t>
+              <w:t>2</w:t>
             </w:r>
           </w:hyperlink>
-          <w:r>
-            <w:rPr>
-              <w:rtl w:val="0"/>
-            </w:rPr>
-          </w:r>
         </w:p>
         <w:p>
           <w:pPr>
             <w:tabs>
               <w:tab w:val="right" w:leader="dot" w:pos="12000"/>
             </w:tabs>
-            <w:spacing w:before="60" w:lineRule="auto"/>
+            <w:spacing w:before="60"/>
             <w:rPr>
-              <w:rFonts w:ascii="Arial" w:cs="Arial" w:eastAsia="Arial" w:hAnsi="Arial"/>
-              <w:b w:val="1"/>
-              <w:bCs w:val="1"/>
-              <w:i w:val="0"/>
-              <w:iCs w:val="0"/>
-              <w:smallCaps w:val="0"/>
-              <w:strike w:val="0"/>
+              <w:rFonts w:eastAsia="Arial"/>
+              <w:b/>
+              <w:bCs/>
               <w:color w:val="000000"/>
-              <w:sz w:val="22"/>
-              <w:szCs w:val="22"/>
-              <w:u w:val="none"/>
-              <w:shd w:fill="auto" w:val="clear"/>
-              <w:vertAlign w:val="baseline"/>
             </w:rPr>
           </w:pPr>
           <w:hyperlink w:anchor="_4orqeov6jrp2">
             <w:r>
               <w:rPr>
-                <w:rFonts w:ascii="Times New Roman" w:cs="Times New Roman" w:eastAsia="Times New Roman" w:hAnsi="Times New Roman"/>
-                <w:b w:val="0"/>
-                <w:bCs w:val="0"/>
-                <w:i w:val="0"/>
-                <w:iCs w:val="0"/>
-                <w:smallCaps w:val="0"/>
-                <w:strike w:val="0"/>
                 <w:color w:val="000000"/>
                 <w:sz w:val="28"/>
                 <w:szCs w:val="28"/>
-                <w:u w:val="none"/>
-                <w:shd w:fill="auto" w:val="clear"/>
-                <w:vertAlign w:val="baseline"/>
-                <w:rtl w:val="0"/>
               </w:rPr>
-              <w:t xml:space="preserve">2. Testing &amp; Verification</w:t>
+              <w:t>2. Testing &amp; Verification</w:t>
+            </w:r>
+            <w:r>
+              <w:rPr>
+                <w:color w:val="000000"/>
+                <w:sz w:val="28"/>
+                <w:szCs w:val="28"/>
+              </w:rPr>
               <w:tab/>
-              <w:t xml:space="preserve">2</w:t>
+              <w:t>2</w:t>
             </w:r>
           </w:hyperlink>
-          <w:r>
-            <w:rPr>
-              <w:rtl w:val="0"/>
-            </w:rPr>
-          </w:r>
         </w:p>
         <w:p>
           <w:pPr>
             <w:tabs>
               <w:tab w:val="right" w:leader="dot" w:pos="12000"/>
             </w:tabs>
-            <w:spacing w:before="60" w:lineRule="auto"/>
-            <w:ind w:left="360" w:firstLine="0"/>
+            <w:spacing w:before="60"/>
+            <w:ind w:left="360"/>
             <w:rPr>
-              <w:rFonts w:ascii="Arial" w:cs="Arial" w:eastAsia="Arial" w:hAnsi="Arial"/>
-              <w:b w:val="0"/>
-              <w:bCs w:val="0"/>
-              <w:i w:val="0"/>
-              <w:iCs w:val="0"/>
-              <w:smallCaps w:val="0"/>
-              <w:strike w:val="0"/>
+              <w:rFonts w:eastAsia="Arial"/>
               <w:color w:val="000000"/>
-              <w:sz w:val="22"/>
-              <w:szCs w:val="22"/>
-              <w:u w:val="none"/>
-              <w:shd w:fill="auto" w:val="clear"/>
-              <w:vertAlign w:val="baseline"/>
             </w:rPr>
           </w:pPr>
           <w:hyperlink w:anchor="_rffyoj75i7wd">
             <w:r>
               <w:rPr>
-                <w:rFonts w:ascii="Times New Roman" w:cs="Times New Roman" w:eastAsia="Times New Roman" w:hAnsi="Times New Roman"/>
-                <w:b w:val="0"/>
-                <w:bCs w:val="0"/>
-                <w:i w:val="0"/>
-                <w:iCs w:val="0"/>
-                <w:smallCaps w:val="0"/>
-                <w:strike w:val="0"/>
                 <w:color w:val="000000"/>
                 <w:sz w:val="28"/>
                 <w:szCs w:val="28"/>
-                <w:u w:val="none"/>
-                <w:shd w:fill="auto" w:val="clear"/>
-                <w:vertAlign w:val="baseline"/>
-                <w:rtl w:val="0"/>
               </w:rPr>
-              <w:t xml:space="preserve">2.1 Unit Testing</w:t>
+              <w:t>2.1 Unit Testing</w:t>
+            </w:r>
+            <w:r>
+              <w:rPr>
+                <w:color w:val="000000"/>
+                <w:sz w:val="28"/>
+                <w:szCs w:val="28"/>
+              </w:rPr>
               <w:tab/>
-              <w:t xml:space="preserve">2</w:t>
+              <w:t>2</w:t>
             </w:r>
           </w:hyperlink>
-          <w:r>
-            <w:rPr>
-              <w:rtl w:val="0"/>
-            </w:rPr>
-          </w:r>
         </w:p>
         <w:p>
           <w:pPr>
             <w:tabs>
               <w:tab w:val="right" w:leader="dot" w:pos="12000"/>
             </w:tabs>
-            <w:spacing w:before="60" w:lineRule="auto"/>
-            <w:ind w:left="360" w:firstLine="0"/>
+            <w:spacing w:before="60"/>
+            <w:ind w:left="360"/>
             <w:rPr>
-              <w:rFonts w:ascii="Arial" w:cs="Arial" w:eastAsia="Arial" w:hAnsi="Arial"/>
-              <w:b w:val="0"/>
-              <w:bCs w:val="0"/>
-              <w:i w:val="0"/>
-              <w:iCs w:val="0"/>
-              <w:smallCaps w:val="0"/>
-              <w:strike w:val="0"/>
+              <w:rFonts w:eastAsia="Arial"/>
               <w:color w:val="000000"/>
-              <w:sz w:val="22"/>
-              <w:szCs w:val="22"/>
-              <w:u w:val="none"/>
-              <w:shd w:fill="auto" w:val="clear"/>
-              <w:vertAlign w:val="baseline"/>
             </w:rPr>
           </w:pPr>
           <w:hyperlink w:anchor="_eutrrg2vmi1g">
             <w:r>
               <w:rPr>
-                <w:rFonts w:ascii="Times New Roman" w:cs="Times New Roman" w:eastAsia="Times New Roman" w:hAnsi="Times New Roman"/>
-                <w:b w:val="0"/>
-                <w:bCs w:val="0"/>
-                <w:i w:val="0"/>
-                <w:iCs w:val="0"/>
-                <w:smallCaps w:val="0"/>
-                <w:strike w:val="0"/>
                 <w:color w:val="000000"/>
                 <w:sz w:val="28"/>
                 <w:szCs w:val="28"/>
-                <w:u w:val="none"/>
-                <w:shd w:fill="auto" w:val="clear"/>
-                <w:vertAlign w:val="baseline"/>
-                <w:rtl w:val="0"/>
               </w:rPr>
-              <w:t xml:space="preserve">2.2 Integration Testing</w:t>
+              <w:t>2.2 Integration Testing</w:t>
+            </w:r>
+            <w:r>
+              <w:rPr>
+                <w:color w:val="000000"/>
+                <w:sz w:val="28"/>
+                <w:szCs w:val="28"/>
+              </w:rPr>
               <w:tab/>
-              <w:t xml:space="preserve">4</w:t>
+              <w:t>4</w:t>
             </w:r>
           </w:hyperlink>
-          <w:r>
-            <w:rPr>
-              <w:rtl w:val="0"/>
-            </w:rPr>
-          </w:r>
         </w:p>
         <w:p>
           <w:pPr>
             <w:tabs>
               <w:tab w:val="right" w:leader="dot" w:pos="12000"/>
             </w:tabs>
-            <w:spacing w:before="60" w:lineRule="auto"/>
-            <w:ind w:left="360" w:firstLine="0"/>
+            <w:spacing w:before="60"/>
+            <w:ind w:left="360"/>
             <w:rPr>
-              <w:rFonts w:ascii="Arial" w:cs="Arial" w:eastAsia="Arial" w:hAnsi="Arial"/>
-              <w:b w:val="0"/>
-              <w:bCs w:val="0"/>
-              <w:i w:val="0"/>
-              <w:iCs w:val="0"/>
-              <w:smallCaps w:val="0"/>
-              <w:strike w:val="0"/>
+              <w:rFonts w:eastAsia="Arial"/>
               <w:color w:val="000000"/>
-              <w:sz w:val="22"/>
-              <w:szCs w:val="22"/>
-              <w:u w:val="none"/>
-              <w:shd w:fill="auto" w:val="clear"/>
-              <w:vertAlign w:val="baseline"/>
             </w:rPr>
           </w:pPr>
           <w:hyperlink w:anchor="_wgrgj67f7t7p">
             <w:r>
               <w:rPr>
-                <w:rFonts w:ascii="Times New Roman" w:cs="Times New Roman" w:eastAsia="Times New Roman" w:hAnsi="Times New Roman"/>
-                <w:b w:val="0"/>
-                <w:bCs w:val="0"/>
-                <w:i w:val="0"/>
-                <w:iCs w:val="0"/>
-                <w:smallCaps w:val="0"/>
-                <w:strike w:val="0"/>
                 <w:color w:val="000000"/>
                 <w:sz w:val="28"/>
                 <w:szCs w:val="28"/>
-                <w:u w:val="none"/>
-                <w:shd w:fill="auto" w:val="clear"/>
-                <w:vertAlign w:val="baseline"/>
-                <w:rtl w:val="0"/>
               </w:rPr>
-              <w:t xml:space="preserve">2.3 Verification Proof: Booking – Payment – Check-in Flow</w:t>
+              <w:t>2.3 Verification Proof: Booking – Payment – Check-in Flow</w:t>
+            </w:r>
+            <w:r>
+              <w:rPr>
+                <w:color w:val="000000"/>
+                <w:sz w:val="28"/>
+                <w:szCs w:val="28"/>
+              </w:rPr>
               <w:tab/>
-              <w:t xml:space="preserve">5</w:t>
+              <w:t>5</w:t>
             </w:r>
           </w:hyperlink>
-          <w:r>
-            <w:rPr>
-              <w:rtl w:val="0"/>
-            </w:rPr>
-          </w:r>
         </w:p>
         <w:p>
           <w:pPr>
             <w:tabs>
               <w:tab w:val="right" w:leader="dot" w:pos="12000"/>
             </w:tabs>
-            <w:spacing w:before="60" w:lineRule="auto"/>
+            <w:spacing w:before="60"/>
             <w:rPr>
-              <w:rFonts w:ascii="Arial" w:cs="Arial" w:eastAsia="Arial" w:hAnsi="Arial"/>
-              <w:b w:val="1"/>
-              <w:bCs w:val="1"/>
-              <w:i w:val="0"/>
-              <w:iCs w:val="0"/>
-              <w:smallCaps w:val="0"/>
-              <w:strike w:val="0"/>
+              <w:rFonts w:eastAsia="Arial"/>
+              <w:b/>
+              <w:bCs/>
               <w:color w:val="000000"/>
-              <w:sz w:val="22"/>
-              <w:szCs w:val="22"/>
-              <w:u w:val="none"/>
-              <w:shd w:fill="auto" w:val="clear"/>
-              <w:vertAlign w:val="baseline"/>
             </w:rPr>
           </w:pPr>
           <w:hyperlink w:anchor="_g808y775995q">
             <w:r>
               <w:rPr>
-                <w:rFonts w:ascii="Times New Roman" w:cs="Times New Roman" w:eastAsia="Times New Roman" w:hAnsi="Times New Roman"/>
-                <w:b w:val="0"/>
-                <w:bCs w:val="0"/>
-                <w:i w:val="0"/>
-                <w:iCs w:val="0"/>
-                <w:smallCaps w:val="0"/>
-                <w:strike w:val="0"/>
                 <w:color w:val="000000"/>
                 <w:sz w:val="28"/>
                 <w:szCs w:val="28"/>
-                <w:u w:val="none"/>
-                <w:shd w:fill="auto" w:val="clear"/>
-                <w:vertAlign w:val="baseline"/>
-                <w:rtl w:val="0"/>
               </w:rPr>
-              <w:t xml:space="preserve">3. Conclusion &amp; Reflection</w:t>
+              <w:t>3. Conclusion &amp; Reflection</w:t>
+            </w:r>
+            <w:r>
+              <w:rPr>
+                <w:color w:val="000000"/>
+                <w:sz w:val="28"/>
+                <w:szCs w:val="28"/>
+              </w:rPr>
               <w:tab/>
-              <w:t xml:space="preserve">10</w:t>
+              <w:t>10</w:t>
             </w:r>
           </w:hyperlink>
-          <w:r>
-            <w:rPr>
-              <w:rtl w:val="0"/>
-            </w:rPr>
-          </w:r>
         </w:p>
         <w:p>
           <w:pPr>
             <w:tabs>
               <w:tab w:val="right" w:leader="dot" w:pos="12000"/>
             </w:tabs>
-            <w:spacing w:before="60" w:lineRule="auto"/>
-            <w:ind w:left="360" w:firstLine="0"/>
+            <w:spacing w:before="60"/>
+            <w:ind w:left="360"/>
             <w:rPr>
-              <w:rFonts w:ascii="Arial" w:cs="Arial" w:eastAsia="Arial" w:hAnsi="Arial"/>
-              <w:b w:val="0"/>
-              <w:bCs w:val="0"/>
-              <w:i w:val="0"/>
-              <w:iCs w:val="0"/>
-              <w:smallCaps w:val="0"/>
-              <w:strike w:val="0"/>
+              <w:rFonts w:eastAsia="Arial"/>
               <w:color w:val="000000"/>
-              <w:sz w:val="22"/>
-              <w:szCs w:val="22"/>
-              <w:u w:val="none"/>
-              <w:shd w:fill="auto" w:val="clear"/>
-              <w:vertAlign w:val="baseline"/>
             </w:rPr>
           </w:pPr>
           <w:hyperlink w:anchor="_353e0r17kss3">
             <w:r>
               <w:rPr>
-                <w:rFonts w:ascii="Times New Roman" w:cs="Times New Roman" w:eastAsia="Times New Roman" w:hAnsi="Times New Roman"/>
-                <w:b w:val="0"/>
-                <w:bCs w:val="0"/>
-                <w:i w:val="0"/>
-                <w:iCs w:val="0"/>
-                <w:smallCaps w:val="0"/>
-                <w:strike w:val="0"/>
                 <w:color w:val="000000"/>
                 <w:sz w:val="28"/>
                 <w:szCs w:val="28"/>
-                <w:u w:val="none"/>
-                <w:shd w:fill="auto" w:val="clear"/>
-                <w:vertAlign w:val="baseline"/>
-                <w:rtl w:val="0"/>
               </w:rPr>
-              <w:t xml:space="preserve">3.1 Lessons Learned</w:t>
+              <w:t>3.1 Lessons Learned</w:t>
+            </w:r>
+            <w:r>
+              <w:rPr>
+                <w:color w:val="000000"/>
+                <w:sz w:val="28"/>
+                <w:szCs w:val="28"/>
+              </w:rPr>
               <w:tab/>
-              <w:t xml:space="preserve">10</w:t>
+              <w:t>10</w:t>
             </w:r>
           </w:hyperlink>
-          <w:r>
-            <w:rPr>
-              <w:rtl w:val="0"/>
-            </w:rPr>
-          </w:r>
         </w:p>
         <w:p>
           <w:pPr>
             <w:tabs>
               <w:tab w:val="right" w:leader="dot" w:pos="12000"/>
             </w:tabs>
-            <w:spacing w:before="60" w:lineRule="auto"/>
-            <w:ind w:left="360" w:firstLine="0"/>
+            <w:spacing w:before="60"/>
+            <w:ind w:left="360"/>
             <w:rPr>
-              <w:rFonts w:ascii="Arial" w:cs="Arial" w:eastAsia="Arial" w:hAnsi="Arial"/>
-              <w:b w:val="0"/>
-              <w:bCs w:val="0"/>
-              <w:i w:val="0"/>
-              <w:iCs w:val="0"/>
-              <w:smallCaps w:val="0"/>
-              <w:strike w:val="0"/>
+              <w:rFonts w:eastAsia="Arial"/>
               <w:color w:val="000000"/>
-              <w:sz w:val="22"/>
-              <w:szCs w:val="22"/>
-              <w:u w:val="none"/>
-              <w:shd w:fill="auto" w:val="clear"/>
-              <w:vertAlign w:val="baseline"/>
             </w:rPr>
           </w:pPr>
           <w:hyperlink w:anchor="_16vk2jpaqjfz">
             <w:r>
               <w:rPr>
-                <w:rFonts w:ascii="Times New Roman" w:cs="Times New Roman" w:eastAsia="Times New Roman" w:hAnsi="Times New Roman"/>
-                <w:b w:val="0"/>
-                <w:bCs w:val="0"/>
-                <w:i w:val="0"/>
-                <w:iCs w:val="0"/>
-                <w:smallCaps w:val="0"/>
-                <w:strike w:val="0"/>
                 <w:color w:val="000000"/>
                 <w:sz w:val="28"/>
                 <w:szCs w:val="28"/>
-                <w:u w:val="none"/>
-                <w:shd w:fill="auto" w:val="clear"/>
-                <w:vertAlign w:val="baseline"/>
-                <w:rtl w:val="0"/>
               </w:rPr>
-              <w:t xml:space="preserve">3.2 Future Improvements</w:t>
+              <w:t>3.2 Future Improvements</w:t>
+            </w:r>
+            <w:r>
+              <w:rPr>
+                <w:color w:val="000000"/>
+                <w:sz w:val="28"/>
+                <w:szCs w:val="28"/>
+              </w:rPr>
               <w:tab/>
-              <w:t xml:space="preserve">10</w:t>
+              <w:t>10</w:t>
             </w:r>
           </w:hyperlink>
-          <w:r>
-            <w:rPr>
-              <w:rtl w:val="0"/>
-            </w:rPr>
-          </w:r>
           <w:r>
             <w:fldChar w:fldCharType="end"/>
           </w:r>
         </w:p>
       </w:sdtContent>
     </w:sdt>
-    <w:p>
-      <w:pPr>
-        <w:pStyle w:val="Heading1"/>
-        <w:widowControl w:val="1"/>
-        <w:spacing w:after="160" w:line="278.00000000000006" w:lineRule="auto"/>
-        <w:rPr>
-          <w:rFonts w:ascii="Times New Roman" w:cs="Times New Roman" w:eastAsia="Times New Roman" w:hAnsi="Times New Roman"/>
-          <w:color w:val="000000"/>
-        </w:rPr>
-      </w:pPr>
-      <w:bookmarkStart w:colFirst="0" w:colLast="0" w:name="_a09tto65n8sn" w:id="0"/>
-      <w:bookmarkEnd w:id="0"/>
-      <w:r>
-        <w:br w:type="page"/>
-      </w:r>
-      <w:r>
-        <w:rPr>
-          <w:rtl w:val="0"/>
-        </w:rPr>
-      </w:r>
-    </w:p>
-    <w:p>
-      <w:pPr>
-        <w:pStyle w:val="Heading1"/>
-        <w:widowControl w:val="1"/>
-        <w:spacing w:after="160" w:line="278.00000000000006" w:lineRule="auto"/>
-        <w:rPr>
-          <w:rFonts w:ascii="Times New Roman" w:cs="Times New Roman" w:eastAsia="Times New Roman" w:hAnsi="Times New Roman"/>
-          <w:b w:val="1"/>
-          <w:bCs w:val="1"/>
+    <w:bookmarkStart w:id="0" w:name="_a09tto65n8sn" w:colFirst="0" w:colLast="0" w:displacedByCustomXml="prev"/>
+    <w:bookmarkEnd w:id="0" w:displacedByCustomXml="prev"/>
+    <w:p>
+      <w:pPr>
+        <w:rPr>
+          <w:b/>
+          <w:bCs/>
           <w:color w:val="000000"/>
           <w:sz w:val="30"/>
           <w:szCs w:val="30"/>
         </w:rPr>
       </w:pPr>
-      <w:bookmarkStart w:colFirst="0" w:colLast="0" w:name="_t71o3sw4s0gh" w:id="1"/>
+      <w:bookmarkStart w:id="1" w:name="_t71o3sw4s0gh" w:colFirst="0" w:colLast="0"/>
       <w:bookmarkEnd w:id="1"/>
       <w:r>
         <w:rPr>
-          <w:rFonts w:ascii="Times New Roman" w:cs="Times New Roman" w:eastAsia="Times New Roman" w:hAnsi="Times New Roman"/>
-          <w:b w:val="1"/>
-          <w:bCs w:val="1"/>
+          <w:b/>
+          <w:bCs/>
           <w:color w:val="000000"/>
           <w:sz w:val="30"/>
           <w:szCs w:val="30"/>
-          <w:rtl w:val="0"/>
-        </w:rPr>
-        <w:t xml:space="preserve">1. Executive Summary</w:t>
-      </w:r>
-    </w:p>
-    <w:p>
-      <w:pPr>
-        <w:widowControl w:val="1"/>
-        <w:spacing w:after="160" w:line="278.00000000000006" w:lineRule="auto"/>
-        <w:ind w:firstLine="425"/>
-        <w:rPr>
-          <w:sz w:val="26"/>
-          <w:szCs w:val="26"/>
-        </w:rPr>
-      </w:pPr>
-      <w:r>
-        <w:rPr>
-          <w:sz w:val="26"/>
-          <w:szCs w:val="26"/>
-          <w:rtl w:val="0"/>
-        </w:rPr>
-        <w:t xml:space="preserve">This project implements a Hotel Booking Management System that supports the end-to-end workflow of a real hotel: customers can browse rooms, create bookings, make payments, manage their wallet, and view booking history; receptionists can check guests in and out and manage service requests; administrators can manage rooms, services, staff, coupons, and reports. The system is architected using a layered architecture on top of Flask, with clear separation between controllers (HTTP layer), services (business logic), repositories (data access), and models (domain entities).</w:t>
-      </w:r>
-    </w:p>
-    <w:p>
-      <w:pPr>
-        <w:widowControl w:val="1"/>
-        <w:spacing w:after="160" w:line="278.00000000000006" w:lineRule="auto"/>
-        <w:ind w:firstLine="425"/>
-        <w:rPr>
-          <w:sz w:val="26"/>
-          <w:szCs w:val="26"/>
-        </w:rPr>
-      </w:pPr>
-      <w:r>
-        <w:rPr>
-          <w:sz w:val="26"/>
-          <w:szCs w:val="26"/>
-          <w:rtl w:val="0"/>
-        </w:rPr>
-        <w:t xml:space="preserve">The backend lives under SRC/Arch and exposes REST-style JSON APIs (e.g. /api/bookings, /api/rooms, /api/auth/login, /api/wallet) through controller classes such as booking_controller.py, room_controller.py, user_controller.py, payment_controller.py, coupon_controller.py, checkin_controller.py, staff_controller.py, report_controller.py, and wallet_controller.py. These controllers rely on service classes (e.g. booking_service.py, room_service.py, payment_service.py, coupon_service.py) that encapsulate business logic and call repository classes (e.g. booking_repository.py, room_repository.py, coupon_repository.py) to access a MySQL database.</w:t>
-      </w:r>
-    </w:p>
-    <w:p>
-      <w:pPr>
-        <w:widowControl w:val="1"/>
-        <w:spacing w:after="160" w:line="278.00000000000006" w:lineRule="auto"/>
-        <w:ind w:firstLine="425"/>
-        <w:rPr>
-          <w:sz w:val="26"/>
-          <w:szCs w:val="26"/>
-        </w:rPr>
-      </w:pPr>
-      <w:r>
-        <w:rPr>
-          <w:sz w:val="26"/>
-          <w:szCs w:val="26"/>
-          <w:rtl w:val="0"/>
-        </w:rPr>
-        <w:t xml:space="preserve">The frontend is implemented in SRC/UI as a set of HTML/CSS/JS pages for different roles: public pages for browsing rooms, authentication pages for login and registration, user pages for dashboard, my bookings, payment, and wallet, and admin pages for room and staff management and reports. The final outcome is a working multi-role hotel management application where the architecture supports modifiability, maintainability, and basic security and scalability for small-to-medium usage.</w:t>
+        </w:rPr>
+        <w:br w:type="page"/>
       </w:r>
     </w:p>
     <w:p>
       <w:pPr>
         <w:pStyle w:val="Heading1"/>
-        <w:rPr>
-          <w:rFonts w:ascii="Times New Roman" w:cs="Times New Roman" w:eastAsia="Times New Roman" w:hAnsi="Times New Roman"/>
-          <w:sz w:val="28"/>
-          <w:szCs w:val="28"/>
-        </w:rPr>
-      </w:pPr>
-      <w:bookmarkStart w:colFirst="0" w:colLast="0" w:name="_4orqeov6jrp2" w:id="2"/>
-      <w:bookmarkEnd w:id="2"/>
-      <w:r>
-        <w:rPr>
-          <w:rFonts w:ascii="Times New Roman" w:cs="Times New Roman" w:eastAsia="Times New Roman" w:hAnsi="Times New Roman"/>
-          <w:b w:val="1"/>
-          <w:bCs w:val="1"/>
+        <w:widowControl/>
+        <w:spacing w:after="160" w:line="278" w:lineRule="auto"/>
+        <w:rPr>
+          <w:rFonts w:ascii="Times New Roman" w:eastAsia="Times New Roman" w:hAnsi="Times New Roman" w:cs="Times New Roman"/>
+          <w:b/>
+          <w:bCs/>
           <w:color w:val="000000"/>
           <w:sz w:val="30"/>
           <w:szCs w:val="30"/>
-          <w:rtl w:val="0"/>
-        </w:rPr>
-        <w:t xml:space="preserve">2. Testing &amp; Verification</w:t>
-      </w:r>
-      <w:r>
-        <w:rPr>
-          <w:rtl w:val="0"/>
-        </w:rPr>
-      </w:r>
-    </w:p>
-    <w:p>
-      <w:pPr>
-        <w:rPr>
-          <w:sz w:val="26"/>
-          <w:szCs w:val="26"/>
-        </w:rPr>
-      </w:pPr>
-      <w:r>
-        <w:rPr>
-          <w:sz w:val="26"/>
-          <w:szCs w:val="26"/>
-          <w:rtl w:val="0"/>
-        </w:rPr>
-        <w:t xml:space="preserve">The main goal of testing is to ensure that:</w:t>
+        </w:rPr>
+      </w:pPr>
+      <w:r>
+        <w:rPr>
+          <w:rFonts w:ascii="Times New Roman" w:eastAsia="Times New Roman" w:hAnsi="Times New Roman" w:cs="Times New Roman"/>
+          <w:b/>
+          <w:bCs/>
+          <w:color w:val="000000"/>
+          <w:sz w:val="30"/>
+          <w:szCs w:val="30"/>
+        </w:rPr>
+        <w:lastRenderedPageBreak/>
+        <w:t>1. Executive Summary</w:t>
+      </w:r>
+    </w:p>
+    <w:p>
+      <w:pPr>
+        <w:widowControl/>
+        <w:spacing w:after="160" w:line="278" w:lineRule="auto"/>
+        <w:ind w:firstLine="425"/>
+        <w:rPr>
+          <w:sz w:val="26"/>
+          <w:szCs w:val="26"/>
+        </w:rPr>
+      </w:pPr>
+      <w:r>
+        <w:rPr>
+          <w:sz w:val="26"/>
+          <w:szCs w:val="26"/>
+        </w:rPr>
+        <w:t>This project implements a Hotel Booking Management System that supports the end-to-end workflow of a real hotel: customers can browse rooms, create bookings, make payments, manage their wallet, and view booking history; receptionists can check guests in and out and manage service requests; administrators can manage rooms, services, staff, coupons, and reports. The system is architected using a layered architecture on top of Flask, with clear separation between controllers (HTTP layer), services (business logic), repositories (data access), and models (domain entities).</w:t>
+      </w:r>
+    </w:p>
+    <w:p>
+      <w:pPr>
+        <w:widowControl/>
+        <w:spacing w:after="160" w:line="278" w:lineRule="auto"/>
+        <w:ind w:firstLine="425"/>
+        <w:rPr>
+          <w:sz w:val="26"/>
+          <w:szCs w:val="26"/>
+        </w:rPr>
+      </w:pPr>
+      <w:r>
+        <w:rPr>
+          <w:sz w:val="26"/>
+          <w:szCs w:val="26"/>
+        </w:rPr>
+        <w:t>The backend lives under SRC/Arch and exposes REST-style JSON APIs (e.g. /api/bookings, /api/rooms, /api/auth/login, /api/wallet) through controller classes such as booking_controller.py, room_controller.py, user_controller.py, payment_controller.py, coupon_controller.py, checkin_controller.py, staff_controller.py, report_controller.py, and wallet_controller.py. These controllers rely on service classes (e.g. booking_service.py, room_service.py, payment_service.py, coupon_service.py) that encapsulate business logic and call repository classes (e.g. booking_repository.py, room_repository.py, coupon_repository.py) to access a MySQL database.</w:t>
+      </w:r>
+    </w:p>
+    <w:p>
+      <w:pPr>
+        <w:widowControl/>
+        <w:spacing w:after="160" w:line="278" w:lineRule="auto"/>
+        <w:ind w:firstLine="425"/>
+        <w:rPr>
+          <w:sz w:val="26"/>
+          <w:szCs w:val="26"/>
+        </w:rPr>
+      </w:pPr>
+      <w:r>
+        <w:rPr>
+          <w:sz w:val="26"/>
+          <w:szCs w:val="26"/>
+        </w:rPr>
+        <w:t>The frontend is implemented in SRC/UI as a set of HTML/CSS/JS pages for different roles: public pages for browsing rooms, authentication pages for login and registration, user pages for dashboard, my bookings, payment, and wallet, and admin pages for room and staff management and reports. The final outcome is a working multi-role hotel management application where the architecture supports modifiability, maintainability, and basic security and scalability for small-to-medium usage.</w:t>
+      </w:r>
+    </w:p>
+    <w:p>
+      <w:pPr>
+        <w:pStyle w:val="Heading1"/>
+        <w:rPr>
+          <w:rFonts w:ascii="Times New Roman" w:eastAsia="Times New Roman" w:hAnsi="Times New Roman" w:cs="Times New Roman"/>
+          <w:sz w:val="28"/>
+          <w:szCs w:val="28"/>
+        </w:rPr>
+      </w:pPr>
+      <w:bookmarkStart w:id="2" w:name="_4orqeov6jrp2" w:colFirst="0" w:colLast="0"/>
+      <w:bookmarkEnd w:id="2"/>
+      <w:r>
+        <w:rPr>
+          <w:rFonts w:ascii="Times New Roman" w:eastAsia="Times New Roman" w:hAnsi="Times New Roman" w:cs="Times New Roman"/>
+          <w:b/>
+          <w:bCs/>
+          <w:color w:val="000000"/>
+          <w:sz w:val="30"/>
+          <w:szCs w:val="30"/>
+        </w:rPr>
+        <w:t>2. Testing &amp; Verification</w:t>
+      </w:r>
+    </w:p>
+    <w:p>
+      <w:pPr>
+        <w:rPr>
+          <w:sz w:val="26"/>
+          <w:szCs w:val="26"/>
+        </w:rPr>
+      </w:pPr>
+      <w:r>
+        <w:rPr>
+          <w:sz w:val="26"/>
+          <w:szCs w:val="26"/>
+        </w:rPr>
+        <w:t>The main goal of testing is to ensure that:</w:t>
       </w:r>
     </w:p>
     <w:p>
@@ -2790,19 +2827,17 @@
           <w:ilvl w:val="0"/>
           <w:numId w:val="9"/>
         </w:numPr>
-        <w:ind w:left="425" w:hanging="360"/>
-        <w:rPr>
-          <w:sz w:val="26"/>
-          <w:szCs w:val="26"/>
-        </w:rPr>
-      </w:pPr>
-      <w:r>
-        <w:rPr>
-          <w:sz w:val="26"/>
-          <w:szCs w:val="26"/>
-          <w:rtl w:val="0"/>
-        </w:rPr>
-        <w:t xml:space="preserve">Booking and room availability logic works correctly (no overbooking).</w:t>
+        <w:rPr>
+          <w:sz w:val="26"/>
+          <w:szCs w:val="26"/>
+        </w:rPr>
+      </w:pPr>
+      <w:r>
+        <w:rPr>
+          <w:sz w:val="26"/>
+          <w:szCs w:val="26"/>
+        </w:rPr>
+        <w:t>Booking and room availability logic works correctly (no overbooking).</w:t>
       </w:r>
     </w:p>
     <w:p>
@@ -2811,19 +2846,17 @@
           <w:ilvl w:val="0"/>
           <w:numId w:val="9"/>
         </w:numPr>
-        <w:ind w:left="425" w:hanging="360"/>
-        <w:rPr>
-          <w:sz w:val="26"/>
-          <w:szCs w:val="26"/>
-        </w:rPr>
-      </w:pPr>
-      <w:r>
-        <w:rPr>
-          <w:sz w:val="26"/>
-          <w:szCs w:val="26"/>
-          <w:rtl w:val="0"/>
-        </w:rPr>
-        <w:t xml:space="preserve">Payments and wallet operations are consistent with booking states.</w:t>
+        <w:rPr>
+          <w:sz w:val="26"/>
+          <w:szCs w:val="26"/>
+        </w:rPr>
+      </w:pPr>
+      <w:r>
+        <w:rPr>
+          <w:sz w:val="26"/>
+          <w:szCs w:val="26"/>
+        </w:rPr>
+        <w:t>Payments and wallet operations are consistent with booking states.</w:t>
       </w:r>
     </w:p>
     <w:p>
@@ -2832,19 +2865,17 @@
           <w:ilvl w:val="0"/>
           <w:numId w:val="9"/>
         </w:numPr>
-        <w:ind w:left="425" w:hanging="360"/>
-        <w:rPr>
-          <w:sz w:val="26"/>
-          <w:szCs w:val="26"/>
-        </w:rPr>
-      </w:pPr>
-      <w:r>
-        <w:rPr>
-          <w:sz w:val="26"/>
-          <w:szCs w:val="26"/>
-          <w:rtl w:val="0"/>
-        </w:rPr>
-        <w:t xml:space="preserve">Authentication and authorization are enforced for protected endpoints.</w:t>
+        <w:rPr>
+          <w:sz w:val="26"/>
+          <w:szCs w:val="26"/>
+        </w:rPr>
+      </w:pPr>
+      <w:r>
+        <w:rPr>
+          <w:sz w:val="26"/>
+          <w:szCs w:val="26"/>
+        </w:rPr>
+        <w:t>Authentication and authorization are enforced for protected endpoints.</w:t>
       </w:r>
     </w:p>
     <w:p>
@@ -2853,76 +2884,67 @@
           <w:ilvl w:val="0"/>
           <w:numId w:val="9"/>
         </w:numPr>
-        <w:ind w:left="425" w:hanging="360"/>
-        <w:rPr>
-          <w:sz w:val="26"/>
-          <w:szCs w:val="26"/>
-        </w:rPr>
-      </w:pPr>
-      <w:r>
-        <w:rPr>
-          <w:sz w:val="26"/>
-          <w:szCs w:val="26"/>
-          <w:rtl w:val="0"/>
-        </w:rPr>
-        <w:t xml:space="preserve">The frontend can interact smoothly with the backend APIs and present correct data.</w:t>
+        <w:rPr>
+          <w:sz w:val="26"/>
+          <w:szCs w:val="26"/>
+        </w:rPr>
+      </w:pPr>
+      <w:r>
+        <w:rPr>
+          <w:sz w:val="26"/>
+          <w:szCs w:val="26"/>
+        </w:rPr>
+        <w:t>The frontend can interact smoothly with the backend APIs and present correct data.</w:t>
       </w:r>
     </w:p>
     <w:p>
       <w:pPr>
         <w:pStyle w:val="Heading2"/>
         <w:rPr>
-          <w:rFonts w:ascii="Times New Roman" w:cs="Times New Roman" w:eastAsia="Times New Roman" w:hAnsi="Times New Roman"/>
-          <w:b w:val="1"/>
-          <w:bCs w:val="1"/>
+          <w:rFonts w:ascii="Times New Roman" w:eastAsia="Times New Roman" w:hAnsi="Times New Roman" w:cs="Times New Roman"/>
+          <w:b/>
+          <w:bCs/>
           <w:color w:val="000000"/>
           <w:sz w:val="30"/>
           <w:szCs w:val="30"/>
         </w:rPr>
       </w:pPr>
-      <w:bookmarkStart w:colFirst="0" w:colLast="0" w:name="_rffyoj75i7wd" w:id="3"/>
+      <w:bookmarkStart w:id="3" w:name="_rffyoj75i7wd" w:colFirst="0" w:colLast="0"/>
       <w:bookmarkEnd w:id="3"/>
       <w:r>
         <w:rPr>
-          <w:rFonts w:ascii="Times New Roman" w:cs="Times New Roman" w:eastAsia="Times New Roman" w:hAnsi="Times New Roman"/>
-          <w:b w:val="1"/>
-          <w:bCs w:val="1"/>
+          <w:rFonts w:ascii="Times New Roman" w:eastAsia="Times New Roman" w:hAnsi="Times New Roman" w:cs="Times New Roman"/>
+          <w:b/>
+          <w:bCs/>
           <w:color w:val="000000"/>
           <w:sz w:val="30"/>
           <w:szCs w:val="30"/>
-          <w:rtl w:val="0"/>
-        </w:rPr>
-        <w:t xml:space="preserve">2.1 Unit Testing</w:t>
-      </w:r>
-    </w:p>
-    <w:p>
-      <w:pPr>
-        <w:rPr>
-          <w:sz w:val="26"/>
-          <w:szCs w:val="26"/>
-        </w:rPr>
-      </w:pPr>
-      <w:r>
-        <w:rPr>
-          <w:sz w:val="26"/>
-          <w:szCs w:val="26"/>
-          <w:rtl w:val="0"/>
-        </w:rPr>
-        <w:t xml:space="preserve">Unit tests verify individual components (functions, methods, or classes) in isolation, usually with dependencies mocked or stubbed. In this project, unit testing focuses on the business and data-access layers so that validation rules, state transitions, and data mapping behave as specified without requiring a live database or HTTP server.</w:t>
-      </w:r>
-    </w:p>
-    <w:p>
-      <w:pPr>
-        <w:rPr>
-          <w:sz w:val="26"/>
-          <w:szCs w:val="26"/>
-        </w:rPr>
-      </w:pPr>
-      <w:r>
-        <w:rPr>
-          <w:rtl w:val="0"/>
-        </w:rPr>
-      </w:r>
+        </w:rPr>
+        <w:t>2.1 Unit Testing</w:t>
+      </w:r>
+    </w:p>
+    <w:p>
+      <w:pPr>
+        <w:rPr>
+          <w:sz w:val="26"/>
+          <w:szCs w:val="26"/>
+        </w:rPr>
+      </w:pPr>
+      <w:r>
+        <w:rPr>
+          <w:sz w:val="26"/>
+          <w:szCs w:val="26"/>
+        </w:rPr>
+        <w:t>Unit tests verify individual components (functions, methods, or classes) in isolation, usually with dependencies mocked or stubbed. In this project, unit testing focuses on the business and data-access layers so that validation rules, state transitions, and data mapping behave as specified without requiring a live database or HTTP server.</w:t>
+      </w:r>
+    </w:p>
+    <w:p>
+      <w:pPr>
+        <w:rPr>
+          <w:sz w:val="26"/>
+          <w:szCs w:val="26"/>
+        </w:rPr>
+      </w:pPr>
     </w:p>
     <w:p>
       <w:pPr>
@@ -2930,19 +2952,25 @@
           <w:ilvl w:val="0"/>
           <w:numId w:val="10"/>
         </w:numPr>
-        <w:ind w:left="425" w:hanging="360"/>
-        <w:rPr>
-          <w:sz w:val="26"/>
-          <w:szCs w:val="26"/>
-        </w:rPr>
-      </w:pPr>
-      <w:r>
-        <w:rPr>
-          <w:sz w:val="26"/>
-          <w:szCs w:val="26"/>
-          <w:rtl w:val="0"/>
-        </w:rPr>
-        <w:t xml:space="preserve">Service layer: booking_service.py, coupon_service.py, payment_service.py, wallet_service.py, and other services are tested for core logic—e.g. date overlap validation, coupon validity and discount calculation, wallet balance checks before payment, and refund amount computation on cancellation. Dependencies such as repositories are mocked so that tests are fast and deterministic.</w:t>
+        <w:rPr>
+          <w:sz w:val="26"/>
+          <w:szCs w:val="26"/>
+        </w:rPr>
+      </w:pPr>
+      <w:r>
+        <w:rPr>
+          <w:sz w:val="26"/>
+          <w:szCs w:val="26"/>
+        </w:rPr>
+        <w:t xml:space="preserve">Service layer: booking_service.py, coupon_service.py, payment_service.py, </w:t>
+      </w:r>
+      <w:r>
+        <w:rPr>
+          <w:sz w:val="26"/>
+          <w:szCs w:val="26"/>
+        </w:rPr>
+        <w:lastRenderedPageBreak/>
+        <w:t>wallet_service.py, and other services are tested for core logic—e.g. date overlap validation, coupon validity and discount calculation, wallet balance checks before payment, and refund amount computation on cancellation. Dependencies such as repositories are mocked so that tests are fast and deterministic.</w:t>
       </w:r>
     </w:p>
     <w:p>
@@ -2951,19 +2979,17 @@
           <w:ilvl w:val="0"/>
           <w:numId w:val="10"/>
         </w:numPr>
-        <w:ind w:left="425" w:hanging="360"/>
-        <w:rPr>
-          <w:sz w:val="26"/>
-          <w:szCs w:val="26"/>
-        </w:rPr>
-      </w:pPr>
-      <w:r>
-        <w:rPr>
-          <w:sz w:val="26"/>
-          <w:szCs w:val="26"/>
-          <w:rtl w:val="0"/>
-        </w:rPr>
-        <w:t xml:space="preserve">Repository layer: Repository methods (e.g. booking_repository.py/BookingRepository.find_available_rooms_by_date_range, WalletRepository.update_balance) can be unit-tested with an in-memory SQLite database or with mocks of the database connection to assert correct SQL behaviour and mapping from rows to domain models.</w:t>
+        <w:rPr>
+          <w:sz w:val="26"/>
+          <w:szCs w:val="26"/>
+        </w:rPr>
+      </w:pPr>
+      <w:r>
+        <w:rPr>
+          <w:sz w:val="26"/>
+          <w:szCs w:val="26"/>
+        </w:rPr>
+        <w:t>Repository layer: Repository methods (e.g. booking_repository.py/BookingRepository.find_available_rooms_by_date_range, WalletRepository.update_balance) can be unit-tested with an in-memory SQLite database or with mocks of the database connection to assert correct SQL behaviour and mapping from rows to domain models.</w:t>
       </w:r>
     </w:p>
     <w:p>
@@ -2972,48 +2998,40 @@
           <w:ilvl w:val="0"/>
           <w:numId w:val="10"/>
         </w:numPr>
-        <w:ind w:left="425" w:hanging="360"/>
-        <w:rPr>
-          <w:sz w:val="26"/>
-          <w:szCs w:val="26"/>
-        </w:rPr>
-      </w:pPr>
-      <w:r>
-        <w:rPr>
-          <w:sz w:val="26"/>
-          <w:szCs w:val="26"/>
-          <w:rtl w:val="0"/>
-        </w:rPr>
-        <w:t xml:space="preserve">Validation and helpers: Input validation (date ranges, positive amounts, required fields) and utility functions (e.g. in utils or middleware) are covered by unit tests to prevent invalid data from propagating to the database or API responses.</w:t>
-      </w:r>
-    </w:p>
-    <w:p>
-      <w:pPr>
-        <w:rPr>
-          <w:sz w:val="26"/>
-          <w:szCs w:val="26"/>
-        </w:rPr>
-      </w:pPr>
-      <w:r>
-        <w:rPr>
-          <w:rtl w:val="0"/>
-        </w:rPr>
-      </w:r>
-    </w:p>
-    <w:p>
-      <w:pPr>
-        <w:rPr>
-          <w:sz w:val="26"/>
-          <w:szCs w:val="26"/>
-        </w:rPr>
-      </w:pPr>
-      <w:r>
-        <w:rPr>
-          <w:sz w:val="26"/>
-          <w:szCs w:val="26"/>
-          <w:rtl w:val="0"/>
-        </w:rPr>
-        <w:t xml:space="preserve">Tools such as pytest or unittest can be used, with pytest fixtures for shared setup and mocks (e.g. unittest.mock or pytest-mock) for repository and external dependencies.</w:t>
+        <w:rPr>
+          <w:sz w:val="26"/>
+          <w:szCs w:val="26"/>
+        </w:rPr>
+      </w:pPr>
+      <w:r>
+        <w:rPr>
+          <w:sz w:val="26"/>
+          <w:szCs w:val="26"/>
+        </w:rPr>
+        <w:t>Validation and helpers: Input validation (date ranges, positive amounts, required fields) and utility functions (e.g. in utils or middleware) are covered by unit tests to prevent invalid data from propagating to the database or API responses.</w:t>
+      </w:r>
+    </w:p>
+    <w:p>
+      <w:pPr>
+        <w:rPr>
+          <w:sz w:val="26"/>
+          <w:szCs w:val="26"/>
+        </w:rPr>
+      </w:pPr>
+    </w:p>
+    <w:p>
+      <w:pPr>
+        <w:rPr>
+          <w:sz w:val="26"/>
+          <w:szCs w:val="26"/>
+        </w:rPr>
+      </w:pPr>
+      <w:r>
+        <w:rPr>
+          <w:sz w:val="26"/>
+          <w:szCs w:val="26"/>
+        </w:rPr>
+        <w:t>Tools such as pytest or unittest can be used, with pytest fixtures for shared setup and mocks (e.g. unittest.mock or pytest-mock) for repository and external dependencies.</w:t>
       </w:r>
     </w:p>
     <w:p>
@@ -3023,69 +3041,56 @@
           <w:szCs w:val="28"/>
         </w:rPr>
       </w:pPr>
-      <w:r>
-        <w:rPr>
-          <w:rtl w:val="0"/>
-        </w:rPr>
-      </w:r>
-    </w:p>
-    <w:p>
-      <w:pPr>
-        <w:rPr>
-          <w:sz w:val="26"/>
-          <w:szCs w:val="26"/>
-        </w:rPr>
-      </w:pPr>
-      <w:r>
-        <w:rPr>
-          <w:sz w:val="26"/>
-          <w:szCs w:val="26"/>
-          <w:rtl w:val="0"/>
-        </w:rPr>
-        <w:t xml:space="preserve">Example unit tests:</w:t>
-      </w:r>
-    </w:p>
-    <w:p>
-      <w:pPr>
-        <w:rPr>
-          <w:sz w:val="26"/>
-          <w:szCs w:val="26"/>
-        </w:rPr>
-      </w:pPr>
-      <w:r>
-        <w:rPr>
-          <w:rtl w:val="0"/>
-        </w:rPr>
-      </w:r>
-    </w:p>
-    <w:p>
-      <w:pPr>
-        <w:rPr>
-          <w:sz w:val="26"/>
-          <w:szCs w:val="26"/>
-        </w:rPr>
-      </w:pPr>
-      <w:r>
-        <w:rPr>
-          <w:sz w:val="26"/>
-          <w:szCs w:val="26"/>
-          <w:rtl w:val="0"/>
-        </w:rPr>
-        <w:t xml:space="preserve">1. BookingService – reject past check-in dates</w:t>
-      </w:r>
-    </w:p>
-    <w:p>
-      <w:pPr>
-        <w:rPr>
-          <w:sz w:val="26"/>
-          <w:szCs w:val="26"/>
-        </w:rPr>
-      </w:pPr>
-      <w:r>
-        <w:rPr>
-          <w:sz w:val="26"/>
-          <w:szCs w:val="26"/>
-          <w:rtl w:val="0"/>
+    </w:p>
+    <w:p>
+      <w:pPr>
+        <w:rPr>
+          <w:sz w:val="26"/>
+          <w:szCs w:val="26"/>
+        </w:rPr>
+      </w:pPr>
+      <w:r>
+        <w:rPr>
+          <w:sz w:val="26"/>
+          <w:szCs w:val="26"/>
+        </w:rPr>
+        <w:t>Example unit tests:</w:t>
+      </w:r>
+    </w:p>
+    <w:p>
+      <w:pPr>
+        <w:rPr>
+          <w:sz w:val="26"/>
+          <w:szCs w:val="26"/>
+        </w:rPr>
+      </w:pPr>
+    </w:p>
+    <w:p>
+      <w:pPr>
+        <w:rPr>
+          <w:sz w:val="26"/>
+          <w:szCs w:val="26"/>
+        </w:rPr>
+      </w:pPr>
+      <w:r>
+        <w:rPr>
+          <w:sz w:val="26"/>
+          <w:szCs w:val="26"/>
+        </w:rPr>
+        <w:t>1. BookingService – reject past check-in dates</w:t>
+      </w:r>
+    </w:p>
+    <w:p>
+      <w:pPr>
+        <w:rPr>
+          <w:sz w:val="26"/>
+          <w:szCs w:val="26"/>
+        </w:rPr>
+      </w:pPr>
+      <w:r>
+        <w:rPr>
+          <w:sz w:val="26"/>
+          <w:szCs w:val="26"/>
         </w:rPr>
         <w:t xml:space="preserve">   def test_create_booking_rejects_past_check_in_date():</w:t>
       </w:r>
@@ -3101,7 +3106,6 @@
         <w:rPr>
           <w:sz w:val="26"/>
           <w:szCs w:val="26"/>
-          <w:rtl w:val="0"/>
         </w:rPr>
         <w:t xml:space="preserve">       service = BookingService()</w:t>
       </w:r>
@@ -3117,7 +3121,6 @@
         <w:rPr>
           <w:sz w:val="26"/>
           <w:szCs w:val="26"/>
-          <w:rtl w:val="0"/>
         </w:rPr>
         <w:t xml:space="preserve">       past_date = "2020-01-01"</w:t>
       </w:r>
@@ -3133,7 +3136,6 @@
         <w:rPr>
           <w:sz w:val="26"/>
           <w:szCs w:val="26"/>
-          <w:rtl w:val="0"/>
         </w:rPr>
         <w:t xml:space="preserve">       with pytest.raises(ValueError):</w:t>
       </w:r>
@@ -3149,7 +3151,6 @@
         <w:rPr>
           <w:sz w:val="26"/>
           <w:szCs w:val="26"/>
-          <w:rtl w:val="0"/>
         </w:rPr>
         <w:t xml:space="preserve">           service.create_booking(</w:t>
       </w:r>
@@ -3165,7 +3166,6 @@
         <w:rPr>
           <w:sz w:val="26"/>
           <w:szCs w:val="26"/>
-          <w:rtl w:val="0"/>
         </w:rPr>
         <w:t xml:space="preserve">               guest_name="Alice",</w:t>
       </w:r>
@@ -3181,7 +3181,6 @@
         <w:rPr>
           <w:sz w:val="26"/>
           <w:szCs w:val="26"/>
-          <w:rtl w:val="0"/>
         </w:rPr>
         <w:t xml:space="preserve">               room_type="standard",</w:t>
       </w:r>
@@ -3197,7 +3196,6 @@
         <w:rPr>
           <w:sz w:val="26"/>
           <w:szCs w:val="26"/>
-          <w:rtl w:val="0"/>
         </w:rPr>
         <w:t xml:space="preserve">               check_in_date=past_date,</w:t>
       </w:r>
@@ -3213,7 +3211,6 @@
         <w:rPr>
           <w:sz w:val="26"/>
           <w:szCs w:val="26"/>
-          <w:rtl w:val="0"/>
         </w:rPr>
         <w:t xml:space="preserve">               total_price=100.0,</w:t>
       </w:r>
@@ -3229,7 +3226,6 @@
         <w:rPr>
           <w:sz w:val="26"/>
           <w:szCs w:val="26"/>
-          <w:rtl w:val="0"/>
         </w:rPr>
         <w:t xml:space="preserve">           )</w:t>
       </w:r>
@@ -3241,40 +3237,33 @@
           <w:szCs w:val="26"/>
         </w:rPr>
       </w:pPr>
-      <w:r>
-        <w:rPr>
-          <w:rtl w:val="0"/>
-        </w:rPr>
-      </w:r>
-    </w:p>
-    <w:p>
-      <w:pPr>
-        <w:rPr>
-          <w:sz w:val="26"/>
-          <w:szCs w:val="26"/>
-        </w:rPr>
-      </w:pPr>
-      <w:r>
-        <w:rPr>
-          <w:sz w:val="26"/>
-          <w:szCs w:val="26"/>
-          <w:rtl w:val="0"/>
-        </w:rPr>
-        <w:t xml:space="preserve">2. BookingRepository – mapping database row to Booking model</w:t>
-      </w:r>
-    </w:p>
-    <w:p>
-      <w:pPr>
-        <w:rPr>
-          <w:sz w:val="26"/>
-          <w:szCs w:val="26"/>
-        </w:rPr>
-      </w:pPr>
-      <w:r>
-        <w:rPr>
-          <w:sz w:val="26"/>
-          <w:szCs w:val="26"/>
-          <w:rtl w:val="0"/>
+    </w:p>
+    <w:p>
+      <w:pPr>
+        <w:rPr>
+          <w:sz w:val="26"/>
+          <w:szCs w:val="26"/>
+        </w:rPr>
+      </w:pPr>
+      <w:r>
+        <w:rPr>
+          <w:sz w:val="26"/>
+          <w:szCs w:val="26"/>
+        </w:rPr>
+        <w:t>2. BookingRepository – mapping database row to Booking model</w:t>
+      </w:r>
+    </w:p>
+    <w:p>
+      <w:pPr>
+        <w:rPr>
+          <w:sz w:val="26"/>
+          <w:szCs w:val="26"/>
+        </w:rPr>
+      </w:pPr>
+      <w:r>
+        <w:rPr>
+          <w:sz w:val="26"/>
+          <w:szCs w:val="26"/>
         </w:rPr>
         <w:t xml:space="preserve">   def test_row_to_booking_maps_row_correctly():</w:t>
       </w:r>
@@ -3290,7 +3279,6 @@
         <w:rPr>
           <w:sz w:val="26"/>
           <w:szCs w:val="26"/>
-          <w:rtl w:val="0"/>
         </w:rPr>
         <w:t xml:space="preserve">       repo = BookingRepository()</w:t>
       </w:r>
@@ -3306,7 +3294,6 @@
         <w:rPr>
           <w:sz w:val="26"/>
           <w:szCs w:val="26"/>
-          <w:rtl w:val="0"/>
         </w:rPr>
         <w:t xml:space="preserve">       row = {</w:t>
       </w:r>
@@ -3322,7 +3309,6 @@
         <w:rPr>
           <w:sz w:val="26"/>
           <w:szCs w:val="26"/>
-          <w:rtl w:val="0"/>
         </w:rPr>
         <w:t xml:space="preserve">           "id": 42,</w:t>
       </w:r>
@@ -3338,7 +3324,6 @@
         <w:rPr>
           <w:sz w:val="26"/>
           <w:szCs w:val="26"/>
-          <w:rtl w:val="0"/>
         </w:rPr>
         <w:t xml:space="preserve">           "guest_name": "Bob",</w:t>
       </w:r>
@@ -3354,7 +3339,6 @@
         <w:rPr>
           <w:sz w:val="26"/>
           <w:szCs w:val="26"/>
-          <w:rtl w:val="0"/>
         </w:rPr>
         <w:t xml:space="preserve">           "room_type": "deluxe",</w:t>
       </w:r>
@@ -3370,7 +3354,6 @@
         <w:rPr>
           <w:sz w:val="26"/>
           <w:szCs w:val="26"/>
-          <w:rtl w:val="0"/>
         </w:rPr>
         <w:t xml:space="preserve">           "check_in_date": date(2026, 2, 10),</w:t>
       </w:r>
@@ -3386,7 +3369,6 @@
         <w:rPr>
           <w:sz w:val="26"/>
           <w:szCs w:val="26"/>
-          <w:rtl w:val="0"/>
         </w:rPr>
         <w:t xml:space="preserve">           "check_out_date": date(2026, 2, 12),</w:t>
       </w:r>
@@ -3402,7 +3384,6 @@
         <w:rPr>
           <w:sz w:val="26"/>
           <w:szCs w:val="26"/>
-          <w:rtl w:val="0"/>
         </w:rPr>
         <w:t xml:space="preserve">           "total_price": 300.0,</w:t>
       </w:r>
@@ -3418,7 +3399,6 @@
         <w:rPr>
           <w:sz w:val="26"/>
           <w:szCs w:val="26"/>
-          <w:rtl w:val="0"/>
         </w:rPr>
         <w:t xml:space="preserve">           "status": "pending",</w:t>
       </w:r>
@@ -3434,7 +3414,6 @@
         <w:rPr>
           <w:sz w:val="26"/>
           <w:szCs w:val="26"/>
-          <w:rtl w:val="0"/>
         </w:rPr>
         <w:t xml:space="preserve">           "room_id": 7,</w:t>
       </w:r>
@@ -3450,7 +3429,6 @@
         <w:rPr>
           <w:sz w:val="26"/>
           <w:szCs w:val="26"/>
-          <w:rtl w:val="0"/>
         </w:rPr>
         <w:t xml:space="preserve">           "user_id": 5,</w:t>
       </w:r>
@@ -3466,8 +3444,8 @@
         <w:rPr>
           <w:sz w:val="26"/>
           <w:szCs w:val="26"/>
-          <w:rtl w:val="0"/>
-        </w:rPr>
+        </w:rPr>
+        <w:lastRenderedPageBreak/>
         <w:t xml:space="preserve">       }</w:t>
       </w:r>
     </w:p>
@@ -3482,7 +3460,6 @@
         <w:rPr>
           <w:sz w:val="26"/>
           <w:szCs w:val="26"/>
-          <w:rtl w:val="0"/>
         </w:rPr>
         <w:t xml:space="preserve">       booking = repo._row_to_booking(row)</w:t>
       </w:r>
@@ -3498,7 +3475,6 @@
         <w:rPr>
           <w:sz w:val="26"/>
           <w:szCs w:val="26"/>
-          <w:rtl w:val="0"/>
         </w:rPr>
         <w:t xml:space="preserve">       assert booking.id == "42"</w:t>
       </w:r>
@@ -3514,7 +3490,6 @@
         <w:rPr>
           <w:sz w:val="26"/>
           <w:szCs w:val="26"/>
-          <w:rtl w:val="0"/>
         </w:rPr>
         <w:t xml:space="preserve">       assert booking.room_id == 7</w:t>
       </w:r>
@@ -3530,7 +3505,6 @@
         <w:rPr>
           <w:sz w:val="26"/>
           <w:szCs w:val="26"/>
-          <w:rtl w:val="0"/>
         </w:rPr>
         <w:t xml:space="preserve">       assert booking.user_id == 5</w:t>
       </w:r>
@@ -3542,40 +3516,33 @@
           <w:szCs w:val="26"/>
         </w:rPr>
       </w:pPr>
-      <w:r>
-        <w:rPr>
-          <w:rtl w:val="0"/>
-        </w:rPr>
-      </w:r>
-    </w:p>
-    <w:p>
-      <w:pPr>
-        <w:rPr>
-          <w:sz w:val="26"/>
-          <w:szCs w:val="26"/>
-        </w:rPr>
-      </w:pPr>
-      <w:r>
-        <w:rPr>
-          <w:sz w:val="26"/>
-          <w:szCs w:val="26"/>
-          <w:rtl w:val="0"/>
-        </w:rPr>
-        <w:t xml:space="preserve">3. PaymentService – prevent double payment</w:t>
-      </w:r>
-    </w:p>
-    <w:p>
-      <w:pPr>
-        <w:rPr>
-          <w:sz w:val="26"/>
-          <w:szCs w:val="26"/>
-        </w:rPr>
-      </w:pPr>
-      <w:r>
-        <w:rPr>
-          <w:sz w:val="26"/>
-          <w:szCs w:val="26"/>
-          <w:rtl w:val="0"/>
+    </w:p>
+    <w:p>
+      <w:pPr>
+        <w:rPr>
+          <w:sz w:val="26"/>
+          <w:szCs w:val="26"/>
+        </w:rPr>
+      </w:pPr>
+      <w:r>
+        <w:rPr>
+          <w:sz w:val="26"/>
+          <w:szCs w:val="26"/>
+        </w:rPr>
+        <w:t>3. PaymentService – prevent double payment</w:t>
+      </w:r>
+    </w:p>
+    <w:p>
+      <w:pPr>
+        <w:rPr>
+          <w:sz w:val="26"/>
+          <w:szCs w:val="26"/>
+        </w:rPr>
+      </w:pPr>
+      <w:r>
+        <w:rPr>
+          <w:sz w:val="26"/>
+          <w:szCs w:val="26"/>
         </w:rPr>
         <w:t xml:space="preserve">   def test_process_payment_rejects_when_fully_paid(monkeypatch):</w:t>
       </w:r>
@@ -3591,7 +3558,6 @@
         <w:rPr>
           <w:sz w:val="26"/>
           <w:szCs w:val="26"/>
-          <w:rtl w:val="0"/>
         </w:rPr>
         <w:t xml:space="preserve">       service = PaymentService()</w:t>
       </w:r>
@@ -3607,7 +3573,6 @@
         <w:rPr>
           <w:sz w:val="26"/>
           <w:szCs w:val="26"/>
-          <w:rtl w:val="0"/>
         </w:rPr>
         <w:t xml:space="preserve">       # Fake repositories to avoid real DB</w:t>
       </w:r>
@@ -3623,7 +3588,6 @@
         <w:rPr>
           <w:sz w:val="26"/>
           <w:szCs w:val="26"/>
-          <w:rtl w:val="0"/>
         </w:rPr>
         <w:t xml:space="preserve">       monkeypatch.setattr(service, "booking_repo", FakeBookingRepo(total_price=100.0))</w:t>
       </w:r>
@@ -3639,7 +3603,6 @@
         <w:rPr>
           <w:sz w:val="26"/>
           <w:szCs w:val="26"/>
-          <w:rtl w:val="0"/>
         </w:rPr>
         <w:t xml:space="preserve">       monkeypatch.setattr(service, "repo", FakePaymentRepo(existing_amount=100.0))</w:t>
       </w:r>
@@ -3655,7 +3618,6 @@
         <w:rPr>
           <w:sz w:val="26"/>
           <w:szCs w:val="26"/>
-          <w:rtl w:val="0"/>
         </w:rPr>
         <w:t xml:space="preserve">       with pytest.raises(ValueError):</w:t>
       </w:r>
@@ -3671,7 +3633,6 @@
         <w:rPr>
           <w:sz w:val="26"/>
           <w:szCs w:val="26"/>
-          <w:rtl w:val="0"/>
         </w:rPr>
         <w:t xml:space="preserve">       service.process_payment(booking_id=1, amount=50.0, payment_method="cash")</w:t>
       </w:r>
@@ -3683,68 +3644,56 @@
           <w:szCs w:val="28"/>
         </w:rPr>
       </w:pPr>
-      <w:r>
-        <w:rPr>
-          <w:rtl w:val="0"/>
-        </w:rPr>
-      </w:r>
     </w:p>
     <w:p>
       <w:pPr>
         <w:pStyle w:val="Heading2"/>
         <w:rPr>
-          <w:rFonts w:ascii="Times New Roman" w:cs="Times New Roman" w:eastAsia="Times New Roman" w:hAnsi="Times New Roman"/>
-          <w:b w:val="1"/>
-          <w:bCs w:val="1"/>
+          <w:rFonts w:ascii="Times New Roman" w:eastAsia="Times New Roman" w:hAnsi="Times New Roman" w:cs="Times New Roman"/>
+          <w:b/>
+          <w:bCs/>
           <w:color w:val="000000"/>
           <w:sz w:val="30"/>
           <w:szCs w:val="30"/>
         </w:rPr>
       </w:pPr>
-      <w:bookmarkStart w:colFirst="0" w:colLast="0" w:name="_eutrrg2vmi1g" w:id="4"/>
+      <w:bookmarkStart w:id="4" w:name="_eutrrg2vmi1g" w:colFirst="0" w:colLast="0"/>
       <w:bookmarkEnd w:id="4"/>
       <w:r>
         <w:rPr>
-          <w:rFonts w:ascii="Times New Roman" w:cs="Times New Roman" w:eastAsia="Times New Roman" w:hAnsi="Times New Roman"/>
-          <w:b w:val="1"/>
-          <w:bCs w:val="1"/>
+          <w:rFonts w:ascii="Times New Roman" w:eastAsia="Times New Roman" w:hAnsi="Times New Roman" w:cs="Times New Roman"/>
+          <w:b/>
+          <w:bCs/>
           <w:color w:val="000000"/>
           <w:sz w:val="30"/>
           <w:szCs w:val="30"/>
-          <w:rtl w:val="0"/>
-        </w:rPr>
-        <w:t xml:space="preserve">2.2 Integration Testing</w:t>
-      </w:r>
-    </w:p>
-    <w:p>
-      <w:pPr>
-        <w:rPr>
-          <w:sz w:val="26"/>
-          <w:szCs w:val="26"/>
-        </w:rPr>
-      </w:pPr>
-      <w:r>
-        <w:rPr>
-          <w:rFonts w:ascii="Cardo" w:cs="Cardo" w:eastAsia="Cardo" w:hAnsi="Cardo"/>
-          <w:sz w:val="26"/>
-          <w:szCs w:val="26"/>
-          <w:rtl w:val="0"/>
-        </w:rPr>
-        <w:t xml:space="preserve">Integration tests verify that multiple components work together correctly—for example, API endpoints with the real (or test) database, or controller → service → repository flows. They ensure that the contracts between layers are respected and that end-to-end behaviour within the backend is consistent.</w:t>
-      </w:r>
-    </w:p>
-    <w:p>
-      <w:pPr>
-        <w:rPr>
-          <w:sz w:val="26"/>
-          <w:szCs w:val="26"/>
-        </w:rPr>
-      </w:pPr>
-      <w:r>
-        <w:rPr>
-          <w:rtl w:val="0"/>
-        </w:rPr>
-      </w:r>
+        </w:rPr>
+        <w:t>2.2 Integration Testing</w:t>
+      </w:r>
+    </w:p>
+    <w:p>
+      <w:pPr>
+        <w:rPr>
+          <w:sz w:val="26"/>
+          <w:szCs w:val="26"/>
+        </w:rPr>
+      </w:pPr>
+      <w:r>
+        <w:rPr>
+          <w:rFonts w:eastAsia="Cardo"/>
+          <w:sz w:val="26"/>
+          <w:szCs w:val="26"/>
+        </w:rPr>
+        <w:t>Integration tests verify that multiple components work together correctly—for example, API endpoints with the real (or test) database, or controller → service → repository flows. They ensure that the contracts between layers are respected and that end-to-end behaviour within the backend is consistent.</w:t>
+      </w:r>
+    </w:p>
+    <w:p>
+      <w:pPr>
+        <w:rPr>
+          <w:sz w:val="26"/>
+          <w:szCs w:val="26"/>
+        </w:rPr>
+      </w:pPr>
     </w:p>
     <w:p>
       <w:pPr>
@@ -3752,19 +3701,17 @@
           <w:ilvl w:val="0"/>
           <w:numId w:val="6"/>
         </w:numPr>
-        <w:ind w:left="425" w:hanging="360"/>
-        <w:rPr>
-          <w:sz w:val="26"/>
-          <w:szCs w:val="26"/>
-        </w:rPr>
-      </w:pPr>
-      <w:r>
-        <w:rPr>
-          <w:sz w:val="26"/>
-          <w:szCs w:val="26"/>
-          <w:rtl w:val="0"/>
-        </w:rPr>
-        <w:t xml:space="preserve">API + database: Key flows are tested by sending HTTP requests to the Flask app (e.g. using Flask test client) against a dedicated MySQL database or an in-memory SQLite instance. Examples include: POST /api/bookings creates a booking and updates room availability; POST /api/payments correctly deducts wallet balance and updates booking status; GET /api/rooms returns only available rooms for the given date range.</w:t>
+        <w:rPr>
+          <w:sz w:val="26"/>
+          <w:szCs w:val="26"/>
+        </w:rPr>
+      </w:pPr>
+      <w:r>
+        <w:rPr>
+          <w:sz w:val="26"/>
+          <w:szCs w:val="26"/>
+        </w:rPr>
+        <w:t>API + database: Key flows are tested by sending HTTP requests to the Flask app (e.g. using Flask test client) against a dedicated MySQL database or an in-memory SQLite instance. Examples include: POST /api/bookings creates a booking and updates room availability; POST /api/payments correctly deducts wallet balance and updates booking status; GET /api/rooms returns only available rooms for the given date range.</w:t>
       </w:r>
     </w:p>
     <w:p>
@@ -3773,19 +3720,17 @@
           <w:ilvl w:val="0"/>
           <w:numId w:val="6"/>
         </w:numPr>
-        <w:ind w:left="425" w:hanging="360"/>
-        <w:rPr>
-          <w:sz w:val="26"/>
-          <w:szCs w:val="26"/>
-        </w:rPr>
-      </w:pPr>
-      <w:r>
-        <w:rPr>
-          <w:sz w:val="26"/>
-          <w:szCs w:val="26"/>
-          <w:rtl w:val="0"/>
-        </w:rPr>
-        <w:t xml:space="preserve">Authentication and authorization: Endpoints protected by require_auth, require_admin, or require_receptionist_or_admin are tested with valid and invalid X-User-Id headers (and optionally role) to confirm that forbidden access returns 401/403 and that allowed roles succeed.</w:t>
+        <w:rPr>
+          <w:sz w:val="26"/>
+          <w:szCs w:val="26"/>
+        </w:rPr>
+      </w:pPr>
+      <w:r>
+        <w:rPr>
+          <w:sz w:val="26"/>
+          <w:szCs w:val="26"/>
+        </w:rPr>
+        <w:t>Authentication and authorization: Endpoints protected by require_auth, require_admin, or require_receptionist_or_admin are tested with valid and invalid X-User-Id headers (and optionally role) to confirm that forbidden access returns 401/403 and that allowed roles succeed.</w:t>
       </w:r>
     </w:p>
     <w:p>
@@ -3794,49 +3739,41 @@
           <w:ilvl w:val="0"/>
           <w:numId w:val="6"/>
         </w:numPr>
-        <w:ind w:left="425" w:hanging="360"/>
-        <w:rPr>
-          <w:sz w:val="26"/>
-          <w:szCs w:val="26"/>
-        </w:rPr>
-      </w:pPr>
-      <w:r>
-        <w:rPr>
-          <w:rFonts w:ascii="Cardo" w:cs="Cardo" w:eastAsia="Cardo" w:hAnsi="Cardo"/>
-          <w:sz w:val="26"/>
-          <w:szCs w:val="26"/>
-          <w:rtl w:val="0"/>
-        </w:rPr>
-        <w:t xml:space="preserve">Cross-layer flows: Integration tests cover scenarios such as create booking → process payment → check-in → check-out, and cancel booking → refund to wallet, ensuring that service and repository interactions and transaction boundaries behave correctly under a single application context.</w:t>
-      </w:r>
-    </w:p>
-    <w:p>
-      <w:pPr>
-        <w:rPr>
-          <w:sz w:val="26"/>
-          <w:szCs w:val="26"/>
-        </w:rPr>
-      </w:pPr>
-      <w:r>
-        <w:rPr>
-          <w:rtl w:val="0"/>
-        </w:rPr>
-      </w:r>
-    </w:p>
-    <w:p>
-      <w:pPr>
-        <w:rPr>
-          <w:sz w:val="26"/>
-          <w:szCs w:val="26"/>
-        </w:rPr>
-      </w:pPr>
-      <w:r>
-        <w:rPr>
-          <w:sz w:val="26"/>
-          <w:szCs w:val="26"/>
-          <w:rtl w:val="0"/>
-        </w:rPr>
-        <w:t xml:space="preserve">These tests may use the same Flask application factory and a test configuration that points to a test database, with cleanup (e.g. transaction rollback or truncated tables) between tests to avoid side effects.</w:t>
+        <w:rPr>
+          <w:sz w:val="26"/>
+          <w:szCs w:val="26"/>
+        </w:rPr>
+      </w:pPr>
+      <w:r>
+        <w:rPr>
+          <w:rFonts w:eastAsia="Cardo"/>
+          <w:sz w:val="26"/>
+          <w:szCs w:val="26"/>
+        </w:rPr>
+        <w:t>Cross-layer flows: Integration tests cover scenarios such as create booking → process payment → check-in → check-out, and cancel booking → refund to wallet, ensuring that service and repository interactions and transaction boundaries behave correctly under a single application context.</w:t>
+      </w:r>
+    </w:p>
+    <w:p>
+      <w:pPr>
+        <w:rPr>
+          <w:sz w:val="26"/>
+          <w:szCs w:val="26"/>
+        </w:rPr>
+      </w:pPr>
+    </w:p>
+    <w:p>
+      <w:pPr>
+        <w:rPr>
+          <w:sz w:val="26"/>
+          <w:szCs w:val="26"/>
+        </w:rPr>
+      </w:pPr>
+      <w:r>
+        <w:rPr>
+          <w:sz w:val="26"/>
+          <w:szCs w:val="26"/>
+        </w:rPr>
+        <w:t>These tests may use the same Flask application factory and a test configuration that points to a test database, with cleanup (e.g. transaction rollback or truncated tables) between tests to avoid side effects.</w:t>
       </w:r>
     </w:p>
     <w:p>
@@ -3846,69 +3783,57 @@
           <w:szCs w:val="28"/>
         </w:rPr>
       </w:pPr>
-      <w:r>
-        <w:rPr>
-          <w:rtl w:val="0"/>
-        </w:rPr>
-      </w:r>
-    </w:p>
-    <w:p>
-      <w:pPr>
-        <w:rPr>
-          <w:sz w:val="26"/>
-          <w:szCs w:val="26"/>
-        </w:rPr>
-      </w:pPr>
-      <w:r>
-        <w:rPr>
-          <w:sz w:val="26"/>
-          <w:szCs w:val="26"/>
-          <w:rtl w:val="0"/>
-        </w:rPr>
-        <w:t xml:space="preserve">Example integration tests:</w:t>
-      </w:r>
-    </w:p>
-    <w:p>
-      <w:pPr>
-        <w:rPr>
-          <w:sz w:val="26"/>
-          <w:szCs w:val="26"/>
-        </w:rPr>
-      </w:pPr>
-      <w:r>
-        <w:rPr>
-          <w:rtl w:val="0"/>
-        </w:rPr>
-      </w:r>
-    </w:p>
-    <w:p>
-      <w:pPr>
-        <w:rPr>
-          <w:sz w:val="26"/>
-          <w:szCs w:val="26"/>
-        </w:rPr>
-      </w:pPr>
-      <w:r>
-        <w:rPr>
-          <w:sz w:val="26"/>
-          <w:szCs w:val="26"/>
-          <w:rtl w:val="0"/>
-        </w:rPr>
-        <w:t xml:space="preserve">1. Booking API + room availability</w:t>
-      </w:r>
-    </w:p>
-    <w:p>
-      <w:pPr>
-        <w:rPr>
-          <w:sz w:val="26"/>
-          <w:szCs w:val="26"/>
-        </w:rPr>
-      </w:pPr>
-      <w:r>
-        <w:rPr>
-          <w:sz w:val="26"/>
-          <w:szCs w:val="26"/>
-          <w:rtl w:val="0"/>
+    </w:p>
+    <w:p>
+      <w:pPr>
+        <w:rPr>
+          <w:sz w:val="26"/>
+          <w:szCs w:val="26"/>
+        </w:rPr>
+      </w:pPr>
+      <w:r>
+        <w:rPr>
+          <w:sz w:val="26"/>
+          <w:szCs w:val="26"/>
+        </w:rPr>
+        <w:t>Example integration tests:</w:t>
+      </w:r>
+    </w:p>
+    <w:p>
+      <w:pPr>
+        <w:rPr>
+          <w:sz w:val="26"/>
+          <w:szCs w:val="26"/>
+        </w:rPr>
+      </w:pPr>
+    </w:p>
+    <w:p>
+      <w:pPr>
+        <w:rPr>
+          <w:sz w:val="26"/>
+          <w:szCs w:val="26"/>
+        </w:rPr>
+      </w:pPr>
+      <w:r>
+        <w:rPr>
+          <w:sz w:val="26"/>
+          <w:szCs w:val="26"/>
+        </w:rPr>
+        <w:lastRenderedPageBreak/>
+        <w:t>1. Booking API + room availability</w:t>
+      </w:r>
+    </w:p>
+    <w:p>
+      <w:pPr>
+        <w:rPr>
+          <w:sz w:val="26"/>
+          <w:szCs w:val="26"/>
+        </w:rPr>
+      </w:pPr>
+      <w:r>
+        <w:rPr>
+          <w:sz w:val="26"/>
+          <w:szCs w:val="26"/>
         </w:rPr>
         <w:t xml:space="preserve">   def test_create_booking_reserves_room(client, db):</w:t>
       </w:r>
@@ -3924,7 +3849,6 @@
         <w:rPr>
           <w:sz w:val="26"/>
           <w:szCs w:val="26"/>
-          <w:rtl w:val="0"/>
         </w:rPr>
         <w:t xml:space="preserve">       # Arrange: seed one available room of type "standard" in the test DB</w:t>
       </w:r>
@@ -3940,7 +3864,6 @@
         <w:rPr>
           <w:sz w:val="26"/>
           <w:szCs w:val="26"/>
-          <w:rtl w:val="0"/>
         </w:rPr>
         <w:t xml:space="preserve">       room_id = seed_room(db, room_type="standard", status="available")</w:t>
       </w:r>
@@ -3956,7 +3879,6 @@
         <w:rPr>
           <w:sz w:val="26"/>
           <w:szCs w:val="26"/>
-          <w:rtl w:val="0"/>
         </w:rPr>
         <w:t xml:space="preserve">       payload = {</w:t>
       </w:r>
@@ -3972,7 +3894,6 @@
         <w:rPr>
           <w:sz w:val="26"/>
           <w:szCs w:val="26"/>
-          <w:rtl w:val="0"/>
         </w:rPr>
         <w:t xml:space="preserve">           "guest_name": "Alice",</w:t>
       </w:r>
@@ -3988,7 +3909,6 @@
         <w:rPr>
           <w:sz w:val="26"/>
           <w:szCs w:val="26"/>
-          <w:rtl w:val="0"/>
         </w:rPr>
         <w:t xml:space="preserve">           "room_type": "standard",</w:t>
       </w:r>
@@ -4004,7 +3924,6 @@
         <w:rPr>
           <w:sz w:val="26"/>
           <w:szCs w:val="26"/>
-          <w:rtl w:val="0"/>
         </w:rPr>
         <w:t xml:space="preserve">           "check_in_date": "2026-02-10",</w:t>
       </w:r>
@@ -4020,7 +3939,6 @@
         <w:rPr>
           <w:sz w:val="26"/>
           <w:szCs w:val="26"/>
-          <w:rtl w:val="0"/>
         </w:rPr>
         <w:t xml:space="preserve">           "check_out_date": "2026-02-12"</w:t>
       </w:r>
@@ -4036,7 +3954,6 @@
         <w:rPr>
           <w:sz w:val="26"/>
           <w:szCs w:val="26"/>
-          <w:rtl w:val="0"/>
         </w:rPr>
         <w:t xml:space="preserve">       }</w:t>
       </w:r>
@@ -4052,7 +3969,6 @@
         <w:rPr>
           <w:sz w:val="26"/>
           <w:szCs w:val="26"/>
-          <w:rtl w:val="0"/>
         </w:rPr>
         <w:t xml:space="preserve">       # Act: call POST /api/bookings via Flask test client</w:t>
       </w:r>
@@ -4068,7 +3984,6 @@
         <w:rPr>
           <w:sz w:val="26"/>
           <w:szCs w:val="26"/>
-          <w:rtl w:val="0"/>
         </w:rPr>
         <w:t xml:space="preserve">       response = client.post("/api/bookings", json=payload, headers={"X-User-Id": "1"})</w:t>
       </w:r>
@@ -4084,7 +3999,6 @@
         <w:rPr>
           <w:sz w:val="26"/>
           <w:szCs w:val="26"/>
-          <w:rtl w:val="0"/>
         </w:rPr>
         <w:t xml:space="preserve">       # Assert: booking is created and room status becomes 'reserved'</w:t>
       </w:r>
@@ -4100,7 +4014,6 @@
         <w:rPr>
           <w:sz w:val="26"/>
           <w:szCs w:val="26"/>
-          <w:rtl w:val="0"/>
         </w:rPr>
         <w:t xml:space="preserve">       assert response.status_code == 200</w:t>
       </w:r>
@@ -4116,7 +4029,6 @@
         <w:rPr>
           <w:sz w:val="26"/>
           <w:szCs w:val="26"/>
-          <w:rtl w:val="0"/>
         </w:rPr>
         <w:t xml:space="preserve">       data = response.get_json()</w:t>
       </w:r>
@@ -4132,7 +4044,6 @@
         <w:rPr>
           <w:sz w:val="26"/>
           <w:szCs w:val="26"/>
-          <w:rtl w:val="0"/>
         </w:rPr>
         <w:t xml:space="preserve">       assert data["booking"]["room_id"] == room_id</w:t>
       </w:r>
@@ -4148,7 +4059,6 @@
         <w:rPr>
           <w:sz w:val="26"/>
           <w:szCs w:val="26"/>
-          <w:rtl w:val="0"/>
         </w:rPr>
         <w:t xml:space="preserve">       assert get_room(db, room_id).status == "reserved"</w:t>
       </w:r>
@@ -4160,40 +4070,33 @@
           <w:szCs w:val="26"/>
         </w:rPr>
       </w:pPr>
-      <w:r>
-        <w:rPr>
-          <w:rtl w:val="0"/>
-        </w:rPr>
-      </w:r>
-    </w:p>
-    <w:p>
-      <w:pPr>
-        <w:rPr>
-          <w:sz w:val="26"/>
-          <w:szCs w:val="26"/>
-        </w:rPr>
-      </w:pPr>
-      <w:r>
-        <w:rPr>
-          <w:sz w:val="26"/>
-          <w:szCs w:val="26"/>
-          <w:rtl w:val="0"/>
-        </w:rPr>
-        <w:t xml:space="preserve">2. Payment API + wallet deduction</w:t>
-      </w:r>
-    </w:p>
-    <w:p>
-      <w:pPr>
-        <w:rPr>
-          <w:sz w:val="26"/>
-          <w:szCs w:val="26"/>
-        </w:rPr>
-      </w:pPr>
-      <w:r>
-        <w:rPr>
-          <w:sz w:val="26"/>
-          <w:szCs w:val="26"/>
-          <w:rtl w:val="0"/>
+    </w:p>
+    <w:p>
+      <w:pPr>
+        <w:rPr>
+          <w:sz w:val="26"/>
+          <w:szCs w:val="26"/>
+        </w:rPr>
+      </w:pPr>
+      <w:r>
+        <w:rPr>
+          <w:sz w:val="26"/>
+          <w:szCs w:val="26"/>
+        </w:rPr>
+        <w:t>2. Payment API + wallet deduction</w:t>
+      </w:r>
+    </w:p>
+    <w:p>
+      <w:pPr>
+        <w:rPr>
+          <w:sz w:val="26"/>
+          <w:szCs w:val="26"/>
+        </w:rPr>
+      </w:pPr>
+      <w:r>
+        <w:rPr>
+          <w:sz w:val="26"/>
+          <w:szCs w:val="26"/>
         </w:rPr>
         <w:t xml:space="preserve">   def test_wallet_payment_deducts_balance(client, db, wallet_factory):</w:t>
       </w:r>
@@ -4209,7 +4112,6 @@
         <w:rPr>
           <w:sz w:val="26"/>
           <w:szCs w:val="26"/>
-          <w:rtl w:val="0"/>
         </w:rPr>
         <w:t xml:space="preserve">       wallet = wallet_factory(user_id="1", balance=500.0)</w:t>
       </w:r>
@@ -4225,7 +4127,6 @@
         <w:rPr>
           <w:sz w:val="26"/>
           <w:szCs w:val="26"/>
-          <w:rtl w:val="0"/>
         </w:rPr>
         <w:t xml:space="preserve">       booking_id = seed_booking(db, user_id="1", total_price=200.0)</w:t>
       </w:r>
@@ -4241,7 +4142,6 @@
         <w:rPr>
           <w:sz w:val="26"/>
           <w:szCs w:val="26"/>
-          <w:rtl w:val="0"/>
         </w:rPr>
         <w:t xml:space="preserve">       payload = {</w:t>
       </w:r>
@@ -4257,7 +4157,6 @@
         <w:rPr>
           <w:sz w:val="26"/>
           <w:szCs w:val="26"/>
-          <w:rtl w:val="0"/>
         </w:rPr>
         <w:t xml:space="preserve">           "booking_id": booking_id,</w:t>
       </w:r>
@@ -4273,7 +4172,6 @@
         <w:rPr>
           <w:sz w:val="26"/>
           <w:szCs w:val="26"/>
-          <w:rtl w:val="0"/>
         </w:rPr>
         <w:t xml:space="preserve">           "amount": 200.0,</w:t>
       </w:r>
@@ -4289,7 +4187,6 @@
         <w:rPr>
           <w:sz w:val="26"/>
           <w:szCs w:val="26"/>
-          <w:rtl w:val="0"/>
         </w:rPr>
         <w:t xml:space="preserve">           "payment_method": "cash"</w:t>
       </w:r>
@@ -4305,7 +4202,6 @@
         <w:rPr>
           <w:sz w:val="26"/>
           <w:szCs w:val="26"/>
-          <w:rtl w:val="0"/>
         </w:rPr>
         <w:t xml:space="preserve">       }</w:t>
       </w:r>
@@ -4321,7 +4217,6 @@
         <w:rPr>
           <w:sz w:val="26"/>
           <w:szCs w:val="26"/>
-          <w:rtl w:val="0"/>
         </w:rPr>
         <w:t xml:space="preserve">       response = client.post("/api/payments", json=payload, headers={"X-User-Id": "1"})</w:t>
       </w:r>
@@ -4337,7 +4232,6 @@
         <w:rPr>
           <w:sz w:val="26"/>
           <w:szCs w:val="26"/>
-          <w:rtl w:val="0"/>
         </w:rPr>
         <w:t xml:space="preserve">       assert response.status_code == 200</w:t>
       </w:r>
@@ -4353,7 +4247,6 @@
         <w:rPr>
           <w:sz w:val="26"/>
           <w:szCs w:val="26"/>
-          <w:rtl w:val="0"/>
         </w:rPr>
         <w:t xml:space="preserve">       updated_wallet = get_wallet(db, "1")</w:t>
       </w:r>
@@ -4369,7 +4262,6 @@
         <w:rPr>
           <w:sz w:val="26"/>
           <w:szCs w:val="26"/>
-          <w:rtl w:val="0"/>
         </w:rPr>
         <w:t xml:space="preserve">       assert updated_wallet.balance == wallet.balance - 200.0</w:t>
       </w:r>
@@ -4381,40 +4273,33 @@
           <w:szCs w:val="26"/>
         </w:rPr>
       </w:pPr>
-      <w:r>
-        <w:rPr>
-          <w:rtl w:val="0"/>
-        </w:rPr>
-      </w:r>
-    </w:p>
-    <w:p>
-      <w:pPr>
-        <w:rPr>
-          <w:sz w:val="26"/>
-          <w:szCs w:val="26"/>
-        </w:rPr>
-      </w:pPr>
-      <w:r>
-        <w:rPr>
-          <w:sz w:val="26"/>
-          <w:szCs w:val="26"/>
-          <w:rtl w:val="0"/>
-        </w:rPr>
-        <w:t xml:space="preserve">3. Authorization on admin endpoint</w:t>
-      </w:r>
-    </w:p>
-    <w:p>
-      <w:pPr>
-        <w:rPr>
-          <w:sz w:val="26"/>
-          <w:szCs w:val="26"/>
-        </w:rPr>
-      </w:pPr>
-      <w:r>
-        <w:rPr>
-          <w:sz w:val="26"/>
-          <w:szCs w:val="26"/>
-          <w:rtl w:val="0"/>
+    </w:p>
+    <w:p>
+      <w:pPr>
+        <w:rPr>
+          <w:sz w:val="26"/>
+          <w:szCs w:val="26"/>
+        </w:rPr>
+      </w:pPr>
+      <w:r>
+        <w:rPr>
+          <w:sz w:val="26"/>
+          <w:szCs w:val="26"/>
+        </w:rPr>
+        <w:t>3. Authorization on admin endpoint</w:t>
+      </w:r>
+    </w:p>
+    <w:p>
+      <w:pPr>
+        <w:rPr>
+          <w:sz w:val="26"/>
+          <w:szCs w:val="26"/>
+        </w:rPr>
+      </w:pPr>
+      <w:r>
+        <w:rPr>
+          <w:sz w:val="26"/>
+          <w:szCs w:val="26"/>
         </w:rPr>
         <w:t xml:space="preserve">   def test_normal_user_cannot_access_admin_rooms(client, db):</w:t>
       </w:r>
@@ -4430,7 +4315,6 @@
         <w:rPr>
           <w:sz w:val="26"/>
           <w:szCs w:val="26"/>
-          <w:rtl w:val="0"/>
         </w:rPr>
         <w:t xml:space="preserve">       # User without admin role tries to access admin-only rooms endpoint</w:t>
       </w:r>
@@ -4446,7 +4330,6 @@
         <w:rPr>
           <w:sz w:val="26"/>
           <w:szCs w:val="26"/>
-          <w:rtl w:val="0"/>
         </w:rPr>
         <w:t xml:space="preserve">       response = client.post("/api/rooms", json={}, headers={"X-User-Id": "normal-user"})</w:t>
       </w:r>
@@ -4462,7 +4345,6 @@
         <w:rPr>
           <w:sz w:val="26"/>
           <w:szCs w:val="26"/>
-          <w:rtl w:val="0"/>
         </w:rPr>
         <w:t xml:space="preserve">       # Expect 403 Forbidden returned by require_admin middleware</w:t>
       </w:r>
@@ -4478,7 +4360,6 @@
         <w:rPr>
           <w:sz w:val="26"/>
           <w:szCs w:val="26"/>
-          <w:rtl w:val="0"/>
         </w:rPr>
         <w:t xml:space="preserve">       assert response.status_code == 403</w:t>
       </w:r>
@@ -4490,83 +4371,79 @@
           <w:szCs w:val="26"/>
         </w:rPr>
       </w:pPr>
-      <w:r>
-        <w:rPr>
-          <w:rtl w:val="0"/>
-        </w:rPr>
-      </w:r>
     </w:p>
     <w:p>
       <w:pPr>
         <w:pStyle w:val="Heading2"/>
         <w:rPr>
-          <w:rFonts w:ascii="Times New Roman" w:cs="Times New Roman" w:eastAsia="Times New Roman" w:hAnsi="Times New Roman"/>
-          <w:b w:val="1"/>
-          <w:bCs w:val="1"/>
+          <w:rFonts w:ascii="Times New Roman" w:eastAsia="Times New Roman" w:hAnsi="Times New Roman" w:cs="Times New Roman"/>
+          <w:b/>
+          <w:bCs/>
           <w:color w:val="000000"/>
           <w:sz w:val="30"/>
           <w:szCs w:val="30"/>
         </w:rPr>
       </w:pPr>
-      <w:bookmarkStart w:colFirst="0" w:colLast="0" w:name="_wgrgj67f7t7p" w:id="5"/>
+      <w:bookmarkStart w:id="5" w:name="_wgrgj67f7t7p" w:colFirst="0" w:colLast="0"/>
       <w:bookmarkEnd w:id="5"/>
       <w:r>
         <w:rPr>
-          <w:rFonts w:ascii="Times New Roman" w:cs="Times New Roman" w:eastAsia="Times New Roman" w:hAnsi="Times New Roman"/>
-          <w:b w:val="1"/>
-          <w:bCs w:val="1"/>
+          <w:rFonts w:ascii="Times New Roman" w:eastAsia="Times New Roman" w:hAnsi="Times New Roman" w:cs="Times New Roman"/>
+          <w:b/>
+          <w:bCs/>
           <w:color w:val="000000"/>
           <w:sz w:val="30"/>
           <w:szCs w:val="30"/>
-          <w:rtl w:val="0"/>
-        </w:rPr>
-        <w:t xml:space="preserve">2.3 Verification Proof: Booking – Payment – Check-in Flow</w:t>
-      </w:r>
-    </w:p>
-    <w:p>
-      <w:pPr>
-        <w:rPr>
-          <w:sz w:val="26"/>
-          <w:szCs w:val="26"/>
-        </w:rPr>
-      </w:pPr>
-      <w:r>
-        <w:rPr>
-          <w:sz w:val="26"/>
-          <w:szCs w:val="26"/>
-          <w:rtl w:val="0"/>
-        </w:rPr>
-        <w:t xml:space="preserve">Test Scenario: A user successfully books a room, pays using wallet, and is checked in and later checked out by a receptionist.</w:t>
-      </w:r>
-    </w:p>
-    <w:p>
-      <w:pPr>
-        <w:rPr>
-          <w:sz w:val="26"/>
-          <w:szCs w:val="26"/>
-        </w:rPr>
-      </w:pPr>
-      <w:r>
-        <w:rPr>
-          <w:rtl w:val="0"/>
-        </w:rPr>
-      </w:r>
+        </w:rPr>
+        <w:t>2.3 Verification Proof: Booking – Payment – Check-in Flow</w:t>
+      </w:r>
+    </w:p>
+    <w:p>
+      <w:pPr>
+        <w:rPr>
+          <w:sz w:val="26"/>
+          <w:szCs w:val="26"/>
+        </w:rPr>
+      </w:pPr>
+      <w:r>
+        <w:rPr>
+          <w:sz w:val="26"/>
+          <w:szCs w:val="26"/>
+        </w:rPr>
+        <w:t xml:space="preserve">Test Scenario: A user successfully books a room, pays using wallet, and is checked in </w:t>
+      </w:r>
+      <w:r>
+        <w:rPr>
+          <w:sz w:val="26"/>
+          <w:szCs w:val="26"/>
+        </w:rPr>
+        <w:lastRenderedPageBreak/>
+        <w:t>and later checked out by a receptionist.</w:t>
+      </w:r>
+    </w:p>
+    <w:p>
+      <w:pPr>
+        <w:rPr>
+          <w:sz w:val="26"/>
+          <w:szCs w:val="26"/>
+        </w:rPr>
+      </w:pPr>
     </w:p>
     <w:tbl>
       <w:tblPr>
-        <w:tblStyle w:val="Table1"/>
-        <w:tblW w:w="8820.0" w:type="dxa"/>
-        <w:jc w:val="left"/>
+        <w:tblStyle w:val="a"/>
+        <w:tblW w:w="8820" w:type="dxa"/>
+        <w:tblInd w:w="0" w:type="dxa"/>
         <w:tblBorders>
-          <w:top w:color="000000" w:space="0" w:sz="0" w:val="nil"/>
-          <w:left w:color="000000" w:space="0" w:sz="0" w:val="nil"/>
-          <w:bottom w:color="000000" w:space="0" w:sz="0" w:val="nil"/>
-          <w:right w:color="000000" w:space="0" w:sz="0" w:val="nil"/>
-          <w:insideH w:color="000000" w:space="0" w:sz="0" w:val="nil"/>
-          <w:insideV w:color="000000" w:space="0" w:sz="0" w:val="nil"/>
+          <w:top w:val="nil"/>
+          <w:left w:val="nil"/>
+          <w:bottom w:val="nil"/>
+          <w:right w:val="nil"/>
+          <w:insideH w:val="nil"/>
+          <w:insideV w:val="nil"/>
         </w:tblBorders>
         <w:tblLayout w:type="fixed"/>
-        <w:tblLook w:val="0600"/>
+        <w:tblLook w:val="0600" w:firstRow="0" w:lastRow="0" w:firstColumn="0" w:lastColumn="0" w:noHBand="1" w:noVBand="1"/>
       </w:tblPr>
       <w:tblGrid>
         <w:gridCol w:w="720"/>
@@ -4574,232 +4451,220 @@
         <w:gridCol w:w="3210"/>
         <w:gridCol w:w="1125"/>
         <w:gridCol w:w="930"/>
-        <w:tblGridChange w:id="0">
-          <w:tblGrid>
-            <w:gridCol w:w="720"/>
-            <w:gridCol w:w="2835"/>
-            <w:gridCol w:w="3210"/>
-            <w:gridCol w:w="1125"/>
-            <w:gridCol w:w="930"/>
-          </w:tblGrid>
-        </w:tblGridChange>
       </w:tblGrid>
       <w:tr>
         <w:trPr>
-          <w:cantSplit w:val="0"/>
-          <w:trHeight w:val="630" w:hRule="atLeast"/>
-          <w:tblHeader w:val="0"/>
+          <w:trHeight w:val="630"/>
         </w:trPr>
         <w:tc>
           <w:tcPr>
+            <w:tcW w:w="720" w:type="dxa"/>
             <w:tcBorders>
-              <w:top w:color="000000" w:space="0" w:sz="6" w:val="single"/>
-              <w:left w:color="000000" w:space="0" w:sz="6" w:val="single"/>
-              <w:bottom w:color="000000" w:space="0" w:sz="6" w:val="single"/>
-              <w:right w:color="000000" w:space="0" w:sz="6" w:val="single"/>
+              <w:top w:val="single" w:sz="6" w:space="0" w:color="000000"/>
+              <w:left w:val="single" w:sz="6" w:space="0" w:color="000000"/>
+              <w:bottom w:val="single" w:sz="6" w:space="0" w:color="000000"/>
+              <w:right w:val="single" w:sz="6" w:space="0" w:color="000000"/>
             </w:tcBorders>
             <w:tcMar>
-              <w:top w:w="0.0" w:type="dxa"/>
-              <w:left w:w="100.0" w:type="dxa"/>
-              <w:bottom w:w="0.0" w:type="dxa"/>
-              <w:right w:w="100.0" w:type="dxa"/>
+              <w:top w:w="0" w:type="dxa"/>
+              <w:left w:w="100" w:type="dxa"/>
+              <w:bottom w:w="0" w:type="dxa"/>
+              <w:right w:w="100" w:type="dxa"/>
             </w:tcMar>
           </w:tcPr>
           <w:p>
             <w:pPr>
-              <w:spacing w:after="240" w:before="240" w:lineRule="auto"/>
+              <w:spacing w:before="240" w:after="240"/>
               <w:rPr>
-                <w:b w:val="1"/>
-                <w:bCs w:val="1"/>
+                <w:b/>
+                <w:bCs/>
                 <w:sz w:val="26"/>
                 <w:szCs w:val="26"/>
               </w:rPr>
             </w:pPr>
             <w:r>
               <w:rPr>
-                <w:b w:val="1"/>
-                <w:bCs w:val="1"/>
+                <w:b/>
+                <w:bCs/>
                 <w:sz w:val="26"/>
                 <w:szCs w:val="26"/>
-                <w:rtl w:val="0"/>
               </w:rPr>
-              <w:t xml:space="preserve">Step</w:t>
+              <w:t>Step</w:t>
             </w:r>
           </w:p>
         </w:tc>
         <w:tc>
           <w:tcPr>
+            <w:tcW w:w="2835" w:type="dxa"/>
             <w:tcBorders>
-              <w:top w:color="000000" w:space="0" w:sz="6" w:val="single"/>
-              <w:left w:color="000000" w:space="0" w:sz="0" w:val="nil"/>
-              <w:bottom w:color="000000" w:space="0" w:sz="6" w:val="single"/>
-              <w:right w:color="000000" w:space="0" w:sz="6" w:val="single"/>
+              <w:top w:val="single" w:sz="6" w:space="0" w:color="000000"/>
+              <w:left w:val="nil"/>
+              <w:bottom w:val="single" w:sz="6" w:space="0" w:color="000000"/>
+              <w:right w:val="single" w:sz="6" w:space="0" w:color="000000"/>
             </w:tcBorders>
             <w:tcMar>
-              <w:top w:w="0.0" w:type="dxa"/>
-              <w:left w:w="100.0" w:type="dxa"/>
-              <w:bottom w:w="0.0" w:type="dxa"/>
-              <w:right w:w="100.0" w:type="dxa"/>
+              <w:top w:w="0" w:type="dxa"/>
+              <w:left w:w="100" w:type="dxa"/>
+              <w:bottom w:w="0" w:type="dxa"/>
+              <w:right w:w="100" w:type="dxa"/>
             </w:tcMar>
           </w:tcPr>
           <w:p>
             <w:pPr>
-              <w:spacing w:after="240" w:before="240" w:lineRule="auto"/>
+              <w:spacing w:before="240" w:after="240"/>
               <w:rPr>
-                <w:b w:val="1"/>
-                <w:bCs w:val="1"/>
+                <w:b/>
+                <w:bCs/>
                 <w:sz w:val="26"/>
                 <w:szCs w:val="26"/>
               </w:rPr>
             </w:pPr>
             <w:r>
               <w:rPr>
-                <w:b w:val="1"/>
-                <w:bCs w:val="1"/>
+                <w:b/>
+                <w:bCs/>
                 <w:sz w:val="26"/>
                 <w:szCs w:val="26"/>
-                <w:rtl w:val="0"/>
               </w:rPr>
-              <w:t xml:space="preserve">Action</w:t>
+              <w:t>Action</w:t>
             </w:r>
           </w:p>
         </w:tc>
         <w:tc>
           <w:tcPr>
+            <w:tcW w:w="3210" w:type="dxa"/>
             <w:tcBorders>
-              <w:top w:color="000000" w:space="0" w:sz="6" w:val="single"/>
-              <w:left w:color="000000" w:space="0" w:sz="0" w:val="nil"/>
-              <w:bottom w:color="000000" w:space="0" w:sz="6" w:val="single"/>
-              <w:right w:color="000000" w:space="0" w:sz="6" w:val="single"/>
+              <w:top w:val="single" w:sz="6" w:space="0" w:color="000000"/>
+              <w:left w:val="nil"/>
+              <w:bottom w:val="single" w:sz="6" w:space="0" w:color="000000"/>
+              <w:right w:val="single" w:sz="6" w:space="0" w:color="000000"/>
             </w:tcBorders>
             <w:tcMar>
-              <w:top w:w="0.0" w:type="dxa"/>
-              <w:left w:w="100.0" w:type="dxa"/>
-              <w:bottom w:w="0.0" w:type="dxa"/>
-              <w:right w:w="100.0" w:type="dxa"/>
+              <w:top w:w="0" w:type="dxa"/>
+              <w:left w:w="100" w:type="dxa"/>
+              <w:bottom w:w="0" w:type="dxa"/>
+              <w:right w:w="100" w:type="dxa"/>
             </w:tcMar>
           </w:tcPr>
           <w:p>
             <w:pPr>
-              <w:spacing w:after="240" w:before="240" w:lineRule="auto"/>
+              <w:spacing w:before="240" w:after="240"/>
               <w:rPr>
-                <w:b w:val="1"/>
-                <w:bCs w:val="1"/>
+                <w:b/>
+                <w:bCs/>
                 <w:sz w:val="26"/>
                 <w:szCs w:val="26"/>
               </w:rPr>
             </w:pPr>
             <w:r>
               <w:rPr>
-                <w:b w:val="1"/>
-                <w:bCs w:val="1"/>
+                <w:b/>
+                <w:bCs/>
                 <w:sz w:val="26"/>
                 <w:szCs w:val="26"/>
-                <w:rtl w:val="0"/>
               </w:rPr>
-              <w:t xml:space="preserve">Expected Result</w:t>
+              <w:t>Expected Result</w:t>
             </w:r>
           </w:p>
         </w:tc>
         <w:tc>
           <w:tcPr>
+            <w:tcW w:w="1125" w:type="dxa"/>
             <w:tcBorders>
-              <w:top w:color="000000" w:space="0" w:sz="6" w:val="single"/>
-              <w:left w:color="000000" w:space="0" w:sz="0" w:val="nil"/>
-              <w:bottom w:color="000000" w:space="0" w:sz="6" w:val="single"/>
-              <w:right w:color="000000" w:space="0" w:sz="6" w:val="single"/>
+              <w:top w:val="single" w:sz="6" w:space="0" w:color="000000"/>
+              <w:left w:val="nil"/>
+              <w:bottom w:val="single" w:sz="6" w:space="0" w:color="000000"/>
+              <w:right w:val="single" w:sz="6" w:space="0" w:color="000000"/>
             </w:tcBorders>
             <w:tcMar>
-              <w:top w:w="0.0" w:type="dxa"/>
-              <w:left w:w="100.0" w:type="dxa"/>
-              <w:bottom w:w="0.0" w:type="dxa"/>
-              <w:right w:w="100.0" w:type="dxa"/>
+              <w:top w:w="0" w:type="dxa"/>
+              <w:left w:w="100" w:type="dxa"/>
+              <w:bottom w:w="0" w:type="dxa"/>
+              <w:right w:w="100" w:type="dxa"/>
             </w:tcMar>
           </w:tcPr>
           <w:p>
             <w:pPr>
-              <w:spacing w:after="240" w:before="240" w:lineRule="auto"/>
+              <w:spacing w:before="240" w:after="240"/>
               <w:rPr>
-                <w:b w:val="1"/>
-                <w:bCs w:val="1"/>
+                <w:b/>
+                <w:bCs/>
                 <w:sz w:val="26"/>
                 <w:szCs w:val="26"/>
               </w:rPr>
             </w:pPr>
             <w:r>
               <w:rPr>
-                <w:b w:val="1"/>
-                <w:bCs w:val="1"/>
+                <w:b/>
+                <w:bCs/>
                 <w:sz w:val="26"/>
                 <w:szCs w:val="26"/>
-                <w:rtl w:val="0"/>
               </w:rPr>
-              <w:t xml:space="preserve">Actual Result</w:t>
+              <w:t>Actual Result</w:t>
             </w:r>
           </w:p>
         </w:tc>
         <w:tc>
           <w:tcPr>
+            <w:tcW w:w="930" w:type="dxa"/>
             <w:tcBorders>
-              <w:top w:color="000000" w:space="0" w:sz="6" w:val="single"/>
-              <w:left w:color="000000" w:space="0" w:sz="0" w:val="nil"/>
-              <w:bottom w:color="000000" w:space="0" w:sz="6" w:val="single"/>
-              <w:right w:color="000000" w:space="0" w:sz="6" w:val="single"/>
+              <w:top w:val="single" w:sz="6" w:space="0" w:color="000000"/>
+              <w:left w:val="nil"/>
+              <w:bottom w:val="single" w:sz="6" w:space="0" w:color="000000"/>
+              <w:right w:val="single" w:sz="6" w:space="0" w:color="000000"/>
             </w:tcBorders>
             <w:tcMar>
-              <w:top w:w="0.0" w:type="dxa"/>
-              <w:left w:w="100.0" w:type="dxa"/>
-              <w:bottom w:w="0.0" w:type="dxa"/>
-              <w:right w:w="100.0" w:type="dxa"/>
+              <w:top w:w="0" w:type="dxa"/>
+              <w:left w:w="100" w:type="dxa"/>
+              <w:bottom w:w="0" w:type="dxa"/>
+              <w:right w:w="100" w:type="dxa"/>
             </w:tcMar>
           </w:tcPr>
           <w:p>
             <w:pPr>
-              <w:spacing w:after="240" w:before="240" w:lineRule="auto"/>
+              <w:spacing w:before="240" w:after="240"/>
               <w:rPr>
-                <w:b w:val="1"/>
-                <w:bCs w:val="1"/>
+                <w:b/>
+                <w:bCs/>
                 <w:sz w:val="26"/>
                 <w:szCs w:val="26"/>
               </w:rPr>
             </w:pPr>
             <w:r>
               <w:rPr>
-                <w:b w:val="1"/>
-                <w:bCs w:val="1"/>
+                <w:b/>
+                <w:bCs/>
                 <w:sz w:val="26"/>
                 <w:szCs w:val="26"/>
-                <w:rtl w:val="0"/>
               </w:rPr>
-              <w:t xml:space="preserve">Status</w:t>
+              <w:t>Status</w:t>
             </w:r>
           </w:p>
         </w:tc>
       </w:tr>
       <w:tr>
         <w:trPr>
-          <w:cantSplit w:val="0"/>
-          <w:trHeight w:val="630" w:hRule="atLeast"/>
-          <w:tblHeader w:val="0"/>
+          <w:trHeight w:val="630"/>
         </w:trPr>
         <w:tc>
           <w:tcPr>
+            <w:tcW w:w="720" w:type="dxa"/>
             <w:tcBorders>
-              <w:top w:color="000000" w:space="0" w:sz="0" w:val="nil"/>
-              <w:left w:color="000000" w:space="0" w:sz="6" w:val="single"/>
-              <w:bottom w:color="000000" w:space="0" w:sz="6" w:val="single"/>
-              <w:right w:color="000000" w:space="0" w:sz="6" w:val="single"/>
+              <w:top w:val="nil"/>
+              <w:left w:val="single" w:sz="6" w:space="0" w:color="000000"/>
+              <w:bottom w:val="single" w:sz="6" w:space="0" w:color="000000"/>
+              <w:right w:val="single" w:sz="6" w:space="0" w:color="000000"/>
             </w:tcBorders>
             <w:tcMar>
-              <w:top w:w="0.0" w:type="dxa"/>
-              <w:left w:w="100.0" w:type="dxa"/>
-              <w:bottom w:w="0.0" w:type="dxa"/>
-              <w:right w:w="100.0" w:type="dxa"/>
+              <w:top w:w="0" w:type="dxa"/>
+              <w:left w:w="100" w:type="dxa"/>
+              <w:bottom w:w="0" w:type="dxa"/>
+              <w:right w:w="100" w:type="dxa"/>
             </w:tcMar>
           </w:tcPr>
           <w:p>
             <w:pPr>
-              <w:spacing w:after="240" w:before="240" w:lineRule="auto"/>
+              <w:spacing w:before="240" w:after="240"/>
               <w:rPr>
                 <w:sz w:val="26"/>
                 <w:szCs w:val="26"/>
@@ -4809,30 +4674,30 @@
               <w:rPr>
                 <w:sz w:val="26"/>
                 <w:szCs w:val="26"/>
-                <w:rtl w:val="0"/>
               </w:rPr>
-              <w:t xml:space="preserve">1</w:t>
+              <w:t>1</w:t>
             </w:r>
           </w:p>
         </w:tc>
         <w:tc>
           <w:tcPr>
+            <w:tcW w:w="2835" w:type="dxa"/>
             <w:tcBorders>
-              <w:top w:color="000000" w:space="0" w:sz="0" w:val="nil"/>
-              <w:left w:color="000000" w:space="0" w:sz="0" w:val="nil"/>
-              <w:bottom w:color="000000" w:space="0" w:sz="6" w:val="single"/>
-              <w:right w:color="000000" w:space="0" w:sz="6" w:val="single"/>
+              <w:top w:val="nil"/>
+              <w:left w:val="nil"/>
+              <w:bottom w:val="single" w:sz="6" w:space="0" w:color="000000"/>
+              <w:right w:val="single" w:sz="6" w:space="0" w:color="000000"/>
             </w:tcBorders>
             <w:tcMar>
-              <w:top w:w="0.0" w:type="dxa"/>
-              <w:left w:w="100.0" w:type="dxa"/>
-              <w:bottom w:w="0.0" w:type="dxa"/>
-              <w:right w:w="100.0" w:type="dxa"/>
+              <w:top w:w="0" w:type="dxa"/>
+              <w:left w:w="100" w:type="dxa"/>
+              <w:bottom w:w="0" w:type="dxa"/>
+              <w:right w:w="100" w:type="dxa"/>
             </w:tcMar>
           </w:tcPr>
           <w:p>
             <w:pPr>
-              <w:spacing w:after="240" w:before="240" w:lineRule="auto"/>
+              <w:spacing w:before="240" w:after="240"/>
               <w:rPr>
                 <w:sz w:val="26"/>
                 <w:szCs w:val="26"/>
@@ -4842,30 +4707,30 @@
               <w:rPr>
                 <w:sz w:val="26"/>
                 <w:szCs w:val="26"/>
-                <w:rtl w:val="0"/>
               </w:rPr>
-              <w:t xml:space="preserve">User registers and logs in via UI</w:t>
+              <w:t>User registers and logs in via UI</w:t>
             </w:r>
           </w:p>
         </w:tc>
         <w:tc>
           <w:tcPr>
+            <w:tcW w:w="3210" w:type="dxa"/>
             <w:tcBorders>
-              <w:top w:color="000000" w:space="0" w:sz="0" w:val="nil"/>
-              <w:left w:color="000000" w:space="0" w:sz="0" w:val="nil"/>
-              <w:bottom w:color="000000" w:space="0" w:sz="6" w:val="single"/>
-              <w:right w:color="000000" w:space="0" w:sz="6" w:val="single"/>
+              <w:top w:val="nil"/>
+              <w:left w:val="nil"/>
+              <w:bottom w:val="single" w:sz="6" w:space="0" w:color="000000"/>
+              <w:right w:val="single" w:sz="6" w:space="0" w:color="000000"/>
             </w:tcBorders>
             <w:tcMar>
-              <w:top w:w="0.0" w:type="dxa"/>
-              <w:left w:w="100.0" w:type="dxa"/>
-              <w:bottom w:w="0.0" w:type="dxa"/>
-              <w:right w:w="100.0" w:type="dxa"/>
+              <w:top w:w="0" w:type="dxa"/>
+              <w:left w:w="100" w:type="dxa"/>
+              <w:bottom w:w="0" w:type="dxa"/>
+              <w:right w:w="100" w:type="dxa"/>
             </w:tcMar>
           </w:tcPr>
           <w:p>
             <w:pPr>
-              <w:spacing w:after="240" w:before="240" w:lineRule="auto"/>
+              <w:spacing w:before="240" w:after="240"/>
               <w:rPr>
                 <w:sz w:val="26"/>
                 <w:szCs w:val="26"/>
@@ -4875,30 +4740,30 @@
               <w:rPr>
                 <w:sz w:val="26"/>
                 <w:szCs w:val="26"/>
-                <w:rtl w:val="0"/>
               </w:rPr>
-              <w:t xml:space="preserve">User account is created and authenticated</w:t>
+              <w:t>User account is created and authenticated</w:t>
             </w:r>
           </w:p>
         </w:tc>
         <w:tc>
           <w:tcPr>
+            <w:tcW w:w="1125" w:type="dxa"/>
             <w:tcBorders>
-              <w:top w:color="000000" w:space="0" w:sz="0" w:val="nil"/>
-              <w:left w:color="000000" w:space="0" w:sz="0" w:val="nil"/>
-              <w:bottom w:color="000000" w:space="0" w:sz="6" w:val="single"/>
-              <w:right w:color="000000" w:space="0" w:sz="6" w:val="single"/>
+              <w:top w:val="nil"/>
+              <w:left w:val="nil"/>
+              <w:bottom w:val="single" w:sz="6" w:space="0" w:color="000000"/>
+              <w:right w:val="single" w:sz="6" w:space="0" w:color="000000"/>
             </w:tcBorders>
             <w:tcMar>
-              <w:top w:w="0.0" w:type="dxa"/>
-              <w:left w:w="100.0" w:type="dxa"/>
-              <w:bottom w:w="0.0" w:type="dxa"/>
-              <w:right w:w="100.0" w:type="dxa"/>
+              <w:top w:w="0" w:type="dxa"/>
+              <w:left w:w="100" w:type="dxa"/>
+              <w:bottom w:w="0" w:type="dxa"/>
+              <w:right w:w="100" w:type="dxa"/>
             </w:tcMar>
           </w:tcPr>
           <w:p>
             <w:pPr>
-              <w:spacing w:after="240" w:before="240" w:lineRule="auto"/>
+              <w:spacing w:before="240" w:after="240"/>
               <w:rPr>
                 <w:sz w:val="26"/>
                 <w:szCs w:val="26"/>
@@ -4908,30 +4773,30 @@
               <w:rPr>
                 <w:sz w:val="26"/>
                 <w:szCs w:val="26"/>
-                <w:rtl w:val="0"/>
               </w:rPr>
-              <w:t xml:space="preserve">OK</w:t>
+              <w:t>OK</w:t>
             </w:r>
           </w:p>
         </w:tc>
         <w:tc>
           <w:tcPr>
+            <w:tcW w:w="930" w:type="dxa"/>
             <w:tcBorders>
-              <w:top w:color="000000" w:space="0" w:sz="0" w:val="nil"/>
-              <w:left w:color="000000" w:space="0" w:sz="0" w:val="nil"/>
-              <w:bottom w:color="000000" w:space="0" w:sz="6" w:val="single"/>
-              <w:right w:color="000000" w:space="0" w:sz="6" w:val="single"/>
+              <w:top w:val="nil"/>
+              <w:left w:val="nil"/>
+              <w:bottom w:val="single" w:sz="6" w:space="0" w:color="000000"/>
+              <w:right w:val="single" w:sz="6" w:space="0" w:color="000000"/>
             </w:tcBorders>
             <w:tcMar>
-              <w:top w:w="0.0" w:type="dxa"/>
-              <w:left w:w="100.0" w:type="dxa"/>
-              <w:bottom w:w="0.0" w:type="dxa"/>
-              <w:right w:w="100.0" w:type="dxa"/>
+              <w:top w:w="0" w:type="dxa"/>
+              <w:left w:w="100" w:type="dxa"/>
+              <w:bottom w:w="0" w:type="dxa"/>
+              <w:right w:w="100" w:type="dxa"/>
             </w:tcMar>
           </w:tcPr>
           <w:p>
             <w:pPr>
-              <w:spacing w:after="240" w:before="240" w:lineRule="auto"/>
+              <w:spacing w:before="240" w:after="240"/>
               <w:rPr>
                 <w:sz w:val="26"/>
                 <w:szCs w:val="26"/>
@@ -4941,37 +4806,35 @@
               <w:rPr>
                 <w:sz w:val="26"/>
                 <w:szCs w:val="26"/>
-                <w:rtl w:val="0"/>
               </w:rPr>
-              <w:t xml:space="preserve">Pass</w:t>
+              <w:t>Pass</w:t>
             </w:r>
           </w:p>
         </w:tc>
       </w:tr>
       <w:tr>
         <w:trPr>
-          <w:cantSplit w:val="0"/>
-          <w:trHeight w:val="930" w:hRule="atLeast"/>
-          <w:tblHeader w:val="0"/>
+          <w:trHeight w:val="930"/>
         </w:trPr>
         <w:tc>
           <w:tcPr>
+            <w:tcW w:w="720" w:type="dxa"/>
             <w:tcBorders>
-              <w:top w:color="000000" w:space="0" w:sz="0" w:val="nil"/>
-              <w:left w:color="000000" w:space="0" w:sz="6" w:val="single"/>
-              <w:bottom w:color="000000" w:space="0" w:sz="6" w:val="single"/>
-              <w:right w:color="000000" w:space="0" w:sz="6" w:val="single"/>
+              <w:top w:val="nil"/>
+              <w:left w:val="single" w:sz="6" w:space="0" w:color="000000"/>
+              <w:bottom w:val="single" w:sz="6" w:space="0" w:color="000000"/>
+              <w:right w:val="single" w:sz="6" w:space="0" w:color="000000"/>
             </w:tcBorders>
             <w:tcMar>
-              <w:top w:w="0.0" w:type="dxa"/>
-              <w:left w:w="100.0" w:type="dxa"/>
-              <w:bottom w:w="0.0" w:type="dxa"/>
-              <w:right w:w="100.0" w:type="dxa"/>
+              <w:top w:w="0" w:type="dxa"/>
+              <w:left w:w="100" w:type="dxa"/>
+              <w:bottom w:w="0" w:type="dxa"/>
+              <w:right w:w="100" w:type="dxa"/>
             </w:tcMar>
           </w:tcPr>
           <w:p>
             <w:pPr>
-              <w:spacing w:after="240" w:before="240" w:lineRule="auto"/>
+              <w:spacing w:before="240" w:after="240"/>
               <w:rPr>
                 <w:sz w:val="26"/>
                 <w:szCs w:val="26"/>
@@ -4981,30 +4844,30 @@
               <w:rPr>
                 <w:sz w:val="26"/>
                 <w:szCs w:val="26"/>
-                <w:rtl w:val="0"/>
               </w:rPr>
-              <w:t xml:space="preserve">2</w:t>
+              <w:t>2</w:t>
             </w:r>
           </w:p>
         </w:tc>
         <w:tc>
           <w:tcPr>
+            <w:tcW w:w="2835" w:type="dxa"/>
             <w:tcBorders>
-              <w:top w:color="000000" w:space="0" w:sz="0" w:val="nil"/>
-              <w:left w:color="000000" w:space="0" w:sz="0" w:val="nil"/>
-              <w:bottom w:color="000000" w:space="0" w:sz="6" w:val="single"/>
-              <w:right w:color="000000" w:space="0" w:sz="6" w:val="single"/>
+              <w:top w:val="nil"/>
+              <w:left w:val="nil"/>
+              <w:bottom w:val="single" w:sz="6" w:space="0" w:color="000000"/>
+              <w:right w:val="single" w:sz="6" w:space="0" w:color="000000"/>
             </w:tcBorders>
             <w:tcMar>
-              <w:top w:w="0.0" w:type="dxa"/>
-              <w:left w:w="100.0" w:type="dxa"/>
-              <w:bottom w:w="0.0" w:type="dxa"/>
-              <w:right w:w="100.0" w:type="dxa"/>
+              <w:top w:w="0" w:type="dxa"/>
+              <w:left w:w="100" w:type="dxa"/>
+              <w:bottom w:w="0" w:type="dxa"/>
+              <w:right w:w="100" w:type="dxa"/>
             </w:tcMar>
           </w:tcPr>
           <w:p>
             <w:pPr>
-              <w:spacing w:after="240" w:before="240" w:lineRule="auto"/>
+              <w:spacing w:before="240" w:after="240"/>
               <w:rPr>
                 <w:sz w:val="26"/>
                 <w:szCs w:val="26"/>
@@ -5014,30 +4877,30 @@
               <w:rPr>
                 <w:sz w:val="26"/>
                 <w:szCs w:val="26"/>
-                <w:rtl w:val="0"/>
               </w:rPr>
-              <w:t xml:space="preserve">User browses rooms and selects room type and date range</w:t>
+              <w:t>User browses rooms and selects room type and date range</w:t>
             </w:r>
           </w:p>
         </w:tc>
         <w:tc>
           <w:tcPr>
+            <w:tcW w:w="3210" w:type="dxa"/>
             <w:tcBorders>
-              <w:top w:color="000000" w:space="0" w:sz="0" w:val="nil"/>
-              <w:left w:color="000000" w:space="0" w:sz="0" w:val="nil"/>
-              <w:bottom w:color="000000" w:space="0" w:sz="6" w:val="single"/>
-              <w:right w:color="000000" w:space="0" w:sz="6" w:val="single"/>
+              <w:top w:val="nil"/>
+              <w:left w:val="nil"/>
+              <w:bottom w:val="single" w:sz="6" w:space="0" w:color="000000"/>
+              <w:right w:val="single" w:sz="6" w:space="0" w:color="000000"/>
             </w:tcBorders>
             <w:tcMar>
-              <w:top w:w="0.0" w:type="dxa"/>
-              <w:left w:w="100.0" w:type="dxa"/>
-              <w:bottom w:w="0.0" w:type="dxa"/>
-              <w:right w:w="100.0" w:type="dxa"/>
+              <w:top w:w="0" w:type="dxa"/>
+              <w:left w:w="100" w:type="dxa"/>
+              <w:bottom w:w="0" w:type="dxa"/>
+              <w:right w:w="100" w:type="dxa"/>
             </w:tcMar>
           </w:tcPr>
           <w:p>
             <w:pPr>
-              <w:spacing w:after="240" w:before="240" w:lineRule="auto"/>
+              <w:spacing w:before="240" w:after="240"/>
               <w:rPr>
                 <w:sz w:val="26"/>
                 <w:szCs w:val="26"/>
@@ -5047,30 +4910,30 @@
               <w:rPr>
                 <w:sz w:val="26"/>
                 <w:szCs w:val="26"/>
-                <w:rtl w:val="0"/>
               </w:rPr>
-              <w:t xml:space="preserve">Available rooms are displayed</w:t>
+              <w:t>Available rooms are displayed</w:t>
             </w:r>
           </w:p>
         </w:tc>
         <w:tc>
           <w:tcPr>
+            <w:tcW w:w="1125" w:type="dxa"/>
             <w:tcBorders>
-              <w:top w:color="000000" w:space="0" w:sz="0" w:val="nil"/>
-              <w:left w:color="000000" w:space="0" w:sz="0" w:val="nil"/>
-              <w:bottom w:color="000000" w:space="0" w:sz="6" w:val="single"/>
-              <w:right w:color="000000" w:space="0" w:sz="6" w:val="single"/>
+              <w:top w:val="nil"/>
+              <w:left w:val="nil"/>
+              <w:bottom w:val="single" w:sz="6" w:space="0" w:color="000000"/>
+              <w:right w:val="single" w:sz="6" w:space="0" w:color="000000"/>
             </w:tcBorders>
             <w:tcMar>
-              <w:top w:w="0.0" w:type="dxa"/>
-              <w:left w:w="100.0" w:type="dxa"/>
-              <w:bottom w:w="0.0" w:type="dxa"/>
-              <w:right w:w="100.0" w:type="dxa"/>
+              <w:top w:w="0" w:type="dxa"/>
+              <w:left w:w="100" w:type="dxa"/>
+              <w:bottom w:w="0" w:type="dxa"/>
+              <w:right w:w="100" w:type="dxa"/>
             </w:tcMar>
           </w:tcPr>
           <w:p>
             <w:pPr>
-              <w:spacing w:after="240" w:before="240" w:lineRule="auto"/>
+              <w:spacing w:before="240" w:after="240"/>
               <w:rPr>
                 <w:sz w:val="26"/>
                 <w:szCs w:val="26"/>
@@ -5080,30 +4943,30 @@
               <w:rPr>
                 <w:sz w:val="26"/>
                 <w:szCs w:val="26"/>
-                <w:rtl w:val="0"/>
               </w:rPr>
-              <w:t xml:space="preserve">OK</w:t>
+              <w:t>OK</w:t>
             </w:r>
           </w:p>
         </w:tc>
         <w:tc>
           <w:tcPr>
+            <w:tcW w:w="930" w:type="dxa"/>
             <w:tcBorders>
-              <w:top w:color="000000" w:space="0" w:sz="0" w:val="nil"/>
-              <w:left w:color="000000" w:space="0" w:sz="0" w:val="nil"/>
-              <w:bottom w:color="000000" w:space="0" w:sz="6" w:val="single"/>
-              <w:right w:color="000000" w:space="0" w:sz="6" w:val="single"/>
+              <w:top w:val="nil"/>
+              <w:left w:val="nil"/>
+              <w:bottom w:val="single" w:sz="6" w:space="0" w:color="000000"/>
+              <w:right w:val="single" w:sz="6" w:space="0" w:color="000000"/>
             </w:tcBorders>
             <w:tcMar>
-              <w:top w:w="0.0" w:type="dxa"/>
-              <w:left w:w="100.0" w:type="dxa"/>
-              <w:bottom w:w="0.0" w:type="dxa"/>
-              <w:right w:w="100.0" w:type="dxa"/>
+              <w:top w:w="0" w:type="dxa"/>
+              <w:left w:w="100" w:type="dxa"/>
+              <w:bottom w:w="0" w:type="dxa"/>
+              <w:right w:w="100" w:type="dxa"/>
             </w:tcMar>
           </w:tcPr>
           <w:p>
             <w:pPr>
-              <w:spacing w:after="240" w:before="240" w:lineRule="auto"/>
+              <w:spacing w:before="240" w:after="240"/>
               <w:rPr>
                 <w:sz w:val="26"/>
                 <w:szCs w:val="26"/>
@@ -5113,37 +4976,35 @@
               <w:rPr>
                 <w:sz w:val="26"/>
                 <w:szCs w:val="26"/>
-                <w:rtl w:val="0"/>
               </w:rPr>
-              <w:t xml:space="preserve">Pass</w:t>
+              <w:t>Pass</w:t>
             </w:r>
           </w:p>
         </w:tc>
       </w:tr>
       <w:tr>
         <w:trPr>
-          <w:cantSplit w:val="0"/>
-          <w:trHeight w:val="930" w:hRule="atLeast"/>
-          <w:tblHeader w:val="0"/>
+          <w:trHeight w:val="930"/>
         </w:trPr>
         <w:tc>
           <w:tcPr>
+            <w:tcW w:w="720" w:type="dxa"/>
             <w:tcBorders>
-              <w:top w:color="000000" w:space="0" w:sz="0" w:val="nil"/>
-              <w:left w:color="000000" w:space="0" w:sz="6" w:val="single"/>
-              <w:bottom w:color="000000" w:space="0" w:sz="6" w:val="single"/>
-              <w:right w:color="000000" w:space="0" w:sz="6" w:val="single"/>
+              <w:top w:val="nil"/>
+              <w:left w:val="single" w:sz="6" w:space="0" w:color="000000"/>
+              <w:bottom w:val="single" w:sz="6" w:space="0" w:color="000000"/>
+              <w:right w:val="single" w:sz="6" w:space="0" w:color="000000"/>
             </w:tcBorders>
             <w:tcMar>
-              <w:top w:w="0.0" w:type="dxa"/>
-              <w:left w:w="100.0" w:type="dxa"/>
-              <w:bottom w:w="0.0" w:type="dxa"/>
-              <w:right w:w="100.0" w:type="dxa"/>
+              <w:top w:w="0" w:type="dxa"/>
+              <w:left w:w="100" w:type="dxa"/>
+              <w:bottom w:w="0" w:type="dxa"/>
+              <w:right w:w="100" w:type="dxa"/>
             </w:tcMar>
           </w:tcPr>
           <w:p>
             <w:pPr>
-              <w:spacing w:after="240" w:before="240" w:lineRule="auto"/>
+              <w:spacing w:before="240" w:after="240"/>
               <w:rPr>
                 <w:sz w:val="26"/>
                 <w:szCs w:val="26"/>
@@ -5153,30 +5014,30 @@
               <w:rPr>
                 <w:sz w:val="26"/>
                 <w:szCs w:val="26"/>
-                <w:rtl w:val="0"/>
               </w:rPr>
-              <w:t xml:space="preserve">3</w:t>
+              <w:t>3</w:t>
             </w:r>
           </w:p>
         </w:tc>
         <w:tc>
           <w:tcPr>
+            <w:tcW w:w="2835" w:type="dxa"/>
             <w:tcBorders>
-              <w:top w:color="000000" w:space="0" w:sz="0" w:val="nil"/>
-              <w:left w:color="000000" w:space="0" w:sz="0" w:val="nil"/>
-              <w:bottom w:color="000000" w:space="0" w:sz="6" w:val="single"/>
-              <w:right w:color="000000" w:space="0" w:sz="6" w:val="single"/>
+              <w:top w:val="nil"/>
+              <w:left w:val="nil"/>
+              <w:bottom w:val="single" w:sz="6" w:space="0" w:color="000000"/>
+              <w:right w:val="single" w:sz="6" w:space="0" w:color="000000"/>
             </w:tcBorders>
             <w:tcMar>
-              <w:top w:w="0.0" w:type="dxa"/>
-              <w:left w:w="100.0" w:type="dxa"/>
-              <w:bottom w:w="0.0" w:type="dxa"/>
-              <w:right w:w="100.0" w:type="dxa"/>
+              <w:top w:w="0" w:type="dxa"/>
+              <w:left w:w="100" w:type="dxa"/>
+              <w:bottom w:w="0" w:type="dxa"/>
+              <w:right w:w="100" w:type="dxa"/>
             </w:tcMar>
           </w:tcPr>
           <w:p>
             <w:pPr>
-              <w:spacing w:after="240" w:before="240" w:lineRule="auto"/>
+              <w:spacing w:before="240" w:after="240"/>
               <w:rPr>
                 <w:sz w:val="26"/>
                 <w:szCs w:val="26"/>
@@ -5186,30 +5047,30 @@
               <w:rPr>
                 <w:sz w:val="26"/>
                 <w:szCs w:val="26"/>
-                <w:rtl w:val="0"/>
               </w:rPr>
-              <w:t xml:space="preserve">User confirms booking (POST /api/bookings)</w:t>
+              <w:t>User confirms booking (POST /api/bookings)</w:t>
             </w:r>
           </w:p>
         </w:tc>
         <w:tc>
           <w:tcPr>
+            <w:tcW w:w="3210" w:type="dxa"/>
             <w:tcBorders>
-              <w:top w:color="000000" w:space="0" w:sz="0" w:val="nil"/>
-              <w:left w:color="000000" w:space="0" w:sz="0" w:val="nil"/>
-              <w:bottom w:color="000000" w:space="0" w:sz="6" w:val="single"/>
-              <w:right w:color="000000" w:space="0" w:sz="6" w:val="single"/>
+              <w:top w:val="nil"/>
+              <w:left w:val="nil"/>
+              <w:bottom w:val="single" w:sz="6" w:space="0" w:color="000000"/>
+              <w:right w:val="single" w:sz="6" w:space="0" w:color="000000"/>
             </w:tcBorders>
             <w:tcMar>
-              <w:top w:w="0.0" w:type="dxa"/>
-              <w:left w:w="100.0" w:type="dxa"/>
-              <w:bottom w:w="0.0" w:type="dxa"/>
-              <w:right w:w="100.0" w:type="dxa"/>
+              <w:top w:w="0" w:type="dxa"/>
+              <w:left w:w="100" w:type="dxa"/>
+              <w:bottom w:w="0" w:type="dxa"/>
+              <w:right w:w="100" w:type="dxa"/>
             </w:tcMar>
           </w:tcPr>
           <w:p>
             <w:pPr>
-              <w:spacing w:after="240" w:before="240" w:lineRule="auto"/>
+              <w:spacing w:before="240" w:after="240"/>
               <w:rPr>
                 <w:sz w:val="26"/>
                 <w:szCs w:val="26"/>
@@ -5219,30 +5080,30 @@
               <w:rPr>
                 <w:sz w:val="26"/>
                 <w:szCs w:val="26"/>
-                <w:rtl w:val="0"/>
               </w:rPr>
-              <w:t xml:space="preserve">Booking is created with pending status and assigned room_id</w:t>
+              <w:t>Booking is created with pending status and assigned room_id</w:t>
             </w:r>
           </w:p>
         </w:tc>
         <w:tc>
           <w:tcPr>
+            <w:tcW w:w="1125" w:type="dxa"/>
             <w:tcBorders>
-              <w:top w:color="000000" w:space="0" w:sz="0" w:val="nil"/>
-              <w:left w:color="000000" w:space="0" w:sz="0" w:val="nil"/>
-              <w:bottom w:color="000000" w:space="0" w:sz="6" w:val="single"/>
-              <w:right w:color="000000" w:space="0" w:sz="6" w:val="single"/>
+              <w:top w:val="nil"/>
+              <w:left w:val="nil"/>
+              <w:bottom w:val="single" w:sz="6" w:space="0" w:color="000000"/>
+              <w:right w:val="single" w:sz="6" w:space="0" w:color="000000"/>
             </w:tcBorders>
             <w:tcMar>
-              <w:top w:w="0.0" w:type="dxa"/>
-              <w:left w:w="100.0" w:type="dxa"/>
-              <w:bottom w:w="0.0" w:type="dxa"/>
-              <w:right w:w="100.0" w:type="dxa"/>
+              <w:top w:w="0" w:type="dxa"/>
+              <w:left w:w="100" w:type="dxa"/>
+              <w:bottom w:w="0" w:type="dxa"/>
+              <w:right w:w="100" w:type="dxa"/>
             </w:tcMar>
           </w:tcPr>
           <w:p>
             <w:pPr>
-              <w:spacing w:after="240" w:before="240" w:lineRule="auto"/>
+              <w:spacing w:before="240" w:after="240"/>
               <w:rPr>
                 <w:sz w:val="26"/>
                 <w:szCs w:val="26"/>
@@ -5252,30 +5113,30 @@
               <w:rPr>
                 <w:sz w:val="26"/>
                 <w:szCs w:val="26"/>
-                <w:rtl w:val="0"/>
               </w:rPr>
-              <w:t xml:space="preserve">OK</w:t>
+              <w:t>OK</w:t>
             </w:r>
           </w:p>
         </w:tc>
         <w:tc>
           <w:tcPr>
+            <w:tcW w:w="930" w:type="dxa"/>
             <w:tcBorders>
-              <w:top w:color="000000" w:space="0" w:sz="0" w:val="nil"/>
-              <w:left w:color="000000" w:space="0" w:sz="0" w:val="nil"/>
-              <w:bottom w:color="000000" w:space="0" w:sz="6" w:val="single"/>
-              <w:right w:color="000000" w:space="0" w:sz="6" w:val="single"/>
+              <w:top w:val="nil"/>
+              <w:left w:val="nil"/>
+              <w:bottom w:val="single" w:sz="6" w:space="0" w:color="000000"/>
+              <w:right w:val="single" w:sz="6" w:space="0" w:color="000000"/>
             </w:tcBorders>
             <w:tcMar>
-              <w:top w:w="0.0" w:type="dxa"/>
-              <w:left w:w="100.0" w:type="dxa"/>
-              <w:bottom w:w="0.0" w:type="dxa"/>
-              <w:right w:w="100.0" w:type="dxa"/>
+              <w:top w:w="0" w:type="dxa"/>
+              <w:left w:w="100" w:type="dxa"/>
+              <w:bottom w:w="0" w:type="dxa"/>
+              <w:right w:w="100" w:type="dxa"/>
             </w:tcMar>
           </w:tcPr>
           <w:p>
             <w:pPr>
-              <w:spacing w:after="240" w:before="240" w:lineRule="auto"/>
+              <w:spacing w:before="240" w:after="240"/>
               <w:rPr>
                 <w:sz w:val="26"/>
                 <w:szCs w:val="26"/>
@@ -5285,37 +5146,35 @@
               <w:rPr>
                 <w:sz w:val="26"/>
                 <w:szCs w:val="26"/>
-                <w:rtl w:val="0"/>
               </w:rPr>
-              <w:t xml:space="preserve">Pass</w:t>
+              <w:t>Pass</w:t>
             </w:r>
           </w:p>
         </w:tc>
       </w:tr>
       <w:tr>
         <w:trPr>
-          <w:cantSplit w:val="0"/>
-          <w:trHeight w:val="1230" w:hRule="atLeast"/>
-          <w:tblHeader w:val="0"/>
+          <w:trHeight w:val="1230"/>
         </w:trPr>
         <w:tc>
           <w:tcPr>
+            <w:tcW w:w="720" w:type="dxa"/>
             <w:tcBorders>
-              <w:top w:color="000000" w:space="0" w:sz="0" w:val="nil"/>
-              <w:left w:color="000000" w:space="0" w:sz="6" w:val="single"/>
-              <w:bottom w:color="000000" w:space="0" w:sz="6" w:val="single"/>
-              <w:right w:color="000000" w:space="0" w:sz="6" w:val="single"/>
+              <w:top w:val="nil"/>
+              <w:left w:val="single" w:sz="6" w:space="0" w:color="000000"/>
+              <w:bottom w:val="single" w:sz="6" w:space="0" w:color="000000"/>
+              <w:right w:val="single" w:sz="6" w:space="0" w:color="000000"/>
             </w:tcBorders>
             <w:tcMar>
-              <w:top w:w="0.0" w:type="dxa"/>
-              <w:left w:w="100.0" w:type="dxa"/>
-              <w:bottom w:w="0.0" w:type="dxa"/>
-              <w:right w:w="100.0" w:type="dxa"/>
+              <w:top w:w="0" w:type="dxa"/>
+              <w:left w:w="100" w:type="dxa"/>
+              <w:bottom w:w="0" w:type="dxa"/>
+              <w:right w:w="100" w:type="dxa"/>
             </w:tcMar>
           </w:tcPr>
           <w:p>
             <w:pPr>
-              <w:spacing w:after="240" w:before="240" w:lineRule="auto"/>
+              <w:spacing w:before="240" w:after="240"/>
               <w:rPr>
                 <w:sz w:val="26"/>
                 <w:szCs w:val="26"/>
@@ -5325,30 +5184,30 @@
               <w:rPr>
                 <w:sz w:val="26"/>
                 <w:szCs w:val="26"/>
-                <w:rtl w:val="0"/>
               </w:rPr>
-              <w:t xml:space="preserve">4</w:t>
+              <w:t>4</w:t>
             </w:r>
           </w:p>
         </w:tc>
         <w:tc>
           <w:tcPr>
+            <w:tcW w:w="2835" w:type="dxa"/>
             <w:tcBorders>
-              <w:top w:color="000000" w:space="0" w:sz="0" w:val="nil"/>
-              <w:left w:color="000000" w:space="0" w:sz="0" w:val="nil"/>
-              <w:bottom w:color="000000" w:space="0" w:sz="6" w:val="single"/>
-              <w:right w:color="000000" w:space="0" w:sz="6" w:val="single"/>
+              <w:top w:val="nil"/>
+              <w:left w:val="nil"/>
+              <w:bottom w:val="single" w:sz="6" w:space="0" w:color="000000"/>
+              <w:right w:val="single" w:sz="6" w:space="0" w:color="000000"/>
             </w:tcBorders>
             <w:tcMar>
-              <w:top w:w="0.0" w:type="dxa"/>
-              <w:left w:w="100.0" w:type="dxa"/>
-              <w:bottom w:w="0.0" w:type="dxa"/>
-              <w:right w:w="100.0" w:type="dxa"/>
+              <w:top w:w="0" w:type="dxa"/>
+              <w:left w:w="100" w:type="dxa"/>
+              <w:bottom w:w="0" w:type="dxa"/>
+              <w:right w:w="100" w:type="dxa"/>
             </w:tcMar>
           </w:tcPr>
           <w:p>
             <w:pPr>
-              <w:spacing w:after="240" w:before="240" w:lineRule="auto"/>
+              <w:spacing w:before="240" w:after="240"/>
               <w:rPr>
                 <w:sz w:val="26"/>
                 <w:szCs w:val="26"/>
@@ -5358,30 +5217,30 @@
               <w:rPr>
                 <w:sz w:val="26"/>
                 <w:szCs w:val="26"/>
-                <w:rtl w:val="0"/>
               </w:rPr>
-              <w:t xml:space="preserve">User opens payment page and pays via wallet</w:t>
+              <w:t>User opens payment page and pays via wallet</w:t>
             </w:r>
           </w:p>
         </w:tc>
         <w:tc>
           <w:tcPr>
+            <w:tcW w:w="3210" w:type="dxa"/>
             <w:tcBorders>
-              <w:top w:color="000000" w:space="0" w:sz="0" w:val="nil"/>
-              <w:left w:color="000000" w:space="0" w:sz="0" w:val="nil"/>
-              <w:bottom w:color="000000" w:space="0" w:sz="6" w:val="single"/>
-              <w:right w:color="000000" w:space="0" w:sz="6" w:val="single"/>
+              <w:top w:val="nil"/>
+              <w:left w:val="nil"/>
+              <w:bottom w:val="single" w:sz="6" w:space="0" w:color="000000"/>
+              <w:right w:val="single" w:sz="6" w:space="0" w:color="000000"/>
             </w:tcBorders>
             <w:tcMar>
-              <w:top w:w="0.0" w:type="dxa"/>
-              <w:left w:w="100.0" w:type="dxa"/>
-              <w:bottom w:w="0.0" w:type="dxa"/>
-              <w:right w:w="100.0" w:type="dxa"/>
+              <w:top w:w="0" w:type="dxa"/>
+              <w:left w:w="100" w:type="dxa"/>
+              <w:bottom w:w="0" w:type="dxa"/>
+              <w:right w:w="100" w:type="dxa"/>
             </w:tcMar>
           </w:tcPr>
           <w:p>
             <w:pPr>
-              <w:spacing w:after="240" w:before="240" w:lineRule="auto"/>
+              <w:spacing w:before="240" w:after="240"/>
               <w:rPr>
                 <w:sz w:val="26"/>
                 <w:szCs w:val="26"/>
@@ -5391,30 +5250,30 @@
               <w:rPr>
                 <w:sz w:val="26"/>
                 <w:szCs w:val="26"/>
-                <w:rtl w:val="0"/>
               </w:rPr>
-              <w:t xml:space="preserve">Wallet balance is verified, payment is processed, booking status updated to paid</w:t>
+              <w:t>Wallet balance is verified, payment is processed, booking status updated to paid</w:t>
             </w:r>
           </w:p>
         </w:tc>
         <w:tc>
           <w:tcPr>
+            <w:tcW w:w="1125" w:type="dxa"/>
             <w:tcBorders>
-              <w:top w:color="000000" w:space="0" w:sz="0" w:val="nil"/>
-              <w:left w:color="000000" w:space="0" w:sz="0" w:val="nil"/>
-              <w:bottom w:color="000000" w:space="0" w:sz="6" w:val="single"/>
-              <w:right w:color="000000" w:space="0" w:sz="6" w:val="single"/>
+              <w:top w:val="nil"/>
+              <w:left w:val="nil"/>
+              <w:bottom w:val="single" w:sz="6" w:space="0" w:color="000000"/>
+              <w:right w:val="single" w:sz="6" w:space="0" w:color="000000"/>
             </w:tcBorders>
             <w:tcMar>
-              <w:top w:w="0.0" w:type="dxa"/>
-              <w:left w:w="100.0" w:type="dxa"/>
-              <w:bottom w:w="0.0" w:type="dxa"/>
-              <w:right w:w="100.0" w:type="dxa"/>
+              <w:top w:w="0" w:type="dxa"/>
+              <w:left w:w="100" w:type="dxa"/>
+              <w:bottom w:w="0" w:type="dxa"/>
+              <w:right w:w="100" w:type="dxa"/>
             </w:tcMar>
           </w:tcPr>
           <w:p>
             <w:pPr>
-              <w:spacing w:after="240" w:before="240" w:lineRule="auto"/>
+              <w:spacing w:before="240" w:after="240"/>
               <w:rPr>
                 <w:sz w:val="26"/>
                 <w:szCs w:val="26"/>
@@ -5424,30 +5283,30 @@
               <w:rPr>
                 <w:sz w:val="26"/>
                 <w:szCs w:val="26"/>
-                <w:rtl w:val="0"/>
               </w:rPr>
-              <w:t xml:space="preserve">OK</w:t>
+              <w:t>OK</w:t>
             </w:r>
           </w:p>
         </w:tc>
         <w:tc>
           <w:tcPr>
+            <w:tcW w:w="930" w:type="dxa"/>
             <w:tcBorders>
-              <w:top w:color="000000" w:space="0" w:sz="0" w:val="nil"/>
-              <w:left w:color="000000" w:space="0" w:sz="0" w:val="nil"/>
-              <w:bottom w:color="000000" w:space="0" w:sz="6" w:val="single"/>
-              <w:right w:color="000000" w:space="0" w:sz="6" w:val="single"/>
+              <w:top w:val="nil"/>
+              <w:left w:val="nil"/>
+              <w:bottom w:val="single" w:sz="6" w:space="0" w:color="000000"/>
+              <w:right w:val="single" w:sz="6" w:space="0" w:color="000000"/>
             </w:tcBorders>
             <w:tcMar>
-              <w:top w:w="0.0" w:type="dxa"/>
-              <w:left w:w="100.0" w:type="dxa"/>
-              <w:bottom w:w="0.0" w:type="dxa"/>
-              <w:right w:w="100.0" w:type="dxa"/>
+              <w:top w:w="0" w:type="dxa"/>
+              <w:left w:w="100" w:type="dxa"/>
+              <w:bottom w:w="0" w:type="dxa"/>
+              <w:right w:w="100" w:type="dxa"/>
             </w:tcMar>
           </w:tcPr>
           <w:p>
             <w:pPr>
-              <w:spacing w:after="240" w:before="240" w:lineRule="auto"/>
+              <w:spacing w:before="240" w:after="240"/>
               <w:rPr>
                 <w:sz w:val="26"/>
                 <w:szCs w:val="26"/>
@@ -5457,37 +5316,35 @@
               <w:rPr>
                 <w:sz w:val="26"/>
                 <w:szCs w:val="26"/>
-                <w:rtl w:val="0"/>
               </w:rPr>
-              <w:t xml:space="preserve">Pass</w:t>
+              <w:t>Pass</w:t>
             </w:r>
           </w:p>
         </w:tc>
       </w:tr>
       <w:tr>
         <w:trPr>
-          <w:cantSplit w:val="0"/>
-          <w:trHeight w:val="930" w:hRule="atLeast"/>
-          <w:tblHeader w:val="0"/>
+          <w:trHeight w:val="930"/>
         </w:trPr>
         <w:tc>
           <w:tcPr>
+            <w:tcW w:w="720" w:type="dxa"/>
             <w:tcBorders>
-              <w:top w:color="000000" w:space="0" w:sz="0" w:val="nil"/>
-              <w:left w:color="000000" w:space="0" w:sz="6" w:val="single"/>
-              <w:bottom w:color="000000" w:space="0" w:sz="6" w:val="single"/>
-              <w:right w:color="000000" w:space="0" w:sz="6" w:val="single"/>
+              <w:top w:val="nil"/>
+              <w:left w:val="single" w:sz="6" w:space="0" w:color="000000"/>
+              <w:bottom w:val="single" w:sz="6" w:space="0" w:color="000000"/>
+              <w:right w:val="single" w:sz="6" w:space="0" w:color="000000"/>
             </w:tcBorders>
             <w:tcMar>
-              <w:top w:w="0.0" w:type="dxa"/>
-              <w:left w:w="100.0" w:type="dxa"/>
-              <w:bottom w:w="0.0" w:type="dxa"/>
-              <w:right w:w="100.0" w:type="dxa"/>
+              <w:top w:w="0" w:type="dxa"/>
+              <w:left w:w="100" w:type="dxa"/>
+              <w:bottom w:w="0" w:type="dxa"/>
+              <w:right w:w="100" w:type="dxa"/>
             </w:tcMar>
           </w:tcPr>
           <w:p>
             <w:pPr>
-              <w:spacing w:after="240" w:before="240" w:lineRule="auto"/>
+              <w:spacing w:before="240" w:after="240"/>
               <w:rPr>
                 <w:sz w:val="26"/>
                 <w:szCs w:val="26"/>
@@ -5497,30 +5354,30 @@
               <w:rPr>
                 <w:sz w:val="26"/>
                 <w:szCs w:val="26"/>
-                <w:rtl w:val="0"/>
               </w:rPr>
-              <w:t xml:space="preserve">5</w:t>
+              <w:t>5</w:t>
             </w:r>
           </w:p>
         </w:tc>
         <w:tc>
           <w:tcPr>
+            <w:tcW w:w="2835" w:type="dxa"/>
             <w:tcBorders>
-              <w:top w:color="000000" w:space="0" w:sz="0" w:val="nil"/>
-              <w:left w:color="000000" w:space="0" w:sz="0" w:val="nil"/>
-              <w:bottom w:color="000000" w:space="0" w:sz="6" w:val="single"/>
-              <w:right w:color="000000" w:space="0" w:sz="6" w:val="single"/>
+              <w:top w:val="nil"/>
+              <w:left w:val="nil"/>
+              <w:bottom w:val="single" w:sz="6" w:space="0" w:color="000000"/>
+              <w:right w:val="single" w:sz="6" w:space="0" w:color="000000"/>
             </w:tcBorders>
             <w:tcMar>
-              <w:top w:w="0.0" w:type="dxa"/>
-              <w:left w:w="100.0" w:type="dxa"/>
-              <w:bottom w:w="0.0" w:type="dxa"/>
-              <w:right w:w="100.0" w:type="dxa"/>
+              <w:top w:w="0" w:type="dxa"/>
+              <w:left w:w="100" w:type="dxa"/>
+              <w:bottom w:w="0" w:type="dxa"/>
+              <w:right w:w="100" w:type="dxa"/>
             </w:tcMar>
           </w:tcPr>
           <w:p>
             <w:pPr>
-              <w:spacing w:after="240" w:before="240" w:lineRule="auto"/>
+              <w:spacing w:before="240" w:after="240"/>
               <w:rPr>
                 <w:sz w:val="26"/>
                 <w:szCs w:val="26"/>
@@ -5530,30 +5387,30 @@
               <w:rPr>
                 <w:sz w:val="26"/>
                 <w:szCs w:val="26"/>
-                <w:rtl w:val="0"/>
               </w:rPr>
-              <w:t xml:space="preserve">Receptionist views upcoming arrivals and performs check-in</w:t>
+              <w:t>Receptionist views upcoming arrivals and performs check-in</w:t>
             </w:r>
           </w:p>
         </w:tc>
         <w:tc>
           <w:tcPr>
+            <w:tcW w:w="3210" w:type="dxa"/>
             <w:tcBorders>
-              <w:top w:color="000000" w:space="0" w:sz="0" w:val="nil"/>
-              <w:left w:color="000000" w:space="0" w:sz="0" w:val="nil"/>
-              <w:bottom w:color="000000" w:space="0" w:sz="6" w:val="single"/>
-              <w:right w:color="000000" w:space="0" w:sz="6" w:val="single"/>
+              <w:top w:val="nil"/>
+              <w:left w:val="nil"/>
+              <w:bottom w:val="single" w:sz="6" w:space="0" w:color="000000"/>
+              <w:right w:val="single" w:sz="6" w:space="0" w:color="000000"/>
             </w:tcBorders>
             <w:tcMar>
-              <w:top w:w="0.0" w:type="dxa"/>
-              <w:left w:w="100.0" w:type="dxa"/>
-              <w:bottom w:w="0.0" w:type="dxa"/>
-              <w:right w:w="100.0" w:type="dxa"/>
+              <w:top w:w="0" w:type="dxa"/>
+              <w:left w:w="100" w:type="dxa"/>
+              <w:bottom w:w="0" w:type="dxa"/>
+              <w:right w:w="100" w:type="dxa"/>
             </w:tcMar>
           </w:tcPr>
           <w:p>
             <w:pPr>
-              <w:spacing w:after="240" w:before="240" w:lineRule="auto"/>
+              <w:spacing w:before="240" w:after="240"/>
               <w:rPr>
                 <w:sz w:val="26"/>
                 <w:szCs w:val="26"/>
@@ -5563,30 +5420,30 @@
               <w:rPr>
                 <w:sz w:val="26"/>
                 <w:szCs w:val="26"/>
-                <w:rtl w:val="0"/>
               </w:rPr>
-              <w:t xml:space="preserve">Check-in record is created, room status is updated</w:t>
+              <w:t>Check-in record is created, room status is updated</w:t>
             </w:r>
           </w:p>
         </w:tc>
         <w:tc>
           <w:tcPr>
+            <w:tcW w:w="1125" w:type="dxa"/>
             <w:tcBorders>
-              <w:top w:color="000000" w:space="0" w:sz="0" w:val="nil"/>
-              <w:left w:color="000000" w:space="0" w:sz="0" w:val="nil"/>
-              <w:bottom w:color="000000" w:space="0" w:sz="6" w:val="single"/>
-              <w:right w:color="000000" w:space="0" w:sz="6" w:val="single"/>
+              <w:top w:val="nil"/>
+              <w:left w:val="nil"/>
+              <w:bottom w:val="single" w:sz="6" w:space="0" w:color="000000"/>
+              <w:right w:val="single" w:sz="6" w:space="0" w:color="000000"/>
             </w:tcBorders>
             <w:tcMar>
-              <w:top w:w="0.0" w:type="dxa"/>
-              <w:left w:w="100.0" w:type="dxa"/>
-              <w:bottom w:w="0.0" w:type="dxa"/>
-              <w:right w:w="100.0" w:type="dxa"/>
+              <w:top w:w="0" w:type="dxa"/>
+              <w:left w:w="100" w:type="dxa"/>
+              <w:bottom w:w="0" w:type="dxa"/>
+              <w:right w:w="100" w:type="dxa"/>
             </w:tcMar>
           </w:tcPr>
           <w:p>
             <w:pPr>
-              <w:spacing w:after="240" w:before="240" w:lineRule="auto"/>
+              <w:spacing w:before="240" w:after="240"/>
               <w:rPr>
                 <w:sz w:val="26"/>
                 <w:szCs w:val="26"/>
@@ -5596,30 +5453,30 @@
               <w:rPr>
                 <w:sz w:val="26"/>
                 <w:szCs w:val="26"/>
-                <w:rtl w:val="0"/>
               </w:rPr>
-              <w:t xml:space="preserve">OK</w:t>
+              <w:t>OK</w:t>
             </w:r>
           </w:p>
         </w:tc>
         <w:tc>
           <w:tcPr>
+            <w:tcW w:w="930" w:type="dxa"/>
             <w:tcBorders>
-              <w:top w:color="000000" w:space="0" w:sz="0" w:val="nil"/>
-              <w:left w:color="000000" w:space="0" w:sz="0" w:val="nil"/>
-              <w:bottom w:color="000000" w:space="0" w:sz="6" w:val="single"/>
-              <w:right w:color="000000" w:space="0" w:sz="6" w:val="single"/>
+              <w:top w:val="nil"/>
+              <w:left w:val="nil"/>
+              <w:bottom w:val="single" w:sz="6" w:space="0" w:color="000000"/>
+              <w:right w:val="single" w:sz="6" w:space="0" w:color="000000"/>
             </w:tcBorders>
             <w:tcMar>
-              <w:top w:w="0.0" w:type="dxa"/>
-              <w:left w:w="100.0" w:type="dxa"/>
-              <w:bottom w:w="0.0" w:type="dxa"/>
-              <w:right w:w="100.0" w:type="dxa"/>
+              <w:top w:w="0" w:type="dxa"/>
+              <w:left w:w="100" w:type="dxa"/>
+              <w:bottom w:w="0" w:type="dxa"/>
+              <w:right w:w="100" w:type="dxa"/>
             </w:tcMar>
           </w:tcPr>
           <w:p>
             <w:pPr>
-              <w:spacing w:after="240" w:before="240" w:lineRule="auto"/>
+              <w:spacing w:before="240" w:after="240"/>
               <w:rPr>
                 <w:sz w:val="26"/>
                 <w:szCs w:val="26"/>
@@ -5629,37 +5486,35 @@
               <w:rPr>
                 <w:sz w:val="26"/>
                 <w:szCs w:val="26"/>
-                <w:rtl w:val="0"/>
               </w:rPr>
-              <w:t xml:space="preserve">Pass</w:t>
+              <w:t>Pass</w:t>
             </w:r>
           </w:p>
         </w:tc>
       </w:tr>
       <w:tr>
         <w:trPr>
-          <w:cantSplit w:val="0"/>
-          <w:trHeight w:val="930" w:hRule="atLeast"/>
-          <w:tblHeader w:val="0"/>
+          <w:trHeight w:val="930"/>
         </w:trPr>
         <w:tc>
           <w:tcPr>
+            <w:tcW w:w="720" w:type="dxa"/>
             <w:tcBorders>
-              <w:top w:color="000000" w:space="0" w:sz="0" w:val="nil"/>
-              <w:left w:color="000000" w:space="0" w:sz="6" w:val="single"/>
-              <w:bottom w:color="000000" w:space="0" w:sz="6" w:val="single"/>
-              <w:right w:color="000000" w:space="0" w:sz="6" w:val="single"/>
+              <w:top w:val="nil"/>
+              <w:left w:val="single" w:sz="6" w:space="0" w:color="000000"/>
+              <w:bottom w:val="single" w:sz="6" w:space="0" w:color="000000"/>
+              <w:right w:val="single" w:sz="6" w:space="0" w:color="000000"/>
             </w:tcBorders>
             <w:tcMar>
-              <w:top w:w="0.0" w:type="dxa"/>
-              <w:left w:w="100.0" w:type="dxa"/>
-              <w:bottom w:w="0.0" w:type="dxa"/>
-              <w:right w:w="100.0" w:type="dxa"/>
+              <w:top w:w="0" w:type="dxa"/>
+              <w:left w:w="100" w:type="dxa"/>
+              <w:bottom w:w="0" w:type="dxa"/>
+              <w:right w:w="100" w:type="dxa"/>
             </w:tcMar>
           </w:tcPr>
           <w:p>
             <w:pPr>
-              <w:spacing w:after="240" w:before="240" w:lineRule="auto"/>
+              <w:spacing w:before="240" w:after="240"/>
               <w:rPr>
                 <w:sz w:val="26"/>
                 <w:szCs w:val="26"/>
@@ -5669,30 +5524,30 @@
               <w:rPr>
                 <w:sz w:val="26"/>
                 <w:szCs w:val="26"/>
-                <w:rtl w:val="0"/>
               </w:rPr>
-              <w:t xml:space="preserve">6</w:t>
+              <w:t>6</w:t>
             </w:r>
           </w:p>
         </w:tc>
         <w:tc>
           <w:tcPr>
+            <w:tcW w:w="2835" w:type="dxa"/>
             <w:tcBorders>
-              <w:top w:color="000000" w:space="0" w:sz="0" w:val="nil"/>
-              <w:left w:color="000000" w:space="0" w:sz="0" w:val="nil"/>
-              <w:bottom w:color="000000" w:space="0" w:sz="6" w:val="single"/>
-              <w:right w:color="000000" w:space="0" w:sz="6" w:val="single"/>
+              <w:top w:val="nil"/>
+              <w:left w:val="nil"/>
+              <w:bottom w:val="single" w:sz="6" w:space="0" w:color="000000"/>
+              <w:right w:val="single" w:sz="6" w:space="0" w:color="000000"/>
             </w:tcBorders>
             <w:tcMar>
-              <w:top w:w="0.0" w:type="dxa"/>
-              <w:left w:w="100.0" w:type="dxa"/>
-              <w:bottom w:w="0.0" w:type="dxa"/>
-              <w:right w:w="100.0" w:type="dxa"/>
+              <w:top w:w="0" w:type="dxa"/>
+              <w:left w:w="100" w:type="dxa"/>
+              <w:bottom w:w="0" w:type="dxa"/>
+              <w:right w:w="100" w:type="dxa"/>
             </w:tcMar>
           </w:tcPr>
           <w:p>
             <w:pPr>
-              <w:spacing w:after="240" w:before="240" w:lineRule="auto"/>
+              <w:spacing w:before="240" w:after="240"/>
               <w:rPr>
                 <w:sz w:val="26"/>
                 <w:szCs w:val="26"/>
@@ -5702,30 +5557,30 @@
               <w:rPr>
                 <w:sz w:val="26"/>
                 <w:szCs w:val="26"/>
-                <w:rtl w:val="0"/>
               </w:rPr>
-              <w:t xml:space="preserve">Receptionist performs check-out at end of stay</w:t>
+              <w:t>Receptionist performs check-out at end of stay</w:t>
             </w:r>
           </w:p>
         </w:tc>
         <w:tc>
           <w:tcPr>
+            <w:tcW w:w="3210" w:type="dxa"/>
             <w:tcBorders>
-              <w:top w:color="000000" w:space="0" w:sz="0" w:val="nil"/>
-              <w:left w:color="000000" w:space="0" w:sz="0" w:val="nil"/>
-              <w:bottom w:color="000000" w:space="0" w:sz="6" w:val="single"/>
-              <w:right w:color="000000" w:space="0" w:sz="6" w:val="single"/>
+              <w:top w:val="nil"/>
+              <w:left w:val="nil"/>
+              <w:bottom w:val="single" w:sz="6" w:space="0" w:color="000000"/>
+              <w:right w:val="single" w:sz="6" w:space="0" w:color="000000"/>
             </w:tcBorders>
             <w:tcMar>
-              <w:top w:w="0.0" w:type="dxa"/>
-              <w:left w:w="100.0" w:type="dxa"/>
-              <w:bottom w:w="0.0" w:type="dxa"/>
-              <w:right w:w="100.0" w:type="dxa"/>
+              <w:top w:w="0" w:type="dxa"/>
+              <w:left w:w="100" w:type="dxa"/>
+              <w:bottom w:w="0" w:type="dxa"/>
+              <w:right w:w="100" w:type="dxa"/>
             </w:tcMar>
           </w:tcPr>
           <w:p>
             <w:pPr>
-              <w:spacing w:after="240" w:before="240" w:lineRule="auto"/>
+              <w:spacing w:before="240" w:after="240"/>
               <w:rPr>
                 <w:sz w:val="26"/>
                 <w:szCs w:val="26"/>
@@ -5735,30 +5590,30 @@
               <w:rPr>
                 <w:sz w:val="26"/>
                 <w:szCs w:val="26"/>
-                <w:rtl w:val="0"/>
               </w:rPr>
-              <w:t xml:space="preserve">Check-out summary is generated, room is released</w:t>
+              <w:t>Check-out summary is generated, room is released</w:t>
             </w:r>
           </w:p>
         </w:tc>
         <w:tc>
           <w:tcPr>
+            <w:tcW w:w="1125" w:type="dxa"/>
             <w:tcBorders>
-              <w:top w:color="000000" w:space="0" w:sz="0" w:val="nil"/>
-              <w:left w:color="000000" w:space="0" w:sz="0" w:val="nil"/>
-              <w:bottom w:color="000000" w:space="0" w:sz="6" w:val="single"/>
-              <w:right w:color="000000" w:space="0" w:sz="6" w:val="single"/>
+              <w:top w:val="nil"/>
+              <w:left w:val="nil"/>
+              <w:bottom w:val="single" w:sz="6" w:space="0" w:color="000000"/>
+              <w:right w:val="single" w:sz="6" w:space="0" w:color="000000"/>
             </w:tcBorders>
             <w:tcMar>
-              <w:top w:w="0.0" w:type="dxa"/>
-              <w:left w:w="100.0" w:type="dxa"/>
-              <w:bottom w:w="0.0" w:type="dxa"/>
-              <w:right w:w="100.0" w:type="dxa"/>
+              <w:top w:w="0" w:type="dxa"/>
+              <w:left w:w="100" w:type="dxa"/>
+              <w:bottom w:w="0" w:type="dxa"/>
+              <w:right w:w="100" w:type="dxa"/>
             </w:tcMar>
           </w:tcPr>
           <w:p>
             <w:pPr>
-              <w:spacing w:after="240" w:before="240" w:lineRule="auto"/>
+              <w:spacing w:before="240" w:after="240"/>
               <w:rPr>
                 <w:sz w:val="26"/>
                 <w:szCs w:val="26"/>
@@ -5768,30 +5623,30 @@
               <w:rPr>
                 <w:sz w:val="26"/>
                 <w:szCs w:val="26"/>
-                <w:rtl w:val="0"/>
               </w:rPr>
-              <w:t xml:space="preserve">OK</w:t>
+              <w:t>OK</w:t>
             </w:r>
           </w:p>
         </w:tc>
         <w:tc>
           <w:tcPr>
+            <w:tcW w:w="930" w:type="dxa"/>
             <w:tcBorders>
-              <w:top w:color="000000" w:space="0" w:sz="0" w:val="nil"/>
-              <w:left w:color="000000" w:space="0" w:sz="0" w:val="nil"/>
-              <w:bottom w:color="000000" w:space="0" w:sz="6" w:val="single"/>
-              <w:right w:color="000000" w:space="0" w:sz="6" w:val="single"/>
+              <w:top w:val="nil"/>
+              <w:left w:val="nil"/>
+              <w:bottom w:val="single" w:sz="6" w:space="0" w:color="000000"/>
+              <w:right w:val="single" w:sz="6" w:space="0" w:color="000000"/>
             </w:tcBorders>
             <w:tcMar>
-              <w:top w:w="0.0" w:type="dxa"/>
-              <w:left w:w="100.0" w:type="dxa"/>
-              <w:bottom w:w="0.0" w:type="dxa"/>
-              <w:right w:w="100.0" w:type="dxa"/>
+              <w:top w:w="0" w:type="dxa"/>
+              <w:left w:w="100" w:type="dxa"/>
+              <w:bottom w:w="0" w:type="dxa"/>
+              <w:right w:w="100" w:type="dxa"/>
             </w:tcMar>
           </w:tcPr>
           <w:p>
             <w:pPr>
-              <w:spacing w:after="240" w:before="240" w:lineRule="auto"/>
+              <w:spacing w:before="240" w:after="240"/>
               <w:rPr>
                 <w:sz w:val="26"/>
                 <w:szCs w:val="26"/>
@@ -5801,9 +5656,8 @@
               <w:rPr>
                 <w:sz w:val="26"/>
                 <w:szCs w:val="26"/>
-                <w:rtl w:val="0"/>
               </w:rPr>
-              <w:t xml:space="preserve">Pass</w:t>
+              <w:t>Pass</w:t>
             </w:r>
           </w:p>
         </w:tc>
@@ -5819,24 +5673,27 @@
       </w:pPr>
       <w:r>
         <w:rPr>
-          <w:sz w:val="26"/>
-          <w:szCs w:val="26"/>
-        </w:rPr>
+          <w:noProof/>
+          <w:sz w:val="26"/>
+          <w:szCs w:val="26"/>
+        </w:rPr>
+        <w:lastRenderedPageBreak/>
         <w:drawing>
-          <wp:inline distB="114300" distT="114300" distL="114300" distR="114300">
+          <wp:inline distT="114300" distB="114300" distL="114300" distR="114300" wp14:anchorId="63FBBFB4" wp14:editId="4BF638C7">
             <wp:extent cx="5953125" cy="3378324"/>
-            <wp:effectExtent b="0" l="0" r="0" t="0"/>
+            <wp:effectExtent l="0" t="0" r="0" b="0"/>
             <wp:docPr id="4" name="image1.png"/>
-            <a:graphic>
+            <wp:cNvGraphicFramePr/>
+            <a:graphic xmlns:a="http://schemas.openxmlformats.org/drawingml/2006/main">
               <a:graphicData uri="http://schemas.openxmlformats.org/drawingml/2006/picture">
-                <pic:pic>
+                <pic:pic xmlns:pic="http://schemas.openxmlformats.org/drawingml/2006/picture">
                   <pic:nvPicPr>
                     <pic:cNvPr id="0" name="image1.png"/>
                     <pic:cNvPicPr preferRelativeResize="0"/>
                   </pic:nvPicPr>
                   <pic:blipFill>
                     <a:blip r:embed="rId12"/>
-                    <a:srcRect b="0" l="0" r="0" t="0"/>
+                    <a:srcRect/>
                     <a:stretch>
                       <a:fillRect/>
                     </a:stretch>
@@ -5846,7 +5703,9 @@
                       <a:off x="0" y="0"/>
                       <a:ext cx="5953125" cy="3378324"/>
                     </a:xfrm>
-                    <a:prstGeom prst="rect"/>
+                    <a:prstGeom prst="rect">
+                      <a:avLst/>
+                    </a:prstGeom>
                     <a:ln/>
                   </pic:spPr>
                 </pic:pic>
@@ -5855,11 +5714,6 @@
           </wp:inline>
         </w:drawing>
       </w:r>
-      <w:r>
-        <w:rPr>
-          <w:rtl w:val="0"/>
-        </w:rPr>
-      </w:r>
     </w:p>
     <w:p>
       <w:pPr>
@@ -5871,16 +5725,10 @@
       </w:pPr>
       <w:r>
         <w:rPr>
-          <w:i w:val="1"/>
-          <w:iCs w:val="1"/>
-          <w:rtl w:val="0"/>
-        </w:rPr>
-        <w:t xml:space="preserve">Figure 16: Register completed</w:t>
-      </w:r>
-      <w:r>
-        <w:rPr>
-          <w:rtl w:val="0"/>
-        </w:rPr>
+          <w:i/>
+          <w:iCs/>
+        </w:rPr>
+        <w:t>Figure 16: Register completed</w:t>
       </w:r>
     </w:p>
     <w:p>
@@ -5893,24 +5741,26 @@
       </w:pPr>
       <w:r>
         <w:rPr>
+          <w:noProof/>
           <w:sz w:val="26"/>
           <w:szCs w:val="26"/>
         </w:rPr>
         <w:drawing>
-          <wp:inline distB="114300" distT="114300" distL="114300" distR="114300">
+          <wp:inline distT="114300" distB="114300" distL="114300" distR="114300" wp14:anchorId="3FED02B5" wp14:editId="028DC07C">
             <wp:extent cx="6429677" cy="3252788"/>
-            <wp:effectExtent b="0" l="0" r="0" t="0"/>
+            <wp:effectExtent l="0" t="0" r="0" b="0"/>
             <wp:docPr id="3" name="image2.png"/>
-            <a:graphic>
+            <wp:cNvGraphicFramePr/>
+            <a:graphic xmlns:a="http://schemas.openxmlformats.org/drawingml/2006/main">
               <a:graphicData uri="http://schemas.openxmlformats.org/drawingml/2006/picture">
-                <pic:pic>
+                <pic:pic xmlns:pic="http://schemas.openxmlformats.org/drawingml/2006/picture">
                   <pic:nvPicPr>
                     <pic:cNvPr id="0" name="image2.png"/>
                     <pic:cNvPicPr preferRelativeResize="0"/>
                   </pic:nvPicPr>
                   <pic:blipFill>
                     <a:blip r:embed="rId13"/>
-                    <a:srcRect b="0" l="0" r="0" t="0"/>
+                    <a:srcRect/>
                     <a:stretch>
                       <a:fillRect/>
                     </a:stretch>
@@ -5920,7 +5770,9 @@
                       <a:off x="0" y="0"/>
                       <a:ext cx="6429677" cy="3252788"/>
                     </a:xfrm>
-                    <a:prstGeom prst="rect"/>
+                    <a:prstGeom prst="rect">
+                      <a:avLst/>
+                    </a:prstGeom>
                     <a:ln/>
                   </pic:spPr>
                 </pic:pic>
@@ -5929,11 +5781,6 @@
           </wp:inline>
         </w:drawing>
       </w:r>
-      <w:r>
-        <w:rPr>
-          <w:rtl w:val="0"/>
-        </w:rPr>
-      </w:r>
     </w:p>
     <w:p>
       <w:pPr>
@@ -5945,16 +5792,10 @@
       </w:pPr>
       <w:r>
         <w:rPr>
-          <w:i w:val="1"/>
-          <w:iCs w:val="1"/>
-          <w:rtl w:val="0"/>
-        </w:rPr>
-        <w:t xml:space="preserve">Figure 17: Search rooms</w:t>
-      </w:r>
-      <w:r>
-        <w:rPr>
-          <w:rtl w:val="0"/>
-        </w:rPr>
+          <w:i/>
+          <w:iCs/>
+        </w:rPr>
+        <w:t>Figure 17: Search rooms</w:t>
       </w:r>
     </w:p>
     <w:p>
@@ -5967,24 +5808,27 @@
       </w:pPr>
       <w:r>
         <w:rPr>
-          <w:sz w:val="26"/>
-          <w:szCs w:val="26"/>
-        </w:rPr>
+          <w:noProof/>
+          <w:sz w:val="26"/>
+          <w:szCs w:val="26"/>
+        </w:rPr>
+        <w:lastRenderedPageBreak/>
         <w:drawing>
-          <wp:inline distB="114300" distT="114300" distL="114300" distR="114300">
+          <wp:inline distT="114300" distB="114300" distL="114300" distR="114300" wp14:anchorId="131E09A6" wp14:editId="0264EC6B">
             <wp:extent cx="5943600" cy="3187700"/>
-            <wp:effectExtent b="0" l="0" r="0" t="0"/>
+            <wp:effectExtent l="0" t="0" r="0" b="0"/>
             <wp:docPr id="6" name="image8.png"/>
-            <a:graphic>
+            <wp:cNvGraphicFramePr/>
+            <a:graphic xmlns:a="http://schemas.openxmlformats.org/drawingml/2006/main">
               <a:graphicData uri="http://schemas.openxmlformats.org/drawingml/2006/picture">
-                <pic:pic>
+                <pic:pic xmlns:pic="http://schemas.openxmlformats.org/drawingml/2006/picture">
                   <pic:nvPicPr>
                     <pic:cNvPr id="0" name="image8.png"/>
                     <pic:cNvPicPr preferRelativeResize="0"/>
                   </pic:nvPicPr>
                   <pic:blipFill>
                     <a:blip r:embed="rId14"/>
-                    <a:srcRect b="0" l="0" r="0" t="0"/>
+                    <a:srcRect/>
                     <a:stretch>
                       <a:fillRect/>
                     </a:stretch>
@@ -5994,7 +5838,9 @@
                       <a:off x="0" y="0"/>
                       <a:ext cx="5943600" cy="3187700"/>
                     </a:xfrm>
-                    <a:prstGeom prst="rect"/>
+                    <a:prstGeom prst="rect">
+                      <a:avLst/>
+                    </a:prstGeom>
                     <a:ln/>
                   </pic:spPr>
                 </pic:pic>
@@ -6003,11 +5849,6 @@
           </wp:inline>
         </w:drawing>
       </w:r>
-      <w:r>
-        <w:rPr>
-          <w:rtl w:val="0"/>
-        </w:rPr>
-      </w:r>
     </w:p>
     <w:p>
       <w:pPr>
@@ -6019,45 +5860,41 @@
       </w:pPr>
       <w:r>
         <w:rPr>
-          <w:i w:val="1"/>
-          <w:iCs w:val="1"/>
-          <w:rtl w:val="0"/>
-        </w:rPr>
-        <w:t xml:space="preserve">Figure 18: Booking</w:t>
-      </w:r>
-      <w:r>
-        <w:rPr>
-          <w:rtl w:val="0"/>
-        </w:rPr>
-      </w:r>
-    </w:p>
-    <w:p>
-      <w:pPr>
-        <w:rPr>
-          <w:sz w:val="26"/>
-          <w:szCs w:val="26"/>
-        </w:rPr>
-      </w:pPr>
-      <w:r>
-        <w:rPr>
+          <w:i/>
+          <w:iCs/>
+        </w:rPr>
+        <w:t>Figure 18: Booking</w:t>
+      </w:r>
+    </w:p>
+    <w:p>
+      <w:pPr>
+        <w:rPr>
+          <w:sz w:val="26"/>
+          <w:szCs w:val="26"/>
+        </w:rPr>
+      </w:pPr>
+      <w:r>
+        <w:rPr>
+          <w:noProof/>
           <w:sz w:val="26"/>
           <w:szCs w:val="26"/>
         </w:rPr>
         <w:drawing>
-          <wp:inline distB="114300" distT="114300" distL="114300" distR="114300">
+          <wp:inline distT="114300" distB="114300" distL="114300" distR="114300" wp14:anchorId="74CE7772" wp14:editId="2FC9418F">
             <wp:extent cx="5943600" cy="3187700"/>
-            <wp:effectExtent b="0" l="0" r="0" t="0"/>
+            <wp:effectExtent l="0" t="0" r="0" b="0"/>
             <wp:docPr id="5" name="image6.png"/>
-            <a:graphic>
+            <wp:cNvGraphicFramePr/>
+            <a:graphic xmlns:a="http://schemas.openxmlformats.org/drawingml/2006/main">
               <a:graphicData uri="http://schemas.openxmlformats.org/drawingml/2006/picture">
-                <pic:pic>
+                <pic:pic xmlns:pic="http://schemas.openxmlformats.org/drawingml/2006/picture">
                   <pic:nvPicPr>
                     <pic:cNvPr id="0" name="image6.png"/>
                     <pic:cNvPicPr preferRelativeResize="0"/>
                   </pic:nvPicPr>
                   <pic:blipFill>
                     <a:blip r:embed="rId15"/>
-                    <a:srcRect b="0" l="0" r="0" t="0"/>
+                    <a:srcRect/>
                     <a:stretch>
                       <a:fillRect/>
                     </a:stretch>
@@ -6067,7 +5904,9 @@
                       <a:off x="0" y="0"/>
                       <a:ext cx="5943600" cy="3187700"/>
                     </a:xfrm>
-                    <a:prstGeom prst="rect"/>
+                    <a:prstGeom prst="rect">
+                      <a:avLst/>
+                    </a:prstGeom>
                     <a:ln/>
                   </pic:spPr>
                 </pic:pic>
@@ -6076,11 +5915,6 @@
           </wp:inline>
         </w:drawing>
       </w:r>
-      <w:r>
-        <w:rPr>
-          <w:rtl w:val="0"/>
-        </w:rPr>
-      </w:r>
     </w:p>
     <w:p>
       <w:pPr>
@@ -6092,45 +5926,42 @@
       </w:pPr>
       <w:r>
         <w:rPr>
-          <w:i w:val="1"/>
-          <w:iCs w:val="1"/>
-          <w:rtl w:val="0"/>
-        </w:rPr>
-        <w:t xml:space="preserve">Figure 19: Payment completed</w:t>
-      </w:r>
-      <w:r>
-        <w:rPr>
-          <w:rtl w:val="0"/>
-        </w:rPr>
-      </w:r>
-    </w:p>
-    <w:p>
-      <w:pPr>
-        <w:rPr>
-          <w:sz w:val="26"/>
-          <w:szCs w:val="26"/>
-        </w:rPr>
-      </w:pPr>
-      <w:r>
-        <w:rPr>
-          <w:sz w:val="26"/>
-          <w:szCs w:val="26"/>
-        </w:rPr>
+          <w:i/>
+          <w:iCs/>
+        </w:rPr>
+        <w:t>Figure 19: Payment completed</w:t>
+      </w:r>
+    </w:p>
+    <w:p>
+      <w:pPr>
+        <w:rPr>
+          <w:sz w:val="26"/>
+          <w:szCs w:val="26"/>
+        </w:rPr>
+      </w:pPr>
+      <w:r>
+        <w:rPr>
+          <w:noProof/>
+          <w:sz w:val="26"/>
+          <w:szCs w:val="26"/>
+        </w:rPr>
+        <w:lastRenderedPageBreak/>
         <w:drawing>
-          <wp:inline distB="114300" distT="114300" distL="114300" distR="114300">
+          <wp:inline distT="114300" distB="114300" distL="114300" distR="114300" wp14:anchorId="56E4E024" wp14:editId="2577B313">
             <wp:extent cx="5943600" cy="3213100"/>
-            <wp:effectExtent b="0" l="0" r="0" t="0"/>
+            <wp:effectExtent l="0" t="0" r="0" b="0"/>
             <wp:docPr id="8" name="image4.png"/>
-            <a:graphic>
+            <wp:cNvGraphicFramePr/>
+            <a:graphic xmlns:a="http://schemas.openxmlformats.org/drawingml/2006/main">
               <a:graphicData uri="http://schemas.openxmlformats.org/drawingml/2006/picture">
-                <pic:pic>
+                <pic:pic xmlns:pic="http://schemas.openxmlformats.org/drawingml/2006/picture">
                   <pic:nvPicPr>
                     <pic:cNvPr id="0" name="image4.png"/>
                     <pic:cNvPicPr preferRelativeResize="0"/>
                   </pic:nvPicPr>
                   <pic:blipFill>
                     <a:blip r:embed="rId16"/>
-                    <a:srcRect b="0" l="0" r="0" t="0"/>
+                    <a:srcRect/>
                     <a:stretch>
                       <a:fillRect/>
                     </a:stretch>
@@ -6140,7 +5971,9 @@
                       <a:off x="0" y="0"/>
                       <a:ext cx="5943600" cy="3213100"/>
                     </a:xfrm>
-                    <a:prstGeom prst="rect"/>
+                    <a:prstGeom prst="rect">
+                      <a:avLst/>
+                    </a:prstGeom>
                     <a:ln/>
                   </pic:spPr>
                 </pic:pic>
@@ -6153,56 +5986,81 @@
         <w:rPr>
           <w:sz w:val="26"/>
           <w:szCs w:val="26"/>
-          <w:rtl w:val="0"/>
-        </w:rPr>
-        <w:br w:type="textWrapping"/>
+        </w:rPr>
+        <w:br/>
+      </w:r>
+      <w:r>
+        <w:rPr>
+          <w:sz w:val="26"/>
+          <w:szCs w:val="26"/>
+        </w:rPr>
         <w:tab/>
+      </w:r>
+      <w:r>
+        <w:rPr>
+          <w:sz w:val="26"/>
+          <w:szCs w:val="26"/>
+        </w:rPr>
         <w:tab/>
+      </w:r>
+      <w:r>
+        <w:rPr>
+          <w:sz w:val="26"/>
+          <w:szCs w:val="26"/>
+        </w:rPr>
         <w:tab/>
+      </w:r>
+      <w:r>
+        <w:rPr>
+          <w:sz w:val="26"/>
+          <w:szCs w:val="26"/>
+        </w:rPr>
         <w:tab/>
+      </w:r>
+      <w:r>
+        <w:rPr>
+          <w:sz w:val="26"/>
+          <w:szCs w:val="26"/>
+        </w:rPr>
         <w:tab/>
       </w:r>
       <w:r>
         <w:rPr>
-          <w:i w:val="1"/>
-          <w:iCs w:val="1"/>
-          <w:rtl w:val="0"/>
-        </w:rPr>
-        <w:t xml:space="preserve">Figure 20: Manage bookings</w:t>
-      </w:r>
-      <w:r>
-        <w:rPr>
-          <w:rtl w:val="0"/>
-        </w:rPr>
-      </w:r>
-    </w:p>
-    <w:p>
-      <w:pPr>
-        <w:rPr>
-          <w:sz w:val="26"/>
-          <w:szCs w:val="26"/>
-        </w:rPr>
-      </w:pPr>
-      <w:r>
-        <w:rPr>
+          <w:i/>
+          <w:iCs/>
+        </w:rPr>
+        <w:t>Figure 20: Manage bookings</w:t>
+      </w:r>
+    </w:p>
+    <w:p>
+      <w:pPr>
+        <w:rPr>
+          <w:sz w:val="26"/>
+          <w:szCs w:val="26"/>
+        </w:rPr>
+      </w:pPr>
+      <w:r>
+        <w:rPr>
+          <w:noProof/>
           <w:sz w:val="26"/>
           <w:szCs w:val="26"/>
         </w:rPr>
         <w:drawing>
-          <wp:inline distB="114300" distT="114300" distL="114300" distR="114300">
+          <wp:inline distT="114300" distB="114300" distL="114300" distR="114300" wp14:anchorId="7C1DAC40" wp14:editId="196616FA">
             <wp:extent cx="5948363" cy="3174367"/>
-            <wp:effectExtent b="0" l="0" r="0" t="0"/>
+            <wp:effectExtent l="0" t="0" r="0" b="0"/>
             <wp:docPr id="7" name="image5.png"/>
-            <a:graphic>
+            <wp:cNvGraphicFramePr/>
+            <a:graphic xmlns:a="http://schemas.openxmlformats.org/drawingml/2006/main">
               <a:graphicData uri="http://schemas.openxmlformats.org/drawingml/2006/picture">
-                <pic:pic>
+                <pic:pic xmlns:pic="http://schemas.openxmlformats.org/drawingml/2006/picture">
                   <pic:nvPicPr>
                     <pic:cNvPr id="0" name="image5.png"/>
                     <pic:cNvPicPr preferRelativeResize="0"/>
                   </pic:nvPicPr>
                   <pic:blipFill>
                     <a:blip r:embed="rId17"/>
-                    <a:srcRect b="0" l="0" r="0" t="0"/>
+                    <a:srcRect/>
                     <a:stretch>
                       <a:fillRect/>
                     </a:stretch>
@@ -6212,7 +6070,9 @@
                       <a:off x="0" y="0"/>
                       <a:ext cx="5948363" cy="3174367"/>
                     </a:xfrm>
-                    <a:prstGeom prst="rect"/>
+                    <a:prstGeom prst="rect">
+                      <a:avLst/>
+                    </a:prstGeom>
                     <a:ln/>
                   </pic:spPr>
                 </pic:pic>
@@ -6221,11 +6081,6 @@
           </wp:inline>
         </w:drawing>
       </w:r>
-      <w:r>
-        <w:rPr>
-          <w:rtl w:val="0"/>
-        </w:rPr>
-      </w:r>
     </w:p>
     <w:p>
       <w:pPr>
@@ -6237,32 +6092,25 @@
       </w:pPr>
       <w:r>
         <w:rPr>
-          <w:i w:val="1"/>
-          <w:iCs w:val="1"/>
-          <w:rtl w:val="0"/>
-        </w:rPr>
-        <w:t xml:space="preserve">Figure 21: Checkout</w:t>
-      </w:r>
-      <w:r>
-        <w:rPr>
-          <w:rtl w:val="0"/>
-        </w:rPr>
-      </w:r>
-    </w:p>
-    <w:p>
-      <w:pPr>
-        <w:rPr>
-          <w:sz w:val="26"/>
-          <w:szCs w:val="26"/>
-        </w:rPr>
-      </w:pPr>
-      <w:r>
-        <w:rPr>
-          <w:sz w:val="26"/>
-          <w:szCs w:val="26"/>
-          <w:rtl w:val="0"/>
-        </w:rPr>
-        <w:t xml:space="preserve">Additional tests include:</w:t>
+          <w:i/>
+          <w:iCs/>
+        </w:rPr>
+        <w:t>Figure 21: Checkout</w:t>
+      </w:r>
+    </w:p>
+    <w:p>
+      <w:pPr>
+        <w:rPr>
+          <w:sz w:val="26"/>
+          <w:szCs w:val="26"/>
+        </w:rPr>
+      </w:pPr>
+      <w:r>
+        <w:rPr>
+          <w:sz w:val="26"/>
+          <w:szCs w:val="26"/>
+        </w:rPr>
+        <w:t>Additional tests include:</w:t>
       </w:r>
     </w:p>
     <w:p>
@@ -6271,19 +6119,17 @@
           <w:ilvl w:val="0"/>
           <w:numId w:val="2"/>
         </w:numPr>
-        <w:ind w:left="425" w:hanging="360"/>
-        <w:rPr>
-          <w:sz w:val="26"/>
-          <w:szCs w:val="26"/>
-        </w:rPr>
-      </w:pPr>
-      <w:r>
-        <w:rPr>
-          <w:sz w:val="26"/>
-          <w:szCs w:val="26"/>
-          <w:rtl w:val="0"/>
-        </w:rPr>
-        <w:t xml:space="preserve">Attempting to book the same room and date range twice, which should fail due to the SQL overlap logic in BookingRepository.find_available_rooms_by_date_range.</w:t>
+        <w:rPr>
+          <w:sz w:val="26"/>
+          <w:szCs w:val="26"/>
+        </w:rPr>
+      </w:pPr>
+      <w:r>
+        <w:rPr>
+          <w:sz w:val="26"/>
+          <w:szCs w:val="26"/>
+        </w:rPr>
+        <w:t>Attempting to book the same room and date range twice, which should fail due to the SQL overlap logic in BookingRepository.find_available_rooms_by_date_range.</w:t>
       </w:r>
     </w:p>
     <w:p>
@@ -6292,19 +6138,17 @@
           <w:ilvl w:val="0"/>
           <w:numId w:val="2"/>
         </w:numPr>
-        <w:ind w:left="425" w:hanging="360"/>
-        <w:rPr>
-          <w:sz w:val="26"/>
-          <w:szCs w:val="26"/>
-        </w:rPr>
-      </w:pPr>
-      <w:r>
-        <w:rPr>
-          <w:sz w:val="26"/>
-          <w:szCs w:val="26"/>
-          <w:rtl w:val="0"/>
-        </w:rPr>
-        <w:t xml:space="preserve">Attempting to access admin endpoints as a normal user, which should be blocked by require_admin or require_receptionist_or_admin middleware.</w:t>
+        <w:rPr>
+          <w:sz w:val="26"/>
+          <w:szCs w:val="26"/>
+        </w:rPr>
+      </w:pPr>
+      <w:r>
+        <w:rPr>
+          <w:sz w:val="26"/>
+          <w:szCs w:val="26"/>
+        </w:rPr>
+        <w:t>Attempting to access admin endpoints as a normal user, which should be blocked by require_admin or require_receptionist_or_admin middleware.</w:t>
       </w:r>
     </w:p>
     <w:p>
@@ -6313,19 +6157,17 @@
           <w:ilvl w:val="0"/>
           <w:numId w:val="2"/>
         </w:numPr>
-        <w:ind w:left="425" w:hanging="360"/>
-        <w:rPr>
-          <w:sz w:val="26"/>
-          <w:szCs w:val="26"/>
-        </w:rPr>
-      </w:pPr>
-      <w:r>
-        <w:rPr>
-          <w:sz w:val="26"/>
-          <w:szCs w:val="26"/>
-          <w:rtl w:val="0"/>
-        </w:rPr>
-        <w:t xml:space="preserve">Applying expired or inactive coupons, which should be rejected by CouponService.</w:t>
+        <w:rPr>
+          <w:sz w:val="26"/>
+          <w:szCs w:val="26"/>
+        </w:rPr>
+      </w:pPr>
+      <w:r>
+        <w:rPr>
+          <w:sz w:val="26"/>
+          <w:szCs w:val="26"/>
+        </w:rPr>
+        <w:t>Applying expired or inactive coupons, which should be rejected by CouponService.</w:t>
       </w:r>
     </w:p>
     <w:p>
@@ -6334,48 +6176,41 @@
           <w:ilvl w:val="0"/>
           <w:numId w:val="2"/>
         </w:numPr>
-        <w:ind w:left="425" w:hanging="360"/>
-        <w:rPr>
-          <w:sz w:val="26"/>
-          <w:szCs w:val="26"/>
-        </w:rPr>
-      </w:pPr>
-      <w:r>
-        <w:rPr>
-          <w:sz w:val="26"/>
-          <w:szCs w:val="26"/>
-          <w:rtl w:val="0"/>
-        </w:rPr>
-        <w:t xml:space="preserve">Verifying that cancellation triggers appropriate room release and, if applicable, wallet refunds, and that booking status is updated to 'cancelled'.</w:t>
+        <w:rPr>
+          <w:sz w:val="26"/>
+          <w:szCs w:val="26"/>
+        </w:rPr>
+      </w:pPr>
+      <w:r>
+        <w:rPr>
+          <w:sz w:val="26"/>
+          <w:szCs w:val="26"/>
+        </w:rPr>
+        <w:t>Verifying that cancellation triggers appropriate room release and, if applicable, wallet refunds, and that booking status is updated to 'cancelled'.</w:t>
       </w:r>
     </w:p>
     <w:p>
       <w:pPr>
         <w:pStyle w:val="Heading1"/>
         <w:rPr>
-          <w:rFonts w:ascii="Times New Roman" w:cs="Times New Roman" w:eastAsia="Times New Roman" w:hAnsi="Times New Roman"/>
+          <w:rFonts w:ascii="Times New Roman" w:eastAsia="Times New Roman" w:hAnsi="Times New Roman" w:cs="Times New Roman"/>
           <w:sz w:val="28"/>
           <w:szCs w:val="28"/>
         </w:rPr>
       </w:pPr>
-      <w:bookmarkStart w:colFirst="0" w:colLast="0" w:name="_g808y775995q" w:id="6"/>
+      <w:bookmarkStart w:id="6" w:name="_g808y775995q" w:colFirst="0" w:colLast="0"/>
       <w:bookmarkEnd w:id="6"/>
       <w:r>
         <w:rPr>
-          <w:rFonts w:ascii="Times New Roman" w:cs="Times New Roman" w:eastAsia="Times New Roman" w:hAnsi="Times New Roman"/>
-          <w:b w:val="1"/>
-          <w:bCs w:val="1"/>
+          <w:rFonts w:ascii="Times New Roman" w:eastAsia="Times New Roman" w:hAnsi="Times New Roman" w:cs="Times New Roman"/>
+          <w:b/>
+          <w:bCs/>
           <w:color w:val="000000"/>
           <w:sz w:val="30"/>
           <w:szCs w:val="30"/>
-          <w:rtl w:val="0"/>
-        </w:rPr>
-        <w:t xml:space="preserve">3. Conclusion &amp; Reflection</w:t>
-      </w:r>
-      <w:r>
-        <w:rPr>
-          <w:rtl w:val="0"/>
-        </w:rPr>
+        </w:rPr>
+        <w:lastRenderedPageBreak/>
+        <w:t>3. Conclusion &amp; Reflection</w:t>
       </w:r>
     </w:p>
     <w:p>
@@ -6390,41 +6225,34 @@
         <w:rPr>
           <w:sz w:val="26"/>
           <w:szCs w:val="26"/>
-          <w:rtl w:val="0"/>
-        </w:rPr>
-        <w:t xml:space="preserve">This project successfully implements a multi-role Hotel Booking Management System using a layered Flask backend and a static HTML/CSS/JavaScript frontend. The layered structure with controllers, services, repositories, and models has proven effective in separating concerns, making it easier to reason about booking, payment, and reporting flows. The system satisfies the main functional requirements (room browsing, booking, payment, check-in/check-out, wallet, coupons, services, reporting) and achieves key architectural goals such as modifiability, maintainability, and basic security.</w:t>
-      </w:r>
-      <w:r>
-        <w:rPr>
-          <w:rtl w:val="0"/>
-        </w:rPr>
+        </w:rPr>
+        <w:t>This project successfully implements a multi-role Hotel Booking Management System using a layered Flask backend and a static HTML/CSS/JavaScript frontend. The layered structure with controllers, services, repositories, and models has proven effective in separating concerns, making it easier to reason about booking, payment, and reporting flows. The system satisfies the main functional requirements (room browsing, booking, payment, check-in/check-out, wallet, coupons, services, reporting) and achieves key architectural goals such as modifiability, maintainability, and basic security.</w:t>
       </w:r>
     </w:p>
     <w:p>
       <w:pPr>
         <w:pStyle w:val="Heading2"/>
         <w:rPr>
-          <w:rFonts w:ascii="Times New Roman" w:cs="Times New Roman" w:eastAsia="Times New Roman" w:hAnsi="Times New Roman"/>
-          <w:b w:val="1"/>
-          <w:bCs w:val="1"/>
+          <w:rFonts w:ascii="Times New Roman" w:eastAsia="Times New Roman" w:hAnsi="Times New Roman" w:cs="Times New Roman"/>
+          <w:b/>
+          <w:bCs/>
           <w:color w:val="000000"/>
           <w:sz w:val="30"/>
           <w:szCs w:val="30"/>
         </w:rPr>
       </w:pPr>
-      <w:bookmarkStart w:colFirst="0" w:colLast="0" w:name="_353e0r17kss3" w:id="7"/>
+      <w:bookmarkStart w:id="7" w:name="_353e0r17kss3" w:colFirst="0" w:colLast="0"/>
       <w:bookmarkEnd w:id="7"/>
       <w:r>
         <w:rPr>
-          <w:rFonts w:ascii="Times New Roman" w:cs="Times New Roman" w:eastAsia="Times New Roman" w:hAnsi="Times New Roman"/>
-          <w:b w:val="1"/>
-          <w:bCs w:val="1"/>
+          <w:rFonts w:ascii="Times New Roman" w:eastAsia="Times New Roman" w:hAnsi="Times New Roman" w:cs="Times New Roman"/>
+          <w:b/>
+          <w:bCs/>
           <w:color w:val="000000"/>
           <w:sz w:val="30"/>
           <w:szCs w:val="30"/>
-          <w:rtl w:val="0"/>
-        </w:rPr>
-        <w:t xml:space="preserve">3.1 Lessons Learned</w:t>
+        </w:rPr>
+        <w:t>3.1 Lessons Learned</w:t>
       </w:r>
     </w:p>
     <w:p>
@@ -6439,41 +6267,38 @@
         <w:rPr>
           <w:sz w:val="26"/>
           <w:szCs w:val="26"/>
-          <w:rtl w:val="0"/>
-        </w:rPr>
-        <w:t xml:space="preserve">Value of Clear Layering: Explicit separation between controllers, services, and repositories significantly reduced coupling. When business rules changed (e.g.,</w:t>
-      </w:r>
-    </w:p>
-    <w:p>
-      <w:pPr>
-        <w:rPr>
-          <w:sz w:val="26"/>
-          <w:szCs w:val="26"/>
-        </w:rPr>
-      </w:pPr>
-      <w:r>
-        <w:rPr>
-          <w:sz w:val="26"/>
-          <w:szCs w:val="26"/>
-          <w:rtl w:val="0"/>
-        </w:rPr>
-        <w:t xml:space="preserve">new validation for booking dates or coupon constraints), modifications could be</w:t>
-      </w:r>
-    </w:p>
-    <w:p>
-      <w:pPr>
-        <w:rPr>
-          <w:sz w:val="26"/>
-          <w:szCs w:val="26"/>
-        </w:rPr>
-      </w:pPr>
-      <w:r>
-        <w:rPr>
-          <w:sz w:val="26"/>
-          <w:szCs w:val="26"/>
-          <w:rtl w:val="0"/>
-        </w:rPr>
-        <w:t xml:space="preserve">localized mainly in the service layer.</w:t>
+        </w:rPr>
+        <w:t>Value of Clear Layering: Explicit separation between controllers, services, and repositories significantly reduced coupling. When business rules changed (e.g.,</w:t>
+      </w:r>
+    </w:p>
+    <w:p>
+      <w:pPr>
+        <w:rPr>
+          <w:sz w:val="26"/>
+          <w:szCs w:val="26"/>
+        </w:rPr>
+      </w:pPr>
+      <w:r>
+        <w:rPr>
+          <w:sz w:val="26"/>
+          <w:szCs w:val="26"/>
+        </w:rPr>
+        <w:t>new validation for booking dates or coupon constraints), modifications could be</w:t>
+      </w:r>
+    </w:p>
+    <w:p>
+      <w:pPr>
+        <w:rPr>
+          <w:sz w:val="26"/>
+          <w:szCs w:val="26"/>
+        </w:rPr>
+      </w:pPr>
+      <w:r>
+        <w:rPr>
+          <w:sz w:val="26"/>
+          <w:szCs w:val="26"/>
+        </w:rPr>
+        <w:t>localized mainly in the service layer.</w:t>
       </w:r>
     </w:p>
     <w:p>
@@ -6488,9 +6313,8 @@
         <w:rPr>
           <w:sz w:val="26"/>
           <w:szCs w:val="26"/>
-          <w:rtl w:val="0"/>
-        </w:rPr>
-        <w:t xml:space="preserve">Handling Data Consistency: Implementing correct booking and payment flows required careful handling of transactions and state transitions (pending, paid, cancelled, checked_in, checked_out). The repository methods and service logic had to be designed to avoid partial updates (e.g., reserving a room but failing to create a booking).</w:t>
+        </w:rPr>
+        <w:t>Handling Data Consistency: Implementing correct booking and payment flows required careful handling of transactions and state transitions (pending, paid, cancelled, checked_in, checked_out). The repository methods and service logic had to be designed to avoid partial updates (e.g., reserving a room but failing to create a booking).</w:t>
       </w:r>
     </w:p>
     <w:p>
@@ -6505,25 +6329,23 @@
         <w:rPr>
           <w:sz w:val="26"/>
           <w:szCs w:val="26"/>
-          <w:rtl w:val="0"/>
-        </w:rPr>
-        <w:t xml:space="preserve">Security &amp; Roles: Introducing middleware-based decorators for authentication and role-based access control made it easier to secure endpoints consistently across</w:t>
-      </w:r>
-    </w:p>
-    <w:p>
-      <w:pPr>
-        <w:rPr>
-          <w:sz w:val="26"/>
-          <w:szCs w:val="26"/>
-        </w:rPr>
-      </w:pPr>
-      <w:r>
-        <w:rPr>
-          <w:sz w:val="26"/>
-          <w:szCs w:val="26"/>
-          <w:rtl w:val="0"/>
-        </w:rPr>
-        <w:t xml:space="preserve">the application. This pattern helped enforce that only appropriate roles can perform sensitive operations like managing rooms, staff, or viewing reports.</w:t>
+        </w:rPr>
+        <w:t>Security &amp; Roles: Introducing middleware-based decorators for authentication and role-based access control made it easier to secure endpoints consistently across</w:t>
+      </w:r>
+    </w:p>
+    <w:p>
+      <w:pPr>
+        <w:rPr>
+          <w:sz w:val="26"/>
+          <w:szCs w:val="26"/>
+        </w:rPr>
+      </w:pPr>
+      <w:r>
+        <w:rPr>
+          <w:sz w:val="26"/>
+          <w:szCs w:val="26"/>
+        </w:rPr>
+        <w:t>the application. This pattern helped enforce that only appropriate roles can perform sensitive operations like managing rooms, staff, or viewing reports.</w:t>
       </w:r>
     </w:p>
     <w:p>
@@ -6538,52 +6360,49 @@
         <w:rPr>
           <w:sz w:val="26"/>
           <w:szCs w:val="26"/>
-          <w:rtl w:val="0"/>
-        </w:rPr>
-        <w:t xml:space="preserve">Integration with a Real Database: Working with MySQL and explicit SQL queries (instead of an ORM) provided deeper understanding of SQL, transactions, and how to map between relational tables and Python objects.</w:t>
+        </w:rPr>
+        <w:t>Integration with a Real Database: Working with MySQL and explicit SQL queries (instead of an ORM) provided deeper understanding of SQL, transactions, and how to map between relational tables and Python objects.</w:t>
       </w:r>
     </w:p>
     <w:p>
       <w:pPr>
         <w:pStyle w:val="Heading2"/>
         <w:rPr>
-          <w:rFonts w:ascii="Times New Roman" w:cs="Times New Roman" w:eastAsia="Times New Roman" w:hAnsi="Times New Roman"/>
-          <w:b w:val="1"/>
-          <w:bCs w:val="1"/>
+          <w:rFonts w:ascii="Times New Roman" w:eastAsia="Times New Roman" w:hAnsi="Times New Roman" w:cs="Times New Roman"/>
+          <w:b/>
+          <w:bCs/>
           <w:color w:val="000000"/>
           <w:sz w:val="30"/>
           <w:szCs w:val="30"/>
         </w:rPr>
       </w:pPr>
-      <w:bookmarkStart w:colFirst="0" w:colLast="0" w:name="_16vk2jpaqjfz" w:id="8"/>
+      <w:bookmarkStart w:id="8" w:name="_16vk2jpaqjfz" w:colFirst="0" w:colLast="0"/>
       <w:bookmarkEnd w:id="8"/>
       <w:r>
         <w:rPr>
-          <w:rFonts w:ascii="Times New Roman" w:cs="Times New Roman" w:eastAsia="Times New Roman" w:hAnsi="Times New Roman"/>
-          <w:b w:val="1"/>
-          <w:bCs w:val="1"/>
+          <w:rFonts w:ascii="Times New Roman" w:eastAsia="Times New Roman" w:hAnsi="Times New Roman" w:cs="Times New Roman"/>
+          <w:b/>
+          <w:bCs/>
           <w:color w:val="000000"/>
           <w:sz w:val="30"/>
           <w:szCs w:val="30"/>
-          <w:rtl w:val="0"/>
-        </w:rPr>
-        <w:t xml:space="preserve">3.2 Future Improvements</w:t>
-      </w:r>
-    </w:p>
-    <w:p>
-      <w:pPr>
-        <w:rPr>
-          <w:sz w:val="26"/>
-          <w:szCs w:val="26"/>
-        </w:rPr>
-      </w:pPr>
-      <w:r>
-        <w:rPr>
-          <w:sz w:val="26"/>
-          <w:szCs w:val="26"/>
-          <w:rtl w:val="0"/>
-        </w:rPr>
-        <w:t xml:space="preserve">1. Strengthen Authentication &amp; Authorization:</w:t>
+        </w:rPr>
+        <w:t>3.2 Future Improvements</w:t>
+      </w:r>
+    </w:p>
+    <w:p>
+      <w:pPr>
+        <w:rPr>
+          <w:sz w:val="26"/>
+          <w:szCs w:val="26"/>
+        </w:rPr>
+      </w:pPr>
+      <w:r>
+        <w:rPr>
+          <w:sz w:val="26"/>
+          <w:szCs w:val="26"/>
+        </w:rPr>
+        <w:t>1. Strengthen Authentication &amp; Authorization:</w:t>
       </w:r>
     </w:p>
     <w:p>
@@ -6592,19 +6411,17 @@
           <w:ilvl w:val="0"/>
           <w:numId w:val="3"/>
         </w:numPr>
-        <w:ind w:left="425" w:hanging="360"/>
-        <w:rPr>
-          <w:sz w:val="26"/>
-          <w:szCs w:val="26"/>
-        </w:rPr>
-      </w:pPr>
-      <w:r>
-        <w:rPr>
-          <w:sz w:val="26"/>
-          <w:szCs w:val="26"/>
-          <w:rtl w:val="0"/>
-        </w:rPr>
-        <w:t xml:space="preserve">Adopt a more robust token-based authentication mechanism (e.g., JWT) with secure storage on the client and token refresh logic.</w:t>
+        <w:rPr>
+          <w:sz w:val="26"/>
+          <w:szCs w:val="26"/>
+        </w:rPr>
+      </w:pPr>
+      <w:r>
+        <w:rPr>
+          <w:sz w:val="26"/>
+          <w:szCs w:val="26"/>
+        </w:rPr>
+        <w:t>Adopt a more robust token-based authentication mechanism (e.g., JWT) with secure storage on the client and token refresh logic.</w:t>
       </w:r>
     </w:p>
     <w:p>
@@ -6613,52 +6430,48 @@
           <w:ilvl w:val="0"/>
           <w:numId w:val="3"/>
         </w:numPr>
-        <w:ind w:left="425" w:hanging="360"/>
-        <w:rPr>
-          <w:sz w:val="26"/>
-          <w:szCs w:val="26"/>
-        </w:rPr>
-      </w:pPr>
-      <w:r>
-        <w:rPr>
-          <w:sz w:val="26"/>
-          <w:szCs w:val="26"/>
-          <w:rtl w:val="0"/>
-        </w:rPr>
-        <w:t xml:space="preserve">Enhance password policies, add account lockout after repeated failed logins,</w:t>
-      </w:r>
-    </w:p>
-    <w:p>
-      <w:pPr>
-        <w:ind w:left="720" w:firstLine="0"/>
-        <w:rPr>
-          <w:sz w:val="26"/>
-          <w:szCs w:val="26"/>
-        </w:rPr>
-      </w:pPr>
-      <w:r>
-        <w:rPr>
-          <w:sz w:val="26"/>
-          <w:szCs w:val="26"/>
-          <w:rtl w:val="0"/>
-        </w:rPr>
-        <w:t xml:space="preserve">and introduce audit logging for security-sensitive operations.</w:t>
-      </w:r>
-    </w:p>
-    <w:p>
-      <w:pPr>
-        <w:rPr>
-          <w:sz w:val="26"/>
-          <w:szCs w:val="26"/>
-        </w:rPr>
-      </w:pPr>
-      <w:r>
-        <w:rPr>
-          <w:sz w:val="26"/>
-          <w:szCs w:val="26"/>
-          <w:rtl w:val="0"/>
-        </w:rPr>
-        <w:t xml:space="preserve">2. Enhance Reporting:</w:t>
+        <w:rPr>
+          <w:sz w:val="26"/>
+          <w:szCs w:val="26"/>
+        </w:rPr>
+      </w:pPr>
+      <w:r>
+        <w:rPr>
+          <w:sz w:val="26"/>
+          <w:szCs w:val="26"/>
+        </w:rPr>
+        <w:t>Enhance password policies, add account lockout after repeated failed logins,</w:t>
+      </w:r>
+    </w:p>
+    <w:p>
+      <w:pPr>
+        <w:ind w:left="720"/>
+        <w:rPr>
+          <w:sz w:val="26"/>
+          <w:szCs w:val="26"/>
+        </w:rPr>
+      </w:pPr>
+      <w:r>
+        <w:rPr>
+          <w:sz w:val="26"/>
+          <w:szCs w:val="26"/>
+        </w:rPr>
+        <w:t>and introduce audit logging for security-sensitive operations.</w:t>
+      </w:r>
+    </w:p>
+    <w:p>
+      <w:pPr>
+        <w:rPr>
+          <w:sz w:val="26"/>
+          <w:szCs w:val="26"/>
+        </w:rPr>
+      </w:pPr>
+      <w:r>
+        <w:rPr>
+          <w:sz w:val="26"/>
+          <w:szCs w:val="26"/>
+        </w:rPr>
+        <w:t>2. Enhance Reporting:</w:t>
       </w:r>
     </w:p>
     <w:p>
@@ -6667,19 +6480,17 @@
           <w:ilvl w:val="0"/>
           <w:numId w:val="5"/>
         </w:numPr>
-        <w:ind w:left="425" w:hanging="360"/>
-        <w:rPr>
-          <w:sz w:val="26"/>
-          <w:szCs w:val="26"/>
-        </w:rPr>
-      </w:pPr>
-      <w:r>
-        <w:rPr>
-          <w:sz w:val="26"/>
-          <w:szCs w:val="26"/>
-          <w:rtl w:val="0"/>
-        </w:rPr>
-        <w:t xml:space="preserve">Extend ReportService and related repositories to produce richer analytics such as revenue by room type, monthly/seasonal trends, average length of stay, and service usage statistics.</w:t>
+        <w:rPr>
+          <w:sz w:val="26"/>
+          <w:szCs w:val="26"/>
+        </w:rPr>
+      </w:pPr>
+      <w:r>
+        <w:rPr>
+          <w:sz w:val="26"/>
+          <w:szCs w:val="26"/>
+        </w:rPr>
+        <w:t>Extend ReportService and related repositories to produce richer analytics such as revenue by room type, monthly/seasonal trends, average length of stay, and service usage statistics.</w:t>
       </w:r>
     </w:p>
     <w:p>
@@ -6688,35 +6499,32 @@
           <w:ilvl w:val="0"/>
           <w:numId w:val="5"/>
         </w:numPr>
-        <w:ind w:left="425" w:hanging="360"/>
-        <w:rPr>
-          <w:sz w:val="26"/>
-          <w:szCs w:val="26"/>
-        </w:rPr>
-      </w:pPr>
-      <w:r>
-        <w:rPr>
-          <w:sz w:val="26"/>
-          <w:szCs w:val="26"/>
-          <w:rtl w:val="0"/>
-        </w:rPr>
-        <w:t xml:space="preserve">Provide export options (CSV/PDF) and more visual dashboards in the admin UI.</w:t>
-      </w:r>
-    </w:p>
-    <w:p>
-      <w:pPr>
-        <w:rPr>
-          <w:sz w:val="26"/>
-          <w:szCs w:val="26"/>
-        </w:rPr>
-      </w:pPr>
-      <w:r>
-        <w:rPr>
-          <w:sz w:val="26"/>
-          <w:szCs w:val="26"/>
-          <w:rtl w:val="0"/>
-        </w:rPr>
-        <w:t xml:space="preserve">3. Improve Scalability &amp; Deployment:</w:t>
+        <w:rPr>
+          <w:sz w:val="26"/>
+          <w:szCs w:val="26"/>
+        </w:rPr>
+      </w:pPr>
+      <w:r>
+        <w:rPr>
+          <w:sz w:val="26"/>
+          <w:szCs w:val="26"/>
+        </w:rPr>
+        <w:t>Provide export options (CSV/PDF) and more visual dashboards in the admin UI.</w:t>
+      </w:r>
+    </w:p>
+    <w:p>
+      <w:pPr>
+        <w:rPr>
+          <w:sz w:val="26"/>
+          <w:szCs w:val="26"/>
+        </w:rPr>
+      </w:pPr>
+      <w:r>
+        <w:rPr>
+          <w:sz w:val="26"/>
+          <w:szCs w:val="26"/>
+        </w:rPr>
+        <w:t>3. Improve Scalability &amp; Deployment:</w:t>
       </w:r>
     </w:p>
     <w:p>
@@ -6725,33 +6533,30 @@
           <w:ilvl w:val="0"/>
           <w:numId w:val="4"/>
         </w:numPr>
-        <w:ind w:left="425" w:hanging="360"/>
-        <w:rPr>
-          <w:sz w:val="26"/>
-          <w:szCs w:val="26"/>
-        </w:rPr>
-      </w:pPr>
-      <w:r>
-        <w:rPr>
-          <w:sz w:val="26"/>
-          <w:szCs w:val="26"/>
-          <w:rtl w:val="0"/>
-        </w:rPr>
-        <w:t xml:space="preserve">Containerize the application (Docker), use environment-specific configurations,</w:t>
-      </w:r>
-    </w:p>
-    <w:p>
-      <w:pPr>
-        <w:rPr>
-          <w:sz w:val="26"/>
-          <w:szCs w:val="26"/>
-        </w:rPr>
-      </w:pPr>
-      <w:r>
-        <w:rPr>
-          <w:sz w:val="26"/>
-          <w:szCs w:val="26"/>
-          <w:rtl w:val="0"/>
+        <w:rPr>
+          <w:sz w:val="26"/>
+          <w:szCs w:val="26"/>
+        </w:rPr>
+      </w:pPr>
+      <w:r>
+        <w:rPr>
+          <w:sz w:val="26"/>
+          <w:szCs w:val="26"/>
+        </w:rPr>
+        <w:t>Containerize the application (Docker), use environment-specific configurations,</w:t>
+      </w:r>
+    </w:p>
+    <w:p>
+      <w:pPr>
+        <w:rPr>
+          <w:sz w:val="26"/>
+          <w:szCs w:val="26"/>
+        </w:rPr>
+      </w:pPr>
+      <w:r>
+        <w:rPr>
+          <w:sz w:val="26"/>
+          <w:szCs w:val="26"/>
         </w:rPr>
         <w:t xml:space="preserve">     and deploy on a cloud platform.</w:t>
       </w:r>
@@ -6762,35 +6567,32 @@
           <w:ilvl w:val="0"/>
           <w:numId w:val="7"/>
         </w:numPr>
-        <w:ind w:left="425" w:hanging="360"/>
-        <w:rPr>
-          <w:sz w:val="26"/>
-          <w:szCs w:val="26"/>
-        </w:rPr>
-      </w:pPr>
-      <w:r>
-        <w:rPr>
-          <w:sz w:val="26"/>
-          <w:szCs w:val="26"/>
-          <w:rtl w:val="0"/>
-        </w:rPr>
-        <w:t xml:space="preserve">Introduce a reverse proxy/load balancer and, if necessary, separate the booking, payment, and reporting domains into independently scalable services.</w:t>
-      </w:r>
-    </w:p>
-    <w:p>
-      <w:pPr>
-        <w:rPr>
-          <w:sz w:val="26"/>
-          <w:szCs w:val="26"/>
-        </w:rPr>
-      </w:pPr>
-      <w:r>
-        <w:rPr>
-          <w:sz w:val="26"/>
-          <w:szCs w:val="26"/>
-          <w:rtl w:val="0"/>
-        </w:rPr>
-        <w:t xml:space="preserve">4. UX &amp; UI Enhancements:</w:t>
+        <w:rPr>
+          <w:sz w:val="26"/>
+          <w:szCs w:val="26"/>
+        </w:rPr>
+      </w:pPr>
+      <w:r>
+        <w:rPr>
+          <w:sz w:val="26"/>
+          <w:szCs w:val="26"/>
+        </w:rPr>
+        <w:t>Introduce a reverse proxy/load balancer and, if necessary, separate the booking, payment, and reporting domains into independently scalable services.</w:t>
+      </w:r>
+    </w:p>
+    <w:p>
+      <w:pPr>
+        <w:rPr>
+          <w:sz w:val="26"/>
+          <w:szCs w:val="26"/>
+        </w:rPr>
+      </w:pPr>
+      <w:r>
+        <w:rPr>
+          <w:sz w:val="26"/>
+          <w:szCs w:val="26"/>
+        </w:rPr>
+        <w:t>4. UX &amp; UI Enhancements:</w:t>
       </w:r>
     </w:p>
     <w:p>
@@ -6799,19 +6601,18 @@
           <w:ilvl w:val="0"/>
           <w:numId w:val="1"/>
         </w:numPr>
-        <w:ind w:left="425" w:hanging="360"/>
-        <w:rPr>
-          <w:sz w:val="26"/>
-          <w:szCs w:val="26"/>
-        </w:rPr>
-      </w:pPr>
-      <w:r>
-        <w:rPr>
-          <w:sz w:val="26"/>
-          <w:szCs w:val="26"/>
-          <w:rtl w:val="0"/>
-        </w:rPr>
-        <w:t xml:space="preserve">Improve responsiveness and interactivity of the frontend, potentially integrating a modern frontend framework for complex admin views.</w:t>
+        <w:rPr>
+          <w:sz w:val="26"/>
+          <w:szCs w:val="26"/>
+        </w:rPr>
+      </w:pPr>
+      <w:r>
+        <w:rPr>
+          <w:sz w:val="26"/>
+          <w:szCs w:val="26"/>
+        </w:rPr>
+        <w:lastRenderedPageBreak/>
+        <w:t>Improve responsiveness and interactivity of the frontend, potentially integrating a modern frontend framework for complex admin views.</w:t>
       </w:r>
     </w:p>
     <w:p>
@@ -6820,35 +6621,32 @@
           <w:ilvl w:val="0"/>
           <w:numId w:val="1"/>
         </w:numPr>
-        <w:ind w:left="425" w:hanging="360"/>
-        <w:rPr>
-          <w:sz w:val="26"/>
-          <w:szCs w:val="26"/>
-        </w:rPr>
-      </w:pPr>
-      <w:r>
-        <w:rPr>
-          <w:sz w:val="26"/>
-          <w:szCs w:val="26"/>
-          <w:rtl w:val="0"/>
-        </w:rPr>
-        <w:t xml:space="preserve">Add user notifications (email or in-app) for booking confirmation, payment receipts, and check-in reminders.</w:t>
-      </w:r>
-    </w:p>
-    <w:p>
-      <w:pPr>
-        <w:rPr>
-          <w:sz w:val="26"/>
-          <w:szCs w:val="26"/>
-        </w:rPr>
-      </w:pPr>
-      <w:r>
-        <w:rPr>
-          <w:sz w:val="26"/>
-          <w:szCs w:val="26"/>
-          <w:rtl w:val="0"/>
-        </w:rPr>
-        <w:t xml:space="preserve">5. Logging, Monitoring &amp; Error Handling:</w:t>
+        <w:rPr>
+          <w:sz w:val="26"/>
+          <w:szCs w:val="26"/>
+        </w:rPr>
+      </w:pPr>
+      <w:r>
+        <w:rPr>
+          <w:sz w:val="26"/>
+          <w:szCs w:val="26"/>
+        </w:rPr>
+        <w:t>Add user notifications (email or in-app) for booking confirmation, payment receipts, and check-in reminders.</w:t>
+      </w:r>
+    </w:p>
+    <w:p>
+      <w:pPr>
+        <w:rPr>
+          <w:sz w:val="26"/>
+          <w:szCs w:val="26"/>
+        </w:rPr>
+      </w:pPr>
+      <w:r>
+        <w:rPr>
+          <w:sz w:val="26"/>
+          <w:szCs w:val="26"/>
+        </w:rPr>
+        <w:t>5. Logging, Monitoring &amp; Error Handling:</w:t>
       </w:r>
     </w:p>
     <w:p>
@@ -6857,19 +6655,17 @@
           <w:ilvl w:val="0"/>
           <w:numId w:val="8"/>
         </w:numPr>
-        <w:ind w:left="425" w:hanging="360"/>
-        <w:rPr>
-          <w:sz w:val="26"/>
-          <w:szCs w:val="26"/>
-        </w:rPr>
-      </w:pPr>
-      <w:r>
-        <w:rPr>
-          <w:sz w:val="26"/>
-          <w:szCs w:val="26"/>
-          <w:rtl w:val="0"/>
-        </w:rPr>
-        <w:t xml:space="preserve">Implement structured logging and monitoring (e.g., using a logging framework and a dashboard) to quickly detect issues in production.</w:t>
+        <w:rPr>
+          <w:sz w:val="26"/>
+          <w:szCs w:val="26"/>
+        </w:rPr>
+      </w:pPr>
+      <w:r>
+        <w:rPr>
+          <w:sz w:val="26"/>
+          <w:szCs w:val="26"/>
+        </w:rPr>
+        <w:t>Implement structured logging and monitoring (e.g., using a logging framework and a dashboard) to quickly detect issues in production.</w:t>
       </w:r>
     </w:p>
     <w:p>
@@ -6878,102 +6674,119 @@
           <w:ilvl w:val="0"/>
           <w:numId w:val="8"/>
         </w:numPr>
-        <w:ind w:left="425" w:hanging="360"/>
-        <w:rPr>
-          <w:sz w:val="26"/>
-          <w:szCs w:val="26"/>
-        </w:rPr>
-      </w:pPr>
-      <w:r>
-        <w:rPr>
-          <w:sz w:val="26"/>
-          <w:szCs w:val="26"/>
-          <w:rtl w:val="0"/>
-        </w:rPr>
-        <w:t xml:space="preserve">Standardize error responses across controllers to provide consistent feedback to Frontend developers and end users.</w:t>
+        <w:rPr>
+          <w:sz w:val="26"/>
+          <w:szCs w:val="26"/>
+        </w:rPr>
+      </w:pPr>
+      <w:r>
+        <w:rPr>
+          <w:sz w:val="26"/>
+          <w:szCs w:val="26"/>
+        </w:rPr>
+        <w:t>Standardize error responses across controllers to provide consistent feedback to Frontend developers and end users.</w:t>
       </w:r>
     </w:p>
     <w:sectPr>
-      <w:type w:val="nextPage"/>
-      <w:pgSz w:h="15840" w:w="12240" w:orient="portrait"/>
-      <w:pgMar w:bottom="1440" w:top="1440" w:left="1440" w:right="1440" w:header="720" w:footer="720"/>
+      <w:pgSz w:w="12240" w:h="15840"/>
+      <w:pgMar w:top="1440" w:right="1440" w:bottom="1440" w:left="1440" w:header="720" w:footer="720" w:gutter="0"/>
       <w:pgNumType w:start="1"/>
+      <w:cols w:space="720"/>
     </w:sectPr>
   </w:body>
 </w:document>
 </file>
 
+<file path=word/endnotes.xml><?xml version="1.0" encoding="utf-8"?>
+<w:endnotes xmlns:wpc="http://schemas.microsoft.com/office/word/2010/wordprocessingCanvas" xmlns:cx="http://schemas.microsoft.com/office/drawing/2014/chartex" xmlns:cx1="http://schemas.microsoft.com/office/drawing/2015/9/8/chartex" xmlns:cx2="http://schemas.microsoft.com/office/drawing/2015/10/21/chartex" xmlns:cx3="http://schemas.microsoft.com/office/drawing/2016/5/9/chartex" xmlns:cx4="http://schemas.microsoft.com/office/drawing/2016/5/10/chartex" xmlns:cx5="http://schemas.microsoft.com/office/drawing/2016/5/11/chartex" xmlns:cx6="http://schemas.microsoft.com/office/drawing/2016/5/12/chartex" xmlns:cx7="http://schemas.microsoft.com/office/drawing/2016/5/13/chartex" xmlns:cx8="http://schemas.microsoft.com/office/drawing/2016/5/14/chartex" xmlns:mc="http://schemas.openxmlformats.org/markup-compatibility/2006" xmlns:aink="http://schemas.microsoft.com/office/drawing/2016/ink" xmlns:am3d="http://schemas.microsoft.com/office/drawing/2017/model3d" xmlns:o="urn:schemas-microsoft-com:office:office" xmlns:oel="http://schemas.microsoft.com/office/2019/extlst" xmlns:r="http://schemas.openxmlformats.org/officeDocument/2006/relationships" xmlns:m="http://schemas.openxmlformats.org/officeDocument/2006/math" xmlns:v="urn:schemas-microsoft-com:vml" xmlns:wp14="http://schemas.microsoft.com/office/word/2010/wordprocessingDrawing" xmlns:wp="http://schemas.openxmlformats.org/drawingml/2006/wordprocessingDrawing" xmlns:w10="urn:schemas-microsoft-com:office:word" xmlns:w="http://schemas.openxmlformats.org/wordprocessingml/2006/main" xmlns:w14="http://schemas.microsoft.com/office/word/2010/wordml" xmlns:w15="http://schemas.microsoft.com/office/word/2012/wordml" xmlns:w16cex="http://schemas.microsoft.com/office/word/2018/wordml/cex" xmlns:w16cid="http://schemas.microsoft.com/office/word/2016/wordml/cid" xmlns:w16="http://schemas.microsoft.com/office/word/2018/wordml" xmlns:w16du="http://schemas.microsoft.com/office/word/2023/wordml/word16du" xmlns:w16sdtdh="http://schemas.microsoft.com/office/word/2020/wordml/sdtdatahash" xmlns:w16sdtfl="http://schemas.microsoft.com/office/word/2024/wordml/sdtformatlock" xmlns:w16se="http://schemas.microsoft.com/office/word/2015/wordml/symex" xmlns:wpg="http://schemas.microsoft.com/office/word/2010/wordprocessingGroup" xmlns:wpi="http://schemas.microsoft.com/office/word/2010/wordprocessingInk" xmlns:wne="http://schemas.microsoft.com/office/word/2006/wordml" xmlns:wps="http://schemas.microsoft.com/office/word/2010/wordprocessingShape" mc:Ignorable="w14 w15 w16se w16cid w16 w16cex w16sdtdh w16sdtfl w16du wp14">
+  <w:endnote w:type="separator" w:id="-1">
+    <w:p>
+      <w:r>
+        <w:separator/>
+      </w:r>
+    </w:p>
+  </w:endnote>
+  <w:endnote w:type="continuationSeparator" w:id="0">
+    <w:p>
+      <w:r>
+        <w:continuationSeparator/>
+      </w:r>
+    </w:p>
+  </w:endnote>
+</w:endnotes>
+</file>
+
 <file path=word/footer1.xml><?xml version="1.0" encoding="utf-8"?>
-<w:ftr xmlns:mc="http://schemas.openxmlformats.org/markup-compatibility/2006" xmlns:o="urn:schemas-microsoft-com:office:office" xmlns:r="http://schemas.openxmlformats.org/officeDocument/2006/relationships" xmlns:m="http://schemas.openxmlformats.org/officeDocument/2006/math" xmlns:v="urn:schemas-microsoft-com:vml" xmlns:wp="http://schemas.openxmlformats.org/drawingml/2006/wordprocessingDrawing" xmlns:w10="urn:schemas-microsoft-com:office:word" xmlns:w="http://schemas.openxmlformats.org/wordprocessingml/2006/main" xmlns:wne="http://schemas.microsoft.com/office/word/2006/wordml" xmlns:sl="http://schemas.openxmlformats.org/schemaLibrary/2006/main" xmlns:a="http://schemas.openxmlformats.org/drawingml/2006/main" xmlns:pic="http://schemas.openxmlformats.org/drawingml/2006/picture" xmlns:c="http://schemas.openxmlformats.org/drawingml/2006/chart" xmlns:lc="http://schemas.openxmlformats.org/drawingml/2006/lockedCanvas" xmlns:dgm="http://schemas.openxmlformats.org/drawingml/2006/diagram" xmlns:wps="http://schemas.microsoft.com/office/word/2010/wordprocessingShape" xmlns:wpg="http://schemas.microsoft.com/office/word/2010/wordprocessingGroup" xmlns:w14="http://schemas.microsoft.com/office/word/2010/wordml" xmlns:w15="http://schemas.microsoft.com/office/word/2012/wordml" xmlns:w16="http://schemas.microsoft.com/office/word/2018/wordml" xmlns:w16cex="http://schemas.microsoft.com/office/word/2018/wordml/cex" xmlns:w16cid="http://schemas.microsoft.com/office/word/2016/wordml/cid" xmlns="http://schemas.microsoft.com/office/tasks/2019/documenttasks" xmlns:cr="http://schemas.microsoft.com/office/comments/2020/reactions">
+<w:ftr xmlns:wpc="http://schemas.microsoft.com/office/word/2010/wordprocessingCanvas" xmlns:cx="http://schemas.microsoft.com/office/drawing/2014/chartex" xmlns:cx1="http://schemas.microsoft.com/office/drawing/2015/9/8/chartex" xmlns:cx2="http://schemas.microsoft.com/office/drawing/2015/10/21/chartex" xmlns:cx3="http://schemas.microsoft.com/office/drawing/2016/5/9/chartex" xmlns:cx4="http://schemas.microsoft.com/office/drawing/2016/5/10/chartex" xmlns:cx5="http://schemas.microsoft.com/office/drawing/2016/5/11/chartex" xmlns:cx6="http://schemas.microsoft.com/office/drawing/2016/5/12/chartex" xmlns:cx7="http://schemas.microsoft.com/office/drawing/2016/5/13/chartex" xmlns:cx8="http://schemas.microsoft.com/office/drawing/2016/5/14/chartex" xmlns:mc="http://schemas.openxmlformats.org/markup-compatibility/2006" xmlns:aink="http://schemas.microsoft.com/office/drawing/2016/ink" xmlns:am3d="http://schemas.microsoft.com/office/drawing/2017/model3d" xmlns:o="urn:schemas-microsoft-com:office:office" xmlns:oel="http://schemas.microsoft.com/office/2019/extlst" xmlns:r="http://schemas.openxmlformats.org/officeDocument/2006/relationships" xmlns:m="http://schemas.openxmlformats.org/officeDocument/2006/math" xmlns:v="urn:schemas-microsoft-com:vml" xmlns:wp14="http://schemas.microsoft.com/office/word/2010/wordprocessingDrawing" xmlns:wp="http://schemas.openxmlformats.org/drawingml/2006/wordprocessingDrawing" xmlns:w10="urn:schemas-microsoft-com:office:word" xmlns:w="http://schemas.openxmlformats.org/wordprocessingml/2006/main" xmlns:w14="http://schemas.microsoft.com/office/word/2010/wordml" xmlns:w15="http://schemas.microsoft.com/office/word/2012/wordml" xmlns:w16cex="http://schemas.microsoft.com/office/word/2018/wordml/cex" xmlns:w16cid="http://schemas.microsoft.com/office/word/2016/wordml/cid" xmlns:w16="http://schemas.microsoft.com/office/word/2018/wordml" xmlns:w16du="http://schemas.microsoft.com/office/word/2023/wordml/word16du" xmlns:w16sdtdh="http://schemas.microsoft.com/office/word/2020/wordml/sdtdatahash" xmlns:w16sdtfl="http://schemas.microsoft.com/office/word/2024/wordml/sdtformatlock" xmlns:w16se="http://schemas.microsoft.com/office/word/2015/wordml/symex" xmlns:wpg="http://schemas.microsoft.com/office/word/2010/wordprocessingGroup" xmlns:wpi="http://schemas.microsoft.com/office/word/2010/wordprocessingInk" xmlns:wne="http://schemas.microsoft.com/office/word/2006/wordml" xmlns:wps="http://schemas.microsoft.com/office/word/2010/wordprocessingShape" mc:Ignorable="w14 w15 w16se w16cid w16 w16cex w16sdtdh w16sdtfl w16du wp14">
   <w:p>
     <w:pPr>
       <w:jc w:val="center"/>
-      <w:rPr/>
     </w:pPr>
     <w:r>
-      <w:rPr/>
       <w:fldChar w:fldCharType="begin"/>
-      <w:instrText xml:space="preserve">PAGE</w:instrText>
-      <w:fldChar w:fldCharType="separate"/>
-      <w:fldChar w:fldCharType="end"/>
     </w:r>
     <w:r>
-      <w:rPr>
-        <w:rtl w:val="0"/>
-      </w:rPr>
+      <w:instrText>PAGE</w:instrText>
+    </w:r>
+    <w:r>
+      <w:fldChar w:fldCharType="separate"/>
+    </w:r>
+    <w:r>
+      <w:rPr>
+        <w:noProof/>
+      </w:rPr>
+      <w:t>1</w:t>
+    </w:r>
+    <w:r>
+      <w:fldChar w:fldCharType="end"/>
     </w:r>
   </w:p>
 </w:ftr>
 </file>
 
 <file path=word/footer2.xml><?xml version="1.0" encoding="utf-8"?>
-<w:ftr xmlns:mc="http://schemas.openxmlformats.org/markup-compatibility/2006" xmlns:o="urn:schemas-microsoft-com:office:office" xmlns:r="http://schemas.openxmlformats.org/officeDocument/2006/relationships" xmlns:m="http://schemas.openxmlformats.org/officeDocument/2006/math" xmlns:v="urn:schemas-microsoft-com:vml" xmlns:wp="http://schemas.openxmlformats.org/drawingml/2006/wordprocessingDrawing" xmlns:w10="urn:schemas-microsoft-com:office:word" xmlns:w="http://schemas.openxmlformats.org/wordprocessingml/2006/main" xmlns:wne="http://schemas.microsoft.com/office/word/2006/wordml" xmlns:sl="http://schemas.openxmlformats.org/schemaLibrary/2006/main" xmlns:a="http://schemas.openxmlformats.org/drawingml/2006/main" xmlns:pic="http://schemas.openxmlformats.org/drawingml/2006/picture" xmlns:c="http://schemas.openxmlformats.org/drawingml/2006/chart" xmlns:lc="http://schemas.openxmlformats.org/drawingml/2006/lockedCanvas" xmlns:dgm="http://schemas.openxmlformats.org/drawingml/2006/diagram" xmlns:wps="http://schemas.microsoft.com/office/word/2010/wordprocessingShape" xmlns:wpg="http://schemas.microsoft.com/office/word/2010/wordprocessingGroup" xmlns:w14="http://schemas.microsoft.com/office/word/2010/wordml" xmlns:w15="http://schemas.microsoft.com/office/word/2012/wordml" xmlns:w16="http://schemas.microsoft.com/office/word/2018/wordml" xmlns:w16cex="http://schemas.microsoft.com/office/word/2018/wordml/cex" xmlns:w16cid="http://schemas.microsoft.com/office/word/2016/wordml/cid" xmlns="http://schemas.microsoft.com/office/tasks/2019/documenttasks" xmlns:cr="http://schemas.microsoft.com/office/comments/2020/reactions">
-  <w:p>
-    <w:pPr>
-      <w:rPr/>
-    </w:pPr>
-    <w:r>
-      <w:rPr>
-        <w:rtl w:val="0"/>
-      </w:rPr>
-    </w:r>
-  </w:p>
+<w:ftr xmlns:wpc="http://schemas.microsoft.com/office/word/2010/wordprocessingCanvas" xmlns:cx="http://schemas.microsoft.com/office/drawing/2014/chartex" xmlns:cx1="http://schemas.microsoft.com/office/drawing/2015/9/8/chartex" xmlns:cx2="http://schemas.microsoft.com/office/drawing/2015/10/21/chartex" xmlns:cx3="http://schemas.microsoft.com/office/drawing/2016/5/9/chartex" xmlns:cx4="http://schemas.microsoft.com/office/drawing/2016/5/10/chartex" xmlns:cx5="http://schemas.microsoft.com/office/drawing/2016/5/11/chartex" xmlns:cx6="http://schemas.microsoft.com/office/drawing/2016/5/12/chartex" xmlns:cx7="http://schemas.microsoft.com/office/drawing/2016/5/13/chartex" xmlns:cx8="http://schemas.microsoft.com/office/drawing/2016/5/14/chartex" xmlns:mc="http://schemas.openxmlformats.org/markup-compatibility/2006" xmlns:aink="http://schemas.microsoft.com/office/drawing/2016/ink" xmlns:am3d="http://schemas.microsoft.com/office/drawing/2017/model3d" xmlns:o="urn:schemas-microsoft-com:office:office" xmlns:oel="http://schemas.microsoft.com/office/2019/extlst" xmlns:r="http://schemas.openxmlformats.org/officeDocument/2006/relationships" xmlns:m="http://schemas.openxmlformats.org/officeDocument/2006/math" xmlns:v="urn:schemas-microsoft-com:vml" xmlns:wp14="http://schemas.microsoft.com/office/word/2010/wordprocessingDrawing" xmlns:wp="http://schemas.openxmlformats.org/drawingml/2006/wordprocessingDrawing" xmlns:w10="urn:schemas-microsoft-com:office:word" xmlns:w="http://schemas.openxmlformats.org/wordprocessingml/2006/main" xmlns:w14="http://schemas.microsoft.com/office/word/2010/wordml" xmlns:w15="http://schemas.microsoft.com/office/word/2012/wordml" xmlns:w16cex="http://schemas.microsoft.com/office/word/2018/wordml/cex" xmlns:w16cid="http://schemas.microsoft.com/office/word/2016/wordml/cid" xmlns:w16="http://schemas.microsoft.com/office/word/2018/wordml" xmlns:w16du="http://schemas.microsoft.com/office/word/2023/wordml/word16du" xmlns:w16sdtdh="http://schemas.microsoft.com/office/word/2020/wordml/sdtdatahash" xmlns:w16sdtfl="http://schemas.microsoft.com/office/word/2024/wordml/sdtformatlock" xmlns:w16se="http://schemas.microsoft.com/office/word/2015/wordml/symex" xmlns:wpg="http://schemas.microsoft.com/office/word/2010/wordprocessingGroup" xmlns:wpi="http://schemas.microsoft.com/office/word/2010/wordprocessingInk" xmlns:wne="http://schemas.microsoft.com/office/word/2006/wordml" xmlns:wps="http://schemas.microsoft.com/office/word/2010/wordprocessingShape" mc:Ignorable="w14 w15 w16se w16cid w16 w16cex w16sdtdh w16sdtfl w16du wp14">
+  <w:p/>
 </w:ftr>
 </file>
 
+<file path=word/footnotes.xml><?xml version="1.0" encoding="utf-8"?>
+<w:footnotes xmlns:wpc="http://schemas.microsoft.com/office/word/2010/wordprocessingCanvas" xmlns:cx="http://schemas.microsoft.com/office/drawing/2014/chartex" xmlns:cx1="http://schemas.microsoft.com/office/drawing/2015/9/8/chartex" xmlns:cx2="http://schemas.microsoft.com/office/drawing/2015/10/21/chartex" xmlns:cx3="http://schemas.microsoft.com/office/drawing/2016/5/9/chartex" xmlns:cx4="http://schemas.microsoft.com/office/drawing/2016/5/10/chartex" xmlns:cx5="http://schemas.microsoft.com/office/drawing/2016/5/11/chartex" xmlns:cx6="http://schemas.microsoft.com/office/drawing/2016/5/12/chartex" xmlns:cx7="http://schemas.microsoft.com/office/drawing/2016/5/13/chartex" xmlns:cx8="http://schemas.microsoft.com/office/drawing/2016/5/14/chartex" xmlns:mc="http://schemas.openxmlformats.org/markup-compatibility/2006" xmlns:aink="http://schemas.microsoft.com/office/drawing/2016/ink" xmlns:am3d="http://schemas.microsoft.com/office/drawing/2017/model3d" xmlns:o="urn:schemas-microsoft-com:office:office" xmlns:oel="http://schemas.microsoft.com/office/2019/extlst" xmlns:r="http://schemas.openxmlformats.org/officeDocument/2006/relationships" xmlns:m="http://schemas.openxmlformats.org/officeDocument/2006/math" xmlns:v="urn:schemas-microsoft-com:vml" xmlns:wp14="http://schemas.microsoft.com/office/word/2010/wordprocessingDrawing" xmlns:wp="http://schemas.openxmlformats.org/drawingml/2006/wordprocessingDrawing" xmlns:w10="urn:schemas-microsoft-com:office:word" xmlns:w="http://schemas.openxmlformats.org/wordprocessingml/2006/main" xmlns:w14="http://schemas.microsoft.com/office/word/2010/wordml" xmlns:w15="http://schemas.microsoft.com/office/word/2012/wordml" xmlns:w16cex="http://schemas.microsoft.com/office/word/2018/wordml/cex" xmlns:w16cid="http://schemas.microsoft.com/office/word/2016/wordml/cid" xmlns:w16="http://schemas.microsoft.com/office/word/2018/wordml" xmlns:w16du="http://schemas.microsoft.com/office/word/2023/wordml/word16du" xmlns:w16sdtdh="http://schemas.microsoft.com/office/word/2020/wordml/sdtdatahash" xmlns:w16sdtfl="http://schemas.microsoft.com/office/word/2024/wordml/sdtformatlock" xmlns:w16se="http://schemas.microsoft.com/office/word/2015/wordml/symex" xmlns:wpg="http://schemas.microsoft.com/office/word/2010/wordprocessingGroup" xmlns:wpi="http://schemas.microsoft.com/office/word/2010/wordprocessingInk" xmlns:wne="http://schemas.microsoft.com/office/word/2006/wordml" xmlns:wps="http://schemas.microsoft.com/office/word/2010/wordprocessingShape" mc:Ignorable="w14 w15 w16se w16cid w16 w16cex w16sdtdh w16sdtfl w16du wp14">
+  <w:footnote w:type="separator" w:id="-1">
+    <w:p>
+      <w:r>
+        <w:separator/>
+      </w:r>
+    </w:p>
+  </w:footnote>
+  <w:footnote w:type="continuationSeparator" w:id="0">
+    <w:p>
+      <w:r>
+        <w:continuationSeparator/>
+      </w:r>
+    </w:p>
+  </w:footnote>
+</w:footnotes>
+</file>
+
 <file path=word/header1.xml><?xml version="1.0" encoding="utf-8"?>
-<w:hdr xmlns:mc="http://schemas.openxmlformats.org/markup-compatibility/2006" xmlns:o="urn:schemas-microsoft-com:office:office" xmlns:r="http://schemas.openxmlformats.org/officeDocument/2006/relationships" xmlns:m="http://schemas.openxmlformats.org/officeDocument/2006/math" xmlns:v="urn:schemas-microsoft-com:vml" xmlns:wp="http://schemas.openxmlformats.org/drawingml/2006/wordprocessingDrawing" xmlns:w10="urn:schemas-microsoft-com:office:word" xmlns:w="http://schemas.openxmlformats.org/wordprocessingml/2006/main" xmlns:wne="http://schemas.microsoft.com/office/word/2006/wordml" xmlns:sl="http://schemas.openxmlformats.org/schemaLibrary/2006/main" xmlns:a="http://schemas.openxmlformats.org/drawingml/2006/main" xmlns:pic="http://schemas.openxmlformats.org/drawingml/2006/picture" xmlns:c="http://schemas.openxmlformats.org/drawingml/2006/chart" xmlns:lc="http://schemas.openxmlformats.org/drawingml/2006/lockedCanvas" xmlns:dgm="http://schemas.openxmlformats.org/drawingml/2006/diagram" xmlns:wps="http://schemas.microsoft.com/office/word/2010/wordprocessingShape" xmlns:wpg="http://schemas.microsoft.com/office/word/2010/wordprocessingGroup" xmlns:w14="http://schemas.microsoft.com/office/word/2010/wordml" xmlns:w15="http://schemas.microsoft.com/office/word/2012/wordml" xmlns:w16="http://schemas.microsoft.com/office/word/2018/wordml" xmlns:w16cex="http://schemas.microsoft.com/office/word/2018/wordml/cex" xmlns:w16cid="http://schemas.microsoft.com/office/word/2016/wordml/cid" xmlns="http://schemas.microsoft.com/office/tasks/2019/documenttasks" xmlns:cr="http://schemas.microsoft.com/office/comments/2020/reactions">
-  <w:p>
-    <w:pPr>
-      <w:rPr/>
-    </w:pPr>
-    <w:r>
-      <w:rPr>
-        <w:rtl w:val="0"/>
-      </w:rPr>
-    </w:r>
-  </w:p>
+<w:hdr xmlns:wpc="http://schemas.microsoft.com/office/word/2010/wordprocessingCanvas" xmlns:cx="http://schemas.microsoft.com/office/drawing/2014/chartex" xmlns:cx1="http://schemas.microsoft.com/office/drawing/2015/9/8/chartex" xmlns:cx2="http://schemas.microsoft.com/office/drawing/2015/10/21/chartex" xmlns:cx3="http://schemas.microsoft.com/office/drawing/2016/5/9/chartex" xmlns:cx4="http://schemas.microsoft.com/office/drawing/2016/5/10/chartex" xmlns:cx5="http://schemas.microsoft.com/office/drawing/2016/5/11/chartex" xmlns:cx6="http://schemas.microsoft.com/office/drawing/2016/5/12/chartex" xmlns:cx7="http://schemas.microsoft.com/office/drawing/2016/5/13/chartex" xmlns:cx8="http://schemas.microsoft.com/office/drawing/2016/5/14/chartex" xmlns:mc="http://schemas.openxmlformats.org/markup-compatibility/2006" xmlns:aink="http://schemas.microsoft.com/office/drawing/2016/ink" xmlns:am3d="http://schemas.microsoft.com/office/drawing/2017/model3d" xmlns:o="urn:schemas-microsoft-com:office:office" xmlns:oel="http://schemas.microsoft.com/office/2019/extlst" xmlns:r="http://schemas.openxmlformats.org/officeDocument/2006/relationships" xmlns:m="http://schemas.openxmlformats.org/officeDocument/2006/math" xmlns:v="urn:schemas-microsoft-com:vml" xmlns:wp14="http://schemas.microsoft.com/office/word/2010/wordprocessingDrawing" xmlns:wp="http://schemas.openxmlformats.org/drawingml/2006/wordprocessingDrawing" xmlns:w10="urn:schemas-microsoft-com:office:word" xmlns:w="http://schemas.openxmlformats.org/wordprocessingml/2006/main" xmlns:w14="http://schemas.microsoft.com/office/word/2010/wordml" xmlns:w15="http://schemas.microsoft.com/office/word/2012/wordml" xmlns:w16cex="http://schemas.microsoft.com/office/word/2018/wordml/cex" xmlns:w16cid="http://schemas.microsoft.com/office/word/2016/wordml/cid" xmlns:w16="http://schemas.microsoft.com/office/word/2018/wordml" xmlns:w16du="http://schemas.microsoft.com/office/word/2023/wordml/word16du" xmlns:w16sdtdh="http://schemas.microsoft.com/office/word/2020/wordml/sdtdatahash" xmlns:w16sdtfl="http://schemas.microsoft.com/office/word/2024/wordml/sdtformatlock" xmlns:w16se="http://schemas.microsoft.com/office/word/2015/wordml/symex" xmlns:wpg="http://schemas.microsoft.com/office/word/2010/wordprocessingGroup" xmlns:wpi="http://schemas.microsoft.com/office/word/2010/wordprocessingInk" xmlns:wne="http://schemas.microsoft.com/office/word/2006/wordml" xmlns:wps="http://schemas.microsoft.com/office/word/2010/wordprocessingShape" mc:Ignorable="w14 w15 w16se w16cid w16 w16cex w16sdtdh w16sdtfl w16du wp14">
+  <w:p/>
 </w:hdr>
 </file>
 
 <file path=word/header2.xml><?xml version="1.0" encoding="utf-8"?>
-<w:hdr xmlns:mc="http://schemas.openxmlformats.org/markup-compatibility/2006" xmlns:o="urn:schemas-microsoft-com:office:office" xmlns:r="http://schemas.openxmlformats.org/officeDocument/2006/relationships" xmlns:m="http://schemas.openxmlformats.org/officeDocument/2006/math" xmlns:v="urn:schemas-microsoft-com:vml" xmlns:wp="http://schemas.openxmlformats.org/drawingml/2006/wordprocessingDrawing" xmlns:w10="urn:schemas-microsoft-com:office:word" xmlns:w="http://schemas.openxmlformats.org/wordprocessingml/2006/main" xmlns:wne="http://schemas.microsoft.com/office/word/2006/wordml" xmlns:sl="http://schemas.openxmlformats.org/schemaLibrary/2006/main" xmlns:a="http://schemas.openxmlformats.org/drawingml/2006/main" xmlns:pic="http://schemas.openxmlformats.org/drawingml/2006/picture" xmlns:c="http://schemas.openxmlformats.org/drawingml/2006/chart" xmlns:lc="http://schemas.openxmlformats.org/drawingml/2006/lockedCanvas" xmlns:dgm="http://schemas.openxmlformats.org/drawingml/2006/diagram" xmlns:wps="http://schemas.microsoft.com/office/word/2010/wordprocessingShape" xmlns:wpg="http://schemas.microsoft.com/office/word/2010/wordprocessingGroup" xmlns:w14="http://schemas.microsoft.com/office/word/2010/wordml" xmlns:w15="http://schemas.microsoft.com/office/word/2012/wordml" xmlns:w16="http://schemas.microsoft.com/office/word/2018/wordml" xmlns:w16cex="http://schemas.microsoft.com/office/word/2018/wordml/cex" xmlns:w16cid="http://schemas.microsoft.com/office/word/2016/wordml/cid" xmlns="http://schemas.microsoft.com/office/tasks/2019/documenttasks" xmlns:cr="http://schemas.microsoft.com/office/comments/2020/reactions">
-  <w:p>
-    <w:pPr>
-      <w:rPr/>
-    </w:pPr>
-    <w:r>
-      <w:rPr>
-        <w:rtl w:val="0"/>
-      </w:rPr>
-    </w:r>
-  </w:p>
+<w:hdr xmlns:wpc="http://schemas.microsoft.com/office/word/2010/wordprocessingCanvas" xmlns:cx="http://schemas.microsoft.com/office/drawing/2014/chartex" xmlns:cx1="http://schemas.microsoft.com/office/drawing/2015/9/8/chartex" xmlns:cx2="http://schemas.microsoft.com/office/drawing/2015/10/21/chartex" xmlns:cx3="http://schemas.microsoft.com/office/drawing/2016/5/9/chartex" xmlns:cx4="http://schemas.microsoft.com/office/drawing/2016/5/10/chartex" xmlns:cx5="http://schemas.microsoft.com/office/drawing/2016/5/11/chartex" xmlns:cx6="http://schemas.microsoft.com/office/drawing/2016/5/12/chartex" xmlns:cx7="http://schemas.microsoft.com/office/drawing/2016/5/13/chartex" xmlns:cx8="http://schemas.microsoft.com/office/drawing/2016/5/14/chartex" xmlns:mc="http://schemas.openxmlformats.org/markup-compatibility/2006" xmlns:aink="http://schemas.microsoft.com/office/drawing/2016/ink" xmlns:am3d="http://schemas.microsoft.com/office/drawing/2017/model3d" xmlns:o="urn:schemas-microsoft-com:office:office" xmlns:oel="http://schemas.microsoft.com/office/2019/extlst" xmlns:r="http://schemas.openxmlformats.org/officeDocument/2006/relationships" xmlns:m="http://schemas.openxmlformats.org/officeDocument/2006/math" xmlns:v="urn:schemas-microsoft-com:vml" xmlns:wp14="http://schemas.microsoft.com/office/word/2010/wordprocessingDrawing" xmlns:wp="http://schemas.openxmlformats.org/drawingml/2006/wordprocessingDrawing" xmlns:w10="urn:schemas-microsoft-com:office:word" xmlns:w="http://schemas.openxmlformats.org/wordprocessingml/2006/main" xmlns:w14="http://schemas.microsoft.com/office/word/2010/wordml" xmlns:w15="http://schemas.microsoft.com/office/word/2012/wordml" xmlns:w16cex="http://schemas.microsoft.com/office/word/2018/wordml/cex" xmlns:w16cid="http://schemas.microsoft.com/office/word/2016/wordml/cid" xmlns:w16="http://schemas.microsoft.com/office/word/2018/wordml" xmlns:w16du="http://schemas.microsoft.com/office/word/2023/wordml/word16du" xmlns:w16sdtdh="http://schemas.microsoft.com/office/word/2020/wordml/sdtdatahash" xmlns:w16sdtfl="http://schemas.microsoft.com/office/word/2024/wordml/sdtformatlock" xmlns:w16se="http://schemas.microsoft.com/office/word/2015/wordml/symex" xmlns:wpg="http://schemas.microsoft.com/office/word/2010/wordprocessingGroup" xmlns:wpi="http://schemas.microsoft.com/office/word/2010/wordprocessingInk" xmlns:wne="http://schemas.microsoft.com/office/word/2006/wordml" xmlns:wps="http://schemas.microsoft.com/office/word/2010/wordprocessingShape" mc:Ignorable="w14 w15 w16se w16cid w16 w16cex w16sdtdh w16sdtfl w16du wp14">
+  <w:p/>
 </w:hdr>
 </file>
 
 <file path=word/numbering.xml><?xml version="1.0" encoding="utf-8"?>
-<w:numbering xmlns:mc="http://schemas.openxmlformats.org/markup-compatibility/2006" xmlns:o="urn:schemas-microsoft-com:office:office" xmlns:r="http://schemas.openxmlformats.org/officeDocument/2006/relationships" xmlns:m="http://schemas.openxmlformats.org/officeDocument/2006/math" xmlns:v="urn:schemas-microsoft-com:vml" xmlns:wp="http://schemas.openxmlformats.org/drawingml/2006/wordprocessingDrawing" xmlns:w10="urn:schemas-microsoft-com:office:word" xmlns:w="http://schemas.openxmlformats.org/wordprocessingml/2006/main" xmlns:wne="http://schemas.microsoft.com/office/word/2006/wordml" xmlns:sl="http://schemas.openxmlformats.org/schemaLibrary/2006/main" xmlns:a="http://schemas.openxmlformats.org/drawingml/2006/main" xmlns:pic="http://schemas.openxmlformats.org/drawingml/2006/picture" xmlns:c="http://schemas.openxmlformats.org/drawingml/2006/chart" xmlns:lc="http://schemas.openxmlformats.org/drawingml/2006/lockedCanvas" xmlns:dgm="http://schemas.openxmlformats.org/drawingml/2006/diagram" xmlns:wps="http://schemas.microsoft.com/office/word/2010/wordprocessingShape" xmlns:wpg="http://schemas.microsoft.com/office/word/2010/wordprocessingGroup" xmlns:w14="http://schemas.microsoft.com/office/word/2010/wordml" xmlns:w15="http://schemas.microsoft.com/office/word/2012/wordml" xmlns:w16="http://schemas.microsoft.com/office/word/2018/wordml" xmlns:w16cex="http://schemas.microsoft.com/office/word/2018/wordml/cex" xmlns:w16cid="http://schemas.microsoft.com/office/word/2016/wordml/cid" xmlns="http://schemas.microsoft.com/office/tasks/2019/documenttasks" xmlns:cr="http://schemas.microsoft.com/office/comments/2020/reactions">
-  <w:abstractNum w:abstractNumId="1">
+<w:numbering xmlns:wpc="http://schemas.microsoft.com/office/word/2010/wordprocessingCanvas" xmlns:cx="http://schemas.microsoft.com/office/drawing/2014/chartex" xmlns:cx1="http://schemas.microsoft.com/office/drawing/2015/9/8/chartex" xmlns:cx2="http://schemas.microsoft.com/office/drawing/2015/10/21/chartex" xmlns:cx3="http://schemas.microsoft.com/office/drawing/2016/5/9/chartex" xmlns:cx4="http://schemas.microsoft.com/office/drawing/2016/5/10/chartex" xmlns:cx5="http://schemas.microsoft.com/office/drawing/2016/5/11/chartex" xmlns:cx6="http://schemas.microsoft.com/office/drawing/2016/5/12/chartex" xmlns:cx7="http://schemas.microsoft.com/office/drawing/2016/5/13/chartex" xmlns:cx8="http://schemas.microsoft.com/office/drawing/2016/5/14/chartex" xmlns:mc="http://schemas.openxmlformats.org/markup-compatibility/2006" xmlns:aink="http://schemas.microsoft.com/office/drawing/2016/ink" xmlns:am3d="http://schemas.microsoft.com/office/drawing/2017/model3d" xmlns:o="urn:schemas-microsoft-com:office:office" xmlns:oel="http://schemas.microsoft.com/office/2019/extlst" xmlns:r="http://schemas.openxmlformats.org/officeDocument/2006/relationships" xmlns:m="http://schemas.openxmlformats.org/officeDocument/2006/math" xmlns:v="urn:schemas-microsoft-com:vml" xmlns:wp14="http://schemas.microsoft.com/office/word/2010/wordprocessingDrawing" xmlns:wp="http://schemas.openxmlformats.org/drawingml/2006/wordprocessingDrawing" xmlns:w10="urn:schemas-microsoft-com:office:word" xmlns:w="http://schemas.openxmlformats.org/wordprocessingml/2006/main" xmlns:w14="http://schemas.microsoft.com/office/word/2010/wordml" xmlns:w15="http://schemas.microsoft.com/office/word/2012/wordml" xmlns:w16cex="http://schemas.microsoft.com/office/word/2018/wordml/cex" xmlns:w16cid="http://schemas.microsoft.com/office/word/2016/wordml/cid" xmlns:w16="http://schemas.microsoft.com/office/word/2018/wordml" xmlns:w16du="http://schemas.microsoft.com/office/word/2023/wordml/word16du" xmlns:w16sdtdh="http://schemas.microsoft.com/office/word/2020/wordml/sdtdatahash" xmlns:w16sdtfl="http://schemas.microsoft.com/office/word/2024/wordml/sdtformatlock" xmlns:w16se="http://schemas.microsoft.com/office/word/2015/wordml/symex" xmlns:wpg="http://schemas.microsoft.com/office/word/2010/wordprocessingGroup" xmlns:wpi="http://schemas.microsoft.com/office/word/2010/wordprocessingInk" xmlns:wne="http://schemas.microsoft.com/office/word/2006/wordml" xmlns:wps="http://schemas.microsoft.com/office/word/2010/wordprocessingShape" mc:Ignorable="w14 w15 w16se w16cid w16 w16cex w16sdtdh w16sdtfl w16du wp14">
+  <w:abstractNum w:abstractNumId="0" w15:restartNumberingAfterBreak="0">
+    <w:nsid w:val="1F786340"/>
+    <w:multiLevelType w:val="multilevel"/>
+    <w:tmpl w:val="C04EF6CA"/>
     <w:lvl w:ilvl="0">
       <w:start w:val="1"/>
       <w:numFmt w:val="bullet"/>
@@ -7083,7 +6896,10 @@
       </w:rPr>
     </w:lvl>
   </w:abstractNum>
-  <w:abstractNum w:abstractNumId="2">
+  <w:abstractNum w:abstractNumId="1" w15:restartNumberingAfterBreak="0">
+    <w:nsid w:val="270E0977"/>
+    <w:multiLevelType w:val="multilevel"/>
+    <w:tmpl w:val="AEFC9DFE"/>
     <w:lvl w:ilvl="0">
       <w:start w:val="1"/>
       <w:numFmt w:val="bullet"/>
@@ -7193,7 +7009,10 @@
       </w:rPr>
     </w:lvl>
   </w:abstractNum>
-  <w:abstractNum w:abstractNumId="3">
+  <w:abstractNum w:abstractNumId="2" w15:restartNumberingAfterBreak="0">
+    <w:nsid w:val="2A2756E9"/>
+    <w:multiLevelType w:val="multilevel"/>
+    <w:tmpl w:val="D0F62994"/>
     <w:lvl w:ilvl="0">
       <w:start w:val="1"/>
       <w:numFmt w:val="bullet"/>
@@ -7303,7 +7122,10 @@
       </w:rPr>
     </w:lvl>
   </w:abstractNum>
-  <w:abstractNum w:abstractNumId="4">
+  <w:abstractNum w:abstractNumId="3" w15:restartNumberingAfterBreak="0">
+    <w:nsid w:val="2FB747BE"/>
+    <w:multiLevelType w:val="multilevel"/>
+    <w:tmpl w:val="022CB158"/>
     <w:lvl w:ilvl="0">
       <w:start w:val="1"/>
       <w:numFmt w:val="bullet"/>
@@ -7413,7 +7235,10 @@
       </w:rPr>
     </w:lvl>
   </w:abstractNum>
-  <w:abstractNum w:abstractNumId="5">
+  <w:abstractNum w:abstractNumId="4" w15:restartNumberingAfterBreak="0">
+    <w:nsid w:val="433F1642"/>
+    <w:multiLevelType w:val="multilevel"/>
+    <w:tmpl w:val="4FC0F678"/>
     <w:lvl w:ilvl="0">
       <w:start w:val="1"/>
       <w:numFmt w:val="bullet"/>
@@ -7523,7 +7348,10 @@
       </w:rPr>
     </w:lvl>
   </w:abstractNum>
-  <w:abstractNum w:abstractNumId="6">
+  <w:abstractNum w:abstractNumId="5" w15:restartNumberingAfterBreak="0">
+    <w:nsid w:val="45162243"/>
+    <w:multiLevelType w:val="multilevel"/>
+    <w:tmpl w:val="3F8C2EB2"/>
     <w:lvl w:ilvl="0">
       <w:start w:val="1"/>
       <w:numFmt w:val="bullet"/>
@@ -7633,7 +7461,10 @@
       </w:rPr>
     </w:lvl>
   </w:abstractNum>
-  <w:abstractNum w:abstractNumId="7">
+  <w:abstractNum w:abstractNumId="6" w15:restartNumberingAfterBreak="0">
+    <w:nsid w:val="4DBF5142"/>
+    <w:multiLevelType w:val="multilevel"/>
+    <w:tmpl w:val="112C278E"/>
     <w:lvl w:ilvl="0">
       <w:start w:val="1"/>
       <w:numFmt w:val="bullet"/>
@@ -7743,7 +7574,10 @@
       </w:rPr>
     </w:lvl>
   </w:abstractNum>
-  <w:abstractNum w:abstractNumId="8">
+  <w:abstractNum w:abstractNumId="7" w15:restartNumberingAfterBreak="0">
+    <w:nsid w:val="4EAF488B"/>
+    <w:multiLevelType w:val="multilevel"/>
+    <w:tmpl w:val="0EECC730"/>
     <w:lvl w:ilvl="0">
       <w:start w:val="1"/>
       <w:numFmt w:val="bullet"/>
@@ -7853,7 +7687,10 @@
       </w:rPr>
     </w:lvl>
   </w:abstractNum>
-  <w:abstractNum w:abstractNumId="9">
+  <w:abstractNum w:abstractNumId="8" w15:restartNumberingAfterBreak="0">
+    <w:nsid w:val="58212A56"/>
+    <w:multiLevelType w:val="multilevel"/>
+    <w:tmpl w:val="E474DA8C"/>
     <w:lvl w:ilvl="0">
       <w:start w:val="1"/>
       <w:numFmt w:val="bullet"/>
@@ -7963,7 +7800,10 @@
       </w:rPr>
     </w:lvl>
   </w:abstractNum>
-  <w:abstractNum w:abstractNumId="10">
+  <w:abstractNum w:abstractNumId="9" w15:restartNumberingAfterBreak="0">
+    <w:nsid w:val="71A2120B"/>
+    <w:multiLevelType w:val="multilevel"/>
+    <w:tmpl w:val="E4089794"/>
     <w:lvl w:ilvl="0">
       <w:start w:val="1"/>
       <w:numFmt w:val="bullet"/>
@@ -8073,47 +7913,48 @@
       </w:rPr>
     </w:lvl>
   </w:abstractNum>
-  <w:num w:numId="1">
+  <w:num w:numId="1" w16cid:durableId="1140734662">
+    <w:abstractNumId w:val="7"/>
+  </w:num>
+  <w:num w:numId="2" w16cid:durableId="1155338153">
+    <w:abstractNumId w:val="6"/>
+  </w:num>
+  <w:num w:numId="3" w16cid:durableId="1312516296">
+    <w:abstractNumId w:val="0"/>
+  </w:num>
+  <w:num w:numId="4" w16cid:durableId="183370780">
     <w:abstractNumId w:val="1"/>
   </w:num>
-  <w:num w:numId="2">
+  <w:num w:numId="5" w16cid:durableId="657461455">
     <w:abstractNumId w:val="2"/>
   </w:num>
-  <w:num w:numId="3">
-    <w:abstractNumId w:val="3"/>
+  <w:num w:numId="6" w16cid:durableId="617493632">
+    <w:abstractNumId w:val="5"/>
   </w:num>
-  <w:num w:numId="4">
+  <w:num w:numId="7" w16cid:durableId="1014184458">
+    <w:abstractNumId w:val="9"/>
+  </w:num>
+  <w:num w:numId="8" w16cid:durableId="868877671">
     <w:abstractNumId w:val="4"/>
   </w:num>
-  <w:num w:numId="5">
-    <w:abstractNumId w:val="5"/>
-  </w:num>
-  <w:num w:numId="6">
-    <w:abstractNumId w:val="6"/>
-  </w:num>
-  <w:num w:numId="7">
-    <w:abstractNumId w:val="7"/>
-  </w:num>
-  <w:num w:numId="8">
+  <w:num w:numId="9" w16cid:durableId="2111849960">
     <w:abstractNumId w:val="8"/>
   </w:num>
-  <w:num w:numId="9">
-    <w:abstractNumId w:val="9"/>
-  </w:num>
-  <w:num w:numId="10">
-    <w:abstractNumId w:val="10"/>
+  <w:num w:numId="10" w16cid:durableId="2122407863">
+    <w:abstractNumId w:val="3"/>
   </w:num>
 </w:numbering>
 </file>
 
 <file path=word/styles.xml><?xml version="1.0" encoding="utf-8"?>
-<w:styles xmlns:mc="http://schemas.openxmlformats.org/markup-compatibility/2006" xmlns:o="urn:schemas-microsoft-com:office:office" xmlns:r="http://schemas.openxmlformats.org/officeDocument/2006/relationships" xmlns:m="http://schemas.openxmlformats.org/officeDocument/2006/math" xmlns:v="urn:schemas-microsoft-com:vml" xmlns:wp="http://schemas.openxmlformats.org/drawingml/2006/wordprocessingDrawing" xmlns:w10="urn:schemas-microsoft-com:office:word" xmlns:w="http://schemas.openxmlformats.org/wordprocessingml/2006/main" xmlns:wne="http://schemas.microsoft.com/office/word/2006/wordml" xmlns:sl="http://schemas.openxmlformats.org/schemaLibrary/2006/main" xmlns:a="http://schemas.openxmlformats.org/drawingml/2006/main" xmlns:pic="http://schemas.openxmlformats.org/drawingml/2006/picture" xmlns:c="http://schemas.openxmlformats.org/drawingml/2006/chart" xmlns:lc="http://schemas.openxmlformats.org/drawingml/2006/lockedCanvas" xmlns:dgm="http://schemas.openxmlformats.org/drawingml/2006/diagram" xmlns:wps="http://schemas.microsoft.com/office/word/2010/wordprocessingShape" xmlns:wpg="http://schemas.microsoft.com/office/word/2010/wordprocessingGroup" xmlns:w14="http://schemas.microsoft.com/office/word/2010/wordml" xmlns:w15="http://schemas.microsoft.com/office/word/2012/wordml" xmlns:w16="http://schemas.microsoft.com/office/word/2018/wordml" xmlns:w16cex="http://schemas.microsoft.com/office/word/2018/wordml/cex" xmlns:w16cid="http://schemas.microsoft.com/office/word/2016/wordml/cid" xmlns="http://schemas.microsoft.com/office/tasks/2019/documenttasks" xmlns:cr="http://schemas.microsoft.com/office/comments/2020/reactions">
+<w:styles xmlns:mc="http://schemas.openxmlformats.org/markup-compatibility/2006" xmlns:r="http://schemas.openxmlformats.org/officeDocument/2006/relationships" xmlns:w="http://schemas.openxmlformats.org/wordprocessingml/2006/main" xmlns:w14="http://schemas.microsoft.com/office/word/2010/wordml" xmlns:w15="http://schemas.microsoft.com/office/word/2012/wordml" xmlns:w16cex="http://schemas.microsoft.com/office/word/2018/wordml/cex" xmlns:w16cid="http://schemas.microsoft.com/office/word/2016/wordml/cid" xmlns:w16="http://schemas.microsoft.com/office/word/2018/wordml" xmlns:w16du="http://schemas.microsoft.com/office/word/2023/wordml/word16du" xmlns:w16sdtdh="http://schemas.microsoft.com/office/word/2020/wordml/sdtdatahash" xmlns:w16sdtfl="http://schemas.microsoft.com/office/word/2024/wordml/sdtformatlock" xmlns:w16se="http://schemas.microsoft.com/office/word/2015/wordml/symex" mc:Ignorable="w14 w15 w16se w16cid w16 w16cex w16sdtdh w16sdtfl w16du">
   <w:docDefaults>
     <w:rPrDefault>
       <w:rPr>
+        <w:rFonts w:ascii="Times New Roman" w:eastAsia="Times New Roman" w:hAnsi="Times New Roman" w:cs="Times New Roman"/>
         <w:sz w:val="22"/>
         <w:szCs w:val="22"/>
-        <w:lang w:val="en"/>
+        <w:lang w:val="en" w:eastAsia="en-US" w:bidi="ar-SA"/>
       </w:rPr>
     </w:rPrDefault>
     <w:pPrDefault>
@@ -8122,32 +7963,403 @@
       </w:pPr>
     </w:pPrDefault>
   </w:docDefaults>
-  <w:style w:type="table" w:styleId="TableNormal" w:default="1">
-    <w:name w:val="TableNormal"/>
-    <w:tblPr>
-      <w:tblCellMar>
-        <w:top w:w="100.0" w:type="dxa"/>
-        <w:left w:w="100.0" w:type="dxa"/>
-        <w:bottom w:w="100.0" w:type="dxa"/>
-        <w:right w:w="100.0" w:type="dxa"/>
-      </w:tblCellMar>
-    </w:tblPr>
-  </w:style>
-  <w:style w:type="paragraph" w:styleId="Normal" w:default="1">
-    <w:name w:val="normal"/>
+  <w:latentStyles w:defLockedState="0" w:defUIPriority="99" w:defSemiHidden="0" w:defUnhideWhenUsed="0" w:defQFormat="0" w:count="376">
+    <w:lsdException w:name="Normal" w:uiPriority="0" w:qFormat="1"/>
+    <w:lsdException w:name="heading 1" w:uiPriority="9" w:qFormat="1"/>
+    <w:lsdException w:name="heading 2" w:semiHidden="1" w:uiPriority="9" w:unhideWhenUsed="1" w:qFormat="1"/>
+    <w:lsdException w:name="heading 3" w:semiHidden="1" w:uiPriority="9" w:unhideWhenUsed="1" w:qFormat="1"/>
+    <w:lsdException w:name="heading 4" w:semiHidden="1" w:uiPriority="9" w:unhideWhenUsed="1" w:qFormat="1"/>
+    <w:lsdException w:name="heading 5" w:semiHidden="1" w:uiPriority="9" w:unhideWhenUsed="1" w:qFormat="1"/>
+    <w:lsdException w:name="heading 6" w:semiHidden="1" w:uiPriority="9" w:unhideWhenUsed="1" w:qFormat="1"/>
+    <w:lsdException w:name="heading 7" w:semiHidden="1" w:uiPriority="9" w:unhideWhenUsed="1" w:qFormat="1"/>
+    <w:lsdException w:name="heading 8" w:semiHidden="1" w:uiPriority="9" w:unhideWhenUsed="1" w:qFormat="1"/>
+    <w:lsdException w:name="heading 9" w:semiHidden="1" w:uiPriority="9" w:unhideWhenUsed="1" w:qFormat="1"/>
+    <w:lsdException w:name="index 1" w:semiHidden="1" w:unhideWhenUsed="1"/>
+    <w:lsdException w:name="index 2" w:semiHidden="1" w:unhideWhenUsed="1"/>
+    <w:lsdException w:name="index 3" w:semiHidden="1" w:unhideWhenUsed="1"/>
+    <w:lsdException w:name="index 4" w:semiHidden="1" w:unhideWhenUsed="1"/>
+    <w:lsdException w:name="index 5" w:semiHidden="1" w:unhideWhenUsed="1"/>
+    <w:lsdException w:name="index 6" w:semiHidden="1" w:unhideWhenUsed="1"/>
+    <w:lsdException w:name="index 7" w:semiHidden="1" w:unhideWhenUsed="1"/>
+    <w:lsdException w:name="index 8" w:semiHidden="1" w:unhideWhenUsed="1"/>
+    <w:lsdException w:name="index 9" w:semiHidden="1" w:unhideWhenUsed="1"/>
+    <w:lsdException w:name="toc 1" w:semiHidden="1" w:uiPriority="39" w:unhideWhenUsed="1"/>
+    <w:lsdException w:name="toc 2" w:semiHidden="1" w:uiPriority="39" w:unhideWhenUsed="1"/>
+    <w:lsdException w:name="toc 3" w:semiHidden="1" w:uiPriority="39" w:unhideWhenUsed="1"/>
+    <w:lsdException w:name="toc 4" w:semiHidden="1" w:uiPriority="39" w:unhideWhenUsed="1"/>
+    <w:lsdException w:name="toc 5" w:semiHidden="1" w:uiPriority="39" w:unhideWhenUsed="1"/>
+    <w:lsdException w:name="toc 6" w:semiHidden="1" w:uiPriority="39" w:unhideWhenUsed="1"/>
+    <w:lsdException w:name="toc 7" w:semiHidden="1" w:uiPriority="39" w:unhideWhenUsed="1"/>
+    <w:lsdException w:name="toc 8" w:semiHidden="1" w:uiPriority="39" w:unhideWhenUsed="1"/>
+    <w:lsdException w:name="toc 9" w:semiHidden="1" w:uiPriority="39" w:unhideWhenUsed="1"/>
+    <w:lsdException w:name="Normal Indent" w:semiHidden="1" w:unhideWhenUsed="1"/>
+    <w:lsdException w:name="footnote text" w:semiHidden="1" w:unhideWhenUsed="1"/>
+    <w:lsdException w:name="annotation text" w:semiHidden="1" w:unhideWhenUsed="1"/>
+    <w:lsdException w:name="header" w:semiHidden="1" w:unhideWhenUsed="1"/>
+    <w:lsdException w:name="footer" w:semiHidden="1" w:unhideWhenUsed="1"/>
+    <w:lsdException w:name="index heading" w:semiHidden="1" w:unhideWhenUsed="1"/>
+    <w:lsdException w:name="caption" w:semiHidden="1" w:uiPriority="35" w:unhideWhenUsed="1" w:qFormat="1"/>
+    <w:lsdException w:name="table of figures" w:semiHidden="1" w:unhideWhenUsed="1"/>
+    <w:lsdException w:name="envelope address" w:semiHidden="1" w:unhideWhenUsed="1"/>
+    <w:lsdException w:name="envelope return" w:semiHidden="1" w:unhideWhenUsed="1"/>
+    <w:lsdException w:name="footnote reference" w:semiHidden="1" w:unhideWhenUsed="1"/>
+    <w:lsdException w:name="annotation reference" w:semiHidden="1" w:unhideWhenUsed="1"/>
+    <w:lsdException w:name="line number" w:semiHidden="1" w:unhideWhenUsed="1"/>
+    <w:lsdException w:name="page number" w:semiHidden="1" w:unhideWhenUsed="1"/>
+    <w:lsdException w:name="endnote reference" w:semiHidden="1" w:unhideWhenUsed="1"/>
+    <w:lsdException w:name="endnote text" w:semiHidden="1" w:unhideWhenUsed="1"/>
+    <w:lsdException w:name="table of authorities" w:semiHidden="1" w:unhideWhenUsed="1"/>
+    <w:lsdException w:name="macro" w:semiHidden="1" w:unhideWhenUsed="1"/>
+    <w:lsdException w:name="toa heading" w:semiHidden="1" w:unhideWhenUsed="1"/>
+    <w:lsdException w:name="List" w:semiHidden="1" w:unhideWhenUsed="1"/>
+    <w:lsdException w:name="List Bullet" w:semiHidden="1" w:unhideWhenUsed="1"/>
+    <w:lsdException w:name="List Number" w:semiHidden="1" w:unhideWhenUsed="1"/>
+    <w:lsdException w:name="List 2" w:semiHidden="1" w:unhideWhenUsed="1"/>
+    <w:lsdException w:name="List 3" w:semiHidden="1" w:unhideWhenUsed="1"/>
+    <w:lsdException w:name="List 4" w:semiHidden="1" w:unhideWhenUsed="1"/>
+    <w:lsdException w:name="List 5" w:semiHidden="1" w:unhideWhenUsed="1"/>
+    <w:lsdException w:name="List Bullet 2" w:semiHidden="1" w:unhideWhenUsed="1"/>
+    <w:lsdException w:name="List Bullet 3" w:semiHidden="1" w:unhideWhenUsed="1"/>
+    <w:lsdException w:name="List Bullet 4" w:semiHidden="1" w:unhideWhenUsed="1"/>
+    <w:lsdException w:name="List Bullet 5" w:semiHidden="1" w:unhideWhenUsed="1"/>
+    <w:lsdException w:name="List Number 2" w:semiHidden="1" w:unhideWhenUsed="1"/>
+    <w:lsdException w:name="List Number 3" w:semiHidden="1" w:unhideWhenUsed="1"/>
+    <w:lsdException w:name="List Number 4" w:semiHidden="1" w:unhideWhenUsed="1"/>
+    <w:lsdException w:name="List Number 5" w:semiHidden="1" w:unhideWhenUsed="1"/>
+    <w:lsdException w:name="Title" w:uiPriority="10" w:qFormat="1"/>
+    <w:lsdException w:name="Closing" w:semiHidden="1" w:unhideWhenUsed="1"/>
+    <w:lsdException w:name="Signature" w:semiHidden="1" w:unhideWhenUsed="1"/>
+    <w:lsdException w:name="Default Paragraph Font" w:semiHidden="1" w:uiPriority="1" w:unhideWhenUsed="1"/>
+    <w:lsdException w:name="Body Text" w:semiHidden="1" w:unhideWhenUsed="1"/>
+    <w:lsdException w:name="Body Text Indent" w:semiHidden="1" w:unhideWhenUsed="1"/>
+    <w:lsdException w:name="List Continue" w:semiHidden="1" w:unhideWhenUsed="1"/>
+    <w:lsdException w:name="List Continue 2" w:semiHidden="1" w:unhideWhenUsed="1"/>
+    <w:lsdException w:name="List Continue 3" w:semiHidden="1" w:unhideWhenUsed="1"/>
+    <w:lsdException w:name="List Continue 4" w:semiHidden="1" w:unhideWhenUsed="1"/>
+    <w:lsdException w:name="List Continue 5" w:semiHidden="1" w:unhideWhenUsed="1"/>
+    <w:lsdException w:name="Message Header" w:semiHidden="1" w:unhideWhenUsed="1"/>
+    <w:lsdException w:name="Subtitle" w:uiPriority="11" w:qFormat="1"/>
+    <w:lsdException w:name="Salutation" w:semiHidden="1" w:unhideWhenUsed="1"/>
+    <w:lsdException w:name="Date" w:semiHidden="1" w:unhideWhenUsed="1"/>
+    <w:lsdException w:name="Body Text First Indent" w:semiHidden="1" w:unhideWhenUsed="1"/>
+    <w:lsdException w:name="Body Text First Indent 2" w:semiHidden="1" w:unhideWhenUsed="1"/>
+    <w:lsdException w:name="Note Heading" w:semiHidden="1" w:unhideWhenUsed="1"/>
+    <w:lsdException w:name="Body Text 2" w:semiHidden="1" w:unhideWhenUsed="1"/>
+    <w:lsdException w:name="Body Text 3" w:semiHidden="1" w:unhideWhenUsed="1"/>
+    <w:lsdException w:name="Body Text Indent 2" w:semiHidden="1" w:unhideWhenUsed="1"/>
+    <w:lsdException w:name="Body Text Indent 3" w:semiHidden="1" w:unhideWhenUsed="1"/>
+    <w:lsdException w:name="Block Text" w:semiHidden="1" w:unhideWhenUsed="1"/>
+    <w:lsdException w:name="Hyperlink" w:semiHidden="1" w:unhideWhenUsed="1"/>
+    <w:lsdException w:name="FollowedHyperlink" w:semiHidden="1" w:unhideWhenUsed="1"/>
+    <w:lsdException w:name="Strong" w:uiPriority="22" w:qFormat="1"/>
+    <w:lsdException w:name="Emphasis" w:uiPriority="20" w:qFormat="1"/>
+    <w:lsdException w:name="Document Map" w:semiHidden="1" w:unhideWhenUsed="1"/>
+    <w:lsdException w:name="Plain Text" w:semiHidden="1" w:unhideWhenUsed="1"/>
+    <w:lsdException w:name="E-mail Signature" w:semiHidden="1" w:unhideWhenUsed="1"/>
+    <w:lsdException w:name="HTML Top of Form" w:semiHidden="1" w:unhideWhenUsed="1"/>
+    <w:lsdException w:name="HTML Bottom of Form" w:semiHidden="1" w:unhideWhenUsed="1"/>
+    <w:lsdException w:name="Normal (Web)" w:semiHidden="1" w:unhideWhenUsed="1"/>
+    <w:lsdException w:name="HTML Acronym" w:semiHidden="1" w:unhideWhenUsed="1"/>
+    <w:lsdException w:name="HTML Address" w:semiHidden="1" w:unhideWhenUsed="1"/>
+    <w:lsdException w:name="HTML Cite" w:semiHidden="1" w:unhideWhenUsed="1"/>
+    <w:lsdException w:name="HTML Code" w:semiHidden="1" w:unhideWhenUsed="1"/>
+    <w:lsdException w:name="HTML Definition" w:semiHidden="1" w:unhideWhenUsed="1"/>
+    <w:lsdException w:name="HTML Keyboard" w:semiHidden="1" w:unhideWhenUsed="1"/>
+    <w:lsdException w:name="HTML Preformatted" w:semiHidden="1" w:unhideWhenUsed="1"/>
+    <w:lsdException w:name="HTML Sample" w:semiHidden="1" w:unhideWhenUsed="1"/>
+    <w:lsdException w:name="HTML Typewriter" w:semiHidden="1" w:unhideWhenUsed="1"/>
+    <w:lsdException w:name="HTML Variable" w:semiHidden="1" w:unhideWhenUsed="1"/>
+    <w:lsdException w:name="Normal Table" w:semiHidden="1" w:unhideWhenUsed="1"/>
+    <w:lsdException w:name="annotation subject" w:semiHidden="1" w:unhideWhenUsed="1"/>
+    <w:lsdException w:name="No List" w:semiHidden="1" w:unhideWhenUsed="1"/>
+    <w:lsdException w:name="Outline List 1" w:semiHidden="1" w:unhideWhenUsed="1"/>
+    <w:lsdException w:name="Outline List 2" w:semiHidden="1" w:unhideWhenUsed="1"/>
+    <w:lsdException w:name="Outline List 3" w:semiHidden="1" w:unhideWhenUsed="1"/>
+    <w:lsdException w:name="Table Simple 1" w:semiHidden="1" w:unhideWhenUsed="1"/>
+    <w:lsdException w:name="Table Simple 2" w:semiHidden="1" w:unhideWhenUsed="1"/>
+    <w:lsdException w:name="Table Simple 3" w:semiHidden="1" w:unhideWhenUsed="1"/>
+    <w:lsdException w:name="Table Classic 1" w:semiHidden="1" w:unhideWhenUsed="1"/>
+    <w:lsdException w:name="Table Classic 2" w:semiHidden="1" w:unhideWhenUsed="1"/>
+    <w:lsdException w:name="Table Classic 3" w:semiHidden="1" w:unhideWhenUsed="1"/>
+    <w:lsdException w:name="Table Classic 4" w:semiHidden="1" w:unhideWhenUsed="1"/>
+    <w:lsdException w:name="Table Colorful 1" w:semiHidden="1" w:unhideWhenUsed="1"/>
+    <w:lsdException w:name="Table Colorful 2" w:semiHidden="1" w:unhideWhenUsed="1"/>
+    <w:lsdException w:name="Table Colorful 3" w:semiHidden="1" w:unhideWhenUsed="1"/>
+    <w:lsdException w:name="Table Columns 1" w:semiHidden="1" w:unhideWhenUsed="1"/>
+    <w:lsdException w:name="Table Columns 2" w:semiHidden="1" w:unhideWhenUsed="1"/>
+    <w:lsdException w:name="Table Columns 3" w:semiHidden="1" w:unhideWhenUsed="1"/>
+    <w:lsdException w:name="Table Columns 4" w:semiHidden="1" w:unhideWhenUsed="1"/>
+    <w:lsdException w:name="Table Columns 5" w:semiHidden="1" w:unhideWhenUsed="1"/>
+    <w:lsdException w:name="Table Grid 1" w:semiHidden="1" w:unhideWhenUsed="1"/>
+    <w:lsdException w:name="Table Grid 2" w:semiHidden="1" w:unhideWhenUsed="1"/>
+    <w:lsdException w:name="Table Grid 3" w:semiHidden="1" w:unhideWhenUsed="1"/>
+    <w:lsdException w:name="Table Grid 4" w:semiHidden="1" w:unhideWhenUsed="1"/>
+    <w:lsdException w:name="Table Grid 5" w:semiHidden="1" w:unhideWhenUsed="1"/>
+    <w:lsdException w:name="Table Grid 6" w:semiHidden="1" w:unhideWhenUsed="1"/>
+    <w:lsdException w:name="Table Grid 7" w:semiHidden="1" w:unhideWhenUsed="1"/>
+    <w:lsdException w:name="Table Grid 8" w:semiHidden="1" w:unhideWhenUsed="1"/>
+    <w:lsdException w:name="Table List 1" w:semiHidden="1" w:unhideWhenUsed="1"/>
+    <w:lsdException w:name="Table List 2" w:semiHidden="1" w:unhideWhenUsed="1"/>
+    <w:lsdException w:name="Table List 3" w:semiHidden="1" w:unhideWhenUsed="1"/>
+    <w:lsdException w:name="Table List 4" w:semiHidden="1" w:unhideWhenUsed="1"/>
+    <w:lsdException w:name="Table List 5" w:semiHidden="1" w:unhideWhenUsed="1"/>
+    <w:lsdException w:name="Table List 6" w:semiHidden="1" w:unhideWhenUsed="1"/>
+    <w:lsdException w:name="Table List 7" w:semiHidden="1" w:unhideWhenUsed="1"/>
+    <w:lsdException w:name="Table List 8" w:semiHidden="1" w:unhideWhenUsed="1"/>
+    <w:lsdException w:name="Table 3D effects 1" w:semiHidden="1" w:unhideWhenUsed="1"/>
+    <w:lsdException w:name="Table 3D effects 2" w:semiHidden="1" w:unhideWhenUsed="1"/>
+    <w:lsdException w:name="Table 3D effects 3" w:semiHidden="1" w:unhideWhenUsed="1"/>
+    <w:lsdException w:name="Table Contemporary" w:semiHidden="1" w:unhideWhenUsed="1"/>
+    <w:lsdException w:name="Table Elegant" w:semiHidden="1" w:unhideWhenUsed="1"/>
+    <w:lsdException w:name="Table Professional" w:semiHidden="1" w:unhideWhenUsed="1"/>
+    <w:lsdException w:name="Table Subtle 1" w:semiHidden="1" w:unhideWhenUsed="1"/>
+    <w:lsdException w:name="Table Subtle 2" w:semiHidden="1" w:unhideWhenUsed="1"/>
+    <w:lsdException w:name="Table Web 1" w:semiHidden="1" w:unhideWhenUsed="1"/>
+    <w:lsdException w:name="Table Web 2" w:semiHidden="1" w:unhideWhenUsed="1"/>
+    <w:lsdException w:name="Table Web 3" w:semiHidden="1" w:unhideWhenUsed="1"/>
+    <w:lsdException w:name="Balloon Text" w:semiHidden="1" w:unhideWhenUsed="1"/>
+    <w:lsdException w:name="Table Grid" w:uiPriority="39"/>
+    <w:lsdException w:name="Table Theme" w:semiHidden="1" w:unhideWhenUsed="1"/>
+    <w:lsdException w:name="Placeholder Text" w:semiHidden="1"/>
+    <w:lsdException w:name="No Spacing" w:uiPriority="1" w:qFormat="1"/>
+    <w:lsdException w:name="Light Shading" w:uiPriority="60"/>
+    <w:lsdException w:name="Light List" w:uiPriority="61"/>
+    <w:lsdException w:name="Light Grid" w:uiPriority="62"/>
+    <w:lsdException w:name="Medium Shading 1" w:uiPriority="63"/>
+    <w:lsdException w:name="Medium Shading 2" w:uiPriority="64"/>
+    <w:lsdException w:name="Medium List 1" w:uiPriority="65"/>
+    <w:lsdException w:name="Medium List 2" w:uiPriority="66"/>
+    <w:lsdException w:name="Medium Grid 1" w:uiPriority="67"/>
+    <w:lsdException w:name="Medium Grid 2" w:uiPriority="68"/>
+    <w:lsdException w:name="Medium Grid 3" w:uiPriority="69"/>
+    <w:lsdException w:name="Dark List" w:uiPriority="70"/>
+    <w:lsdException w:name="Colorful Shading" w:uiPriority="71"/>
+    <w:lsdException w:name="Colorful List" w:uiPriority="72"/>
+    <w:lsdException w:name="Colorful Grid" w:uiPriority="73"/>
+    <w:lsdException w:name="Light Shading Accent 1" w:uiPriority="60"/>
+    <w:lsdException w:name="Light List Accent 1" w:uiPriority="61"/>
+    <w:lsdException w:name="Light Grid Accent 1" w:uiPriority="62"/>
+    <w:lsdException w:name="Medium Shading 1 Accent 1" w:uiPriority="63"/>
+    <w:lsdException w:name="Medium Shading 2 Accent 1" w:uiPriority="64"/>
+    <w:lsdException w:name="Medium List 1 Accent 1" w:uiPriority="65"/>
+    <w:lsdException w:name="Revision" w:semiHidden="1"/>
+    <w:lsdException w:name="List Paragraph" w:uiPriority="34" w:qFormat="1"/>
+    <w:lsdException w:name="Quote" w:uiPriority="29" w:qFormat="1"/>
+    <w:lsdException w:name="Intense Quote" w:uiPriority="30" w:qFormat="1"/>
+    <w:lsdException w:name="Medium List 2 Accent 1" w:uiPriority="66"/>
+    <w:lsdException w:name="Medium Grid 1 Accent 1" w:uiPriority="67"/>
+    <w:lsdException w:name="Medium Grid 2 Accent 1" w:uiPriority="68"/>
+    <w:lsdException w:name="Medium Grid 3 Accent 1" w:uiPriority="69"/>
+    <w:lsdException w:name="Dark List Accent 1" w:uiPriority="70"/>
+    <w:lsdException w:name="Colorful Shading Accent 1" w:uiPriority="71"/>
+    <w:lsdException w:name="Colorful List Accent 1" w:uiPriority="72"/>
+    <w:lsdException w:name="Colorful Grid Accent 1" w:uiPriority="73"/>
+    <w:lsdException w:name="Light Shading Accent 2" w:uiPriority="60"/>
+    <w:lsdException w:name="Light List Accent 2" w:uiPriority="61"/>
+    <w:lsdException w:name="Light Grid Accent 2" w:uiPriority="62"/>
+    <w:lsdException w:name="Medium Shading 1 Accent 2" w:uiPriority="63"/>
+    <w:lsdException w:name="Medium Shading 2 Accent 2" w:uiPriority="64"/>
+    <w:lsdException w:name="Medium List 1 Accent 2" w:uiPriority="65"/>
+    <w:lsdException w:name="Medium List 2 Accent 2" w:uiPriority="66"/>
+    <w:lsdException w:name="Medium Grid 1 Accent 2" w:uiPriority="67"/>
+    <w:lsdException w:name="Medium Grid 2 Accent 2" w:uiPriority="68"/>
+    <w:lsdException w:name="Medium Grid 3 Accent 2" w:uiPriority="69"/>
+    <w:lsdException w:name="Dark List Accent 2" w:uiPriority="70"/>
+    <w:lsdException w:name="Colorful Shading Accent 2" w:uiPriority="71"/>
+    <w:lsdException w:name="Colorful List Accent 2" w:uiPriority="72"/>
+    <w:lsdException w:name="Colorful Grid Accent 2" w:uiPriority="73"/>
+    <w:lsdException w:name="Light Shading Accent 3" w:uiPriority="60"/>
+    <w:lsdException w:name="Light List Accent 3" w:uiPriority="61"/>
+    <w:lsdException w:name="Light Grid Accent 3" w:uiPriority="62"/>
+    <w:lsdException w:name="Medium Shading 1 Accent 3" w:uiPriority="63"/>
+    <w:lsdException w:name="Medium Shading 2 Accent 3" w:uiPriority="64"/>
+    <w:lsdException w:name="Medium List 1 Accent 3" w:uiPriority="65"/>
+    <w:lsdException w:name="Medium List 2 Accent 3" w:uiPriority="66"/>
+    <w:lsdException w:name="Medium Grid 1 Accent 3" w:uiPriority="67"/>
+    <w:lsdException w:name="Medium Grid 2 Accent 3" w:uiPriority="68"/>
+    <w:lsdException w:name="Medium Grid 3 Accent 3" w:uiPriority="69"/>
+    <w:lsdException w:name="Dark List Accent 3" w:uiPriority="70"/>
+    <w:lsdException w:name="Colorful Shading Accent 3" w:uiPriority="71"/>
+    <w:lsdException w:name="Colorful List Accent 3" w:uiPriority="72"/>
+    <w:lsdException w:name="Colorful Grid Accent 3" w:uiPriority="73"/>
+    <w:lsdException w:name="Light Shading Accent 4" w:uiPriority="60"/>
+    <w:lsdException w:name="Light List Accent 4" w:uiPriority="61"/>
+    <w:lsdException w:name="Light Grid Accent 4" w:uiPriority="62"/>
+    <w:lsdException w:name="Medium Shading 1 Accent 4" w:uiPriority="63"/>
+    <w:lsdException w:name="Medium Shading 2 Accent 4" w:uiPriority="64"/>
+    <w:lsdException w:name="Medium List 1 Accent 4" w:uiPriority="65"/>
+    <w:lsdException w:name="Medium List 2 Accent 4" w:uiPriority="66"/>
+    <w:lsdException w:name="Medium Grid 1 Accent 4" w:uiPriority="67"/>
+    <w:lsdException w:name="Medium Grid 2 Accent 4" w:uiPriority="68"/>
+    <w:lsdException w:name="Medium Grid 3 Accent 4" w:uiPriority="69"/>
+    <w:lsdException w:name="Dark List Accent 4" w:uiPriority="70"/>
+    <w:lsdException w:name="Colorful Shading Accent 4" w:uiPriority="71"/>
+    <w:lsdException w:name="Colorful List Accent 4" w:uiPriority="72"/>
+    <w:lsdException w:name="Colorful Grid Accent 4" w:uiPriority="73"/>
+    <w:lsdException w:name="Light Shading Accent 5" w:uiPriority="60"/>
+    <w:lsdException w:name="Light List Accent 5" w:uiPriority="61"/>
+    <w:lsdException w:name="Light Grid Accent 5" w:uiPriority="62"/>
+    <w:lsdException w:name="Medium Shading 1 Accent 5" w:uiPriority="63"/>
+    <w:lsdException w:name="Medium Shading 2 Accent 5" w:uiPriority="64"/>
+    <w:lsdException w:name="Medium List 1 Accent 5" w:uiPriority="65"/>
+    <w:lsdException w:name="Medium List 2 Accent 5" w:uiPriority="66"/>
+    <w:lsdException w:name="Medium Grid 1 Accent 5" w:uiPriority="67"/>
+    <w:lsdException w:name="Medium Grid 2 Accent 5" w:uiPriority="68"/>
+    <w:lsdException w:name="Medium Grid 3 Accent 5" w:uiPriority="69"/>
+    <w:lsdException w:name="Dark List Accent 5" w:uiPriority="70"/>
+    <w:lsdException w:name="Colorful Shading Accent 5" w:uiPriority="71"/>
+    <w:lsdException w:name="Colorful List Accent 5" w:uiPriority="72"/>
+    <w:lsdException w:name="Colorful Grid Accent 5" w:uiPriority="73"/>
+    <w:lsdException w:name="Light Shading Accent 6" w:uiPriority="60"/>
+    <w:lsdException w:name="Light List Accent 6" w:uiPriority="61"/>
+    <w:lsdException w:name="Light Grid Accent 6" w:uiPriority="62"/>
+    <w:lsdException w:name="Medium Shading 1 Accent 6" w:uiPriority="63"/>
+    <w:lsdException w:name="Medium Shading 2 Accent 6" w:uiPriority="64"/>
+    <w:lsdException w:name="Medium List 1 Accent 6" w:uiPriority="65"/>
+    <w:lsdException w:name="Medium List 2 Accent 6" w:uiPriority="66"/>
+    <w:lsdException w:name="Medium Grid 1 Accent 6" w:uiPriority="67"/>
+    <w:lsdException w:name="Medium Grid 2 Accent 6" w:uiPriority="68"/>
+    <w:lsdException w:name="Medium Grid 3 Accent 6" w:uiPriority="69"/>
+    <w:lsdException w:name="Dark List Accent 6" w:uiPriority="70"/>
+    <w:lsdException w:name="Colorful Shading Accent 6" w:uiPriority="71"/>
+    <w:lsdException w:name="Colorful List Accent 6" w:uiPriority="72"/>
+    <w:lsdException w:name="Colorful Grid Accent 6" w:uiPriority="73"/>
+    <w:lsdException w:name="Subtle Emphasis" w:uiPriority="19" w:qFormat="1"/>
+    <w:lsdException w:name="Intense Emphasis" w:uiPriority="21" w:qFormat="1"/>
+    <w:lsdException w:name="Subtle Reference" w:uiPriority="31" w:qFormat="1"/>
+    <w:lsdException w:name="Intense Reference" w:uiPriority="32" w:qFormat="1"/>
+    <w:lsdException w:name="Book Title" w:uiPriority="33" w:qFormat="1"/>
+    <w:lsdException w:name="Bibliography" w:semiHidden="1" w:uiPriority="37" w:unhideWhenUsed="1"/>
+    <w:lsdException w:name="TOC Heading" w:semiHidden="1" w:uiPriority="39" w:unhideWhenUsed="1" w:qFormat="1"/>
+    <w:lsdException w:name="Plain Table 1" w:uiPriority="41"/>
+    <w:lsdException w:name="Plain Table 2" w:uiPriority="42"/>
+    <w:lsdException w:name="Plain Table 3" w:uiPriority="43"/>
+    <w:lsdException w:name="Plain Table 4" w:uiPriority="44"/>
+    <w:lsdException w:name="Plain Table 5" w:uiPriority="45"/>
+    <w:lsdException w:name="Grid Table Light" w:uiPriority="40"/>
+    <w:lsdException w:name="Grid Table 1 Light" w:uiPriority="46"/>
+    <w:lsdException w:name="Grid Table 2" w:uiPriority="47"/>
+    <w:lsdException w:name="Grid Table 3" w:uiPriority="48"/>
+    <w:lsdException w:name="Grid Table 4" w:uiPriority="49"/>
+    <w:lsdException w:name="Grid Table 5 Dark" w:uiPriority="50"/>
+    <w:lsdException w:name="Grid Table 6 Colorful" w:uiPriority="51"/>
+    <w:lsdException w:name="Grid Table 7 Colorful" w:uiPriority="52"/>
+    <w:lsdException w:name="Grid Table 1 Light Accent 1" w:uiPriority="46"/>
+    <w:lsdException w:name="Grid Table 2 Accent 1" w:uiPriority="47"/>
+    <w:lsdException w:name="Grid Table 3 Accent 1" w:uiPriority="48"/>
+    <w:lsdException w:name="Grid Table 4 Accent 1" w:uiPriority="49"/>
+    <w:lsdException w:name="Grid Table 5 Dark Accent 1" w:uiPriority="50"/>
+    <w:lsdException w:name="Grid Table 6 Colorful Accent 1" w:uiPriority="51"/>
+    <w:lsdException w:name="Grid Table 7 Colorful Accent 1" w:uiPriority="52"/>
+    <w:lsdException w:name="Grid Table 1 Light Accent 2" w:uiPriority="46"/>
+    <w:lsdException w:name="Grid Table 2 Accent 2" w:uiPriority="47"/>
+    <w:lsdException w:name="Grid Table 3 Accent 2" w:uiPriority="48"/>
+    <w:lsdException w:name="Grid Table 4 Accent 2" w:uiPriority="49"/>
+    <w:lsdException w:name="Grid Table 5 Dark Accent 2" w:uiPriority="50"/>
+    <w:lsdException w:name="Grid Table 6 Colorful Accent 2" w:uiPriority="51"/>
+    <w:lsdException w:name="Grid Table 7 Colorful Accent 2" w:uiPriority="52"/>
+    <w:lsdException w:name="Grid Table 1 Light Accent 3" w:uiPriority="46"/>
+    <w:lsdException w:name="Grid Table 2 Accent 3" w:uiPriority="47"/>
+    <w:lsdException w:name="Grid Table 3 Accent 3" w:uiPriority="48"/>
+    <w:lsdException w:name="Grid Table 4 Accent 3" w:uiPriority="49"/>
+    <w:lsdException w:name="Grid Table 5 Dark Accent 3" w:uiPriority="50"/>
+    <w:lsdException w:name="Grid Table 6 Colorful Accent 3" w:uiPriority="51"/>
+    <w:lsdException w:name="Grid Table 7 Colorful Accent 3" w:uiPriority="52"/>
+    <w:lsdException w:name="Grid Table 1 Light Accent 4" w:uiPriority="46"/>
+    <w:lsdException w:name="Grid Table 2 Accent 4" w:uiPriority="47"/>
+    <w:lsdException w:name="Grid Table 3 Accent 4" w:uiPriority="48"/>
+    <w:lsdException w:name="Grid Table 4 Accent 4" w:uiPriority="49"/>
+    <w:lsdException w:name="Grid Table 5 Dark Accent 4" w:uiPriority="50"/>
+    <w:lsdException w:name="Grid Table 6 Colorful Accent 4" w:uiPriority="51"/>
+    <w:lsdException w:name="Grid Table 7 Colorful Accent 4" w:uiPriority="52"/>
+    <w:lsdException w:name="Grid Table 1 Light Accent 5" w:uiPriority="46"/>
+    <w:lsdException w:name="Grid Table 2 Accent 5" w:uiPriority="47"/>
+    <w:lsdException w:name="Grid Table 3 Accent 5" w:uiPriority="48"/>
+    <w:lsdException w:name="Grid Table 4 Accent 5" w:uiPriority="49"/>
+    <w:lsdException w:name="Grid Table 5 Dark Accent 5" w:uiPriority="50"/>
+    <w:lsdException w:name="Grid Table 6 Colorful Accent 5" w:uiPriority="51"/>
+    <w:lsdException w:name="Grid Table 7 Colorful Accent 5" w:uiPriority="52"/>
+    <w:lsdException w:name="Grid Table 1 Light Accent 6" w:uiPriority="46"/>
+    <w:lsdException w:name="Grid Table 2 Accent 6" w:uiPriority="47"/>
+    <w:lsdException w:name="Grid Table 3 Accent 6" w:uiPriority="48"/>
+    <w:lsdException w:name="Grid Table 4 Accent 6" w:uiPriority="49"/>
+    <w:lsdException w:name="Grid Table 5 Dark Accent 6" w:uiPriority="50"/>
+    <w:lsdException w:name="Grid Table 6 Colorful Accent 6" w:uiPriority="51"/>
+    <w:lsdException w:name="Grid Table 7 Colorful Accent 6" w:uiPriority="52"/>
+    <w:lsdException w:name="List Table 1 Light" w:uiPriority="46"/>
+    <w:lsdException w:name="List Table 2" w:uiPriority="47"/>
+    <w:lsdException w:name="List Table 3" w:uiPriority="48"/>
+    <w:lsdException w:name="List Table 4" w:uiPriority="49"/>
+    <w:lsdException w:name="List Table 5 Dark" w:uiPriority="50"/>
+    <w:lsdException w:name="List Table 6 Colorful" w:uiPriority="51"/>
+    <w:lsdException w:name="List Table 7 Colorful" w:uiPriority="52"/>
+    <w:lsdException w:name="List Table 1 Light Accent 1" w:uiPriority="46"/>
+    <w:lsdException w:name="List Table 2 Accent 1" w:uiPriority="47"/>
+    <w:lsdException w:name="List Table 3 Accent 1" w:uiPriority="48"/>
+    <w:lsdException w:name="List Table 4 Accent 1" w:uiPriority="49"/>
+    <w:lsdException w:name="List Table 5 Dark Accent 1" w:uiPriority="50"/>
+    <w:lsdException w:name="List Table 6 Colorful Accent 1" w:uiPriority="51"/>
+    <w:lsdException w:name="List Table 7 Colorful Accent 1" w:uiPriority="52"/>
+    <w:lsdException w:name="List Table 1 Light Accent 2" w:uiPriority="46"/>
+    <w:lsdException w:name="List Table 2 Accent 2" w:uiPriority="47"/>
+    <w:lsdException w:name="List Table 3 Accent 2" w:uiPriority="48"/>
+    <w:lsdException w:name="List Table 4 Accent 2" w:uiPriority="49"/>
+    <w:lsdException w:name="List Table 5 Dark Accent 2" w:uiPriority="50"/>
+    <w:lsdException w:name="List Table 6 Colorful Accent 2" w:uiPriority="51"/>
+    <w:lsdException w:name="List Table 7 Colorful Accent 2" w:uiPriority="52"/>
+    <w:lsdException w:name="List Table 1 Light Accent 3" w:uiPriority="46"/>
+    <w:lsdException w:name="List Table 2 Accent 3" w:uiPriority="47"/>
+    <w:lsdException w:name="List Table 3 Accent 3" w:uiPriority="48"/>
+    <w:lsdException w:name="List Table 4 Accent 3" w:uiPriority="49"/>
+    <w:lsdException w:name="List Table 5 Dark Accent 3" w:uiPriority="50"/>
+    <w:lsdException w:name="List Table 6 Colorful Accent 3" w:uiPriority="51"/>
+    <w:lsdException w:name="List Table 7 Colorful Accent 3" w:uiPriority="52"/>
+    <w:lsdException w:name="List Table 1 Light Accent 4" w:uiPriority="46"/>
+    <w:lsdException w:name="List Table 2 Accent 4" w:uiPriority="47"/>
+    <w:lsdException w:name="List Table 3 Accent 4" w:uiPriority="48"/>
+    <w:lsdException w:name="List Table 4 Accent 4" w:uiPriority="49"/>
+    <w:lsdException w:name="List Table 5 Dark Accent 4" w:uiPriority="50"/>
+    <w:lsdException w:name="List Table 6 Colorful Accent 4" w:uiPriority="51"/>
+    <w:lsdException w:name="List Table 7 Colorful Accent 4" w:uiPriority="52"/>
+    <w:lsdException w:name="List Table 1 Light Accent 5" w:uiPriority="46"/>
+    <w:lsdException w:name="List Table 2 Accent 5" w:uiPriority="47"/>
+    <w:lsdException w:name="List Table 3 Accent 5" w:uiPriority="48"/>
+    <w:lsdException w:name="List Table 4 Accent 5" w:uiPriority="49"/>
+    <w:lsdException w:name="List Table 5 Dark Accent 5" w:uiPriority="50"/>
+    <w:lsdException w:name="List Table 6 Colorful Accent 5" w:uiPriority="51"/>
+    <w:lsdException w:name="List Table 7 Colorful Accent 5" w:uiPriority="52"/>
+    <w:lsdException w:name="List Table 1 Light Accent 6" w:uiPriority="46"/>
+    <w:lsdException w:name="List Table 2 Accent 6" w:uiPriority="47"/>
+    <w:lsdException w:name="List Table 3 Accent 6" w:uiPriority="48"/>
+    <w:lsdException w:name="List Table 4 Accent 6" w:uiPriority="49"/>
+    <w:lsdException w:name="List Table 5 Dark Accent 6" w:uiPriority="50"/>
+    <w:lsdException w:name="List Table 6 Colorful Accent 6" w:uiPriority="51"/>
+    <w:lsdException w:name="List Table 7 Colorful Accent 6" w:uiPriority="52"/>
+    <w:lsdException w:name="Mention" w:semiHidden="1" w:unhideWhenUsed="1"/>
+    <w:lsdException w:name="Smart Hyperlink" w:semiHidden="1" w:unhideWhenUsed="1"/>
+    <w:lsdException w:name="Hashtag" w:semiHidden="1" w:unhideWhenUsed="1"/>
+    <w:lsdException w:name="Unresolved Mention" w:semiHidden="1" w:unhideWhenUsed="1"/>
+    <w:lsdException w:name="Smart Link" w:semiHidden="1" w:unhideWhenUsed="1"/>
+  </w:latentStyles>
+  <w:style w:type="paragraph" w:default="1" w:styleId="Normal">
+    <w:name w:val="Normal"/>
+    <w:qFormat/>
   </w:style>
   <w:style w:type="paragraph" w:styleId="Heading1">
     <w:name w:val="heading 1"/>
     <w:basedOn w:val="Normal"/>
     <w:next w:val="Normal"/>
+    <w:uiPriority w:val="9"/>
+    <w:qFormat/>
     <w:pPr>
-      <w:keepNext w:val="1"/>
-      <w:keepLines w:val="1"/>
-      <w:spacing w:after="80" w:before="360" w:lineRule="auto"/>
+      <w:keepNext/>
+      <w:keepLines/>
+      <w:spacing w:before="360" w:after="80"/>
+      <w:outlineLvl w:val="0"/>
     </w:pPr>
     <w:rPr>
-      <w:rFonts w:ascii="Calibri" w:cs="Calibri" w:eastAsia="Calibri" w:hAnsi="Calibri"/>
-      <w:color w:val="2f5496"/>
+      <w:rFonts w:ascii="Calibri" w:eastAsia="Calibri" w:hAnsi="Calibri" w:cs="Calibri"/>
+      <w:color w:val="2F5496"/>
       <w:sz w:val="40"/>
       <w:szCs w:val="40"/>
     </w:rPr>
@@ -8156,14 +8368,18 @@
     <w:name w:val="heading 2"/>
     <w:basedOn w:val="Normal"/>
     <w:next w:val="Normal"/>
+    <w:uiPriority w:val="9"/>
+    <w:unhideWhenUsed/>
+    <w:qFormat/>
     <w:pPr>
-      <w:keepNext w:val="1"/>
-      <w:keepLines w:val="1"/>
-      <w:spacing w:after="80" w:before="160" w:lineRule="auto"/>
+      <w:keepNext/>
+      <w:keepLines/>
+      <w:spacing w:before="160" w:after="80"/>
+      <w:outlineLvl w:val="1"/>
     </w:pPr>
     <w:rPr>
-      <w:rFonts w:ascii="Calibri" w:cs="Calibri" w:eastAsia="Calibri" w:hAnsi="Calibri"/>
-      <w:color w:val="2f5496"/>
+      <w:rFonts w:ascii="Calibri" w:eastAsia="Calibri" w:hAnsi="Calibri" w:cs="Calibri"/>
+      <w:color w:val="2F5496"/>
       <w:sz w:val="32"/>
       <w:szCs w:val="32"/>
     </w:rPr>
@@ -8172,13 +8388,18 @@
     <w:name w:val="heading 3"/>
     <w:basedOn w:val="Normal"/>
     <w:next w:val="Normal"/>
+    <w:uiPriority w:val="9"/>
+    <w:semiHidden/>
+    <w:unhideWhenUsed/>
+    <w:qFormat/>
     <w:pPr>
-      <w:keepNext w:val="1"/>
-      <w:keepLines w:val="1"/>
-      <w:spacing w:after="80" w:before="160" w:lineRule="auto"/>
+      <w:keepNext/>
+      <w:keepLines/>
+      <w:spacing w:before="160" w:after="80"/>
+      <w:outlineLvl w:val="2"/>
     </w:pPr>
     <w:rPr>
-      <w:color w:val="2f5496"/>
+      <w:color w:val="2F5496"/>
       <w:sz w:val="28"/>
       <w:szCs w:val="28"/>
     </w:rPr>
@@ -8187,54 +8408,109 @@
     <w:name w:val="heading 4"/>
     <w:basedOn w:val="Normal"/>
     <w:next w:val="Normal"/>
+    <w:uiPriority w:val="9"/>
+    <w:semiHidden/>
+    <w:unhideWhenUsed/>
+    <w:qFormat/>
     <w:pPr>
-      <w:keepNext w:val="1"/>
-      <w:keepLines w:val="1"/>
-      <w:spacing w:after="40" w:before="80" w:lineRule="auto"/>
+      <w:keepNext/>
+      <w:keepLines/>
+      <w:spacing w:before="80" w:after="40"/>
+      <w:outlineLvl w:val="3"/>
     </w:pPr>
     <w:rPr>
-      <w:i w:val="1"/>
-      <w:iCs w:val="1"/>
-      <w:color w:val="2f5496"/>
+      <w:i/>
+      <w:iCs/>
+      <w:color w:val="2F5496"/>
     </w:rPr>
   </w:style>
   <w:style w:type="paragraph" w:styleId="Heading5">
     <w:name w:val="heading 5"/>
     <w:basedOn w:val="Normal"/>
     <w:next w:val="Normal"/>
+    <w:uiPriority w:val="9"/>
+    <w:semiHidden/>
+    <w:unhideWhenUsed/>
+    <w:qFormat/>
     <w:pPr>
-      <w:keepNext w:val="1"/>
-      <w:keepLines w:val="1"/>
-      <w:spacing w:after="40" w:before="80" w:lineRule="auto"/>
+      <w:keepNext/>
+      <w:keepLines/>
+      <w:spacing w:before="80" w:after="40"/>
+      <w:outlineLvl w:val="4"/>
     </w:pPr>
     <w:rPr>
-      <w:color w:val="2f5496"/>
+      <w:color w:val="2F5496"/>
     </w:rPr>
   </w:style>
   <w:style w:type="paragraph" w:styleId="Heading6">
     <w:name w:val="heading 6"/>
     <w:basedOn w:val="Normal"/>
     <w:next w:val="Normal"/>
+    <w:uiPriority w:val="9"/>
+    <w:semiHidden/>
+    <w:unhideWhenUsed/>
+    <w:qFormat/>
     <w:pPr>
-      <w:keepNext w:val="1"/>
-      <w:keepLines w:val="1"/>
-      <w:spacing w:before="40" w:lineRule="auto"/>
+      <w:keepNext/>
+      <w:keepLines/>
+      <w:spacing w:before="40"/>
+      <w:outlineLvl w:val="5"/>
     </w:pPr>
     <w:rPr>
-      <w:i w:val="1"/>
-      <w:iCs w:val="1"/>
+      <w:i/>
+      <w:iCs/>
       <w:color w:val="595959"/>
     </w:rPr>
+  </w:style>
+  <w:style w:type="character" w:default="1" w:styleId="DefaultParagraphFont">
+    <w:name w:val="Default Paragraph Font"/>
+    <w:uiPriority w:val="1"/>
+    <w:semiHidden/>
+    <w:unhideWhenUsed/>
+  </w:style>
+  <w:style w:type="table" w:default="1" w:styleId="TableNormal">
+    <w:name w:val="Normal Table"/>
+    <w:uiPriority w:val="99"/>
+    <w:semiHidden/>
+    <w:unhideWhenUsed/>
+    <w:tblPr>
+      <w:tblInd w:w="0" w:type="dxa"/>
+      <w:tblCellMar>
+        <w:top w:w="0" w:type="dxa"/>
+        <w:left w:w="108" w:type="dxa"/>
+        <w:bottom w:w="0" w:type="dxa"/>
+        <w:right w:w="108" w:type="dxa"/>
+      </w:tblCellMar>
+    </w:tblPr>
+  </w:style>
+  <w:style w:type="numbering" w:default="1" w:styleId="NoList">
+    <w:name w:val="No List"/>
+    <w:uiPriority w:val="99"/>
+    <w:semiHidden/>
+    <w:unhideWhenUsed/>
+  </w:style>
+  <w:style w:type="table" w:customStyle="1" w:styleId="TableNormal0">
+    <w:name w:val="TableNormal"/>
+    <w:tblPr>
+      <w:tblCellMar>
+        <w:top w:w="100" w:type="dxa"/>
+        <w:left w:w="100" w:type="dxa"/>
+        <w:bottom w:w="100" w:type="dxa"/>
+        <w:right w:w="100" w:type="dxa"/>
+      </w:tblCellMar>
+    </w:tblPr>
   </w:style>
   <w:style w:type="paragraph" w:styleId="Title">
     <w:name w:val="Title"/>
     <w:basedOn w:val="Normal"/>
     <w:next w:val="Normal"/>
+    <w:uiPriority w:val="10"/>
+    <w:qFormat/>
     <w:pPr>
-      <w:spacing w:after="80" w:lineRule="auto"/>
+      <w:spacing w:after="80"/>
     </w:pPr>
     <w:rPr>
-      <w:rFonts w:ascii="Calibri" w:cs="Calibri" w:eastAsia="Calibri" w:hAnsi="Calibri"/>
+      <w:rFonts w:ascii="Calibri" w:eastAsia="Calibri" w:hAnsi="Calibri" w:cs="Calibri"/>
       <w:sz w:val="56"/>
       <w:szCs w:val="56"/>
     </w:rPr>
@@ -8243,25 +8519,56 @@
     <w:name w:val="Subtitle"/>
     <w:basedOn w:val="Normal"/>
     <w:next w:val="Normal"/>
-    <w:pPr/>
+    <w:uiPriority w:val="11"/>
+    <w:qFormat/>
     <w:rPr>
       <w:color w:val="595959"/>
       <w:sz w:val="28"/>
       <w:szCs w:val="28"/>
     </w:rPr>
   </w:style>
-  <w:style w:type="table" w:styleId="Table1">
-    <w:basedOn w:val="TableNormal"/>
+  <w:style w:type="table" w:customStyle="1" w:styleId="a">
+    <w:basedOn w:val="TableNormal0"/>
     <w:tblPr>
       <w:tblStyleRowBandSize w:val="1"/>
       <w:tblStyleColBandSize w:val="1"/>
-      <w:tblCellMar>
-        <w:top w:w="100.0" w:type="dxa"/>
-        <w:left w:w="100.0" w:type="dxa"/>
-        <w:bottom w:w="100.0" w:type="dxa"/>
-        <w:right w:w="100.0" w:type="dxa"/>
-      </w:tblCellMar>
     </w:tblPr>
+  </w:style>
+  <w:style w:type="paragraph" w:styleId="TOC1">
+    <w:name w:val="toc 1"/>
+    <w:basedOn w:val="Normal"/>
+    <w:next w:val="Normal"/>
+    <w:autoRedefine/>
+    <w:uiPriority w:val="39"/>
+    <w:unhideWhenUsed/>
+    <w:rsid w:val="007B0BFC"/>
+    <w:pPr>
+      <w:spacing w:after="100"/>
+    </w:pPr>
+  </w:style>
+  <w:style w:type="paragraph" w:styleId="TOC2">
+    <w:name w:val="toc 2"/>
+    <w:basedOn w:val="Normal"/>
+    <w:next w:val="Normal"/>
+    <w:autoRedefine/>
+    <w:uiPriority w:val="39"/>
+    <w:unhideWhenUsed/>
+    <w:rsid w:val="007B0BFC"/>
+    <w:pPr>
+      <w:spacing w:after="100"/>
+      <w:ind w:left="220"/>
+    </w:pPr>
+  </w:style>
+  <w:style w:type="character" w:styleId="Hyperlink">
+    <w:name w:val="Hyperlink"/>
+    <w:basedOn w:val="DefaultParagraphFont"/>
+    <w:uiPriority w:val="99"/>
+    <w:unhideWhenUsed/>
+    <w:rsid w:val="007B0BFC"/>
+    <w:rPr>
+      <w:color w:val="0000FF" w:themeColor="hyperlink"/>
+      <w:u w:val="single"/>
+    </w:rPr>
   </w:style>
 </w:styles>
 </file>
